--- a/Interview Questions/React.js/React Interview Questions.docx
+++ b/Interview Questions/React.js/React Interview Questions.docx
@@ -19,10 +19,27 @@
           <w:sz w:val="40"/>
           <w:szCs w:val="40"/>
         </w:rPr>
-        <w:t>React.js interview Questions</w:t>
-      </w:r>
-    </w:p>
-    <w:p/>
+        <w:t xml:space="preserve">React.js </w:t>
+      </w:r>
+      <w:r>
+        <w:rPr>
+          <w:b/>
+          <w:bCs/>
+          <w:sz w:val="40"/>
+          <w:szCs w:val="40"/>
+        </w:rPr>
+        <w:t>I</w:t>
+      </w:r>
+      <w:r>
+        <w:rPr>
+          <w:b/>
+          <w:bCs/>
+          <w:sz w:val="40"/>
+          <w:szCs w:val="40"/>
+        </w:rPr>
+        <w:t>nterview Questions</w:t>
+      </w:r>
+    </w:p>
     <w:p>
       <w:pPr>
         <w:pStyle w:val="Heading3"/>
@@ -126,21 +143,7 @@
         <w:rPr>
           <w:rFonts w:ascii="Aptos" w:eastAsia="Aptos" w:hAnsi="Aptos" w:cs="Aptos"/>
         </w:rPr>
-        <w:t xml:space="preserve"> expands an </w:t>
-      </w:r>
-      <w:proofErr w:type="spellStart"/>
-      <w:r>
-        <w:rPr>
-          <w:rFonts w:ascii="Aptos" w:eastAsia="Aptos" w:hAnsi="Aptos" w:cs="Aptos"/>
-        </w:rPr>
-        <w:t>iterable</w:t>
-      </w:r>
-      <w:proofErr w:type="spellEnd"/>
-      <w:r>
-        <w:rPr>
-          <w:rFonts w:ascii="Aptos" w:eastAsia="Aptos" w:hAnsi="Aptos" w:cs="Aptos"/>
-        </w:rPr>
-        <w:t xml:space="preserve"> into individual elements.</w:t>
+        <w:t xml:space="preserve"> expands an iterable into individual elements.</w:t>
       </w:r>
     </w:p>
     <w:p>
@@ -264,21 +267,7 @@
         <w:rPr>
           <w:rFonts w:ascii="Consolas" w:eastAsia="Consolas" w:hAnsi="Consolas" w:cs="Consolas"/>
         </w:rPr>
-        <w:t>&lt;</w:t>
-      </w:r>
-      <w:proofErr w:type="spellStart"/>
-      <w:r>
-        <w:rPr>
-          <w:rFonts w:ascii="Consolas" w:eastAsia="Consolas" w:hAnsi="Consolas" w:cs="Consolas"/>
-        </w:rPr>
-        <w:t>MyComponent</w:t>
-      </w:r>
-      <w:proofErr w:type="spellEnd"/>
-      <w:r>
-        <w:rPr>
-          <w:rFonts w:ascii="Consolas" w:eastAsia="Consolas" w:hAnsi="Consolas" w:cs="Consolas"/>
-        </w:rPr>
-        <w:t xml:space="preserve"> {...props} /&gt;</w:t>
+        <w:t>&lt;MyComponent {...props} /&gt;</w:t>
       </w:r>
       <w:r>
         <w:br/>
@@ -402,58 +391,16 @@
         <w:rPr>
           <w:rFonts w:ascii="Consolas" w:eastAsia="Consolas" w:hAnsi="Consolas" w:cs="Consolas"/>
         </w:rPr>
-        <w:t xml:space="preserve">class </w:t>
-      </w:r>
-      <w:proofErr w:type="spellStart"/>
-      <w:r>
-        <w:rPr>
-          <w:rFonts w:ascii="Consolas" w:eastAsia="Consolas" w:hAnsi="Consolas" w:cs="Consolas"/>
-        </w:rPr>
-        <w:t>MyComponent</w:t>
-      </w:r>
-      <w:proofErr w:type="spellEnd"/>
-      <w:r>
-        <w:rPr>
-          <w:rFonts w:ascii="Consolas" w:eastAsia="Consolas" w:hAnsi="Consolas" w:cs="Consolas"/>
-        </w:rPr>
-        <w:t xml:space="preserve"> extends </w:t>
-      </w:r>
-      <w:proofErr w:type="spellStart"/>
-      <w:r>
-        <w:rPr>
-          <w:rFonts w:ascii="Consolas" w:eastAsia="Consolas" w:hAnsi="Consolas" w:cs="Consolas"/>
-        </w:rPr>
-        <w:t>React.Component</w:t>
-      </w:r>
-      <w:proofErr w:type="spellEnd"/>
-      <w:r>
-        <w:rPr>
-          <w:rFonts w:ascii="Consolas" w:eastAsia="Consolas" w:hAnsi="Consolas" w:cs="Consolas"/>
-        </w:rPr>
-        <w:t xml:space="preserve"> {</w:t>
-      </w:r>
-      <w:r>
-        <w:br/>
-      </w:r>
-      <w:r>
-        <w:rPr>
-          <w:rFonts w:ascii="Consolas" w:eastAsia="Consolas" w:hAnsi="Consolas" w:cs="Consolas"/>
-        </w:rPr>
-        <w:t xml:space="preserve">  </w:t>
-      </w:r>
-      <w:proofErr w:type="spellStart"/>
-      <w:r>
-        <w:rPr>
-          <w:rFonts w:ascii="Consolas" w:eastAsia="Consolas" w:hAnsi="Consolas" w:cs="Consolas"/>
-        </w:rPr>
-        <w:t>handleClick</w:t>
-      </w:r>
-      <w:proofErr w:type="spellEnd"/>
-      <w:r>
-        <w:rPr>
-          <w:rFonts w:ascii="Consolas" w:eastAsia="Consolas" w:hAnsi="Consolas" w:cs="Consolas"/>
-        </w:rPr>
-        <w:t xml:space="preserve"> = () =&gt; {</w:t>
+        <w:t>class MyComponent extends React.Component {</w:t>
+      </w:r>
+      <w:r>
+        <w:br/>
+      </w:r>
+      <w:r>
+        <w:rPr>
+          <w:rFonts w:ascii="Consolas" w:eastAsia="Consolas" w:hAnsi="Consolas" w:cs="Consolas"/>
+        </w:rPr>
+        <w:t xml:space="preserve">  handleClick = () =&gt; {</w:t>
       </w:r>
       <w:r>
         <w:br/>
@@ -494,520 +441,391 @@
         <w:rPr>
           <w:rFonts w:ascii="Aptos" w:eastAsia="Aptos" w:hAnsi="Aptos" w:cs="Aptos"/>
         </w:rPr>
+        <w:t xml:space="preserve">This avoids the need for </w:t>
+      </w:r>
+      <w:r>
+        <w:rPr>
+          <w:rFonts w:ascii="Consolas" w:eastAsia="Consolas" w:hAnsi="Consolas" w:cs="Consolas"/>
+        </w:rPr>
+        <w:t>.bind(this)</w:t>
+      </w:r>
+      <w:r>
+        <w:rPr>
+          <w:rFonts w:ascii="Aptos" w:eastAsia="Aptos" w:hAnsi="Aptos" w:cs="Aptos"/>
+        </w:rPr>
+        <w:t xml:space="preserve"> in constructors.</w:t>
+      </w:r>
+    </w:p>
+    <w:p/>
+    <w:p>
+      <w:pPr>
+        <w:spacing w:before="240" w:after="240"/>
+      </w:pPr>
+      <w:r>
+        <w:rPr>
+          <w:rFonts w:ascii="Aptos" w:eastAsia="Aptos" w:hAnsi="Aptos" w:cs="Aptos"/>
+          <w:b/>
+          <w:bCs/>
+        </w:rPr>
+        <w:t>3. Promises vs. async/await</w:t>
+      </w:r>
+    </w:p>
+    <w:p>
+      <w:pPr>
+        <w:spacing w:before="240" w:after="240"/>
+      </w:pPr>
+      <w:r>
+        <w:rPr>
+          <w:rFonts w:ascii="Aptos" w:eastAsia="Aptos" w:hAnsi="Aptos" w:cs="Aptos"/>
+          <w:b/>
+          <w:bCs/>
+        </w:rPr>
+        <w:t>Q:</w:t>
+      </w:r>
+      <w:r>
+        <w:rPr>
+          <w:rFonts w:ascii="Aptos" w:eastAsia="Aptos" w:hAnsi="Aptos" w:cs="Aptos"/>
+        </w:rPr>
+        <w:t xml:space="preserve"> Refactor using </w:t>
+      </w:r>
+      <w:r>
+        <w:rPr>
+          <w:rFonts w:ascii="Consolas" w:eastAsia="Consolas" w:hAnsi="Consolas" w:cs="Consolas"/>
+        </w:rPr>
+        <w:t>async/await</w:t>
+      </w:r>
+      <w:r>
+        <w:rPr>
+          <w:rFonts w:ascii="Aptos" w:eastAsia="Aptos" w:hAnsi="Aptos" w:cs="Aptos"/>
+        </w:rPr>
+        <w:t>.</w:t>
+      </w:r>
+    </w:p>
+    <w:p>
+      <w:pPr>
+        <w:spacing w:before="240" w:after="240"/>
+        <w:rPr>
+          <w:rFonts w:ascii="Aptos" w:eastAsia="Aptos" w:hAnsi="Aptos" w:cs="Aptos"/>
+        </w:rPr>
+      </w:pPr>
+      <w:r>
+        <w:rPr>
+          <w:rFonts w:ascii="Aptos" w:eastAsia="Aptos" w:hAnsi="Aptos" w:cs="Aptos"/>
+        </w:rPr>
+        <w:t>fetch('/api/user')</w:t>
+      </w:r>
+    </w:p>
+    <w:p>
+      <w:pPr>
+        <w:spacing w:before="240" w:after="240"/>
+      </w:pPr>
+      <w:r>
+        <w:rPr>
+          <w:rFonts w:ascii="Aptos" w:eastAsia="Aptos" w:hAnsi="Aptos" w:cs="Aptos"/>
+        </w:rPr>
+        <w:t xml:space="preserve">  .then(res =&gt; res.json())</w:t>
+      </w:r>
+    </w:p>
+    <w:p>
+      <w:pPr>
+        <w:spacing w:before="240" w:after="240"/>
+      </w:pPr>
+      <w:r>
+        <w:rPr>
+          <w:rFonts w:ascii="Aptos" w:eastAsia="Aptos" w:hAnsi="Aptos" w:cs="Aptos"/>
+        </w:rPr>
+        <w:t xml:space="preserve">  .then(data =&gt; console.log(data));</w:t>
+      </w:r>
+    </w:p>
+    <w:p>
+      <w:pPr>
+        <w:spacing w:before="240" w:after="240"/>
+        <w:rPr>
+          <w:rFonts w:ascii="Aptos" w:eastAsia="Aptos" w:hAnsi="Aptos" w:cs="Aptos"/>
+        </w:rPr>
+      </w:pPr>
+    </w:p>
+    <w:p>
+      <w:pPr>
+        <w:spacing w:after="0"/>
+        <w:rPr>
+          <w:rFonts w:ascii="Consolas" w:eastAsia="Consolas" w:hAnsi="Consolas" w:cs="Consolas"/>
+        </w:rPr>
+      </w:pPr>
+      <w:r>
+        <w:rPr>
+          <w:rFonts w:ascii="Consolas" w:eastAsia="Consolas" w:hAnsi="Consolas" w:cs="Consolas"/>
+        </w:rPr>
+        <w:t>const fetchData = async () =&gt; {</w:t>
+      </w:r>
+      <w:r>
+        <w:br/>
+      </w:r>
+      <w:r>
+        <w:rPr>
+          <w:rFonts w:ascii="Consolas" w:eastAsia="Consolas" w:hAnsi="Consolas" w:cs="Consolas"/>
+        </w:rPr>
+        <w:t xml:space="preserve">  try {</w:t>
+      </w:r>
+      <w:r>
+        <w:br/>
+      </w:r>
+      <w:r>
+        <w:rPr>
+          <w:rFonts w:ascii="Consolas" w:eastAsia="Consolas" w:hAnsi="Consolas" w:cs="Consolas"/>
+        </w:rPr>
+        <w:t xml:space="preserve">    const res = await fetch('/api/user');</w:t>
+      </w:r>
+      <w:r>
+        <w:br/>
+      </w:r>
+      <w:r>
+        <w:rPr>
+          <w:rFonts w:ascii="Consolas" w:eastAsia="Consolas" w:hAnsi="Consolas" w:cs="Consolas"/>
+        </w:rPr>
+        <w:t xml:space="preserve">    const data = await res.json();</w:t>
+      </w:r>
+      <w:r>
+        <w:br/>
+      </w:r>
+      <w:r>
+        <w:rPr>
+          <w:rFonts w:ascii="Consolas" w:eastAsia="Consolas" w:hAnsi="Consolas" w:cs="Consolas"/>
+        </w:rPr>
+        <w:t xml:space="preserve">    console.log(data);</w:t>
+      </w:r>
+      <w:r>
+        <w:br/>
+      </w:r>
+      <w:r>
+        <w:rPr>
+          <w:rFonts w:ascii="Consolas" w:eastAsia="Consolas" w:hAnsi="Consolas" w:cs="Consolas"/>
+        </w:rPr>
+        <w:t xml:space="preserve">  } catch (err) {</w:t>
+      </w:r>
+      <w:r>
+        <w:br/>
+      </w:r>
+      <w:r>
+        <w:rPr>
+          <w:rFonts w:ascii="Consolas" w:eastAsia="Consolas" w:hAnsi="Consolas" w:cs="Consolas"/>
+        </w:rPr>
+        <w:t xml:space="preserve">    console.error(err);</w:t>
+      </w:r>
+      <w:r>
+        <w:br/>
+      </w:r>
+      <w:r>
+        <w:rPr>
+          <w:rFonts w:ascii="Consolas" w:eastAsia="Consolas" w:hAnsi="Consolas" w:cs="Consolas"/>
+        </w:rPr>
+        <w:t xml:space="preserve">  }</w:t>
+      </w:r>
+      <w:r>
+        <w:br/>
+      </w:r>
+      <w:r>
+        <w:rPr>
+          <w:rFonts w:ascii="Consolas" w:eastAsia="Consolas" w:hAnsi="Consolas" w:cs="Consolas"/>
+        </w:rPr>
+        <w:t>};</w:t>
+      </w:r>
+      <w:r>
+        <w:br/>
+      </w:r>
+    </w:p>
+    <w:p>
+      <w:pPr>
+        <w:spacing w:before="240" w:after="240"/>
+      </w:pPr>
+      <w:r>
+        <w:rPr>
+          <w:rFonts w:ascii="Aptos" w:eastAsia="Aptos" w:hAnsi="Aptos" w:cs="Aptos"/>
+          <w:b/>
+          <w:bCs/>
+        </w:rPr>
+        <w:t>Pros:</w:t>
+      </w:r>
+      <w:r>
+        <w:rPr>
+          <w:rFonts w:ascii="Aptos" w:eastAsia="Aptos" w:hAnsi="Aptos" w:cs="Aptos"/>
+        </w:rPr>
+        <w:t xml:space="preserve"> cleaner syntax, easier to read.</w:t>
+      </w:r>
+      <w:r>
+        <w:br/>
+      </w:r>
+      <w:r>
+        <w:rPr>
+          <w:rFonts w:ascii="Aptos" w:eastAsia="Aptos" w:hAnsi="Aptos" w:cs="Aptos"/>
+        </w:rPr>
+        <w:t xml:space="preserve"> </w:t>
+      </w:r>
+      <w:r>
+        <w:rPr>
+          <w:rFonts w:ascii="Aptos" w:eastAsia="Aptos" w:hAnsi="Aptos" w:cs="Aptos"/>
+          <w:b/>
+          <w:bCs/>
+        </w:rPr>
+        <w:t>Cons:</w:t>
+      </w:r>
+      <w:r>
+        <w:rPr>
+          <w:rFonts w:ascii="Aptos" w:eastAsia="Aptos" w:hAnsi="Aptos" w:cs="Aptos"/>
+        </w:rPr>
+        <w:t xml:space="preserve"> harder to run parallel async tasks unless using </w:t>
+      </w:r>
+      <w:r>
+        <w:rPr>
+          <w:rFonts w:ascii="Consolas" w:eastAsia="Consolas" w:hAnsi="Consolas" w:cs="Consolas"/>
+        </w:rPr>
+        <w:t>Promise.all</w:t>
+      </w:r>
+      <w:r>
+        <w:rPr>
+          <w:rFonts w:ascii="Aptos" w:eastAsia="Aptos" w:hAnsi="Aptos" w:cs="Aptos"/>
+        </w:rPr>
+        <w:t>.</w:t>
+      </w:r>
+    </w:p>
+    <w:p/>
+    <w:p>
+      <w:pPr>
+        <w:spacing w:before="240" w:after="240"/>
+      </w:pPr>
+      <w:r>
+        <w:rPr>
+          <w:rFonts w:ascii="Aptos" w:eastAsia="Aptos" w:hAnsi="Aptos" w:cs="Aptos"/>
+          <w:b/>
+          <w:bCs/>
+        </w:rPr>
+        <w:t>4. Map/Reduce/Filter</w:t>
+      </w:r>
+    </w:p>
+    <w:p>
+      <w:pPr>
+        <w:spacing w:before="240" w:after="240"/>
+      </w:pPr>
+      <w:r>
+        <w:rPr>
+          <w:rFonts w:ascii="Aptos" w:eastAsia="Aptos" w:hAnsi="Aptos" w:cs="Aptos"/>
+          <w:b/>
+          <w:bCs/>
+        </w:rPr>
+        <w:t>Q:</w:t>
+      </w:r>
+      <w:r>
+        <w:rPr>
+          <w:rFonts w:ascii="Aptos" w:eastAsia="Aptos" w:hAnsi="Aptos" w:cs="Aptos"/>
+        </w:rPr>
+        <w:t xml:space="preserve"> Transform an array of users into a role-count object:</w:t>
+      </w:r>
+    </w:p>
+    <w:p>
+      <w:pPr>
+        <w:spacing w:before="240" w:after="240"/>
+      </w:pPr>
+      <w:r>
+        <w:rPr>
+          <w:rFonts w:ascii="Aptos" w:eastAsia="Aptos" w:hAnsi="Aptos" w:cs="Aptos"/>
+        </w:rPr>
+        <w:t xml:space="preserve">"Can you walk me through how you'd use </w:t>
+      </w:r>
+      <w:r>
+        <w:rPr>
+          <w:rFonts w:ascii="Consolas" w:eastAsia="Consolas" w:hAnsi="Consolas" w:cs="Consolas"/>
+        </w:rPr>
+        <w:t>.map()</w:t>
+      </w:r>
+      <w:r>
+        <w:rPr>
+          <w:rFonts w:ascii="Aptos" w:eastAsia="Aptos" w:hAnsi="Aptos" w:cs="Aptos"/>
+        </w:rPr>
+        <w:t xml:space="preserve"> and </w:t>
+      </w:r>
+      <w:r>
+        <w:rPr>
+          <w:rFonts w:ascii="Consolas" w:eastAsia="Consolas" w:hAnsi="Consolas" w:cs="Consolas"/>
+        </w:rPr>
+        <w:t>.reduce()</w:t>
+      </w:r>
+      <w:r>
+        <w:rPr>
+          <w:rFonts w:ascii="Aptos" w:eastAsia="Aptos" w:hAnsi="Aptos" w:cs="Aptos"/>
+        </w:rPr>
+        <w:t xml:space="preserve"> to transform this array of objects into a summary object for a dashboard?"</w:t>
+      </w:r>
+    </w:p>
+    <w:p>
+      <w:pPr>
+        <w:spacing w:after="0"/>
+        <w:rPr>
+          <w:rFonts w:ascii="Consolas" w:eastAsia="Consolas" w:hAnsi="Consolas" w:cs="Consolas"/>
+        </w:rPr>
+      </w:pPr>
+      <w:r>
+        <w:rPr>
+          <w:rFonts w:ascii="Consolas" w:eastAsia="Consolas" w:hAnsi="Consolas" w:cs="Consolas"/>
+        </w:rPr>
+        <w:t>const users = [</w:t>
+      </w:r>
+      <w:r>
+        <w:br/>
+      </w:r>
+      <w:r>
+        <w:rPr>
+          <w:rFonts w:ascii="Consolas" w:eastAsia="Consolas" w:hAnsi="Consolas" w:cs="Consolas"/>
+        </w:rPr>
+        <w:t xml:space="preserve">  { name: 'Alice', role: 'admin' },</w:t>
+      </w:r>
+      <w:r>
+        <w:br/>
+      </w:r>
+      <w:r>
+        <w:rPr>
+          <w:rFonts w:ascii="Consolas" w:eastAsia="Consolas" w:hAnsi="Consolas" w:cs="Consolas"/>
+        </w:rPr>
+        <w:t xml:space="preserve">  { name: 'Bob', role: 'editor' },</w:t>
+      </w:r>
+      <w:r>
+        <w:br/>
+      </w:r>
+      <w:r>
+        <w:rPr>
+          <w:rFonts w:ascii="Consolas" w:eastAsia="Consolas" w:hAnsi="Consolas" w:cs="Consolas"/>
+        </w:rPr>
+        <w:t xml:space="preserve">  { name: 'Jane', role: 'admin' }</w:t>
+      </w:r>
+      <w:r>
+        <w:br/>
+      </w:r>
+      <w:r>
+        <w:rPr>
+          <w:rFonts w:ascii="Consolas" w:eastAsia="Consolas" w:hAnsi="Consolas" w:cs="Consolas"/>
+        </w:rPr>
+        <w:t>];</w:t>
+      </w:r>
+      <w:r>
+        <w:br/>
+      </w:r>
+      <w:r>
         <w:lastRenderedPageBreak/>
-        <w:t xml:space="preserve">This avoids the need for </w:t>
-      </w:r>
-      <w:r>
-        <w:rPr>
-          <w:rFonts w:ascii="Consolas" w:eastAsia="Consolas" w:hAnsi="Consolas" w:cs="Consolas"/>
-        </w:rPr>
-        <w:t>.bind(this)</w:t>
-      </w:r>
-      <w:r>
-        <w:rPr>
-          <w:rFonts w:ascii="Aptos" w:eastAsia="Aptos" w:hAnsi="Aptos" w:cs="Aptos"/>
-        </w:rPr>
-        <w:t xml:space="preserve"> in constructors.</w:t>
-      </w:r>
-    </w:p>
-    <w:p/>
-    <w:p>
-      <w:pPr>
-        <w:spacing w:before="240" w:after="240"/>
-      </w:pPr>
-      <w:r>
-        <w:rPr>
-          <w:rFonts w:ascii="Aptos" w:eastAsia="Aptos" w:hAnsi="Aptos" w:cs="Aptos"/>
-          <w:b/>
-          <w:bCs/>
-        </w:rPr>
-        <w:t>3. Promises vs. async/await</w:t>
-      </w:r>
-    </w:p>
-    <w:p>
-      <w:pPr>
-        <w:spacing w:before="240" w:after="240"/>
-      </w:pPr>
-      <w:r>
-        <w:rPr>
-          <w:rFonts w:ascii="Aptos" w:eastAsia="Aptos" w:hAnsi="Aptos" w:cs="Aptos"/>
-          <w:b/>
-          <w:bCs/>
-        </w:rPr>
-        <w:t>Q:</w:t>
-      </w:r>
-      <w:r>
-        <w:rPr>
-          <w:rFonts w:ascii="Aptos" w:eastAsia="Aptos" w:hAnsi="Aptos" w:cs="Aptos"/>
-        </w:rPr>
-        <w:t xml:space="preserve"> Refactor using </w:t>
-      </w:r>
-      <w:r>
-        <w:rPr>
-          <w:rFonts w:ascii="Consolas" w:eastAsia="Consolas" w:hAnsi="Consolas" w:cs="Consolas"/>
-        </w:rPr>
-        <w:t>async/await</w:t>
-      </w:r>
-      <w:r>
-        <w:rPr>
-          <w:rFonts w:ascii="Aptos" w:eastAsia="Aptos" w:hAnsi="Aptos" w:cs="Aptos"/>
-        </w:rPr>
-        <w:t>.</w:t>
-      </w:r>
-    </w:p>
-    <w:p>
-      <w:pPr>
-        <w:spacing w:before="240" w:after="240"/>
-        <w:rPr>
-          <w:rFonts w:ascii="Aptos" w:eastAsia="Aptos" w:hAnsi="Aptos" w:cs="Aptos"/>
-        </w:rPr>
-      </w:pPr>
-      <w:r>
-        <w:rPr>
-          <w:rFonts w:ascii="Aptos" w:eastAsia="Aptos" w:hAnsi="Aptos" w:cs="Aptos"/>
-        </w:rPr>
-        <w:t>fetch('/</w:t>
-      </w:r>
-      <w:proofErr w:type="spellStart"/>
-      <w:r>
-        <w:rPr>
-          <w:rFonts w:ascii="Aptos" w:eastAsia="Aptos" w:hAnsi="Aptos" w:cs="Aptos"/>
-        </w:rPr>
-        <w:t>api</w:t>
-      </w:r>
-      <w:proofErr w:type="spellEnd"/>
-      <w:r>
-        <w:rPr>
-          <w:rFonts w:ascii="Aptos" w:eastAsia="Aptos" w:hAnsi="Aptos" w:cs="Aptos"/>
-        </w:rPr>
-        <w:t>/user')</w:t>
-      </w:r>
-    </w:p>
-    <w:p>
-      <w:pPr>
-        <w:spacing w:before="240" w:after="240"/>
-      </w:pPr>
-      <w:r>
-        <w:rPr>
-          <w:rFonts w:ascii="Aptos" w:eastAsia="Aptos" w:hAnsi="Aptos" w:cs="Aptos"/>
-        </w:rPr>
-        <w:t xml:space="preserve">  .then(res =&gt; </w:t>
-      </w:r>
-      <w:proofErr w:type="spellStart"/>
-      <w:r>
-        <w:rPr>
-          <w:rFonts w:ascii="Aptos" w:eastAsia="Aptos" w:hAnsi="Aptos" w:cs="Aptos"/>
-        </w:rPr>
-        <w:t>res.json</w:t>
-      </w:r>
-      <w:proofErr w:type="spellEnd"/>
-      <w:r>
-        <w:rPr>
-          <w:rFonts w:ascii="Aptos" w:eastAsia="Aptos" w:hAnsi="Aptos" w:cs="Aptos"/>
-        </w:rPr>
-        <w:t>())</w:t>
-      </w:r>
-    </w:p>
-    <w:p>
-      <w:pPr>
-        <w:spacing w:before="240" w:after="240"/>
-      </w:pPr>
-      <w:r>
-        <w:rPr>
-          <w:rFonts w:ascii="Aptos" w:eastAsia="Aptos" w:hAnsi="Aptos" w:cs="Aptos"/>
-        </w:rPr>
-        <w:t xml:space="preserve">  .then(data =&gt; console.log(data));</w:t>
-      </w:r>
-    </w:p>
-    <w:p>
-      <w:pPr>
-        <w:spacing w:before="240" w:after="240"/>
-        <w:rPr>
-          <w:rFonts w:ascii="Aptos" w:eastAsia="Aptos" w:hAnsi="Aptos" w:cs="Aptos"/>
-        </w:rPr>
-      </w:pPr>
-    </w:p>
-    <w:p>
-      <w:pPr>
-        <w:spacing w:after="0"/>
-        <w:rPr>
-          <w:rFonts w:ascii="Consolas" w:eastAsia="Consolas" w:hAnsi="Consolas" w:cs="Consolas"/>
-        </w:rPr>
-      </w:pPr>
-      <w:r>
-        <w:rPr>
-          <w:rFonts w:ascii="Consolas" w:eastAsia="Consolas" w:hAnsi="Consolas" w:cs="Consolas"/>
-        </w:rPr>
-        <w:t xml:space="preserve">const </w:t>
-      </w:r>
-      <w:proofErr w:type="spellStart"/>
-      <w:r>
-        <w:rPr>
-          <w:rFonts w:ascii="Consolas" w:eastAsia="Consolas" w:hAnsi="Consolas" w:cs="Consolas"/>
-        </w:rPr>
-        <w:t>fetchData</w:t>
-      </w:r>
-      <w:proofErr w:type="spellEnd"/>
-      <w:r>
-        <w:rPr>
-          <w:rFonts w:ascii="Consolas" w:eastAsia="Consolas" w:hAnsi="Consolas" w:cs="Consolas"/>
-        </w:rPr>
-        <w:t xml:space="preserve"> = async () =&gt; {</w:t>
-      </w:r>
-      <w:r>
-        <w:br/>
-      </w:r>
-      <w:r>
-        <w:rPr>
-          <w:rFonts w:ascii="Consolas" w:eastAsia="Consolas" w:hAnsi="Consolas" w:cs="Consolas"/>
-        </w:rPr>
-        <w:t xml:space="preserve">  try {</w:t>
-      </w:r>
-      <w:r>
-        <w:br/>
-      </w:r>
-      <w:r>
-        <w:rPr>
-          <w:rFonts w:ascii="Consolas" w:eastAsia="Consolas" w:hAnsi="Consolas" w:cs="Consolas"/>
-        </w:rPr>
-        <w:t xml:space="preserve">    const res = await fetch('/</w:t>
-      </w:r>
-      <w:proofErr w:type="spellStart"/>
-      <w:r>
-        <w:rPr>
-          <w:rFonts w:ascii="Consolas" w:eastAsia="Consolas" w:hAnsi="Consolas" w:cs="Consolas"/>
-        </w:rPr>
-        <w:t>api</w:t>
-      </w:r>
-      <w:proofErr w:type="spellEnd"/>
-      <w:r>
-        <w:rPr>
-          <w:rFonts w:ascii="Consolas" w:eastAsia="Consolas" w:hAnsi="Consolas" w:cs="Consolas"/>
-        </w:rPr>
-        <w:t>/user');</w:t>
-      </w:r>
-      <w:r>
-        <w:br/>
-      </w:r>
-      <w:r>
-        <w:rPr>
-          <w:rFonts w:ascii="Consolas" w:eastAsia="Consolas" w:hAnsi="Consolas" w:cs="Consolas"/>
-        </w:rPr>
-        <w:t xml:space="preserve">    const data = await </w:t>
-      </w:r>
-      <w:proofErr w:type="spellStart"/>
-      <w:r>
-        <w:rPr>
-          <w:rFonts w:ascii="Consolas" w:eastAsia="Consolas" w:hAnsi="Consolas" w:cs="Consolas"/>
-        </w:rPr>
-        <w:t>res.json</w:t>
-      </w:r>
-      <w:proofErr w:type="spellEnd"/>
-      <w:r>
-        <w:rPr>
-          <w:rFonts w:ascii="Consolas" w:eastAsia="Consolas" w:hAnsi="Consolas" w:cs="Consolas"/>
-        </w:rPr>
-        <w:t>();</w:t>
-      </w:r>
-      <w:r>
-        <w:br/>
-      </w:r>
-      <w:r>
-        <w:rPr>
-          <w:rFonts w:ascii="Consolas" w:eastAsia="Consolas" w:hAnsi="Consolas" w:cs="Consolas"/>
-        </w:rPr>
-        <w:t xml:space="preserve">    console.log(data);</w:t>
-      </w:r>
-      <w:r>
-        <w:br/>
-      </w:r>
-      <w:r>
-        <w:rPr>
-          <w:rFonts w:ascii="Consolas" w:eastAsia="Consolas" w:hAnsi="Consolas" w:cs="Consolas"/>
-        </w:rPr>
-        <w:t xml:space="preserve">  } catch (err) {</w:t>
-      </w:r>
-      <w:r>
-        <w:br/>
-      </w:r>
-      <w:r>
-        <w:rPr>
-          <w:rFonts w:ascii="Consolas" w:eastAsia="Consolas" w:hAnsi="Consolas" w:cs="Consolas"/>
-        </w:rPr>
-        <w:t xml:space="preserve">    </w:t>
-      </w:r>
-      <w:proofErr w:type="spellStart"/>
-      <w:r>
-        <w:rPr>
-          <w:rFonts w:ascii="Consolas" w:eastAsia="Consolas" w:hAnsi="Consolas" w:cs="Consolas"/>
-        </w:rPr>
-        <w:t>console.error</w:t>
-      </w:r>
-      <w:proofErr w:type="spellEnd"/>
-      <w:r>
-        <w:rPr>
-          <w:rFonts w:ascii="Consolas" w:eastAsia="Consolas" w:hAnsi="Consolas" w:cs="Consolas"/>
-        </w:rPr>
-        <w:t>(err);</w:t>
-      </w:r>
-      <w:r>
-        <w:br/>
-      </w:r>
-      <w:r>
-        <w:rPr>
-          <w:rFonts w:ascii="Consolas" w:eastAsia="Consolas" w:hAnsi="Consolas" w:cs="Consolas"/>
-        </w:rPr>
-        <w:t xml:space="preserve">  }</w:t>
-      </w:r>
-      <w:r>
-        <w:br/>
-      </w:r>
-      <w:r>
-        <w:rPr>
-          <w:rFonts w:ascii="Consolas" w:eastAsia="Consolas" w:hAnsi="Consolas" w:cs="Consolas"/>
-        </w:rPr>
-        <w:t>};</w:t>
-      </w:r>
-      <w:r>
-        <w:br/>
-      </w:r>
-    </w:p>
-    <w:p>
-      <w:pPr>
-        <w:spacing w:before="240" w:after="240"/>
-      </w:pPr>
-      <w:r>
-        <w:rPr>
-          <w:rFonts w:ascii="Aptos" w:eastAsia="Aptos" w:hAnsi="Aptos" w:cs="Aptos"/>
-          <w:b/>
-          <w:bCs/>
-        </w:rPr>
-        <w:t>Pros:</w:t>
-      </w:r>
-      <w:r>
-        <w:rPr>
-          <w:rFonts w:ascii="Aptos" w:eastAsia="Aptos" w:hAnsi="Aptos" w:cs="Aptos"/>
-        </w:rPr>
-        <w:t xml:space="preserve"> cleaner syntax, easier to read.</w:t>
-      </w:r>
-      <w:r>
-        <w:br/>
-      </w:r>
-      <w:r>
-        <w:rPr>
-          <w:rFonts w:ascii="Aptos" w:eastAsia="Aptos" w:hAnsi="Aptos" w:cs="Aptos"/>
-        </w:rPr>
-        <w:t xml:space="preserve"> </w:t>
-      </w:r>
-      <w:r>
-        <w:rPr>
-          <w:rFonts w:ascii="Aptos" w:eastAsia="Aptos" w:hAnsi="Aptos" w:cs="Aptos"/>
-          <w:b/>
-          <w:bCs/>
-        </w:rPr>
-        <w:t>Cons:</w:t>
-      </w:r>
-      <w:r>
-        <w:rPr>
-          <w:rFonts w:ascii="Aptos" w:eastAsia="Aptos" w:hAnsi="Aptos" w:cs="Aptos"/>
-        </w:rPr>
-        <w:t xml:space="preserve"> harder to run parallel async tasks unless using </w:t>
-      </w:r>
-      <w:proofErr w:type="spellStart"/>
-      <w:r>
-        <w:rPr>
-          <w:rFonts w:ascii="Consolas" w:eastAsia="Consolas" w:hAnsi="Consolas" w:cs="Consolas"/>
-        </w:rPr>
-        <w:t>Promise.all</w:t>
-      </w:r>
-      <w:proofErr w:type="spellEnd"/>
-      <w:r>
-        <w:rPr>
-          <w:rFonts w:ascii="Aptos" w:eastAsia="Aptos" w:hAnsi="Aptos" w:cs="Aptos"/>
-        </w:rPr>
-        <w:t>.</w:t>
-      </w:r>
-    </w:p>
-    <w:p/>
-    <w:p>
-      <w:pPr>
-        <w:spacing w:before="240" w:after="240"/>
-      </w:pPr>
-      <w:r>
-        <w:rPr>
-          <w:rFonts w:ascii="Aptos" w:eastAsia="Aptos" w:hAnsi="Aptos" w:cs="Aptos"/>
-          <w:b/>
-          <w:bCs/>
-        </w:rPr>
-        <w:t>4. Map/Reduce/Filter</w:t>
-      </w:r>
-    </w:p>
-    <w:p>
-      <w:pPr>
-        <w:spacing w:before="240" w:after="240"/>
-      </w:pPr>
-      <w:r>
-        <w:rPr>
-          <w:rFonts w:ascii="Aptos" w:eastAsia="Aptos" w:hAnsi="Aptos" w:cs="Aptos"/>
-          <w:b/>
-          <w:bCs/>
-        </w:rPr>
-        <w:t>Q:</w:t>
-      </w:r>
-      <w:r>
-        <w:rPr>
-          <w:rFonts w:ascii="Aptos" w:eastAsia="Aptos" w:hAnsi="Aptos" w:cs="Aptos"/>
-        </w:rPr>
-        <w:t xml:space="preserve"> Transform an array of users into a role-count object:</w:t>
-      </w:r>
-    </w:p>
-    <w:p>
-      <w:pPr>
-        <w:spacing w:before="240" w:after="240"/>
-      </w:pPr>
-      <w:r>
-        <w:rPr>
-          <w:rFonts w:ascii="Aptos" w:eastAsia="Aptos" w:hAnsi="Aptos" w:cs="Aptos"/>
-        </w:rPr>
-        <w:t xml:space="preserve">"Can you walk me through how you'd use </w:t>
-      </w:r>
-      <w:r>
-        <w:rPr>
-          <w:rFonts w:ascii="Consolas" w:eastAsia="Consolas" w:hAnsi="Consolas" w:cs="Consolas"/>
-        </w:rPr>
-        <w:t>.map()</w:t>
-      </w:r>
-      <w:r>
-        <w:rPr>
-          <w:rFonts w:ascii="Aptos" w:eastAsia="Aptos" w:hAnsi="Aptos" w:cs="Aptos"/>
-        </w:rPr>
-        <w:t xml:space="preserve"> and </w:t>
-      </w:r>
-      <w:r>
-        <w:rPr>
-          <w:rFonts w:ascii="Consolas" w:eastAsia="Consolas" w:hAnsi="Consolas" w:cs="Consolas"/>
-        </w:rPr>
-        <w:t>.reduce()</w:t>
-      </w:r>
-      <w:r>
-        <w:rPr>
-          <w:rFonts w:ascii="Aptos" w:eastAsia="Aptos" w:hAnsi="Aptos" w:cs="Aptos"/>
-        </w:rPr>
-        <w:t xml:space="preserve"> to transform this array of objects into a summary object for a dashboard?"</w:t>
-      </w:r>
-    </w:p>
-    <w:p>
-      <w:pPr>
-        <w:spacing w:after="0"/>
-        <w:rPr>
-          <w:rFonts w:ascii="Consolas" w:eastAsia="Consolas" w:hAnsi="Consolas" w:cs="Consolas"/>
-        </w:rPr>
-      </w:pPr>
-      <w:r>
-        <w:rPr>
-          <w:rFonts w:ascii="Consolas" w:eastAsia="Consolas" w:hAnsi="Consolas" w:cs="Consolas"/>
-        </w:rPr>
-        <w:t>const users = [</w:t>
-      </w:r>
-      <w:r>
-        <w:br/>
-      </w:r>
-      <w:r>
-        <w:rPr>
-          <w:rFonts w:ascii="Consolas" w:eastAsia="Consolas" w:hAnsi="Consolas" w:cs="Consolas"/>
-        </w:rPr>
-        <w:t xml:space="preserve">  { name: 'Alice', role: 'admin' },</w:t>
-      </w:r>
-      <w:r>
-        <w:br/>
-      </w:r>
-      <w:r>
-        <w:rPr>
-          <w:rFonts w:ascii="Consolas" w:eastAsia="Consolas" w:hAnsi="Consolas" w:cs="Consolas"/>
-        </w:rPr>
-        <w:t xml:space="preserve">  { name: 'Bob', role: 'editor' },</w:t>
-      </w:r>
-      <w:r>
-        <w:br/>
-      </w:r>
-      <w:r>
-        <w:rPr>
-          <w:rFonts w:ascii="Consolas" w:eastAsia="Consolas" w:hAnsi="Consolas" w:cs="Consolas"/>
-        </w:rPr>
-        <w:lastRenderedPageBreak/>
-        <w:t xml:space="preserve">  { name: 'Jane', role: 'admin' }</w:t>
-      </w:r>
-      <w:r>
-        <w:br/>
-      </w:r>
-      <w:r>
-        <w:rPr>
-          <w:rFonts w:ascii="Consolas" w:eastAsia="Consolas" w:hAnsi="Consolas" w:cs="Consolas"/>
-        </w:rPr>
-        <w:t>];</w:t>
-      </w:r>
-      <w:r>
-        <w:br/>
-      </w:r>
-      <w:r>
-        <w:br/>
-      </w:r>
-      <w:r>
-        <w:rPr>
-          <w:rFonts w:ascii="Consolas" w:eastAsia="Consolas" w:hAnsi="Consolas" w:cs="Consolas"/>
-        </w:rPr>
-        <w:t xml:space="preserve">const result = </w:t>
-      </w:r>
-      <w:proofErr w:type="spellStart"/>
-      <w:r>
-        <w:rPr>
-          <w:rFonts w:ascii="Consolas" w:eastAsia="Consolas" w:hAnsi="Consolas" w:cs="Consolas"/>
-        </w:rPr>
-        <w:t>users.reduce</w:t>
-      </w:r>
-      <w:proofErr w:type="spellEnd"/>
-      <w:r>
-        <w:rPr>
-          <w:rFonts w:ascii="Consolas" w:eastAsia="Consolas" w:hAnsi="Consolas" w:cs="Consolas"/>
-        </w:rPr>
-        <w:t>((acc, user) =&gt; {</w:t>
-      </w:r>
-      <w:r>
-        <w:br/>
-      </w:r>
-      <w:r>
-        <w:rPr>
-          <w:rFonts w:ascii="Consolas" w:eastAsia="Consolas" w:hAnsi="Consolas" w:cs="Consolas"/>
-        </w:rPr>
-        <w:t xml:space="preserve">  acc[</w:t>
-      </w:r>
-      <w:proofErr w:type="spellStart"/>
-      <w:r>
-        <w:rPr>
-          <w:rFonts w:ascii="Consolas" w:eastAsia="Consolas" w:hAnsi="Consolas" w:cs="Consolas"/>
-        </w:rPr>
-        <w:t>user.role</w:t>
-      </w:r>
-      <w:proofErr w:type="spellEnd"/>
-      <w:r>
-        <w:rPr>
-          <w:rFonts w:ascii="Consolas" w:eastAsia="Consolas" w:hAnsi="Consolas" w:cs="Consolas"/>
-        </w:rPr>
-        <w:t>] = (acc[</w:t>
-      </w:r>
-      <w:proofErr w:type="spellStart"/>
-      <w:r>
-        <w:rPr>
-          <w:rFonts w:ascii="Consolas" w:eastAsia="Consolas" w:hAnsi="Consolas" w:cs="Consolas"/>
-        </w:rPr>
-        <w:t>user.role</w:t>
-      </w:r>
-      <w:proofErr w:type="spellEnd"/>
-      <w:r>
-        <w:rPr>
-          <w:rFonts w:ascii="Consolas" w:eastAsia="Consolas" w:hAnsi="Consolas" w:cs="Consolas"/>
-        </w:rPr>
-        <w:t>] || 0) + 1;</w:t>
+        <w:br/>
+      </w:r>
+      <w:r>
+        <w:rPr>
+          <w:rFonts w:ascii="Consolas" w:eastAsia="Consolas" w:hAnsi="Consolas" w:cs="Consolas"/>
+        </w:rPr>
+        <w:t>const result = users.reduce((acc, user) =&gt; {</w:t>
+      </w:r>
+      <w:r>
+        <w:br/>
+      </w:r>
+      <w:r>
+        <w:rPr>
+          <w:rFonts w:ascii="Consolas" w:eastAsia="Consolas" w:hAnsi="Consolas" w:cs="Consolas"/>
+        </w:rPr>
+        <w:t xml:space="preserve">  acc[user.role] = (acc[user.role] || 0) + 1;</w:t>
       </w:r>
       <w:r>
         <w:br/>
@@ -1078,7 +896,6 @@
         </w:rPr>
         <w:t xml:space="preserve">5. </w:t>
       </w:r>
-      <w:proofErr w:type="spellStart"/>
       <w:r>
         <w:rPr>
           <w:rFonts w:ascii="Consolas" w:eastAsia="Consolas" w:hAnsi="Consolas" w:cs="Consolas"/>
@@ -1087,7 +904,6 @@
         </w:rPr>
         <w:t>useEffect</w:t>
       </w:r>
-      <w:proofErr w:type="spellEnd"/>
       <w:r>
         <w:rPr>
           <w:rFonts w:ascii="Aptos" w:eastAsia="Aptos" w:hAnsi="Aptos" w:cs="Aptos"/>
@@ -1115,14 +931,12 @@
         </w:rPr>
         <w:t xml:space="preserve"> How does </w:t>
       </w:r>
-      <w:proofErr w:type="spellStart"/>
       <w:r>
         <w:rPr>
           <w:rFonts w:ascii="Consolas" w:eastAsia="Consolas" w:hAnsi="Consolas" w:cs="Consolas"/>
         </w:rPr>
         <w:t>useEffect</w:t>
       </w:r>
-      <w:proofErr w:type="spellEnd"/>
       <w:r>
         <w:rPr>
           <w:rFonts w:ascii="Aptos" w:eastAsia="Aptos" w:hAnsi="Aptos" w:cs="Aptos"/>
@@ -1140,14 +954,12 @@
         </w:rPr>
         <w:t xml:space="preserve">How does </w:t>
       </w:r>
-      <w:proofErr w:type="spellStart"/>
       <w:r>
         <w:rPr>
           <w:rFonts w:ascii="Consolas" w:eastAsia="Consolas" w:hAnsi="Consolas" w:cs="Consolas"/>
         </w:rPr>
         <w:t>useEffect</w:t>
       </w:r>
-      <w:proofErr w:type="spellEnd"/>
       <w:r>
         <w:rPr>
           <w:rFonts w:ascii="Aptos" w:eastAsia="Aptos" w:hAnsi="Aptos" w:cs="Aptos"/>
@@ -1177,14 +989,12 @@
         </w:rPr>
         <w:t xml:space="preserve"> </w:t>
       </w:r>
-      <w:proofErr w:type="spellStart"/>
       <w:r>
         <w:rPr>
           <w:rFonts w:ascii="Consolas" w:eastAsia="Consolas" w:hAnsi="Consolas" w:cs="Consolas"/>
         </w:rPr>
         <w:t>useEffect</w:t>
       </w:r>
-      <w:proofErr w:type="spellEnd"/>
       <w:r>
         <w:rPr>
           <w:rFonts w:ascii="Aptos" w:eastAsia="Aptos" w:hAnsi="Aptos" w:cs="Aptos"/>
@@ -1224,42 +1034,36 @@
         </w:rPr>
         <w:t xml:space="preserve">Equivalent to </w:t>
       </w:r>
-      <w:proofErr w:type="spellStart"/>
       <w:r>
         <w:rPr>
           <w:rFonts w:ascii="Consolas" w:eastAsia="Consolas" w:hAnsi="Consolas" w:cs="Consolas"/>
         </w:rPr>
         <w:t>componentDidMount</w:t>
       </w:r>
-      <w:proofErr w:type="spellEnd"/>
       <w:r>
         <w:rPr>
           <w:rFonts w:ascii="Aptos" w:eastAsia="Aptos" w:hAnsi="Aptos" w:cs="Aptos"/>
         </w:rPr>
         <w:t xml:space="preserve">, </w:t>
       </w:r>
-      <w:proofErr w:type="spellStart"/>
       <w:r>
         <w:rPr>
           <w:rFonts w:ascii="Consolas" w:eastAsia="Consolas" w:hAnsi="Consolas" w:cs="Consolas"/>
         </w:rPr>
         <w:t>componentDidUpdate</w:t>
       </w:r>
-      <w:proofErr w:type="spellEnd"/>
       <w:r>
         <w:rPr>
           <w:rFonts w:ascii="Aptos" w:eastAsia="Aptos" w:hAnsi="Aptos" w:cs="Aptos"/>
         </w:rPr>
         <w:t xml:space="preserve">, and </w:t>
       </w:r>
-      <w:proofErr w:type="spellStart"/>
       <w:r>
         <w:rPr>
           <w:rFonts w:ascii="Consolas" w:eastAsia="Consolas" w:hAnsi="Consolas" w:cs="Consolas"/>
         </w:rPr>
         <w:t>componentWillUnmount</w:t>
       </w:r>
-      <w:proofErr w:type="spellEnd"/>
       <w:r>
         <w:rPr>
           <w:rFonts w:ascii="Aptos" w:eastAsia="Aptos" w:hAnsi="Aptos" w:cs="Aptos"/>
@@ -1274,19 +1078,11 @@
           <w:rFonts w:ascii="Consolas" w:eastAsia="Consolas" w:hAnsi="Consolas" w:cs="Consolas"/>
         </w:rPr>
       </w:pPr>
-      <w:proofErr w:type="spellStart"/>
-      <w:r>
-        <w:rPr>
-          <w:rFonts w:ascii="Consolas" w:eastAsia="Consolas" w:hAnsi="Consolas" w:cs="Consolas"/>
-        </w:rPr>
-        <w:t>useEffect</w:t>
-      </w:r>
-      <w:proofErr w:type="spellEnd"/>
-      <w:r>
-        <w:rPr>
-          <w:rFonts w:ascii="Consolas" w:eastAsia="Consolas" w:hAnsi="Consolas" w:cs="Consolas"/>
-        </w:rPr>
-        <w:t>(() =&gt; {</w:t>
+      <w:r>
+        <w:rPr>
+          <w:rFonts w:ascii="Consolas" w:eastAsia="Consolas" w:hAnsi="Consolas" w:cs="Consolas"/>
+        </w:rPr>
+        <w:t>useEffect(() =&gt; {</w:t>
       </w:r>
       <w:r>
         <w:br/>
@@ -1359,7 +1155,6 @@
         </w:rPr>
         <w:t xml:space="preserve">, </w:t>
       </w:r>
-      <w:proofErr w:type="spellStart"/>
       <w:r>
         <w:rPr>
           <w:rFonts w:ascii="Consolas" w:eastAsia="Consolas" w:hAnsi="Consolas" w:cs="Consolas"/>
@@ -1368,7 +1163,6 @@
         </w:rPr>
         <w:t>useMemo</w:t>
       </w:r>
-      <w:proofErr w:type="spellEnd"/>
       <w:r>
         <w:rPr>
           <w:rFonts w:ascii="Aptos" w:eastAsia="Aptos" w:hAnsi="Aptos" w:cs="Aptos"/>
@@ -1377,7 +1171,6 @@
         </w:rPr>
         <w:t xml:space="preserve">, </w:t>
       </w:r>
-      <w:proofErr w:type="spellStart"/>
       <w:r>
         <w:rPr>
           <w:rFonts w:ascii="Consolas" w:eastAsia="Consolas" w:hAnsi="Consolas" w:cs="Consolas"/>
@@ -1386,7 +1179,6 @@
         </w:rPr>
         <w:t>useCallback</w:t>
       </w:r>
-      <w:proofErr w:type="spellEnd"/>
     </w:p>
     <w:p>
       <w:pPr>
@@ -1436,15 +1228,12 @@
           <w:rFonts w:ascii="Aptos" w:eastAsia="Aptos" w:hAnsi="Aptos" w:cs="Aptos"/>
         </w:rPr>
       </w:pPr>
-      <w:proofErr w:type="spellStart"/>
-      <w:r>
-        <w:rPr>
-          <w:rFonts w:ascii="Consolas" w:eastAsia="Consolas" w:hAnsi="Consolas" w:cs="Consolas"/>
-        </w:rPr>
-        <w:lastRenderedPageBreak/>
+      <w:r>
+        <w:rPr>
+          <w:rFonts w:ascii="Consolas" w:eastAsia="Consolas" w:hAnsi="Consolas" w:cs="Consolas"/>
+        </w:rPr>
         <w:t>React.memo</w:t>
       </w:r>
-      <w:proofErr w:type="spellEnd"/>
       <w:r>
         <w:rPr>
           <w:rFonts w:ascii="Aptos" w:eastAsia="Aptos" w:hAnsi="Aptos" w:cs="Aptos"/>
@@ -1464,33 +1253,18 @@
           <w:rFonts w:ascii="Aptos" w:eastAsia="Aptos" w:hAnsi="Aptos" w:cs="Aptos"/>
         </w:rPr>
       </w:pPr>
-      <w:proofErr w:type="spellStart"/>
-      <w:r>
-        <w:rPr>
-          <w:rFonts w:ascii="Consolas" w:eastAsia="Consolas" w:hAnsi="Consolas" w:cs="Consolas"/>
-        </w:rPr>
+      <w:r>
+        <w:rPr>
+          <w:rFonts w:ascii="Consolas" w:eastAsia="Consolas" w:hAnsi="Consolas" w:cs="Consolas"/>
+        </w:rPr>
+        <w:lastRenderedPageBreak/>
         <w:t>useCallback</w:t>
       </w:r>
-      <w:proofErr w:type="spellEnd"/>
-      <w:r>
-        <w:rPr>
-          <w:rFonts w:ascii="Aptos" w:eastAsia="Aptos" w:hAnsi="Aptos" w:cs="Aptos"/>
-        </w:rPr>
-        <w:t xml:space="preserve">: </w:t>
-      </w:r>
-      <w:proofErr w:type="spellStart"/>
-      <w:r>
-        <w:rPr>
-          <w:rFonts w:ascii="Aptos" w:eastAsia="Aptos" w:hAnsi="Aptos" w:cs="Aptos"/>
-        </w:rPr>
-        <w:t>memoizes</w:t>
-      </w:r>
-      <w:proofErr w:type="spellEnd"/>
-      <w:r>
-        <w:rPr>
-          <w:rFonts w:ascii="Aptos" w:eastAsia="Aptos" w:hAnsi="Aptos" w:cs="Aptos"/>
-        </w:rPr>
-        <w:t xml:space="preserve"> function references.</w:t>
+      <w:r>
+        <w:rPr>
+          <w:rFonts w:ascii="Aptos" w:eastAsia="Aptos" w:hAnsi="Aptos" w:cs="Aptos"/>
+        </w:rPr>
+        <w:t>: memoizes function references.</w:t>
       </w:r>
     </w:p>
     <w:p>
@@ -1505,33 +1279,17 @@
           <w:rFonts w:ascii="Aptos" w:eastAsia="Aptos" w:hAnsi="Aptos" w:cs="Aptos"/>
         </w:rPr>
       </w:pPr>
-      <w:proofErr w:type="spellStart"/>
       <w:r>
         <w:rPr>
           <w:rFonts w:ascii="Consolas" w:eastAsia="Consolas" w:hAnsi="Consolas" w:cs="Consolas"/>
         </w:rPr>
         <w:t>useMemo</w:t>
       </w:r>
-      <w:proofErr w:type="spellEnd"/>
-      <w:r>
-        <w:rPr>
-          <w:rFonts w:ascii="Aptos" w:eastAsia="Aptos" w:hAnsi="Aptos" w:cs="Aptos"/>
-        </w:rPr>
-        <w:t xml:space="preserve">: </w:t>
-      </w:r>
-      <w:proofErr w:type="spellStart"/>
-      <w:r>
-        <w:rPr>
-          <w:rFonts w:ascii="Aptos" w:eastAsia="Aptos" w:hAnsi="Aptos" w:cs="Aptos"/>
-        </w:rPr>
-        <w:t>memoizes</w:t>
-      </w:r>
-      <w:proofErr w:type="spellEnd"/>
-      <w:r>
-        <w:rPr>
-          <w:rFonts w:ascii="Aptos" w:eastAsia="Aptos" w:hAnsi="Aptos" w:cs="Aptos"/>
-        </w:rPr>
-        <w:t xml:space="preserve"> expensive calculations.</w:t>
+      <w:r>
+        <w:rPr>
+          <w:rFonts w:ascii="Aptos" w:eastAsia="Aptos" w:hAnsi="Aptos" w:cs="Aptos"/>
+        </w:rPr>
+        <w:t>: memoizes expensive calculations.</w:t>
       </w:r>
     </w:p>
     <w:p>
@@ -1545,100 +1303,16 @@
         <w:rPr>
           <w:rFonts w:ascii="Consolas" w:eastAsia="Consolas" w:hAnsi="Consolas" w:cs="Consolas"/>
         </w:rPr>
-        <w:t xml:space="preserve">const </w:t>
-      </w:r>
-      <w:proofErr w:type="spellStart"/>
-      <w:r>
-        <w:rPr>
-          <w:rFonts w:ascii="Consolas" w:eastAsia="Consolas" w:hAnsi="Consolas" w:cs="Consolas"/>
-        </w:rPr>
-        <w:t>memoizedValue</w:t>
-      </w:r>
-      <w:proofErr w:type="spellEnd"/>
-      <w:r>
-        <w:rPr>
-          <w:rFonts w:ascii="Consolas" w:eastAsia="Consolas" w:hAnsi="Consolas" w:cs="Consolas"/>
-        </w:rPr>
-        <w:t xml:space="preserve"> = </w:t>
-      </w:r>
-      <w:proofErr w:type="spellStart"/>
-      <w:r>
-        <w:rPr>
-          <w:rFonts w:ascii="Consolas" w:eastAsia="Consolas" w:hAnsi="Consolas" w:cs="Consolas"/>
-        </w:rPr>
-        <w:t>useMemo</w:t>
-      </w:r>
-      <w:proofErr w:type="spellEnd"/>
-      <w:r>
-        <w:rPr>
-          <w:rFonts w:ascii="Consolas" w:eastAsia="Consolas" w:hAnsi="Consolas" w:cs="Consolas"/>
-        </w:rPr>
-        <w:t xml:space="preserve">(() =&gt; </w:t>
-      </w:r>
-      <w:proofErr w:type="spellStart"/>
-      <w:r>
-        <w:rPr>
-          <w:rFonts w:ascii="Consolas" w:eastAsia="Consolas" w:hAnsi="Consolas" w:cs="Consolas"/>
-        </w:rPr>
-        <w:t>computeExpensive</w:t>
-      </w:r>
-      <w:proofErr w:type="spellEnd"/>
-      <w:r>
-        <w:rPr>
-          <w:rFonts w:ascii="Consolas" w:eastAsia="Consolas" w:hAnsi="Consolas" w:cs="Consolas"/>
-        </w:rPr>
-        <w:t>(data), [data]);</w:t>
-      </w:r>
-      <w:r>
-        <w:br/>
-      </w:r>
-      <w:r>
-        <w:rPr>
-          <w:rFonts w:ascii="Consolas" w:eastAsia="Consolas" w:hAnsi="Consolas" w:cs="Consolas"/>
-        </w:rPr>
-        <w:t xml:space="preserve">const </w:t>
-      </w:r>
-      <w:proofErr w:type="spellStart"/>
-      <w:r>
-        <w:rPr>
-          <w:rFonts w:ascii="Consolas" w:eastAsia="Consolas" w:hAnsi="Consolas" w:cs="Consolas"/>
-        </w:rPr>
-        <w:t>handleClick</w:t>
-      </w:r>
-      <w:proofErr w:type="spellEnd"/>
-      <w:r>
-        <w:rPr>
-          <w:rFonts w:ascii="Consolas" w:eastAsia="Consolas" w:hAnsi="Consolas" w:cs="Consolas"/>
-        </w:rPr>
-        <w:t xml:space="preserve"> = </w:t>
-      </w:r>
-      <w:proofErr w:type="spellStart"/>
-      <w:r>
-        <w:rPr>
-          <w:rFonts w:ascii="Consolas" w:eastAsia="Consolas" w:hAnsi="Consolas" w:cs="Consolas"/>
-        </w:rPr>
-        <w:t>useCallback</w:t>
-      </w:r>
-      <w:proofErr w:type="spellEnd"/>
-      <w:r>
-        <w:rPr>
-          <w:rFonts w:ascii="Consolas" w:eastAsia="Consolas" w:hAnsi="Consolas" w:cs="Consolas"/>
-        </w:rPr>
-        <w:t xml:space="preserve">(() =&gt; </w:t>
-      </w:r>
-      <w:proofErr w:type="spellStart"/>
-      <w:r>
-        <w:rPr>
-          <w:rFonts w:ascii="Consolas" w:eastAsia="Consolas" w:hAnsi="Consolas" w:cs="Consolas"/>
-        </w:rPr>
-        <w:t>doSomething</w:t>
-      </w:r>
-      <w:proofErr w:type="spellEnd"/>
-      <w:r>
-        <w:rPr>
-          <w:rFonts w:ascii="Consolas" w:eastAsia="Consolas" w:hAnsi="Consolas" w:cs="Consolas"/>
-        </w:rPr>
-        <w:t>(), []);</w:t>
+        <w:t>const memoizedValue = useMemo(() =&gt; computeExpensive(data), [data]);</w:t>
+      </w:r>
+      <w:r>
+        <w:br/>
+      </w:r>
+      <w:r>
+        <w:rPr>
+          <w:rFonts w:ascii="Consolas" w:eastAsia="Consolas" w:hAnsi="Consolas" w:cs="Consolas"/>
+        </w:rPr>
+        <w:t>const handleClick = useCallback(() =&gt; doSomething(), []);</w:t>
       </w:r>
       <w:r>
         <w:br/>
@@ -1723,28 +1397,24 @@
         </w:rPr>
         <w:t xml:space="preserve">If the form is large or nested, use </w:t>
       </w:r>
-      <w:proofErr w:type="spellStart"/>
       <w:r>
         <w:rPr>
           <w:rFonts w:ascii="Consolas" w:eastAsia="Consolas" w:hAnsi="Consolas" w:cs="Consolas"/>
         </w:rPr>
         <w:t>useReducer</w:t>
       </w:r>
-      <w:proofErr w:type="spellEnd"/>
       <w:r>
         <w:rPr>
           <w:rFonts w:ascii="Aptos" w:eastAsia="Aptos" w:hAnsi="Aptos" w:cs="Aptos"/>
         </w:rPr>
         <w:t xml:space="preserve"> instead of multiple </w:t>
       </w:r>
-      <w:proofErr w:type="spellStart"/>
       <w:r>
         <w:rPr>
           <w:rFonts w:ascii="Consolas" w:eastAsia="Consolas" w:hAnsi="Consolas" w:cs="Consolas"/>
         </w:rPr>
         <w:t>useState</w:t>
       </w:r>
-      <w:proofErr w:type="spellEnd"/>
       <w:r>
         <w:rPr>
           <w:rFonts w:ascii="Aptos" w:eastAsia="Aptos" w:hAnsi="Aptos" w:cs="Aptos"/>
@@ -1770,7 +1440,6 @@
         </w:rPr>
         <w:t xml:space="preserve">Otherwise, external state management like </w:t>
       </w:r>
-      <w:proofErr w:type="spellStart"/>
       <w:r>
         <w:rPr>
           <w:rFonts w:ascii="Aptos" w:eastAsia="Aptos" w:hAnsi="Aptos" w:cs="Aptos"/>
@@ -1779,7 +1448,6 @@
         </w:rPr>
         <w:t>Zustand</w:t>
       </w:r>
-      <w:proofErr w:type="spellEnd"/>
       <w:r>
         <w:rPr>
           <w:rFonts w:ascii="Aptos" w:eastAsia="Aptos" w:hAnsi="Aptos" w:cs="Aptos"/>
@@ -1835,21 +1503,7 @@
         <w:rPr>
           <w:rFonts w:ascii="Consolas" w:eastAsia="Consolas" w:hAnsi="Consolas" w:cs="Consolas"/>
         </w:rPr>
-        <w:t xml:space="preserve">  switch (</w:t>
-      </w:r>
-      <w:proofErr w:type="spellStart"/>
-      <w:r>
-        <w:rPr>
-          <w:rFonts w:ascii="Consolas" w:eastAsia="Consolas" w:hAnsi="Consolas" w:cs="Consolas"/>
-        </w:rPr>
-        <w:t>action.type</w:t>
-      </w:r>
-      <w:proofErr w:type="spellEnd"/>
-      <w:r>
-        <w:rPr>
-          <w:rFonts w:ascii="Consolas" w:eastAsia="Consolas" w:hAnsi="Consolas" w:cs="Consolas"/>
-        </w:rPr>
-        <w:t>) {</w:t>
+        <w:t xml:space="preserve">  switch (action.type) {</w:t>
       </w:r>
       <w:r>
         <w:br/>
@@ -1867,35 +1521,7 @@
         <w:rPr>
           <w:rFonts w:ascii="Consolas" w:eastAsia="Consolas" w:hAnsi="Consolas" w:cs="Consolas"/>
         </w:rPr>
-        <w:t xml:space="preserve">      return { ...state, [</w:t>
-      </w:r>
-      <w:proofErr w:type="spellStart"/>
-      <w:r>
-        <w:rPr>
-          <w:rFonts w:ascii="Consolas" w:eastAsia="Consolas" w:hAnsi="Consolas" w:cs="Consolas"/>
-        </w:rPr>
-        <w:t>action.field</w:t>
-      </w:r>
-      <w:proofErr w:type="spellEnd"/>
-      <w:r>
-        <w:rPr>
-          <w:rFonts w:ascii="Consolas" w:eastAsia="Consolas" w:hAnsi="Consolas" w:cs="Consolas"/>
-        </w:rPr>
-        <w:t xml:space="preserve">]: </w:t>
-      </w:r>
-      <w:proofErr w:type="spellStart"/>
-      <w:r>
-        <w:rPr>
-          <w:rFonts w:ascii="Consolas" w:eastAsia="Consolas" w:hAnsi="Consolas" w:cs="Consolas"/>
-        </w:rPr>
-        <w:t>action.value</w:t>
-      </w:r>
-      <w:proofErr w:type="spellEnd"/>
-      <w:r>
-        <w:rPr>
-          <w:rFonts w:ascii="Consolas" w:eastAsia="Consolas" w:hAnsi="Consolas" w:cs="Consolas"/>
-        </w:rPr>
-        <w:t xml:space="preserve"> };</w:t>
+        <w:t xml:space="preserve">      return { ...state, [action.field]: action.value };</w:t>
       </w:r>
       <w:r>
         <w:br/>
@@ -2051,14 +1677,12 @@
           <w:rFonts w:ascii="Consolas" w:eastAsia="Consolas" w:hAnsi="Consolas" w:cs="Consolas"/>
         </w:rPr>
       </w:pPr>
-      <w:proofErr w:type="spellStart"/>
       <w:r>
         <w:rPr>
           <w:rFonts w:ascii="Consolas" w:eastAsia="Consolas" w:hAnsi="Consolas" w:cs="Consolas"/>
         </w:rPr>
         <w:t>React.memo</w:t>
       </w:r>
-      <w:proofErr w:type="spellEnd"/>
     </w:p>
     <w:p>
       <w:pPr>
@@ -2072,15 +1696,12 @@
           <w:rFonts w:ascii="Consolas" w:eastAsia="Consolas" w:hAnsi="Consolas" w:cs="Consolas"/>
         </w:rPr>
       </w:pPr>
-      <w:proofErr w:type="spellStart"/>
-      <w:r>
-        <w:rPr>
-          <w:rFonts w:ascii="Consolas" w:eastAsia="Consolas" w:hAnsi="Consolas" w:cs="Consolas"/>
-        </w:rPr>
-        <w:lastRenderedPageBreak/>
+      <w:r>
+        <w:rPr>
+          <w:rFonts w:ascii="Consolas" w:eastAsia="Consolas" w:hAnsi="Consolas" w:cs="Consolas"/>
+        </w:rPr>
         <w:t>useCallback</w:t>
       </w:r>
-      <w:proofErr w:type="spellEnd"/>
     </w:p>
     <w:p>
       <w:pPr>
@@ -2098,6 +1719,7 @@
         <w:rPr>
           <w:rFonts w:ascii="Aptos" w:eastAsia="Aptos" w:hAnsi="Aptos" w:cs="Aptos"/>
         </w:rPr>
+        <w:lastRenderedPageBreak/>
         <w:t>Lifting state carefully</w:t>
       </w:r>
     </w:p>
@@ -2117,25 +1739,7 @@
           <w:b/>
           <w:bCs/>
         </w:rPr>
-        <w:t xml:space="preserve">React </w:t>
-      </w:r>
-      <w:proofErr w:type="spellStart"/>
-      <w:r>
-        <w:rPr>
-          <w:rFonts w:ascii="Aptos" w:eastAsia="Aptos" w:hAnsi="Aptos" w:cs="Aptos"/>
-          <w:b/>
-          <w:bCs/>
-        </w:rPr>
-        <w:t>DevTools</w:t>
-      </w:r>
-      <w:proofErr w:type="spellEnd"/>
-      <w:r>
-        <w:rPr>
-          <w:rFonts w:ascii="Aptos" w:eastAsia="Aptos" w:hAnsi="Aptos" w:cs="Aptos"/>
-          <w:b/>
-          <w:bCs/>
-        </w:rPr>
-        <w:t xml:space="preserve"> Profiler</w:t>
+        <w:t>React DevTools Profiler</w:t>
       </w:r>
       <w:r>
         <w:rPr>
@@ -2171,7 +1775,6 @@
         </w:rPr>
         <w:t xml:space="preserve">9. </w:t>
       </w:r>
-      <w:proofErr w:type="spellStart"/>
       <w:r>
         <w:rPr>
           <w:rFonts w:ascii="Consolas" w:eastAsia="Consolas" w:hAnsi="Consolas" w:cs="Consolas"/>
@@ -2180,7 +1783,6 @@
         </w:rPr>
         <w:t>getStaticProps</w:t>
       </w:r>
-      <w:proofErr w:type="spellEnd"/>
       <w:r>
         <w:rPr>
           <w:rFonts w:ascii="Aptos" w:eastAsia="Aptos" w:hAnsi="Aptos" w:cs="Aptos"/>
@@ -2189,7 +1791,6 @@
         </w:rPr>
         <w:t xml:space="preserve"> vs </w:t>
       </w:r>
-      <w:proofErr w:type="spellStart"/>
       <w:r>
         <w:rPr>
           <w:rFonts w:ascii="Consolas" w:eastAsia="Consolas" w:hAnsi="Consolas" w:cs="Consolas"/>
@@ -2198,7 +1799,6 @@
         </w:rPr>
         <w:t>getServerSideProps</w:t>
       </w:r>
-      <w:proofErr w:type="spellEnd"/>
       <w:r>
         <w:rPr>
           <w:rFonts w:ascii="Aptos" w:eastAsia="Aptos" w:hAnsi="Aptos" w:cs="Aptos"/>
@@ -2207,7 +1807,6 @@
         </w:rPr>
         <w:t xml:space="preserve"> vs </w:t>
       </w:r>
-      <w:proofErr w:type="spellStart"/>
       <w:r>
         <w:rPr>
           <w:rFonts w:ascii="Consolas" w:eastAsia="Consolas" w:hAnsi="Consolas" w:cs="Consolas"/>
@@ -2216,7 +1815,6 @@
         </w:rPr>
         <w:t>getInitialProps</w:t>
       </w:r>
-      <w:proofErr w:type="spellEnd"/>
     </w:p>
     <w:tbl>
       <w:tblPr>
@@ -2304,14 +1902,12 @@
             <w:pPr>
               <w:spacing w:after="0"/>
             </w:pPr>
-            <w:proofErr w:type="spellStart"/>
             <w:r>
               <w:rPr>
                 <w:rFonts w:ascii="Consolas" w:eastAsia="Consolas" w:hAnsi="Consolas" w:cs="Consolas"/>
               </w:rPr>
               <w:t>getStaticProps</w:t>
             </w:r>
-            <w:proofErr w:type="spellEnd"/>
           </w:p>
         </w:tc>
         <w:tc>
@@ -2356,14 +1952,12 @@
             <w:pPr>
               <w:spacing w:after="0"/>
             </w:pPr>
-            <w:proofErr w:type="spellStart"/>
             <w:r>
               <w:rPr>
                 <w:rFonts w:ascii="Consolas" w:eastAsia="Consolas" w:hAnsi="Consolas" w:cs="Consolas"/>
               </w:rPr>
               <w:t>getServerSideProps</w:t>
             </w:r>
-            <w:proofErr w:type="spellEnd"/>
           </w:p>
         </w:tc>
         <w:tc>
@@ -2408,14 +2002,12 @@
             <w:pPr>
               <w:spacing w:after="0"/>
             </w:pPr>
-            <w:proofErr w:type="spellStart"/>
             <w:r>
               <w:rPr>
                 <w:rFonts w:ascii="Consolas" w:eastAsia="Consolas" w:hAnsi="Consolas" w:cs="Consolas"/>
               </w:rPr>
               <w:t>getInitialProps</w:t>
             </w:r>
-            <w:proofErr w:type="spellEnd"/>
           </w:p>
         </w:tc>
         <w:tc>
@@ -2458,14 +2050,12 @@
         </w:rPr>
         <w:t xml:space="preserve">Prefer </w:t>
       </w:r>
-      <w:proofErr w:type="spellStart"/>
       <w:r>
         <w:rPr>
           <w:rFonts w:ascii="Consolas" w:eastAsia="Consolas" w:hAnsi="Consolas" w:cs="Consolas"/>
         </w:rPr>
         <w:t>getStaticProps</w:t>
       </w:r>
-      <w:proofErr w:type="spellEnd"/>
       <w:r>
         <w:rPr>
           <w:rFonts w:ascii="Aptos" w:eastAsia="Aptos" w:hAnsi="Aptos" w:cs="Aptos"/>
@@ -2549,16 +2139,8 @@
         <w:rPr>
           <w:rFonts w:ascii="Consolas" w:eastAsia="Consolas" w:hAnsi="Consolas" w:cs="Consolas"/>
         </w:rPr>
-        <w:t>pages/blog/[slug].</w:t>
-      </w:r>
-      <w:proofErr w:type="spellStart"/>
-      <w:r>
-        <w:rPr>
-          <w:rFonts w:ascii="Consolas" w:eastAsia="Consolas" w:hAnsi="Consolas" w:cs="Consolas"/>
-        </w:rPr>
-        <w:t>js</w:t>
-      </w:r>
-      <w:proofErr w:type="spellEnd"/>
+        <w:t>pages/blog/[slug].js</w:t>
+      </w:r>
       <w:r>
         <w:rPr>
           <w:rFonts w:ascii="Aptos" w:eastAsia="Aptos" w:hAnsi="Aptos" w:cs="Aptos"/>
@@ -2577,67 +2159,25 @@
         <w:rPr>
           <w:rFonts w:ascii="Consolas" w:eastAsia="Consolas" w:hAnsi="Consolas" w:cs="Consolas"/>
         </w:rPr>
-        <w:t xml:space="preserve">export async function </w:t>
-      </w:r>
-      <w:proofErr w:type="spellStart"/>
-      <w:r>
-        <w:rPr>
-          <w:rFonts w:ascii="Consolas" w:eastAsia="Consolas" w:hAnsi="Consolas" w:cs="Consolas"/>
-        </w:rPr>
-        <w:t>getStaticPaths</w:t>
-      </w:r>
-      <w:proofErr w:type="spellEnd"/>
-      <w:r>
-        <w:rPr>
-          <w:rFonts w:ascii="Consolas" w:eastAsia="Consolas" w:hAnsi="Consolas" w:cs="Consolas"/>
-        </w:rPr>
-        <w:t>() {</w:t>
-      </w:r>
-      <w:r>
-        <w:br/>
-      </w:r>
-      <w:r>
-        <w:rPr>
-          <w:rFonts w:ascii="Consolas" w:eastAsia="Consolas" w:hAnsi="Consolas" w:cs="Consolas"/>
-        </w:rPr>
-        <w:t xml:space="preserve">  const paths = </w:t>
-      </w:r>
-      <w:proofErr w:type="spellStart"/>
-      <w:r>
-        <w:rPr>
-          <w:rFonts w:ascii="Consolas" w:eastAsia="Consolas" w:hAnsi="Consolas" w:cs="Consolas"/>
-        </w:rPr>
-        <w:t>posts.map</w:t>
-      </w:r>
-      <w:proofErr w:type="spellEnd"/>
-      <w:r>
-        <w:rPr>
-          <w:rFonts w:ascii="Consolas" w:eastAsia="Consolas" w:hAnsi="Consolas" w:cs="Consolas"/>
-        </w:rPr>
-        <w:t>(post =&gt; ({</w:t>
-      </w:r>
-      <w:r>
-        <w:br/>
-      </w:r>
-      <w:r>
-        <w:rPr>
-          <w:rFonts w:ascii="Consolas" w:eastAsia="Consolas" w:hAnsi="Consolas" w:cs="Consolas"/>
-        </w:rPr>
-        <w:t xml:space="preserve">    params: { slug: </w:t>
-      </w:r>
-      <w:proofErr w:type="spellStart"/>
-      <w:r>
-        <w:rPr>
-          <w:rFonts w:ascii="Consolas" w:eastAsia="Consolas" w:hAnsi="Consolas" w:cs="Consolas"/>
-        </w:rPr>
-        <w:t>post.slug</w:t>
-      </w:r>
-      <w:proofErr w:type="spellEnd"/>
-      <w:r>
-        <w:rPr>
-          <w:rFonts w:ascii="Consolas" w:eastAsia="Consolas" w:hAnsi="Consolas" w:cs="Consolas"/>
-        </w:rPr>
-        <w:t xml:space="preserve"> },</w:t>
+        <w:t>export async function getStaticPaths() {</w:t>
+      </w:r>
+      <w:r>
+        <w:br/>
+      </w:r>
+      <w:r>
+        <w:rPr>
+          <w:rFonts w:ascii="Consolas" w:eastAsia="Consolas" w:hAnsi="Consolas" w:cs="Consolas"/>
+        </w:rPr>
+        <w:t xml:space="preserve">  const paths = posts.map(post =&gt; ({</w:t>
+      </w:r>
+      <w:r>
+        <w:br/>
+      </w:r>
+      <w:r>
+        <w:rPr>
+          <w:rFonts w:ascii="Consolas" w:eastAsia="Consolas" w:hAnsi="Consolas" w:cs="Consolas"/>
+        </w:rPr>
+        <w:t xml:space="preserve">    params: { slug: post.slug },</w:t>
       </w:r>
       <w:r>
         <w:br/>
@@ -2676,58 +2216,16 @@
         <w:rPr>
           <w:rFonts w:ascii="Consolas" w:eastAsia="Consolas" w:hAnsi="Consolas" w:cs="Consolas"/>
         </w:rPr>
-        <w:t xml:space="preserve">export async function </w:t>
-      </w:r>
-      <w:proofErr w:type="spellStart"/>
-      <w:r>
-        <w:rPr>
-          <w:rFonts w:ascii="Consolas" w:eastAsia="Consolas" w:hAnsi="Consolas" w:cs="Consolas"/>
-        </w:rPr>
-        <w:t>getStaticProps</w:t>
-      </w:r>
-      <w:proofErr w:type="spellEnd"/>
-      <w:r>
-        <w:rPr>
-          <w:rFonts w:ascii="Consolas" w:eastAsia="Consolas" w:hAnsi="Consolas" w:cs="Consolas"/>
-        </w:rPr>
-        <w:t>({ params }) {</w:t>
-      </w:r>
-      <w:r>
-        <w:br/>
-      </w:r>
-      <w:r>
-        <w:rPr>
-          <w:rFonts w:ascii="Consolas" w:eastAsia="Consolas" w:hAnsi="Consolas" w:cs="Consolas"/>
-        </w:rPr>
-        <w:t xml:space="preserve">  const post = </w:t>
-      </w:r>
-      <w:proofErr w:type="spellStart"/>
-      <w:r>
-        <w:rPr>
-          <w:rFonts w:ascii="Consolas" w:eastAsia="Consolas" w:hAnsi="Consolas" w:cs="Consolas"/>
-        </w:rPr>
-        <w:t>getPostBySlug</w:t>
-      </w:r>
-      <w:proofErr w:type="spellEnd"/>
-      <w:r>
-        <w:rPr>
-          <w:rFonts w:ascii="Consolas" w:eastAsia="Consolas" w:hAnsi="Consolas" w:cs="Consolas"/>
-        </w:rPr>
-        <w:t>(</w:t>
-      </w:r>
-      <w:proofErr w:type="spellStart"/>
-      <w:r>
-        <w:rPr>
-          <w:rFonts w:ascii="Consolas" w:eastAsia="Consolas" w:hAnsi="Consolas" w:cs="Consolas"/>
-        </w:rPr>
-        <w:t>params.slug</w:t>
-      </w:r>
-      <w:proofErr w:type="spellEnd"/>
-      <w:r>
-        <w:rPr>
-          <w:rFonts w:ascii="Consolas" w:eastAsia="Consolas" w:hAnsi="Consolas" w:cs="Consolas"/>
-        </w:rPr>
-        <w:t>);</w:t>
+        <w:t>export async function getStaticProps({ params }) {</w:t>
+      </w:r>
+      <w:r>
+        <w:br/>
+      </w:r>
+      <w:r>
+        <w:rPr>
+          <w:rFonts w:ascii="Consolas" w:eastAsia="Consolas" w:hAnsi="Consolas" w:cs="Consolas"/>
+        </w:rPr>
+        <w:t xml:space="preserve">  const post = getPostBySlug(params.slug);</w:t>
       </w:r>
       <w:r>
         <w:br/>
@@ -2865,7 +2363,6 @@
         </w:rPr>
         <w:t xml:space="preserve">1. </w:t>
       </w:r>
-      <w:proofErr w:type="spellStart"/>
       <w:r>
         <w:rPr>
           <w:rFonts w:ascii="Consolas" w:eastAsia="Consolas" w:hAnsi="Consolas" w:cs="Consolas"/>
@@ -2874,7 +2371,6 @@
         </w:rPr>
         <w:t>useEffect</w:t>
       </w:r>
-      <w:proofErr w:type="spellEnd"/>
       <w:r>
         <w:rPr>
           <w:rFonts w:ascii="Aptos" w:eastAsia="Aptos" w:hAnsi="Aptos" w:cs="Aptos"/>
@@ -2891,118 +2387,92 @@
           <w:rFonts w:ascii="Consolas" w:eastAsia="Consolas" w:hAnsi="Consolas" w:cs="Consolas"/>
         </w:rPr>
       </w:pPr>
-      <w:proofErr w:type="spellStart"/>
-      <w:r>
-        <w:rPr>
-          <w:rFonts w:ascii="Consolas" w:eastAsia="Consolas" w:hAnsi="Consolas" w:cs="Consolas"/>
-        </w:rPr>
-        <w:t>useEffect</w:t>
-      </w:r>
-      <w:proofErr w:type="spellEnd"/>
-      <w:r>
-        <w:rPr>
-          <w:rFonts w:ascii="Consolas" w:eastAsia="Consolas" w:hAnsi="Consolas" w:cs="Consolas"/>
-        </w:rPr>
-        <w:t>(() =&gt; {</w:t>
-      </w:r>
-      <w:r>
-        <w:br/>
-      </w:r>
-      <w:r>
-        <w:rPr>
-          <w:rFonts w:ascii="Consolas" w:eastAsia="Consolas" w:hAnsi="Consolas" w:cs="Consolas"/>
-        </w:rPr>
-        <w:t xml:space="preserve">  </w:t>
-      </w:r>
-      <w:proofErr w:type="spellStart"/>
+      <w:r>
+        <w:rPr>
+          <w:rFonts w:ascii="Consolas" w:eastAsia="Consolas" w:hAnsi="Consolas" w:cs="Consolas"/>
+        </w:rPr>
+        <w:t>useEffect(() =&gt; {</w:t>
+      </w:r>
+      <w:r>
+        <w:br/>
+      </w:r>
+      <w:r>
+        <w:rPr>
+          <w:rFonts w:ascii="Consolas" w:eastAsia="Consolas" w:hAnsi="Consolas" w:cs="Consolas"/>
+        </w:rPr>
+        <w:t xml:space="preserve">  fetchData();</w:t>
+      </w:r>
+      <w:r>
+        <w:br/>
+      </w:r>
+      <w:r>
+        <w:rPr>
+          <w:rFonts w:ascii="Consolas" w:eastAsia="Consolas" w:hAnsi="Consolas" w:cs="Consolas"/>
+        </w:rPr>
+        <w:t>}, []);</w:t>
+      </w:r>
+      <w:r>
+        <w:br/>
+      </w:r>
+    </w:p>
+    <w:p>
+      <w:pPr>
+        <w:spacing w:before="240" w:after="240"/>
+      </w:pPr>
+      <w:r>
+        <w:rPr>
+          <w:rFonts w:ascii="Aptos" w:eastAsia="Aptos" w:hAnsi="Aptos" w:cs="Aptos"/>
+          <w:b/>
+          <w:bCs/>
+        </w:rPr>
+        <w:t>Q:</w:t>
+      </w:r>
+      <w:r>
+        <w:rPr>
+          <w:rFonts w:ascii="Aptos" w:eastAsia="Aptos" w:hAnsi="Aptos" w:cs="Aptos"/>
+        </w:rPr>
+        <w:t xml:space="preserve"> What happens if </w:t>
+      </w:r>
       <w:r>
         <w:rPr>
           <w:rFonts w:ascii="Consolas" w:eastAsia="Consolas" w:hAnsi="Consolas" w:cs="Consolas"/>
         </w:rPr>
         <w:t>fetchData</w:t>
       </w:r>
-      <w:proofErr w:type="spellEnd"/>
-      <w:r>
-        <w:rPr>
-          <w:rFonts w:ascii="Consolas" w:eastAsia="Consolas" w:hAnsi="Consolas" w:cs="Consolas"/>
-        </w:rPr>
-        <w:t>();</w:t>
-      </w:r>
-      <w:r>
-        <w:br/>
-      </w:r>
-      <w:r>
-        <w:rPr>
-          <w:rFonts w:ascii="Consolas" w:eastAsia="Consolas" w:hAnsi="Consolas" w:cs="Consolas"/>
-        </w:rPr>
-        <w:t>}, []);</w:t>
-      </w:r>
-      <w:r>
-        <w:br/>
-      </w:r>
-    </w:p>
-    <w:p>
-      <w:pPr>
-        <w:spacing w:before="240" w:after="240"/>
-      </w:pPr>
-      <w:r>
-        <w:rPr>
-          <w:rFonts w:ascii="Aptos" w:eastAsia="Aptos" w:hAnsi="Aptos" w:cs="Aptos"/>
-          <w:b/>
-          <w:bCs/>
-        </w:rPr>
-        <w:t>Q:</w:t>
-      </w:r>
-      <w:r>
-        <w:rPr>
-          <w:rFonts w:ascii="Aptos" w:eastAsia="Aptos" w:hAnsi="Aptos" w:cs="Aptos"/>
-        </w:rPr>
-        <w:t xml:space="preserve"> What happens if </w:t>
-      </w:r>
-      <w:proofErr w:type="spellStart"/>
+      <w:r>
+        <w:rPr>
+          <w:rFonts w:ascii="Aptos" w:eastAsia="Aptos" w:hAnsi="Aptos" w:cs="Aptos"/>
+        </w:rPr>
+        <w:t xml:space="preserve"> is defined inside the component?</w:t>
+      </w:r>
+    </w:p>
+    <w:p>
+      <w:pPr>
+        <w:spacing w:before="240" w:after="240"/>
+      </w:pPr>
+      <w:r>
+        <w:rPr>
+          <w:rFonts w:ascii="Aptos" w:eastAsia="Aptos" w:hAnsi="Aptos" w:cs="Aptos"/>
+          <w:b/>
+          <w:bCs/>
+        </w:rPr>
+        <w:t>A:</w:t>
+      </w:r>
+      <w:r>
+        <w:br/>
+      </w:r>
+      <w:r>
+        <w:rPr>
+          <w:rFonts w:ascii="Aptos" w:eastAsia="Aptos" w:hAnsi="Aptos" w:cs="Aptos"/>
+        </w:rPr>
+        <w:t xml:space="preserve"> If </w:t>
+      </w:r>
       <w:r>
         <w:rPr>
           <w:rFonts w:ascii="Consolas" w:eastAsia="Consolas" w:hAnsi="Consolas" w:cs="Consolas"/>
         </w:rPr>
         <w:t>fetchData</w:t>
       </w:r>
-      <w:proofErr w:type="spellEnd"/>
-      <w:r>
-        <w:rPr>
-          <w:rFonts w:ascii="Aptos" w:eastAsia="Aptos" w:hAnsi="Aptos" w:cs="Aptos"/>
-        </w:rPr>
-        <w:t xml:space="preserve"> is defined inside the component?</w:t>
-      </w:r>
-    </w:p>
-    <w:p>
-      <w:pPr>
-        <w:spacing w:before="240" w:after="240"/>
-      </w:pPr>
-      <w:r>
-        <w:rPr>
-          <w:rFonts w:ascii="Aptos" w:eastAsia="Aptos" w:hAnsi="Aptos" w:cs="Aptos"/>
-          <w:b/>
-          <w:bCs/>
-        </w:rPr>
-        <w:t>A:</w:t>
-      </w:r>
-      <w:r>
-        <w:br/>
-      </w:r>
-      <w:r>
-        <w:rPr>
-          <w:rFonts w:ascii="Aptos" w:eastAsia="Aptos" w:hAnsi="Aptos" w:cs="Aptos"/>
-        </w:rPr>
-        <w:t xml:space="preserve"> If </w:t>
-      </w:r>
-      <w:proofErr w:type="spellStart"/>
-      <w:r>
-        <w:rPr>
-          <w:rFonts w:ascii="Consolas" w:eastAsia="Consolas" w:hAnsi="Consolas" w:cs="Consolas"/>
-        </w:rPr>
-        <w:t>fetchData</w:t>
-      </w:r>
-      <w:proofErr w:type="spellEnd"/>
       <w:r>
         <w:rPr>
           <w:rFonts w:ascii="Aptos" w:eastAsia="Aptos" w:hAnsi="Aptos" w:cs="Aptos"/>
@@ -3046,14 +2516,12 @@
         </w:rPr>
         <w:t xml:space="preserve"> Add it to the dependencies, or define it with </w:t>
       </w:r>
-      <w:proofErr w:type="spellStart"/>
       <w:r>
         <w:rPr>
           <w:rFonts w:ascii="Consolas" w:eastAsia="Consolas" w:hAnsi="Consolas" w:cs="Consolas"/>
         </w:rPr>
         <w:t>useCallback</w:t>
       </w:r>
-      <w:proofErr w:type="spellEnd"/>
       <w:r>
         <w:rPr>
           <w:rFonts w:ascii="Aptos" w:eastAsia="Aptos" w:hAnsi="Aptos" w:cs="Aptos"/>
@@ -3087,78 +2555,28 @@
         <w:rPr>
           <w:rFonts w:ascii="Consolas" w:eastAsia="Consolas" w:hAnsi="Consolas" w:cs="Consolas"/>
         </w:rPr>
-        <w:t xml:space="preserve">const [count, </w:t>
-      </w:r>
-      <w:proofErr w:type="spellStart"/>
-      <w:r>
-        <w:rPr>
-          <w:rFonts w:ascii="Consolas" w:eastAsia="Consolas" w:hAnsi="Consolas" w:cs="Consolas"/>
-        </w:rPr>
-        <w:t>setCount</w:t>
-      </w:r>
-      <w:proofErr w:type="spellEnd"/>
-      <w:r>
-        <w:rPr>
-          <w:rFonts w:ascii="Consolas" w:eastAsia="Consolas" w:hAnsi="Consolas" w:cs="Consolas"/>
-        </w:rPr>
-        <w:t xml:space="preserve">] = </w:t>
-      </w:r>
-      <w:proofErr w:type="spellStart"/>
-      <w:r>
-        <w:rPr>
-          <w:rFonts w:ascii="Consolas" w:eastAsia="Consolas" w:hAnsi="Consolas" w:cs="Consolas"/>
-        </w:rPr>
-        <w:t>useState</w:t>
-      </w:r>
-      <w:proofErr w:type="spellEnd"/>
-      <w:r>
-        <w:rPr>
-          <w:rFonts w:ascii="Consolas" w:eastAsia="Consolas" w:hAnsi="Consolas" w:cs="Consolas"/>
-        </w:rPr>
-        <w:t>(0);</w:t>
-      </w:r>
-      <w:r>
-        <w:br/>
-      </w:r>
-      <w:r>
-        <w:br/>
-      </w:r>
-      <w:proofErr w:type="spellStart"/>
-      <w:r>
-        <w:rPr>
-          <w:rFonts w:ascii="Consolas" w:eastAsia="Consolas" w:hAnsi="Consolas" w:cs="Consolas"/>
-        </w:rPr>
-        <w:t>useEffect</w:t>
-      </w:r>
-      <w:proofErr w:type="spellEnd"/>
-      <w:r>
-        <w:rPr>
-          <w:rFonts w:ascii="Consolas" w:eastAsia="Consolas" w:hAnsi="Consolas" w:cs="Consolas"/>
-        </w:rPr>
-        <w:t>(() =&gt; {</w:t>
-      </w:r>
-      <w:r>
-        <w:br/>
-      </w:r>
-      <w:r>
-        <w:rPr>
-          <w:rFonts w:ascii="Consolas" w:eastAsia="Consolas" w:hAnsi="Consolas" w:cs="Consolas"/>
-        </w:rPr>
-        <w:t xml:space="preserve">  </w:t>
-      </w:r>
-      <w:proofErr w:type="spellStart"/>
-      <w:r>
-        <w:rPr>
-          <w:rFonts w:ascii="Consolas" w:eastAsia="Consolas" w:hAnsi="Consolas" w:cs="Consolas"/>
-        </w:rPr>
-        <w:t>setCount</w:t>
-      </w:r>
-      <w:proofErr w:type="spellEnd"/>
-      <w:r>
-        <w:rPr>
-          <w:rFonts w:ascii="Consolas" w:eastAsia="Consolas" w:hAnsi="Consolas" w:cs="Consolas"/>
-        </w:rPr>
-        <w:t>(count + 1);</w:t>
+        <w:t>const [count, setCount] = useState(0);</w:t>
+      </w:r>
+      <w:r>
+        <w:br/>
+      </w:r>
+      <w:r>
+        <w:br/>
+      </w:r>
+      <w:r>
+        <w:rPr>
+          <w:rFonts w:ascii="Consolas" w:eastAsia="Consolas" w:hAnsi="Consolas" w:cs="Consolas"/>
+        </w:rPr>
+        <w:t>useEffect(() =&gt; {</w:t>
+      </w:r>
+      <w:r>
+        <w:br/>
+      </w:r>
+      <w:r>
+        <w:rPr>
+          <w:rFonts w:ascii="Consolas" w:eastAsia="Consolas" w:hAnsi="Consolas" w:cs="Consolas"/>
+        </w:rPr>
+        <w:t xml:space="preserve">  setCount(count + 1);</w:t>
       </w:r>
       <w:r>
         <w:br/>
@@ -3214,14 +2632,12 @@
         </w:rPr>
         <w:t xml:space="preserve"> Every call to </w:t>
       </w:r>
-      <w:proofErr w:type="spellStart"/>
       <w:r>
         <w:rPr>
           <w:rFonts w:ascii="Consolas" w:eastAsia="Consolas" w:hAnsi="Consolas" w:cs="Consolas"/>
         </w:rPr>
         <w:t>setCount</w:t>
       </w:r>
-      <w:proofErr w:type="spellEnd"/>
       <w:r>
         <w:rPr>
           <w:rFonts w:ascii="Aptos" w:eastAsia="Aptos" w:hAnsi="Aptos" w:cs="Aptos"/>
@@ -3240,14 +2656,12 @@
         </w:rPr>
         <w:t xml:space="preserve">, so </w:t>
       </w:r>
-      <w:proofErr w:type="spellStart"/>
       <w:r>
         <w:rPr>
           <w:rFonts w:ascii="Consolas" w:eastAsia="Consolas" w:hAnsi="Consolas" w:cs="Consolas"/>
         </w:rPr>
         <w:t>useEffect</w:t>
       </w:r>
-      <w:proofErr w:type="spellEnd"/>
       <w:r>
         <w:rPr>
           <w:rFonts w:ascii="Aptos" w:eastAsia="Aptos" w:hAnsi="Aptos" w:cs="Aptos"/>
@@ -3285,47 +2699,11 @@
           <w:rFonts w:ascii="Consolas" w:eastAsia="Consolas" w:hAnsi="Consolas" w:cs="Consolas"/>
         </w:rPr>
       </w:pPr>
-      <w:proofErr w:type="spellStart"/>
-      <w:r>
-        <w:rPr>
-          <w:rFonts w:ascii="Consolas" w:eastAsia="Consolas" w:hAnsi="Consolas" w:cs="Consolas"/>
-        </w:rPr>
-        <w:t>setCount</w:t>
-      </w:r>
-      <w:proofErr w:type="spellEnd"/>
-      <w:r>
-        <w:rPr>
-          <w:rFonts w:ascii="Consolas" w:eastAsia="Consolas" w:hAnsi="Consolas" w:cs="Consolas"/>
-        </w:rPr>
-        <w:t>(</w:t>
-      </w:r>
-      <w:proofErr w:type="spellStart"/>
-      <w:r>
-        <w:rPr>
-          <w:rFonts w:ascii="Consolas" w:eastAsia="Consolas" w:hAnsi="Consolas" w:cs="Consolas"/>
-        </w:rPr>
-        <w:t>prev</w:t>
-      </w:r>
-      <w:proofErr w:type="spellEnd"/>
-      <w:r>
-        <w:rPr>
-          <w:rFonts w:ascii="Consolas" w:eastAsia="Consolas" w:hAnsi="Consolas" w:cs="Consolas"/>
-        </w:rPr>
-        <w:t xml:space="preserve"> =&gt; </w:t>
-      </w:r>
-      <w:proofErr w:type="spellStart"/>
-      <w:r>
-        <w:rPr>
-          <w:rFonts w:ascii="Consolas" w:eastAsia="Consolas" w:hAnsi="Consolas" w:cs="Consolas"/>
-        </w:rPr>
-        <w:t>prev</w:t>
-      </w:r>
-      <w:proofErr w:type="spellEnd"/>
-      <w:r>
-        <w:rPr>
-          <w:rFonts w:ascii="Consolas" w:eastAsia="Consolas" w:hAnsi="Consolas" w:cs="Consolas"/>
-        </w:rPr>
-        <w:t xml:space="preserve"> + 1);</w:t>
+      <w:r>
+        <w:rPr>
+          <w:rFonts w:ascii="Consolas" w:eastAsia="Consolas" w:hAnsi="Consolas" w:cs="Consolas"/>
+        </w:rPr>
+        <w:t>setCount(prev =&gt; prev + 1);</w:t>
       </w:r>
       <w:r>
         <w:br/>
@@ -3356,7 +2734,6 @@
         </w:rPr>
         <w:t xml:space="preserve">🔹 3. </w:t>
       </w:r>
-      <w:proofErr w:type="spellStart"/>
       <w:r>
         <w:rPr>
           <w:rFonts w:ascii="Consolas" w:eastAsia="Consolas" w:hAnsi="Consolas" w:cs="Consolas"/>
@@ -3365,7 +2742,6 @@
         </w:rPr>
         <w:t>useMemo</w:t>
       </w:r>
-      <w:proofErr w:type="spellEnd"/>
       <w:r>
         <w:rPr>
           <w:rFonts w:ascii="Aptos" w:eastAsia="Aptos" w:hAnsi="Aptos" w:cs="Aptos"/>
@@ -3386,127 +2762,75 @@
         <w:rPr>
           <w:rFonts w:ascii="Consolas" w:eastAsia="Consolas" w:hAnsi="Consolas" w:cs="Consolas"/>
         </w:rPr>
-        <w:t xml:space="preserve">const result = </w:t>
-      </w:r>
-      <w:proofErr w:type="spellStart"/>
+        <w:t>const result = useMemo(() =&gt; expensiveComputation(), []);</w:t>
+      </w:r>
+      <w:r>
+        <w:br/>
+      </w:r>
+    </w:p>
+    <w:p>
+      <w:pPr>
+        <w:spacing w:before="240" w:after="240"/>
+      </w:pPr>
+      <w:r>
+        <w:rPr>
+          <w:rFonts w:ascii="Aptos" w:eastAsia="Aptos" w:hAnsi="Aptos" w:cs="Aptos"/>
+          <w:b/>
+          <w:bCs/>
+        </w:rPr>
+        <w:t>Q:</w:t>
+      </w:r>
+      <w:r>
+        <w:rPr>
+          <w:rFonts w:ascii="Aptos" w:eastAsia="Aptos" w:hAnsi="Aptos" w:cs="Aptos"/>
+        </w:rPr>
+        <w:t xml:space="preserve"> Why might this optimization be ineffective?</w:t>
+      </w:r>
+    </w:p>
+    <w:p>
+      <w:pPr>
+        <w:spacing w:before="240" w:after="240"/>
+      </w:pPr>
+      <w:r>
+        <w:rPr>
+          <w:rFonts w:ascii="Aptos" w:eastAsia="Aptos" w:hAnsi="Aptos" w:cs="Aptos"/>
+          <w:b/>
+          <w:bCs/>
+        </w:rPr>
+        <w:t>A:</w:t>
+      </w:r>
+      <w:r>
+        <w:br/>
+      </w:r>
+      <w:r>
+        <w:rPr>
+          <w:rFonts w:ascii="Aptos" w:eastAsia="Aptos" w:hAnsi="Aptos" w:cs="Aptos"/>
+        </w:rPr>
+        <w:t xml:space="preserve"> If </w:t>
+      </w:r>
+      <w:r>
+        <w:rPr>
+          <w:rFonts w:ascii="Consolas" w:eastAsia="Consolas" w:hAnsi="Consolas" w:cs="Consolas"/>
+        </w:rPr>
+        <w:t>expensiveComputation()</w:t>
+      </w:r>
+      <w:r>
+        <w:rPr>
+          <w:rFonts w:ascii="Aptos" w:eastAsia="Aptos" w:hAnsi="Aptos" w:cs="Aptos"/>
+        </w:rPr>
+        <w:t xml:space="preserve"> doesn't depend on props or state, </w:t>
+      </w:r>
       <w:r>
         <w:rPr>
           <w:rFonts w:ascii="Consolas" w:eastAsia="Consolas" w:hAnsi="Consolas" w:cs="Consolas"/>
         </w:rPr>
         <w:t>useMemo</w:t>
       </w:r>
-      <w:proofErr w:type="spellEnd"/>
-      <w:r>
-        <w:rPr>
-          <w:rFonts w:ascii="Consolas" w:eastAsia="Consolas" w:hAnsi="Consolas" w:cs="Consolas"/>
-        </w:rPr>
-        <w:t xml:space="preserve">(() =&gt; </w:t>
-      </w:r>
-      <w:proofErr w:type="spellStart"/>
-      <w:r>
-        <w:rPr>
-          <w:rFonts w:ascii="Consolas" w:eastAsia="Consolas" w:hAnsi="Consolas" w:cs="Consolas"/>
-        </w:rPr>
-        <w:t>expensiveComputation</w:t>
-      </w:r>
-      <w:proofErr w:type="spellEnd"/>
-      <w:r>
-        <w:rPr>
-          <w:rFonts w:ascii="Consolas" w:eastAsia="Consolas" w:hAnsi="Consolas" w:cs="Consolas"/>
-        </w:rPr>
-        <w:t>(), []);</w:t>
-      </w:r>
-      <w:r>
-        <w:br/>
-      </w:r>
-    </w:p>
-    <w:p>
-      <w:pPr>
-        <w:spacing w:before="240" w:after="240"/>
-      </w:pPr>
-      <w:r>
-        <w:rPr>
-          <w:rFonts w:ascii="Aptos" w:eastAsia="Aptos" w:hAnsi="Aptos" w:cs="Aptos"/>
-          <w:b/>
-          <w:bCs/>
-        </w:rPr>
-        <w:t>Q:</w:t>
-      </w:r>
-      <w:r>
-        <w:rPr>
-          <w:rFonts w:ascii="Aptos" w:eastAsia="Aptos" w:hAnsi="Aptos" w:cs="Aptos"/>
-        </w:rPr>
-        <w:t xml:space="preserve"> Why might this optimization be ineffective?</w:t>
-      </w:r>
-    </w:p>
-    <w:p>
-      <w:pPr>
-        <w:spacing w:before="240" w:after="240"/>
-      </w:pPr>
-      <w:r>
-        <w:rPr>
-          <w:rFonts w:ascii="Aptos" w:eastAsia="Aptos" w:hAnsi="Aptos" w:cs="Aptos"/>
-          <w:b/>
-          <w:bCs/>
-        </w:rPr>
-        <w:t>A:</w:t>
-      </w:r>
-      <w:r>
-        <w:br/>
-      </w:r>
-      <w:r>
-        <w:rPr>
-          <w:rFonts w:ascii="Aptos" w:eastAsia="Aptos" w:hAnsi="Aptos" w:cs="Aptos"/>
-        </w:rPr>
-        <w:t xml:space="preserve"> If </w:t>
-      </w:r>
-      <w:proofErr w:type="spellStart"/>
-      <w:r>
-        <w:rPr>
-          <w:rFonts w:ascii="Consolas" w:eastAsia="Consolas" w:hAnsi="Consolas" w:cs="Consolas"/>
-        </w:rPr>
-        <w:t>expensiveComputation</w:t>
-      </w:r>
-      <w:proofErr w:type="spellEnd"/>
-      <w:r>
-        <w:rPr>
-          <w:rFonts w:ascii="Consolas" w:eastAsia="Consolas" w:hAnsi="Consolas" w:cs="Consolas"/>
-        </w:rPr>
-        <w:t>()</w:t>
-      </w:r>
-      <w:r>
-        <w:rPr>
-          <w:rFonts w:ascii="Aptos" w:eastAsia="Aptos" w:hAnsi="Aptos" w:cs="Aptos"/>
-        </w:rPr>
-        <w:t xml:space="preserve"> doesn't depend on props or state, </w:t>
-      </w:r>
-      <w:proofErr w:type="spellStart"/>
-      <w:r>
-        <w:rPr>
-          <w:rFonts w:ascii="Consolas" w:eastAsia="Consolas" w:hAnsi="Consolas" w:cs="Consolas"/>
-        </w:rPr>
-        <w:t>useMemo</w:t>
-      </w:r>
-      <w:proofErr w:type="spellEnd"/>
-      <w:r>
-        <w:rPr>
-          <w:rFonts w:ascii="Aptos" w:eastAsia="Aptos" w:hAnsi="Aptos" w:cs="Aptos"/>
-        </w:rPr>
-        <w:t xml:space="preserve"> adds unnecessary complexity. Also, if the result isn’t used or it's cheap to recompute, </w:t>
-      </w:r>
-      <w:proofErr w:type="spellStart"/>
-      <w:r>
-        <w:rPr>
-          <w:rFonts w:ascii="Aptos" w:eastAsia="Aptos" w:hAnsi="Aptos" w:cs="Aptos"/>
-        </w:rPr>
-        <w:t>memoization</w:t>
-      </w:r>
-      <w:proofErr w:type="spellEnd"/>
-      <w:r>
-        <w:rPr>
-          <w:rFonts w:ascii="Aptos" w:eastAsia="Aptos" w:hAnsi="Aptos" w:cs="Aptos"/>
-        </w:rPr>
-        <w:t xml:space="preserve"> is a waste.</w:t>
+      <w:r>
+        <w:rPr>
+          <w:rFonts w:ascii="Aptos" w:eastAsia="Aptos" w:hAnsi="Aptos" w:cs="Aptos"/>
+        </w:rPr>
+        <w:t xml:space="preserve"> adds unnecessary complexity. Also, if the result isn’t used or it's cheap to recompute, memoization is a waste.</w:t>
       </w:r>
     </w:p>
     <w:p/>
@@ -3523,7 +2847,6 @@
         </w:rPr>
         <w:t xml:space="preserve">🔹 4. </w:t>
       </w:r>
-      <w:proofErr w:type="spellStart"/>
       <w:r>
         <w:rPr>
           <w:rFonts w:ascii="Consolas" w:eastAsia="Consolas" w:hAnsi="Consolas" w:cs="Consolas"/>
@@ -3532,7 +2855,6 @@
         </w:rPr>
         <w:t>React.memo</w:t>
       </w:r>
-      <w:proofErr w:type="spellEnd"/>
       <w:r>
         <w:rPr>
           <w:rFonts w:ascii="Aptos" w:eastAsia="Aptos" w:hAnsi="Aptos" w:cs="Aptos"/>
@@ -3634,14 +2956,12 @@
         </w:rPr>
         <w:t xml:space="preserve"> is created on every render. Shallow comparison in </w:t>
       </w:r>
-      <w:proofErr w:type="spellStart"/>
       <w:r>
         <w:rPr>
           <w:rFonts w:ascii="Consolas" w:eastAsia="Consolas" w:hAnsi="Consolas" w:cs="Consolas"/>
         </w:rPr>
         <w:t>React.memo</w:t>
       </w:r>
-      <w:proofErr w:type="spellEnd"/>
       <w:r>
         <w:rPr>
           <w:rFonts w:ascii="Aptos" w:eastAsia="Aptos" w:hAnsi="Aptos" w:cs="Aptos"/>
@@ -3676,21 +2996,7 @@
         <w:rPr>
           <w:rFonts w:ascii="Aptos" w:eastAsia="Aptos" w:hAnsi="Aptos" w:cs="Aptos"/>
         </w:rPr>
-        <w:t xml:space="preserve"> </w:t>
-      </w:r>
-      <w:proofErr w:type="spellStart"/>
-      <w:r>
-        <w:rPr>
-          <w:rFonts w:ascii="Aptos" w:eastAsia="Aptos" w:hAnsi="Aptos" w:cs="Aptos"/>
-        </w:rPr>
-        <w:t>Memoize</w:t>
-      </w:r>
-      <w:proofErr w:type="spellEnd"/>
-      <w:r>
-        <w:rPr>
-          <w:rFonts w:ascii="Aptos" w:eastAsia="Aptos" w:hAnsi="Aptos" w:cs="Aptos"/>
-        </w:rPr>
-        <w:t xml:space="preserve"> </w:t>
+        <w:t xml:space="preserve"> Memoize </w:t>
       </w:r>
       <w:r>
         <w:rPr>
@@ -3704,14 +3010,12 @@
         </w:rPr>
         <w:t xml:space="preserve"> with </w:t>
       </w:r>
-      <w:proofErr w:type="spellStart"/>
       <w:r>
         <w:rPr>
           <w:rFonts w:ascii="Consolas" w:eastAsia="Consolas" w:hAnsi="Consolas" w:cs="Consolas"/>
         </w:rPr>
         <w:t>useMemo</w:t>
       </w:r>
-      <w:proofErr w:type="spellEnd"/>
       <w:r>
         <w:rPr>
           <w:rFonts w:ascii="Aptos" w:eastAsia="Aptos" w:hAnsi="Aptos" w:cs="Aptos"/>
@@ -3730,21 +3034,7 @@
         <w:rPr>
           <w:rFonts w:ascii="Consolas" w:eastAsia="Consolas" w:hAnsi="Consolas" w:cs="Consolas"/>
         </w:rPr>
-        <w:t xml:space="preserve">const data = </w:t>
-      </w:r>
-      <w:proofErr w:type="spellStart"/>
-      <w:r>
-        <w:rPr>
-          <w:rFonts w:ascii="Consolas" w:eastAsia="Consolas" w:hAnsi="Consolas" w:cs="Consolas"/>
-        </w:rPr>
-        <w:t>useMemo</w:t>
-      </w:r>
-      <w:proofErr w:type="spellEnd"/>
-      <w:r>
-        <w:rPr>
-          <w:rFonts w:ascii="Consolas" w:eastAsia="Consolas" w:hAnsi="Consolas" w:cs="Consolas"/>
-        </w:rPr>
-        <w:t>(() =&gt; ({ name: 'John' }), []);</w:t>
+        <w:t>const data = useMemo(() =&gt; ({ name: 'John' }), []);</w:t>
       </w:r>
       <w:r>
         <w:br/>
@@ -3764,7 +3054,6 @@
         </w:rPr>
         <w:t xml:space="preserve">🔹 5. Next.js </w:t>
       </w:r>
-      <w:proofErr w:type="spellStart"/>
       <w:r>
         <w:rPr>
           <w:rFonts w:ascii="Consolas" w:eastAsia="Consolas" w:hAnsi="Consolas" w:cs="Consolas"/>
@@ -3773,7 +3062,6 @@
         </w:rPr>
         <w:t>getStaticProps</w:t>
       </w:r>
-      <w:proofErr w:type="spellEnd"/>
     </w:p>
     <w:p>
       <w:pPr>
@@ -3786,21 +3074,7 @@
         <w:rPr>
           <w:rFonts w:ascii="Consolas" w:eastAsia="Consolas" w:hAnsi="Consolas" w:cs="Consolas"/>
         </w:rPr>
-        <w:t xml:space="preserve">export async function </w:t>
-      </w:r>
-      <w:proofErr w:type="spellStart"/>
-      <w:r>
-        <w:rPr>
-          <w:rFonts w:ascii="Consolas" w:eastAsia="Consolas" w:hAnsi="Consolas" w:cs="Consolas"/>
-        </w:rPr>
-        <w:t>getStaticProps</w:t>
-      </w:r>
-      <w:proofErr w:type="spellEnd"/>
-      <w:r>
-        <w:rPr>
-          <w:rFonts w:ascii="Consolas" w:eastAsia="Consolas" w:hAnsi="Consolas" w:cs="Consolas"/>
-        </w:rPr>
-        <w:t>() { ... }</w:t>
+        <w:t>export async function getStaticProps() { ... }</w:t>
       </w:r>
       <w:r>
         <w:br/>
@@ -3928,7 +3202,6 @@
         </w:rPr>
         <w:t xml:space="preserve">🔹 6. </w:t>
       </w:r>
-      <w:proofErr w:type="spellStart"/>
       <w:r>
         <w:rPr>
           <w:rFonts w:ascii="Consolas" w:eastAsia="Consolas" w:hAnsi="Consolas" w:cs="Consolas"/>
@@ -3937,7 +3210,6 @@
         </w:rPr>
         <w:t>useCallback</w:t>
       </w:r>
-      <w:proofErr w:type="spellEnd"/>
       <w:r>
         <w:rPr>
           <w:rFonts w:ascii="Aptos" w:eastAsia="Aptos" w:hAnsi="Aptos" w:cs="Aptos"/>
@@ -3958,35 +3230,7 @@
         <w:rPr>
           <w:rFonts w:ascii="Consolas" w:eastAsia="Consolas" w:hAnsi="Consolas" w:cs="Consolas"/>
         </w:rPr>
-        <w:t xml:space="preserve">const </w:t>
-      </w:r>
-      <w:proofErr w:type="spellStart"/>
-      <w:r>
-        <w:rPr>
-          <w:rFonts w:ascii="Consolas" w:eastAsia="Consolas" w:hAnsi="Consolas" w:cs="Consolas"/>
-        </w:rPr>
-        <w:t>handleClick</w:t>
-      </w:r>
-      <w:proofErr w:type="spellEnd"/>
-      <w:r>
-        <w:rPr>
-          <w:rFonts w:ascii="Consolas" w:eastAsia="Consolas" w:hAnsi="Consolas" w:cs="Consolas"/>
-        </w:rPr>
-        <w:t xml:space="preserve"> = </w:t>
-      </w:r>
-      <w:proofErr w:type="spellStart"/>
-      <w:r>
-        <w:rPr>
-          <w:rFonts w:ascii="Consolas" w:eastAsia="Consolas" w:hAnsi="Consolas" w:cs="Consolas"/>
-        </w:rPr>
-        <w:t>useCallback</w:t>
-      </w:r>
-      <w:proofErr w:type="spellEnd"/>
-      <w:r>
-        <w:rPr>
-          <w:rFonts w:ascii="Consolas" w:eastAsia="Consolas" w:hAnsi="Consolas" w:cs="Consolas"/>
-        </w:rPr>
-        <w:t>(() =&gt; {</w:t>
+        <w:t>const handleClick = useCallback(() =&gt; {</w:t>
       </w:r>
       <w:r>
         <w:br/>
@@ -4117,19 +3361,11 @@
           <w:rFonts w:ascii="Consolas" w:eastAsia="Consolas" w:hAnsi="Consolas" w:cs="Consolas"/>
         </w:rPr>
       </w:pPr>
-      <w:proofErr w:type="spellStart"/>
-      <w:r>
-        <w:rPr>
-          <w:rFonts w:ascii="Consolas" w:eastAsia="Consolas" w:hAnsi="Consolas" w:cs="Consolas"/>
-        </w:rPr>
-        <w:t>useCallback</w:t>
-      </w:r>
-      <w:proofErr w:type="spellEnd"/>
-      <w:r>
-        <w:rPr>
-          <w:rFonts w:ascii="Consolas" w:eastAsia="Consolas" w:hAnsi="Consolas" w:cs="Consolas"/>
-        </w:rPr>
-        <w:t>(() =&gt; console.log(count), [count]);</w:t>
+      <w:r>
+        <w:rPr>
+          <w:rFonts w:ascii="Consolas" w:eastAsia="Consolas" w:hAnsi="Consolas" w:cs="Consolas"/>
+        </w:rPr>
+        <w:t>useCallback(() =&gt; console.log(count), [count]);</w:t>
       </w:r>
       <w:r>
         <w:br/>
@@ -4161,52 +3397,36 @@
         <w:rPr>
           <w:rFonts w:ascii="Consolas" w:eastAsia="Consolas" w:hAnsi="Consolas" w:cs="Consolas"/>
         </w:rPr>
-        <w:t>{</w:t>
-      </w:r>
-      <w:proofErr w:type="spellStart"/>
+        <w:t>{isLoggedIn &amp;&amp; &lt;Dashboard /&gt;}</w:t>
+      </w:r>
+      <w:r>
+        <w:br/>
+      </w:r>
+    </w:p>
+    <w:p>
+      <w:pPr>
+        <w:spacing w:before="240" w:after="240"/>
+      </w:pPr>
+      <w:r>
+        <w:rPr>
+          <w:rFonts w:ascii="Aptos" w:eastAsia="Aptos" w:hAnsi="Aptos" w:cs="Aptos"/>
+          <w:b/>
+          <w:bCs/>
+        </w:rPr>
+        <w:t>Q:</w:t>
+      </w:r>
+      <w:r>
+        <w:rPr>
+          <w:rFonts w:ascii="Aptos" w:eastAsia="Aptos" w:hAnsi="Aptos" w:cs="Aptos"/>
+        </w:rPr>
+        <w:t xml:space="preserve"> What if </w:t>
+      </w:r>
       <w:r>
         <w:rPr>
           <w:rFonts w:ascii="Consolas" w:eastAsia="Consolas" w:hAnsi="Consolas" w:cs="Consolas"/>
         </w:rPr>
         <w:t>isLoggedIn</w:t>
       </w:r>
-      <w:proofErr w:type="spellEnd"/>
-      <w:r>
-        <w:rPr>
-          <w:rFonts w:ascii="Consolas" w:eastAsia="Consolas" w:hAnsi="Consolas" w:cs="Consolas"/>
-        </w:rPr>
-        <w:t xml:space="preserve"> &amp;&amp; &lt;Dashboard /&gt;}</w:t>
-      </w:r>
-      <w:r>
-        <w:br/>
-      </w:r>
-    </w:p>
-    <w:p>
-      <w:pPr>
-        <w:spacing w:before="240" w:after="240"/>
-      </w:pPr>
-      <w:r>
-        <w:rPr>
-          <w:rFonts w:ascii="Aptos" w:eastAsia="Aptos" w:hAnsi="Aptos" w:cs="Aptos"/>
-          <w:b/>
-          <w:bCs/>
-        </w:rPr>
-        <w:t>Q:</w:t>
-      </w:r>
-      <w:r>
-        <w:rPr>
-          <w:rFonts w:ascii="Aptos" w:eastAsia="Aptos" w:hAnsi="Aptos" w:cs="Aptos"/>
-        </w:rPr>
-        <w:t xml:space="preserve"> What if </w:t>
-      </w:r>
-      <w:proofErr w:type="spellStart"/>
-      <w:r>
-        <w:rPr>
-          <w:rFonts w:ascii="Consolas" w:eastAsia="Consolas" w:hAnsi="Consolas" w:cs="Consolas"/>
-        </w:rPr>
-        <w:t>isLoggedIn</w:t>
-      </w:r>
-      <w:proofErr w:type="spellEnd"/>
       <w:r>
         <w:rPr>
           <w:rFonts w:ascii="Aptos" w:eastAsia="Aptos" w:hAnsi="Aptos" w:cs="Aptos"/>
@@ -4293,21 +3513,7 @@
         <w:rPr>
           <w:rFonts w:ascii="Aptos" w:eastAsia="Aptos" w:hAnsi="Aptos" w:cs="Aptos"/>
         </w:rPr>
-        <w:t xml:space="preserve"> as </w:t>
-      </w:r>
-      <w:proofErr w:type="spellStart"/>
-      <w:r>
-        <w:rPr>
-          <w:rFonts w:ascii="Aptos" w:eastAsia="Aptos" w:hAnsi="Aptos" w:cs="Aptos"/>
-        </w:rPr>
-        <w:t>falsy</w:t>
-      </w:r>
-      <w:proofErr w:type="spellEnd"/>
-      <w:r>
-        <w:rPr>
-          <w:rFonts w:ascii="Aptos" w:eastAsia="Aptos" w:hAnsi="Aptos" w:cs="Aptos"/>
-        </w:rPr>
-        <w:t xml:space="preserve"> — so it won’t render </w:t>
+        <w:t xml:space="preserve"> as falsy — so it won’t render </w:t>
       </w:r>
       <w:r>
         <w:rPr>
@@ -4368,21 +3574,7 @@
         <w:rPr>
           <w:rFonts w:ascii="Consolas" w:eastAsia="Consolas" w:hAnsi="Consolas" w:cs="Consolas"/>
         </w:rPr>
-        <w:t>{</w:t>
-      </w:r>
-      <w:proofErr w:type="spellStart"/>
-      <w:r>
-        <w:rPr>
-          <w:rFonts w:ascii="Consolas" w:eastAsia="Consolas" w:hAnsi="Consolas" w:cs="Consolas"/>
-        </w:rPr>
-        <w:t>isLoggedIn</w:t>
-      </w:r>
-      <w:proofErr w:type="spellEnd"/>
-      <w:r>
-        <w:rPr>
-          <w:rFonts w:ascii="Consolas" w:eastAsia="Consolas" w:hAnsi="Consolas" w:cs="Consolas"/>
-        </w:rPr>
-        <w:t xml:space="preserve"> === true &amp;&amp; &lt;Dashboard /&gt;}</w:t>
+        <w:t>{isLoggedIn === true &amp;&amp; &lt;Dashboard /&gt;}</w:t>
       </w:r>
       <w:r>
         <w:br/>
@@ -4422,66 +3614,36 @@
         <w:rPr>
           <w:rFonts w:ascii="Consolas" w:eastAsia="Consolas" w:hAnsi="Consolas" w:cs="Consolas"/>
         </w:rPr>
-        <w:t>&lt;</w:t>
-      </w:r>
-      <w:proofErr w:type="spellStart"/>
-      <w:r>
-        <w:rPr>
-          <w:rFonts w:ascii="Consolas" w:eastAsia="Consolas" w:hAnsi="Consolas" w:cs="Consolas"/>
-        </w:rPr>
-        <w:t>MyComponent</w:t>
-      </w:r>
-      <w:proofErr w:type="spellEnd"/>
-      <w:r>
-        <w:rPr>
-          <w:rFonts w:ascii="Consolas" w:eastAsia="Consolas" w:hAnsi="Consolas" w:cs="Consolas"/>
-        </w:rPr>
-        <w:t xml:space="preserve"> </w:t>
-      </w:r>
-      <w:proofErr w:type="spellStart"/>
+        <w:t>&lt;MyComponent onClick={() =&gt; console.log("clicked")} /&gt;</w:t>
+      </w:r>
+      <w:r>
+        <w:br/>
+      </w:r>
+    </w:p>
+    <w:p>
+      <w:pPr>
+        <w:spacing w:before="240" w:after="240"/>
+      </w:pPr>
+      <w:r>
+        <w:rPr>
+          <w:rFonts w:ascii="Aptos" w:eastAsia="Aptos" w:hAnsi="Aptos" w:cs="Aptos"/>
+          <w:b/>
+          <w:bCs/>
+        </w:rPr>
+        <w:t>Q:</w:t>
+      </w:r>
+      <w:r>
+        <w:rPr>
+          <w:rFonts w:ascii="Aptos" w:eastAsia="Aptos" w:hAnsi="Aptos" w:cs="Aptos"/>
+        </w:rPr>
+        <w:t xml:space="preserve"> How to prevent re-renders if </w:t>
+      </w:r>
       <w:r>
         <w:rPr>
           <w:rFonts w:ascii="Consolas" w:eastAsia="Consolas" w:hAnsi="Consolas" w:cs="Consolas"/>
         </w:rPr>
         <w:t>onClick</w:t>
       </w:r>
-      <w:proofErr w:type="spellEnd"/>
-      <w:r>
-        <w:rPr>
-          <w:rFonts w:ascii="Consolas" w:eastAsia="Consolas" w:hAnsi="Consolas" w:cs="Consolas"/>
-        </w:rPr>
-        <w:t>={() =&gt; console.log("clicked")} /&gt;</w:t>
-      </w:r>
-      <w:r>
-        <w:br/>
-      </w:r>
-    </w:p>
-    <w:p>
-      <w:pPr>
-        <w:spacing w:before="240" w:after="240"/>
-      </w:pPr>
-      <w:r>
-        <w:rPr>
-          <w:rFonts w:ascii="Aptos" w:eastAsia="Aptos" w:hAnsi="Aptos" w:cs="Aptos"/>
-          <w:b/>
-          <w:bCs/>
-        </w:rPr>
-        <w:t>Q:</w:t>
-      </w:r>
-      <w:r>
-        <w:rPr>
-          <w:rFonts w:ascii="Aptos" w:eastAsia="Aptos" w:hAnsi="Aptos" w:cs="Aptos"/>
-        </w:rPr>
-        <w:t xml:space="preserve"> How to prevent re-renders if </w:t>
-      </w:r>
-      <w:proofErr w:type="spellStart"/>
-      <w:r>
-        <w:rPr>
-          <w:rFonts w:ascii="Consolas" w:eastAsia="Consolas" w:hAnsi="Consolas" w:cs="Consolas"/>
-        </w:rPr>
-        <w:t>onClick</w:t>
-      </w:r>
-      <w:proofErr w:type="spellEnd"/>
       <w:r>
         <w:rPr>
           <w:rFonts w:ascii="Aptos" w:eastAsia="Aptos" w:hAnsi="Aptos" w:cs="Aptos"/>
@@ -4510,14 +3672,12 @@
         </w:rPr>
         <w:t xml:space="preserve"> Wrap the function in </w:t>
       </w:r>
-      <w:proofErr w:type="spellStart"/>
       <w:r>
         <w:rPr>
           <w:rFonts w:ascii="Consolas" w:eastAsia="Consolas" w:hAnsi="Consolas" w:cs="Consolas"/>
         </w:rPr>
         <w:t>useCallback</w:t>
       </w:r>
-      <w:proofErr w:type="spellEnd"/>
       <w:r>
         <w:rPr>
           <w:rFonts w:ascii="Aptos" w:eastAsia="Aptos" w:hAnsi="Aptos" w:cs="Aptos"/>
@@ -4536,86 +3696,16 @@
         <w:rPr>
           <w:rFonts w:ascii="Consolas" w:eastAsia="Consolas" w:hAnsi="Consolas" w:cs="Consolas"/>
         </w:rPr>
-        <w:t xml:space="preserve">const </w:t>
-      </w:r>
-      <w:proofErr w:type="spellStart"/>
-      <w:r>
-        <w:rPr>
-          <w:rFonts w:ascii="Consolas" w:eastAsia="Consolas" w:hAnsi="Consolas" w:cs="Consolas"/>
-        </w:rPr>
-        <w:t>handleClick</w:t>
-      </w:r>
-      <w:proofErr w:type="spellEnd"/>
-      <w:r>
-        <w:rPr>
-          <w:rFonts w:ascii="Consolas" w:eastAsia="Consolas" w:hAnsi="Consolas" w:cs="Consolas"/>
-        </w:rPr>
-        <w:t xml:space="preserve"> = </w:t>
-      </w:r>
-      <w:proofErr w:type="spellStart"/>
-      <w:r>
-        <w:rPr>
-          <w:rFonts w:ascii="Consolas" w:eastAsia="Consolas" w:hAnsi="Consolas" w:cs="Consolas"/>
-        </w:rPr>
-        <w:t>useCallback</w:t>
-      </w:r>
-      <w:proofErr w:type="spellEnd"/>
-      <w:r>
-        <w:rPr>
-          <w:rFonts w:ascii="Consolas" w:eastAsia="Consolas" w:hAnsi="Consolas" w:cs="Consolas"/>
-        </w:rPr>
-        <w:t>(() =&gt; console.log("clicked"), []);</w:t>
-      </w:r>
-      <w:r>
-        <w:br/>
-      </w:r>
-      <w:r>
-        <w:rPr>
-          <w:rFonts w:ascii="Consolas" w:eastAsia="Consolas" w:hAnsi="Consolas" w:cs="Consolas"/>
-        </w:rPr>
-        <w:t>&lt;</w:t>
-      </w:r>
-      <w:proofErr w:type="spellStart"/>
-      <w:r>
-        <w:rPr>
-          <w:rFonts w:ascii="Consolas" w:eastAsia="Consolas" w:hAnsi="Consolas" w:cs="Consolas"/>
-        </w:rPr>
-        <w:t>MyComponent</w:t>
-      </w:r>
-      <w:proofErr w:type="spellEnd"/>
-      <w:r>
-        <w:rPr>
-          <w:rFonts w:ascii="Consolas" w:eastAsia="Consolas" w:hAnsi="Consolas" w:cs="Consolas"/>
-        </w:rPr>
-        <w:t xml:space="preserve"> </w:t>
-      </w:r>
-      <w:proofErr w:type="spellStart"/>
-      <w:r>
-        <w:rPr>
-          <w:rFonts w:ascii="Consolas" w:eastAsia="Consolas" w:hAnsi="Consolas" w:cs="Consolas"/>
-        </w:rPr>
-        <w:t>onClick</w:t>
-      </w:r>
-      <w:proofErr w:type="spellEnd"/>
-      <w:r>
-        <w:rPr>
-          <w:rFonts w:ascii="Consolas" w:eastAsia="Consolas" w:hAnsi="Consolas" w:cs="Consolas"/>
-        </w:rPr>
-        <w:t>={</w:t>
-      </w:r>
-      <w:proofErr w:type="spellStart"/>
-      <w:r>
-        <w:rPr>
-          <w:rFonts w:ascii="Consolas" w:eastAsia="Consolas" w:hAnsi="Consolas" w:cs="Consolas"/>
-        </w:rPr>
-        <w:t>handleClick</w:t>
-      </w:r>
-      <w:proofErr w:type="spellEnd"/>
-      <w:r>
-        <w:rPr>
-          <w:rFonts w:ascii="Consolas" w:eastAsia="Consolas" w:hAnsi="Consolas" w:cs="Consolas"/>
-        </w:rPr>
-        <w:t>} /&gt;</w:t>
+        <w:t>const handleClick = useCallback(() =&gt; console.log("clicked"), []);</w:t>
+      </w:r>
+      <w:r>
+        <w:br/>
+      </w:r>
+      <w:r>
+        <w:rPr>
+          <w:rFonts w:ascii="Consolas" w:eastAsia="Consolas" w:hAnsi="Consolas" w:cs="Consolas"/>
+        </w:rPr>
+        <w:t>&lt;MyComponent onClick={handleClick} /&gt;</w:t>
       </w:r>
       <w:r>
         <w:br/>
@@ -4631,14 +3721,12 @@
         </w:rPr>
         <w:t xml:space="preserve">Or use </w:t>
       </w:r>
-      <w:proofErr w:type="spellStart"/>
       <w:r>
         <w:rPr>
           <w:rFonts w:ascii="Consolas" w:eastAsia="Consolas" w:hAnsi="Consolas" w:cs="Consolas"/>
         </w:rPr>
         <w:t>React.memo</w:t>
       </w:r>
-      <w:proofErr w:type="spellEnd"/>
       <w:r>
         <w:rPr>
           <w:rFonts w:ascii="Aptos" w:eastAsia="Aptos" w:hAnsi="Aptos" w:cs="Aptos"/>
@@ -4672,35 +3760,7 @@
         <w:rPr>
           <w:rFonts w:ascii="Consolas" w:eastAsia="Consolas" w:hAnsi="Consolas" w:cs="Consolas"/>
         </w:rPr>
-        <w:t xml:space="preserve">&lt;button </w:t>
-      </w:r>
-      <w:proofErr w:type="spellStart"/>
-      <w:r>
-        <w:rPr>
-          <w:rFonts w:ascii="Consolas" w:eastAsia="Consolas" w:hAnsi="Consolas" w:cs="Consolas"/>
-        </w:rPr>
-        <w:t>onClick</w:t>
-      </w:r>
-      <w:proofErr w:type="spellEnd"/>
-      <w:r>
-        <w:rPr>
-          <w:rFonts w:ascii="Consolas" w:eastAsia="Consolas" w:hAnsi="Consolas" w:cs="Consolas"/>
-        </w:rPr>
-        <w:t xml:space="preserve">={() =&gt; </w:t>
-      </w:r>
-      <w:proofErr w:type="spellStart"/>
-      <w:r>
-        <w:rPr>
-          <w:rFonts w:ascii="Consolas" w:eastAsia="Consolas" w:hAnsi="Consolas" w:cs="Consolas"/>
-        </w:rPr>
-        <w:t>setCount</w:t>
-      </w:r>
-      <w:proofErr w:type="spellEnd"/>
-      <w:r>
-        <w:rPr>
-          <w:rFonts w:ascii="Consolas" w:eastAsia="Consolas" w:hAnsi="Consolas" w:cs="Consolas"/>
-        </w:rPr>
-        <w:t>(count + 1)}&gt;Click&lt;/button&gt;</w:t>
+        <w:t>&lt;button onClick={() =&gt; setCount(count + 1)}&gt;Click&lt;/button&gt;</w:t>
       </w:r>
       <w:r>
         <w:br/>
@@ -4790,47 +3850,11 @@
           <w:rFonts w:ascii="Consolas" w:eastAsia="Consolas" w:hAnsi="Consolas" w:cs="Consolas"/>
         </w:rPr>
       </w:pPr>
-      <w:proofErr w:type="spellStart"/>
-      <w:r>
-        <w:rPr>
-          <w:rFonts w:ascii="Consolas" w:eastAsia="Consolas" w:hAnsi="Consolas" w:cs="Consolas"/>
-        </w:rPr>
-        <w:t>setCount</w:t>
-      </w:r>
-      <w:proofErr w:type="spellEnd"/>
-      <w:r>
-        <w:rPr>
-          <w:rFonts w:ascii="Consolas" w:eastAsia="Consolas" w:hAnsi="Consolas" w:cs="Consolas"/>
-        </w:rPr>
-        <w:t>(</w:t>
-      </w:r>
-      <w:proofErr w:type="spellStart"/>
-      <w:r>
-        <w:rPr>
-          <w:rFonts w:ascii="Consolas" w:eastAsia="Consolas" w:hAnsi="Consolas" w:cs="Consolas"/>
-        </w:rPr>
-        <w:t>prev</w:t>
-      </w:r>
-      <w:proofErr w:type="spellEnd"/>
-      <w:r>
-        <w:rPr>
-          <w:rFonts w:ascii="Consolas" w:eastAsia="Consolas" w:hAnsi="Consolas" w:cs="Consolas"/>
-        </w:rPr>
-        <w:t xml:space="preserve"> =&gt; </w:t>
-      </w:r>
-      <w:proofErr w:type="spellStart"/>
-      <w:r>
-        <w:rPr>
-          <w:rFonts w:ascii="Consolas" w:eastAsia="Consolas" w:hAnsi="Consolas" w:cs="Consolas"/>
-        </w:rPr>
-        <w:t>prev</w:t>
-      </w:r>
-      <w:proofErr w:type="spellEnd"/>
-      <w:r>
-        <w:rPr>
-          <w:rFonts w:ascii="Consolas" w:eastAsia="Consolas" w:hAnsi="Consolas" w:cs="Consolas"/>
-        </w:rPr>
-        <w:t xml:space="preserve"> + 1);</w:t>
+      <w:r>
+        <w:rPr>
+          <w:rFonts w:ascii="Consolas" w:eastAsia="Consolas" w:hAnsi="Consolas" w:cs="Consolas"/>
+        </w:rPr>
+        <w:t>setCount(prev =&gt; prev + 1);</w:t>
       </w:r>
       <w:r>
         <w:br/>
@@ -4862,49 +3886,7 @@
         <w:rPr>
           <w:rFonts w:ascii="Consolas" w:eastAsia="Consolas" w:hAnsi="Consolas" w:cs="Consolas"/>
         </w:rPr>
-        <w:t xml:space="preserve">const [items, </w:t>
-      </w:r>
-      <w:proofErr w:type="spellStart"/>
-      <w:r>
-        <w:rPr>
-          <w:rFonts w:ascii="Consolas" w:eastAsia="Consolas" w:hAnsi="Consolas" w:cs="Consolas"/>
-        </w:rPr>
-        <w:t>setItems</w:t>
-      </w:r>
-      <w:proofErr w:type="spellEnd"/>
-      <w:r>
-        <w:rPr>
-          <w:rFonts w:ascii="Consolas" w:eastAsia="Consolas" w:hAnsi="Consolas" w:cs="Consolas"/>
-        </w:rPr>
-        <w:t xml:space="preserve">] = </w:t>
-      </w:r>
-      <w:proofErr w:type="spellStart"/>
-      <w:r>
-        <w:rPr>
-          <w:rFonts w:ascii="Consolas" w:eastAsia="Consolas" w:hAnsi="Consolas" w:cs="Consolas"/>
-        </w:rPr>
-        <w:t>useState</w:t>
-      </w:r>
-      <w:proofErr w:type="spellEnd"/>
-      <w:r>
-        <w:rPr>
-          <w:rFonts w:ascii="Consolas" w:eastAsia="Consolas" w:hAnsi="Consolas" w:cs="Consolas"/>
-        </w:rPr>
-        <w:t xml:space="preserve">(() =&gt; </w:t>
-      </w:r>
-      <w:proofErr w:type="spellStart"/>
-      <w:r>
-        <w:rPr>
-          <w:rFonts w:ascii="Consolas" w:eastAsia="Consolas" w:hAnsi="Consolas" w:cs="Consolas"/>
-        </w:rPr>
-        <w:t>computeInitialItems</w:t>
-      </w:r>
-      <w:proofErr w:type="spellEnd"/>
-      <w:r>
-        <w:rPr>
-          <w:rFonts w:ascii="Consolas" w:eastAsia="Consolas" w:hAnsi="Consolas" w:cs="Consolas"/>
-        </w:rPr>
-        <w:t>());</w:t>
+        <w:t>const [items, setItems] = useState(() =&gt; computeInitialItems());</w:t>
       </w:r>
       <w:r>
         <w:br/>
@@ -4928,19 +3910,11 @@
         </w:rPr>
         <w:t xml:space="preserve"> Why is this better than calling </w:t>
       </w:r>
-      <w:proofErr w:type="spellStart"/>
-      <w:r>
-        <w:rPr>
-          <w:rFonts w:ascii="Consolas" w:eastAsia="Consolas" w:hAnsi="Consolas" w:cs="Consolas"/>
-        </w:rPr>
-        <w:t>computeInitialItems</w:t>
-      </w:r>
-      <w:proofErr w:type="spellEnd"/>
-      <w:r>
-        <w:rPr>
-          <w:rFonts w:ascii="Consolas" w:eastAsia="Consolas" w:hAnsi="Consolas" w:cs="Consolas"/>
-        </w:rPr>
-        <w:t>()</w:t>
+      <w:r>
+        <w:rPr>
+          <w:rFonts w:ascii="Consolas" w:eastAsia="Consolas" w:hAnsi="Consolas" w:cs="Consolas"/>
+        </w:rPr>
+        <w:t>computeInitialItems()</w:t>
       </w:r>
       <w:r>
         <w:rPr>
@@ -5020,31 +3994,7 @@
           <w:iCs/>
           <w:color w:val="0F4761" w:themeColor="accent1" w:themeShade="BF"/>
         </w:rPr>
-        <w:t xml:space="preserve">11. State &amp; </w:t>
-      </w:r>
-      <w:proofErr w:type="spellStart"/>
-      <w:r>
-        <w:rPr>
-          <w:rFonts w:eastAsiaTheme="majorEastAsia" w:cstheme="majorBidi"/>
-          <w:b/>
-          <w:bCs/>
-          <w:i/>
-          <w:iCs/>
-          <w:color w:val="0F4761" w:themeColor="accent1" w:themeShade="BF"/>
-        </w:rPr>
-        <w:t>useEffect</w:t>
-      </w:r>
-      <w:proofErr w:type="spellEnd"/>
-      <w:r>
-        <w:rPr>
-          <w:rFonts w:eastAsiaTheme="majorEastAsia" w:cstheme="majorBidi"/>
-          <w:b/>
-          <w:bCs/>
-          <w:i/>
-          <w:iCs/>
-          <w:color w:val="0F4761" w:themeColor="accent1" w:themeShade="BF"/>
-        </w:rPr>
-        <w:t>: Execution Order</w:t>
+        <w:t>11. State &amp; useEffect: Execution Order</w:t>
       </w:r>
     </w:p>
     <w:p>
@@ -5069,35 +4019,7 @@
         <w:rPr>
           <w:rFonts w:ascii="Aptos" w:eastAsia="Aptos" w:hAnsi="Aptos" w:cs="Aptos"/>
         </w:rPr>
-        <w:t xml:space="preserve">  const [count, </w:t>
-      </w:r>
-      <w:proofErr w:type="spellStart"/>
-      <w:r>
-        <w:rPr>
-          <w:rFonts w:ascii="Aptos" w:eastAsia="Aptos" w:hAnsi="Aptos" w:cs="Aptos"/>
-        </w:rPr>
-        <w:t>setCount</w:t>
-      </w:r>
-      <w:proofErr w:type="spellEnd"/>
-      <w:r>
-        <w:rPr>
-          <w:rFonts w:ascii="Aptos" w:eastAsia="Aptos" w:hAnsi="Aptos" w:cs="Aptos"/>
-        </w:rPr>
-        <w:t xml:space="preserve">] = </w:t>
-      </w:r>
-      <w:proofErr w:type="spellStart"/>
-      <w:r>
-        <w:rPr>
-          <w:rFonts w:ascii="Aptos" w:eastAsia="Aptos" w:hAnsi="Aptos" w:cs="Aptos"/>
-        </w:rPr>
-        <w:t>useState</w:t>
-      </w:r>
-      <w:proofErr w:type="spellEnd"/>
-      <w:r>
-        <w:rPr>
-          <w:rFonts w:ascii="Aptos" w:eastAsia="Aptos" w:hAnsi="Aptos" w:cs="Aptos"/>
-        </w:rPr>
-        <w:t>(0);</w:t>
+        <w:t xml:space="preserve">  const [count, setCount] = useState(0);</w:t>
       </w:r>
     </w:p>
     <w:p>
@@ -5119,21 +4041,7 @@
         <w:rPr>
           <w:rFonts w:ascii="Aptos" w:eastAsia="Aptos" w:hAnsi="Aptos" w:cs="Aptos"/>
         </w:rPr>
-        <w:t xml:space="preserve">  </w:t>
-      </w:r>
-      <w:proofErr w:type="spellStart"/>
-      <w:r>
-        <w:rPr>
-          <w:rFonts w:ascii="Aptos" w:eastAsia="Aptos" w:hAnsi="Aptos" w:cs="Aptos"/>
-        </w:rPr>
-        <w:t>useEffect</w:t>
-      </w:r>
-      <w:proofErr w:type="spellEnd"/>
-      <w:r>
-        <w:rPr>
-          <w:rFonts w:ascii="Aptos" w:eastAsia="Aptos" w:hAnsi="Aptos" w:cs="Aptos"/>
-        </w:rPr>
-        <w:t>(() =&gt; {</w:t>
+        <w:t xml:space="preserve">  useEffect(() =&gt; {</w:t>
       </w:r>
     </w:p>
     <w:p>
@@ -5211,35 +4119,7 @@
           <w:rFonts w:ascii="Aptos" w:eastAsia="Aptos" w:hAnsi="Aptos" w:cs="Aptos"/>
         </w:rPr>
         <w:lastRenderedPageBreak/>
-        <w:t xml:space="preserve">    &lt;button </w:t>
-      </w:r>
-      <w:proofErr w:type="spellStart"/>
-      <w:r>
-        <w:rPr>
-          <w:rFonts w:ascii="Aptos" w:eastAsia="Aptos" w:hAnsi="Aptos" w:cs="Aptos"/>
-        </w:rPr>
-        <w:t>onClick</w:t>
-      </w:r>
-      <w:proofErr w:type="spellEnd"/>
-      <w:r>
-        <w:rPr>
-          <w:rFonts w:ascii="Aptos" w:eastAsia="Aptos" w:hAnsi="Aptos" w:cs="Aptos"/>
-        </w:rPr>
-        <w:t xml:space="preserve">={() =&gt; </w:t>
-      </w:r>
-      <w:proofErr w:type="spellStart"/>
-      <w:r>
-        <w:rPr>
-          <w:rFonts w:ascii="Aptos" w:eastAsia="Aptos" w:hAnsi="Aptos" w:cs="Aptos"/>
-        </w:rPr>
-        <w:t>setCount</w:t>
-      </w:r>
-      <w:proofErr w:type="spellEnd"/>
-      <w:r>
-        <w:rPr>
-          <w:rFonts w:ascii="Aptos" w:eastAsia="Aptos" w:hAnsi="Aptos" w:cs="Aptos"/>
-        </w:rPr>
-        <w:t>(count + 1)}&gt;Click&lt;/button&gt;</w:t>
+        <w:t xml:space="preserve">    &lt;button onClick={() =&gt; setCount(count + 1)}&gt;Click&lt;/button&gt;</w:t>
       </w:r>
     </w:p>
     <w:p>
@@ -5409,14 +4289,12 @@
         </w:rPr>
         <w:t xml:space="preserve"> the </w:t>
       </w:r>
-      <w:proofErr w:type="spellStart"/>
       <w:r>
         <w:rPr>
           <w:rFonts w:ascii="Consolas" w:eastAsia="Consolas" w:hAnsi="Consolas" w:cs="Consolas"/>
         </w:rPr>
         <w:t>useEffect</w:t>
       </w:r>
-      <w:proofErr w:type="spellEnd"/>
       <w:r>
         <w:rPr>
           <w:rFonts w:ascii="Aptos" w:eastAsia="Aptos" w:hAnsi="Aptos" w:cs="Aptos"/>
@@ -5456,21 +4334,7 @@
         <w:rPr>
           <w:rFonts w:ascii="Aptos" w:eastAsia="Aptos" w:hAnsi="Aptos" w:cs="Aptos"/>
         </w:rPr>
-        <w:t xml:space="preserve">const Child = </w:t>
-      </w:r>
-      <w:proofErr w:type="spellStart"/>
-      <w:r>
-        <w:rPr>
-          <w:rFonts w:ascii="Aptos" w:eastAsia="Aptos" w:hAnsi="Aptos" w:cs="Aptos"/>
-        </w:rPr>
-        <w:t>React.memo</w:t>
-      </w:r>
-      <w:proofErr w:type="spellEnd"/>
-      <w:r>
-        <w:rPr>
-          <w:rFonts w:ascii="Aptos" w:eastAsia="Aptos" w:hAnsi="Aptos" w:cs="Aptos"/>
-        </w:rPr>
-        <w:t>(({ value }) =&gt; {</w:t>
+        <w:t>const Child = React.memo(({ value }) =&gt; {</w:t>
       </w:r>
     </w:p>
     <w:p>
@@ -5536,35 +4400,7 @@
         <w:rPr>
           <w:rFonts w:ascii="Aptos" w:eastAsia="Aptos" w:hAnsi="Aptos" w:cs="Aptos"/>
         </w:rPr>
-        <w:t xml:space="preserve">  const [count, </w:t>
-      </w:r>
-      <w:proofErr w:type="spellStart"/>
-      <w:r>
-        <w:rPr>
-          <w:rFonts w:ascii="Aptos" w:eastAsia="Aptos" w:hAnsi="Aptos" w:cs="Aptos"/>
-        </w:rPr>
-        <w:t>setCount</w:t>
-      </w:r>
-      <w:proofErr w:type="spellEnd"/>
-      <w:r>
-        <w:rPr>
-          <w:rFonts w:ascii="Aptos" w:eastAsia="Aptos" w:hAnsi="Aptos" w:cs="Aptos"/>
-        </w:rPr>
-        <w:t xml:space="preserve">] = </w:t>
-      </w:r>
-      <w:proofErr w:type="spellStart"/>
-      <w:r>
-        <w:rPr>
-          <w:rFonts w:ascii="Aptos" w:eastAsia="Aptos" w:hAnsi="Aptos" w:cs="Aptos"/>
-        </w:rPr>
-        <w:t>useState</w:t>
-      </w:r>
-      <w:proofErr w:type="spellEnd"/>
-      <w:r>
-        <w:rPr>
-          <w:rFonts w:ascii="Aptos" w:eastAsia="Aptos" w:hAnsi="Aptos" w:cs="Aptos"/>
-        </w:rPr>
-        <w:t>(0);</w:t>
+        <w:t xml:space="preserve">  const [count, setCount] = useState(0);</w:t>
       </w:r>
     </w:p>
     <w:p>
@@ -5608,35 +4444,7 @@
         <w:rPr>
           <w:rFonts w:ascii="Aptos" w:eastAsia="Aptos" w:hAnsi="Aptos" w:cs="Aptos"/>
         </w:rPr>
-        <w:t xml:space="preserve">      &lt;button </w:t>
-      </w:r>
-      <w:proofErr w:type="spellStart"/>
-      <w:r>
-        <w:rPr>
-          <w:rFonts w:ascii="Aptos" w:eastAsia="Aptos" w:hAnsi="Aptos" w:cs="Aptos"/>
-        </w:rPr>
-        <w:t>onClick</w:t>
-      </w:r>
-      <w:proofErr w:type="spellEnd"/>
-      <w:r>
-        <w:rPr>
-          <w:rFonts w:ascii="Aptos" w:eastAsia="Aptos" w:hAnsi="Aptos" w:cs="Aptos"/>
-        </w:rPr>
-        <w:t xml:space="preserve">={() =&gt; </w:t>
-      </w:r>
-      <w:proofErr w:type="spellStart"/>
-      <w:r>
-        <w:rPr>
-          <w:rFonts w:ascii="Aptos" w:eastAsia="Aptos" w:hAnsi="Aptos" w:cs="Aptos"/>
-        </w:rPr>
-        <w:t>setCount</w:t>
-      </w:r>
-      <w:proofErr w:type="spellEnd"/>
-      <w:r>
-        <w:rPr>
-          <w:rFonts w:ascii="Aptos" w:eastAsia="Aptos" w:hAnsi="Aptos" w:cs="Aptos"/>
-        </w:rPr>
-        <w:t>(count + 1)}&gt;Increment&lt;/button&gt;</w:t>
+        <w:t xml:space="preserve">      &lt;button onClick={() =&gt; setCount(count + 1)}&gt;Increment&lt;/button&gt;</w:t>
       </w:r>
     </w:p>
     <w:p>
@@ -5753,14 +4561,12 @@
         </w:rPr>
         <w:t xml:space="preserve">No. </w:t>
       </w:r>
-      <w:proofErr w:type="spellStart"/>
       <w:r>
         <w:rPr>
           <w:rFonts w:ascii="Consolas" w:eastAsia="Consolas" w:hAnsi="Consolas" w:cs="Consolas"/>
         </w:rPr>
         <w:t>React.memo</w:t>
       </w:r>
-      <w:proofErr w:type="spellEnd"/>
       <w:r>
         <w:rPr>
           <w:rFonts w:ascii="Aptos" w:eastAsia="Aptos" w:hAnsi="Aptos" w:cs="Aptos"/>
@@ -5849,9 +4655,13 @@
           <w:iCs/>
           <w:color w:val="0F4761" w:themeColor="accent1" w:themeShade="BF"/>
         </w:rPr>
-        <w:t xml:space="preserve">  const [count, </w:t>
-      </w:r>
-      <w:proofErr w:type="spellStart"/>
+        <w:t xml:space="preserve">  const [count, setCount] = useState(0);</w:t>
+      </w:r>
+    </w:p>
+    <w:p>
+      <w:pPr>
+        <w:spacing w:before="240" w:after="240"/>
+      </w:pPr>
       <w:r>
         <w:rPr>
           <w:rFonts w:eastAsiaTheme="majorEastAsia" w:cstheme="majorBidi"/>
@@ -5861,9 +4671,13 @@
           <w:iCs/>
           <w:color w:val="0F4761" w:themeColor="accent1" w:themeShade="BF"/>
         </w:rPr>
-        <w:t>setCount</w:t>
-      </w:r>
-      <w:proofErr w:type="spellEnd"/>
+        <w:t xml:space="preserve"> </w:t>
+      </w:r>
+    </w:p>
+    <w:p>
+      <w:pPr>
+        <w:spacing w:before="240" w:after="240"/>
+      </w:pPr>
       <w:r>
         <w:rPr>
           <w:rFonts w:eastAsiaTheme="majorEastAsia" w:cstheme="majorBidi"/>
@@ -5873,9 +4687,13 @@
           <w:iCs/>
           <w:color w:val="0F4761" w:themeColor="accent1" w:themeShade="BF"/>
         </w:rPr>
-        <w:t xml:space="preserve">] = </w:t>
-      </w:r>
-      <w:proofErr w:type="spellStart"/>
+        <w:t xml:space="preserve">  const handleClick = useCallback(() =&gt; {</w:t>
+      </w:r>
+    </w:p>
+    <w:p>
+      <w:pPr>
+        <w:spacing w:before="240" w:after="240"/>
+      </w:pPr>
       <w:r>
         <w:rPr>
           <w:rFonts w:eastAsiaTheme="majorEastAsia" w:cstheme="majorBidi"/>
@@ -5885,9 +4703,13 @@
           <w:iCs/>
           <w:color w:val="0F4761" w:themeColor="accent1" w:themeShade="BF"/>
         </w:rPr>
-        <w:t>useState</w:t>
-      </w:r>
-      <w:proofErr w:type="spellEnd"/>
+        <w:t xml:space="preserve">    setCount(count + 1);</w:t>
+      </w:r>
+    </w:p>
+    <w:p>
+      <w:pPr>
+        <w:spacing w:before="240" w:after="240"/>
+      </w:pPr>
       <w:r>
         <w:rPr>
           <w:rFonts w:eastAsiaTheme="majorEastAsia" w:cstheme="majorBidi"/>
@@ -5897,7 +4719,7 @@
           <w:iCs/>
           <w:color w:val="0F4761" w:themeColor="accent1" w:themeShade="BF"/>
         </w:rPr>
-        <w:t>(0);</w:t>
+        <w:t xml:space="preserve">  }, []);</w:t>
       </w:r>
     </w:p>
     <w:p>
@@ -5929,9 +4751,13 @@
           <w:iCs/>
           <w:color w:val="0F4761" w:themeColor="accent1" w:themeShade="BF"/>
         </w:rPr>
-        <w:t xml:space="preserve">  const </w:t>
-      </w:r>
-      <w:proofErr w:type="spellStart"/>
+        <w:t xml:space="preserve">  return &lt;button onClick={handleClick}&gt;Count: {count}&lt;/button&gt;;</w:t>
+      </w:r>
+    </w:p>
+    <w:p>
+      <w:pPr>
+        <w:spacing w:before="240" w:after="240"/>
+      </w:pPr>
       <w:r>
         <w:rPr>
           <w:rFonts w:eastAsiaTheme="majorEastAsia" w:cstheme="majorBidi"/>
@@ -5941,194 +4767,6 @@
           <w:iCs/>
           <w:color w:val="0F4761" w:themeColor="accent1" w:themeShade="BF"/>
         </w:rPr>
-        <w:t>handleClick</w:t>
-      </w:r>
-      <w:proofErr w:type="spellEnd"/>
-      <w:r>
-        <w:rPr>
-          <w:rFonts w:eastAsiaTheme="majorEastAsia" w:cstheme="majorBidi"/>
-          <w:b/>
-          <w:bCs/>
-          <w:i/>
-          <w:iCs/>
-          <w:color w:val="0F4761" w:themeColor="accent1" w:themeShade="BF"/>
-        </w:rPr>
-        <w:t xml:space="preserve"> = </w:t>
-      </w:r>
-      <w:proofErr w:type="spellStart"/>
-      <w:r>
-        <w:rPr>
-          <w:rFonts w:eastAsiaTheme="majorEastAsia" w:cstheme="majorBidi"/>
-          <w:b/>
-          <w:bCs/>
-          <w:i/>
-          <w:iCs/>
-          <w:color w:val="0F4761" w:themeColor="accent1" w:themeShade="BF"/>
-        </w:rPr>
-        <w:t>useCallback</w:t>
-      </w:r>
-      <w:proofErr w:type="spellEnd"/>
-      <w:r>
-        <w:rPr>
-          <w:rFonts w:eastAsiaTheme="majorEastAsia" w:cstheme="majorBidi"/>
-          <w:b/>
-          <w:bCs/>
-          <w:i/>
-          <w:iCs/>
-          <w:color w:val="0F4761" w:themeColor="accent1" w:themeShade="BF"/>
-        </w:rPr>
-        <w:t>(() =&gt; {</w:t>
-      </w:r>
-    </w:p>
-    <w:p>
-      <w:pPr>
-        <w:spacing w:before="240" w:after="240"/>
-      </w:pPr>
-      <w:r>
-        <w:rPr>
-          <w:rFonts w:eastAsiaTheme="majorEastAsia" w:cstheme="majorBidi"/>
-          <w:b/>
-          <w:bCs/>
-          <w:i/>
-          <w:iCs/>
-          <w:color w:val="0F4761" w:themeColor="accent1" w:themeShade="BF"/>
-        </w:rPr>
-        <w:t xml:space="preserve">    </w:t>
-      </w:r>
-      <w:proofErr w:type="spellStart"/>
-      <w:r>
-        <w:rPr>
-          <w:rFonts w:eastAsiaTheme="majorEastAsia" w:cstheme="majorBidi"/>
-          <w:b/>
-          <w:bCs/>
-          <w:i/>
-          <w:iCs/>
-          <w:color w:val="0F4761" w:themeColor="accent1" w:themeShade="BF"/>
-        </w:rPr>
-        <w:t>setCount</w:t>
-      </w:r>
-      <w:proofErr w:type="spellEnd"/>
-      <w:r>
-        <w:rPr>
-          <w:rFonts w:eastAsiaTheme="majorEastAsia" w:cstheme="majorBidi"/>
-          <w:b/>
-          <w:bCs/>
-          <w:i/>
-          <w:iCs/>
-          <w:color w:val="0F4761" w:themeColor="accent1" w:themeShade="BF"/>
-        </w:rPr>
-        <w:t>(count + 1);</w:t>
-      </w:r>
-    </w:p>
-    <w:p>
-      <w:pPr>
-        <w:spacing w:before="240" w:after="240"/>
-      </w:pPr>
-      <w:r>
-        <w:rPr>
-          <w:rFonts w:eastAsiaTheme="majorEastAsia" w:cstheme="majorBidi"/>
-          <w:b/>
-          <w:bCs/>
-          <w:i/>
-          <w:iCs/>
-          <w:color w:val="0F4761" w:themeColor="accent1" w:themeShade="BF"/>
-        </w:rPr>
-        <w:t xml:space="preserve">  }, []);</w:t>
-      </w:r>
-    </w:p>
-    <w:p>
-      <w:pPr>
-        <w:spacing w:before="240" w:after="240"/>
-      </w:pPr>
-      <w:r>
-        <w:rPr>
-          <w:rFonts w:eastAsiaTheme="majorEastAsia" w:cstheme="majorBidi"/>
-          <w:b/>
-          <w:bCs/>
-          <w:i/>
-          <w:iCs/>
-          <w:color w:val="0F4761" w:themeColor="accent1" w:themeShade="BF"/>
-        </w:rPr>
-        <w:t xml:space="preserve"> </w:t>
-      </w:r>
-    </w:p>
-    <w:p>
-      <w:pPr>
-        <w:spacing w:before="240" w:after="240"/>
-      </w:pPr>
-      <w:r>
-        <w:rPr>
-          <w:rFonts w:eastAsiaTheme="majorEastAsia" w:cstheme="majorBidi"/>
-          <w:b/>
-          <w:bCs/>
-          <w:i/>
-          <w:iCs/>
-          <w:color w:val="0F4761" w:themeColor="accent1" w:themeShade="BF"/>
-        </w:rPr>
-        <w:t xml:space="preserve">  return &lt;button </w:t>
-      </w:r>
-      <w:proofErr w:type="spellStart"/>
-      <w:r>
-        <w:rPr>
-          <w:rFonts w:eastAsiaTheme="majorEastAsia" w:cstheme="majorBidi"/>
-          <w:b/>
-          <w:bCs/>
-          <w:i/>
-          <w:iCs/>
-          <w:color w:val="0F4761" w:themeColor="accent1" w:themeShade="BF"/>
-        </w:rPr>
-        <w:t>onClick</w:t>
-      </w:r>
-      <w:proofErr w:type="spellEnd"/>
-      <w:r>
-        <w:rPr>
-          <w:rFonts w:eastAsiaTheme="majorEastAsia" w:cstheme="majorBidi"/>
-          <w:b/>
-          <w:bCs/>
-          <w:i/>
-          <w:iCs/>
-          <w:color w:val="0F4761" w:themeColor="accent1" w:themeShade="BF"/>
-        </w:rPr>
-        <w:t>={</w:t>
-      </w:r>
-      <w:proofErr w:type="spellStart"/>
-      <w:r>
-        <w:rPr>
-          <w:rFonts w:eastAsiaTheme="majorEastAsia" w:cstheme="majorBidi"/>
-          <w:b/>
-          <w:bCs/>
-          <w:i/>
-          <w:iCs/>
-          <w:color w:val="0F4761" w:themeColor="accent1" w:themeShade="BF"/>
-        </w:rPr>
-        <w:t>handleClick</w:t>
-      </w:r>
-      <w:proofErr w:type="spellEnd"/>
-      <w:r>
-        <w:rPr>
-          <w:rFonts w:eastAsiaTheme="majorEastAsia" w:cstheme="majorBidi"/>
-          <w:b/>
-          <w:bCs/>
-          <w:i/>
-          <w:iCs/>
-          <w:color w:val="0F4761" w:themeColor="accent1" w:themeShade="BF"/>
-        </w:rPr>
-        <w:t>}&gt;Count: {count}&lt;/button&gt;;</w:t>
-      </w:r>
-    </w:p>
-    <w:p>
-      <w:pPr>
-        <w:spacing w:before="240" w:after="240"/>
-      </w:pPr>
-      <w:r>
-        <w:rPr>
-          <w:rFonts w:eastAsiaTheme="majorEastAsia" w:cstheme="majorBidi"/>
-          <w:b/>
-          <w:bCs/>
-          <w:i/>
-          <w:iCs/>
-          <w:color w:val="0F4761" w:themeColor="accent1" w:themeShade="BF"/>
-        </w:rPr>
         <w:t>}</w:t>
       </w:r>
     </w:p>
@@ -6156,19 +4794,11 @@
         </w:rPr>
         <w:t xml:space="preserve">Will </w:t>
       </w:r>
-      <w:proofErr w:type="spellStart"/>
-      <w:r>
-        <w:rPr>
-          <w:rFonts w:ascii="Consolas" w:eastAsia="Consolas" w:hAnsi="Consolas" w:cs="Consolas"/>
-        </w:rPr>
-        <w:t>setCount</w:t>
-      </w:r>
-      <w:proofErr w:type="spellEnd"/>
-      <w:r>
-        <w:rPr>
-          <w:rFonts w:ascii="Consolas" w:eastAsia="Consolas" w:hAnsi="Consolas" w:cs="Consolas"/>
-        </w:rPr>
-        <w:t>(count + 1)</w:t>
+      <w:r>
+        <w:rPr>
+          <w:rFonts w:ascii="Consolas" w:eastAsia="Consolas" w:hAnsi="Consolas" w:cs="Consolas"/>
+        </w:rPr>
+        <w:t>setCount(count + 1)</w:t>
       </w:r>
       <w:r>
         <w:rPr>
@@ -6240,19 +4870,11 @@
         </w:rPr>
         <w:t xml:space="preserve">Fix: Use functional update: </w:t>
       </w:r>
-      <w:proofErr w:type="spellStart"/>
-      <w:r>
-        <w:rPr>
-          <w:rFonts w:ascii="Consolas" w:eastAsia="Consolas" w:hAnsi="Consolas" w:cs="Consolas"/>
-        </w:rPr>
-        <w:t>setCount</w:t>
-      </w:r>
-      <w:proofErr w:type="spellEnd"/>
-      <w:r>
-        <w:rPr>
-          <w:rFonts w:ascii="Consolas" w:eastAsia="Consolas" w:hAnsi="Consolas" w:cs="Consolas"/>
-        </w:rPr>
-        <w:t>(c =&gt; c + 1);</w:t>
+      <w:r>
+        <w:rPr>
+          <w:rFonts w:ascii="Consolas" w:eastAsia="Consolas" w:hAnsi="Consolas" w:cs="Consolas"/>
+        </w:rPr>
+        <w:t>setCount(c =&gt; c + 1);</w:t>
       </w:r>
     </w:p>
     <w:p>
@@ -6284,44 +4906,22 @@
           <w:rFonts w:ascii="Consolas" w:eastAsia="Consolas" w:hAnsi="Consolas" w:cs="Consolas"/>
         </w:rPr>
       </w:pPr>
-      <w:proofErr w:type="spellStart"/>
-      <w:r>
-        <w:rPr>
-          <w:rFonts w:ascii="Consolas" w:eastAsia="Consolas" w:hAnsi="Consolas" w:cs="Consolas"/>
-        </w:rPr>
-        <w:t>useEffect</w:t>
-      </w:r>
-      <w:proofErr w:type="spellEnd"/>
-      <w:r>
-        <w:rPr>
-          <w:rFonts w:ascii="Consolas" w:eastAsia="Consolas" w:hAnsi="Consolas" w:cs="Consolas"/>
-        </w:rPr>
-        <w:t>(() =&gt; {</w:t>
-      </w:r>
-    </w:p>
-    <w:p>
-      <w:pPr>
-        <w:spacing w:before="240" w:after="240"/>
-      </w:pPr>
-      <w:r>
-        <w:rPr>
-          <w:rFonts w:ascii="Consolas" w:eastAsia="Consolas" w:hAnsi="Consolas" w:cs="Consolas"/>
-        </w:rPr>
-        <w:t xml:space="preserve">  const timer = </w:t>
-      </w:r>
-      <w:proofErr w:type="spellStart"/>
-      <w:r>
-        <w:rPr>
-          <w:rFonts w:ascii="Consolas" w:eastAsia="Consolas" w:hAnsi="Consolas" w:cs="Consolas"/>
-        </w:rPr>
-        <w:t>setInterval</w:t>
-      </w:r>
-      <w:proofErr w:type="spellEnd"/>
-      <w:r>
-        <w:rPr>
-          <w:rFonts w:ascii="Consolas" w:eastAsia="Consolas" w:hAnsi="Consolas" w:cs="Consolas"/>
-        </w:rPr>
-        <w:t>(() =&gt; {</w:t>
+      <w:r>
+        <w:rPr>
+          <w:rFonts w:ascii="Consolas" w:eastAsia="Consolas" w:hAnsi="Consolas" w:cs="Consolas"/>
+        </w:rPr>
+        <w:t>useEffect(() =&gt; {</w:t>
+      </w:r>
+    </w:p>
+    <w:p>
+      <w:pPr>
+        <w:spacing w:before="240" w:after="240"/>
+      </w:pPr>
+      <w:r>
+        <w:rPr>
+          <w:rFonts w:ascii="Consolas" w:eastAsia="Consolas" w:hAnsi="Consolas" w:cs="Consolas"/>
+        </w:rPr>
+        <w:t xml:space="preserve">  const timer = setInterval(() =&gt; {</w:t>
       </w:r>
     </w:p>
     <w:p>
@@ -6365,21 +4965,7 @@
         <w:rPr>
           <w:rFonts w:ascii="Consolas" w:eastAsia="Consolas" w:hAnsi="Consolas" w:cs="Consolas"/>
         </w:rPr>
-        <w:t xml:space="preserve">  return () =&gt; </w:t>
-      </w:r>
-      <w:proofErr w:type="spellStart"/>
-      <w:r>
-        <w:rPr>
-          <w:rFonts w:ascii="Consolas" w:eastAsia="Consolas" w:hAnsi="Consolas" w:cs="Consolas"/>
-        </w:rPr>
-        <w:t>clearInterval</w:t>
-      </w:r>
-      <w:proofErr w:type="spellEnd"/>
-      <w:r>
-        <w:rPr>
-          <w:rFonts w:ascii="Consolas" w:eastAsia="Consolas" w:hAnsi="Consolas" w:cs="Consolas"/>
-        </w:rPr>
-        <w:t>(timer);</w:t>
+        <w:t xml:space="preserve">  return () =&gt; clearInterval(timer);</w:t>
       </w:r>
     </w:p>
     <w:p>
@@ -6659,21 +5245,7 @@
         <w:rPr>
           <w:rFonts w:ascii="Consolas" w:eastAsia="Consolas" w:hAnsi="Consolas" w:cs="Consolas"/>
         </w:rPr>
-        <w:t xml:space="preserve">To prevent this, use </w:t>
-      </w:r>
-      <w:proofErr w:type="spellStart"/>
-      <w:r>
-        <w:rPr>
-          <w:rFonts w:ascii="Consolas" w:eastAsia="Consolas" w:hAnsi="Consolas" w:cs="Consolas"/>
-        </w:rPr>
-        <w:t>useMemo</w:t>
-      </w:r>
-      <w:proofErr w:type="spellEnd"/>
-      <w:r>
-        <w:rPr>
-          <w:rFonts w:ascii="Consolas" w:eastAsia="Consolas" w:hAnsi="Consolas" w:cs="Consolas"/>
-        </w:rPr>
-        <w:t xml:space="preserve"> in parent:</w:t>
+        <w:t>To prevent this, use useMemo in parent:</w:t>
       </w:r>
     </w:p>
     <w:p>
@@ -6684,21 +5256,7 @@
         <w:rPr>
           <w:rFonts w:ascii="Consolas" w:eastAsia="Consolas" w:hAnsi="Consolas" w:cs="Consolas"/>
         </w:rPr>
-        <w:t xml:space="preserve">const data = </w:t>
-      </w:r>
-      <w:proofErr w:type="spellStart"/>
-      <w:r>
-        <w:rPr>
-          <w:rFonts w:ascii="Consolas" w:eastAsia="Consolas" w:hAnsi="Consolas" w:cs="Consolas"/>
-        </w:rPr>
-        <w:t>useMemo</w:t>
-      </w:r>
-      <w:proofErr w:type="spellEnd"/>
-      <w:r>
-        <w:rPr>
-          <w:rFonts w:ascii="Consolas" w:eastAsia="Consolas" w:hAnsi="Consolas" w:cs="Consolas"/>
-        </w:rPr>
-        <w:t>(() =&gt; ({ name: "John" }), []);</w:t>
+        <w:t>const data = useMemo(() =&gt; ({ name: "John" }), []);</w:t>
       </w:r>
     </w:p>
     <w:p>
@@ -6820,21 +5378,7 @@
         <w:rPr>
           <w:rFonts w:ascii="Consolas" w:eastAsia="Consolas" w:hAnsi="Consolas" w:cs="Consolas"/>
         </w:rPr>
-        <w:t xml:space="preserve">import { </w:t>
-      </w:r>
-      <w:proofErr w:type="spellStart"/>
-      <w:r>
-        <w:rPr>
-          <w:rFonts w:ascii="Consolas" w:eastAsia="Consolas" w:hAnsi="Consolas" w:cs="Consolas"/>
-        </w:rPr>
-        <w:t>useState</w:t>
-      </w:r>
-      <w:proofErr w:type="spellEnd"/>
-      <w:r>
-        <w:rPr>
-          <w:rFonts w:ascii="Consolas" w:eastAsia="Consolas" w:hAnsi="Consolas" w:cs="Consolas"/>
-        </w:rPr>
-        <w:t xml:space="preserve"> } from "react";</w:t>
+        <w:t>import { useState } from "react";</w:t>
       </w:r>
     </w:p>
     <w:p>
@@ -6867,35 +5411,7 @@
         <w:rPr>
           <w:rFonts w:ascii="Consolas" w:eastAsia="Consolas" w:hAnsi="Consolas" w:cs="Consolas"/>
         </w:rPr>
-        <w:t xml:space="preserve">  const [count, </w:t>
-      </w:r>
-      <w:proofErr w:type="spellStart"/>
-      <w:r>
-        <w:rPr>
-          <w:rFonts w:ascii="Consolas" w:eastAsia="Consolas" w:hAnsi="Consolas" w:cs="Consolas"/>
-        </w:rPr>
-        <w:t>setCount</w:t>
-      </w:r>
-      <w:proofErr w:type="spellEnd"/>
-      <w:r>
-        <w:rPr>
-          <w:rFonts w:ascii="Consolas" w:eastAsia="Consolas" w:hAnsi="Consolas" w:cs="Consolas"/>
-        </w:rPr>
-        <w:t xml:space="preserve">] = </w:t>
-      </w:r>
-      <w:proofErr w:type="spellStart"/>
-      <w:r>
-        <w:rPr>
-          <w:rFonts w:ascii="Consolas" w:eastAsia="Consolas" w:hAnsi="Consolas" w:cs="Consolas"/>
-        </w:rPr>
-        <w:t>useState</w:t>
-      </w:r>
-      <w:proofErr w:type="spellEnd"/>
-      <w:r>
-        <w:rPr>
-          <w:rFonts w:ascii="Consolas" w:eastAsia="Consolas" w:hAnsi="Consolas" w:cs="Consolas"/>
-        </w:rPr>
-        <w:t>(0);</w:t>
+        <w:t xml:space="preserve">  const [count, setCount] = useState(0);</w:t>
       </w:r>
     </w:p>
     <w:p>
@@ -6917,21 +5433,7 @@
         <w:rPr>
           <w:rFonts w:ascii="Consolas" w:eastAsia="Consolas" w:hAnsi="Consolas" w:cs="Consolas"/>
         </w:rPr>
-        <w:t xml:space="preserve">  const </w:t>
-      </w:r>
-      <w:proofErr w:type="spellStart"/>
-      <w:r>
-        <w:rPr>
-          <w:rFonts w:ascii="Consolas" w:eastAsia="Consolas" w:hAnsi="Consolas" w:cs="Consolas"/>
-        </w:rPr>
-        <w:t>handleClick</w:t>
-      </w:r>
-      <w:proofErr w:type="spellEnd"/>
-      <w:r>
-        <w:rPr>
-          <w:rFonts w:ascii="Consolas" w:eastAsia="Consolas" w:hAnsi="Consolas" w:cs="Consolas"/>
-        </w:rPr>
-        <w:t xml:space="preserve"> = () =&gt; {</w:t>
+        <w:t xml:space="preserve">  const handleClick = () =&gt; {</w:t>
       </w:r>
     </w:p>
     <w:p>
@@ -6942,21 +5444,7 @@
         <w:rPr>
           <w:rFonts w:ascii="Consolas" w:eastAsia="Consolas" w:hAnsi="Consolas" w:cs="Consolas"/>
         </w:rPr>
-        <w:t xml:space="preserve">    </w:t>
-      </w:r>
-      <w:proofErr w:type="spellStart"/>
-      <w:r>
-        <w:rPr>
-          <w:rFonts w:ascii="Consolas" w:eastAsia="Consolas" w:hAnsi="Consolas" w:cs="Consolas"/>
-        </w:rPr>
-        <w:t>setCount</w:t>
-      </w:r>
-      <w:proofErr w:type="spellEnd"/>
-      <w:r>
-        <w:rPr>
-          <w:rFonts w:ascii="Consolas" w:eastAsia="Consolas" w:hAnsi="Consolas" w:cs="Consolas"/>
-        </w:rPr>
-        <w:t>(count + 2);</w:t>
+        <w:t xml:space="preserve">    setCount(count + 2);</w:t>
       </w:r>
     </w:p>
     <w:p>
@@ -7000,21 +5488,7 @@
         <w:rPr>
           <w:rFonts w:ascii="Consolas" w:eastAsia="Consolas" w:hAnsi="Consolas" w:cs="Consolas"/>
         </w:rPr>
-        <w:t xml:space="preserve">    &lt;div </w:t>
-      </w:r>
-      <w:proofErr w:type="spellStart"/>
-      <w:r>
-        <w:rPr>
-          <w:rFonts w:ascii="Consolas" w:eastAsia="Consolas" w:hAnsi="Consolas" w:cs="Consolas"/>
-        </w:rPr>
-        <w:t>className</w:t>
-      </w:r>
-      <w:proofErr w:type="spellEnd"/>
-      <w:r>
-        <w:rPr>
-          <w:rFonts w:ascii="Consolas" w:eastAsia="Consolas" w:hAnsi="Consolas" w:cs="Consolas"/>
-        </w:rPr>
-        <w:t>="App"&gt;</w:t>
+        <w:t xml:space="preserve">    &lt;div className="App"&gt;</w:t>
       </w:r>
     </w:p>
     <w:p>
@@ -7047,35 +5521,7 @@
         <w:rPr>
           <w:rFonts w:ascii="Consolas" w:eastAsia="Consolas" w:hAnsi="Consolas" w:cs="Consolas"/>
         </w:rPr>
-        <w:t xml:space="preserve">      &lt;button </w:t>
-      </w:r>
-      <w:proofErr w:type="spellStart"/>
-      <w:r>
-        <w:rPr>
-          <w:rFonts w:ascii="Consolas" w:eastAsia="Consolas" w:hAnsi="Consolas" w:cs="Consolas"/>
-        </w:rPr>
-        <w:t>onClick</w:t>
-      </w:r>
-      <w:proofErr w:type="spellEnd"/>
-      <w:r>
-        <w:rPr>
-          <w:rFonts w:ascii="Consolas" w:eastAsia="Consolas" w:hAnsi="Consolas" w:cs="Consolas"/>
-        </w:rPr>
-        <w:t>={</w:t>
-      </w:r>
-      <w:proofErr w:type="spellStart"/>
-      <w:r>
-        <w:rPr>
-          <w:rFonts w:ascii="Consolas" w:eastAsia="Consolas" w:hAnsi="Consolas" w:cs="Consolas"/>
-        </w:rPr>
-        <w:t>handleClick</w:t>
-      </w:r>
-      <w:proofErr w:type="spellEnd"/>
-      <w:r>
-        <w:rPr>
-          <w:rFonts w:ascii="Consolas" w:eastAsia="Consolas" w:hAnsi="Consolas" w:cs="Consolas"/>
-        </w:rPr>
-        <w:t>}&gt;Increase by 2&lt;/button&gt;</w:t>
+        <w:t xml:space="preserve">      &lt;button onClick={handleClick}&gt;Increase by 2&lt;/button&gt;</w:t>
       </w:r>
     </w:p>
     <w:p>
@@ -7142,16 +5588,8 @@
         <w:rPr>
           <w:rFonts w:ascii="Consolas" w:eastAsia="Consolas" w:hAnsi="Consolas" w:cs="Consolas"/>
         </w:rPr>
-        <w:t xml:space="preserve">Basic use of </w:t>
-      </w:r>
-      <w:proofErr w:type="spellStart"/>
-      <w:r>
-        <w:rPr>
-          <w:rFonts w:ascii="Consolas" w:eastAsia="Consolas" w:hAnsi="Consolas" w:cs="Consolas"/>
-        </w:rPr>
-        <w:t>useState</w:t>
-      </w:r>
-      <w:proofErr w:type="spellEnd"/>
+        <w:t>Basic use of useState</w:t>
+      </w:r>
     </w:p>
     <w:p>
       <w:pPr>
@@ -7169,21 +5607,7 @@
         <w:rPr>
           <w:rFonts w:ascii="Consolas" w:eastAsia="Consolas" w:hAnsi="Consolas" w:cs="Consolas"/>
         </w:rPr>
-        <w:t>Event handling (</w:t>
-      </w:r>
-      <w:proofErr w:type="spellStart"/>
-      <w:r>
-        <w:rPr>
-          <w:rFonts w:ascii="Consolas" w:eastAsia="Consolas" w:hAnsi="Consolas" w:cs="Consolas"/>
-        </w:rPr>
-        <w:t>onClick</w:t>
-      </w:r>
-      <w:proofErr w:type="spellEnd"/>
-      <w:r>
-        <w:rPr>
-          <w:rFonts w:ascii="Consolas" w:eastAsia="Consolas" w:hAnsi="Consolas" w:cs="Consolas"/>
-        </w:rPr>
-        <w:t>)</w:t>
+        <w:t>Event handling (onClick)</w:t>
       </w:r>
     </w:p>
     <w:p>
@@ -7239,59 +5663,13 @@
           <w:bCs/>
         </w:rPr>
       </w:pPr>
-      <w:proofErr w:type="spellStart"/>
-      <w:r>
-        <w:rPr>
-          <w:rFonts w:ascii="Consolas" w:eastAsia="Consolas" w:hAnsi="Consolas" w:cs="Consolas"/>
-          <w:b/>
-          <w:bCs/>
-        </w:rPr>
-        <w:t>setCount</w:t>
-      </w:r>
-      <w:proofErr w:type="spellEnd"/>
-      <w:r>
-        <w:rPr>
-          <w:rFonts w:ascii="Consolas" w:eastAsia="Consolas" w:hAnsi="Consolas" w:cs="Consolas"/>
-          <w:b/>
-          <w:bCs/>
-        </w:rPr>
-        <w:t>(</w:t>
-      </w:r>
-      <w:proofErr w:type="spellStart"/>
-      <w:r>
-        <w:rPr>
-          <w:rFonts w:ascii="Consolas" w:eastAsia="Consolas" w:hAnsi="Consolas" w:cs="Consolas"/>
-          <w:b/>
-          <w:bCs/>
-        </w:rPr>
-        <w:t>prev</w:t>
-      </w:r>
-      <w:proofErr w:type="spellEnd"/>
-      <w:r>
-        <w:rPr>
-          <w:rFonts w:ascii="Consolas" w:eastAsia="Consolas" w:hAnsi="Consolas" w:cs="Consolas"/>
-          <w:b/>
-          <w:bCs/>
-        </w:rPr>
-        <w:t xml:space="preserve"> =&gt; </w:t>
-      </w:r>
-      <w:proofErr w:type="spellStart"/>
-      <w:r>
-        <w:rPr>
-          <w:rFonts w:ascii="Consolas" w:eastAsia="Consolas" w:hAnsi="Consolas" w:cs="Consolas"/>
-          <w:b/>
-          <w:bCs/>
-        </w:rPr>
-        <w:t>prev</w:t>
-      </w:r>
-      <w:proofErr w:type="spellEnd"/>
-      <w:r>
-        <w:rPr>
-          <w:rFonts w:ascii="Consolas" w:eastAsia="Consolas" w:hAnsi="Consolas" w:cs="Consolas"/>
-          <w:b/>
-          <w:bCs/>
-        </w:rPr>
-        <w:t xml:space="preserve"> + 2);</w:t>
+      <w:r>
+        <w:rPr>
+          <w:rFonts w:ascii="Consolas" w:eastAsia="Consolas" w:hAnsi="Consolas" w:cs="Consolas"/>
+          <w:b/>
+          <w:bCs/>
+        </w:rPr>
+        <w:t>setCount(prev =&gt; prev + 2);</w:t>
       </w:r>
     </w:p>
     <w:p>
@@ -7414,21 +5792,7 @@
         <w:rPr>
           <w:rFonts w:ascii="Consolas" w:eastAsia="Consolas" w:hAnsi="Consolas" w:cs="Consolas"/>
         </w:rPr>
-        <w:t xml:space="preserve">import { </w:t>
-      </w:r>
-      <w:proofErr w:type="spellStart"/>
-      <w:r>
-        <w:rPr>
-          <w:rFonts w:ascii="Consolas" w:eastAsia="Consolas" w:hAnsi="Consolas" w:cs="Consolas"/>
-        </w:rPr>
-        <w:t>useState</w:t>
-      </w:r>
-      <w:proofErr w:type="spellEnd"/>
-      <w:r>
-        <w:rPr>
-          <w:rFonts w:ascii="Consolas" w:eastAsia="Consolas" w:hAnsi="Consolas" w:cs="Consolas"/>
-        </w:rPr>
-        <w:t xml:space="preserve"> } from "react";</w:t>
+        <w:t>import { useState } from "react";</w:t>
       </w:r>
     </w:p>
     <w:p>
@@ -7461,35 +5825,7 @@
         <w:rPr>
           <w:rFonts w:ascii="Consolas" w:eastAsia="Consolas" w:hAnsi="Consolas" w:cs="Consolas"/>
         </w:rPr>
-        <w:t xml:space="preserve">  const [text, </w:t>
-      </w:r>
-      <w:proofErr w:type="spellStart"/>
-      <w:r>
-        <w:rPr>
-          <w:rFonts w:ascii="Consolas" w:eastAsia="Consolas" w:hAnsi="Consolas" w:cs="Consolas"/>
-        </w:rPr>
-        <w:t>setText</w:t>
-      </w:r>
-      <w:proofErr w:type="spellEnd"/>
-      <w:r>
-        <w:rPr>
-          <w:rFonts w:ascii="Consolas" w:eastAsia="Consolas" w:hAnsi="Consolas" w:cs="Consolas"/>
-        </w:rPr>
-        <w:t xml:space="preserve">] = </w:t>
-      </w:r>
-      <w:proofErr w:type="spellStart"/>
-      <w:r>
-        <w:rPr>
-          <w:rFonts w:ascii="Consolas" w:eastAsia="Consolas" w:hAnsi="Consolas" w:cs="Consolas"/>
-        </w:rPr>
-        <w:t>useState</w:t>
-      </w:r>
-      <w:proofErr w:type="spellEnd"/>
-      <w:r>
-        <w:rPr>
-          <w:rFonts w:ascii="Consolas" w:eastAsia="Consolas" w:hAnsi="Consolas" w:cs="Consolas"/>
-        </w:rPr>
-        <w:t>("");</w:t>
+        <w:t xml:space="preserve">  const [text, setText] = useState("");</w:t>
       </w:r>
     </w:p>
     <w:p>
@@ -7500,35 +5836,7 @@
         <w:rPr>
           <w:rFonts w:ascii="Consolas" w:eastAsia="Consolas" w:hAnsi="Consolas" w:cs="Consolas"/>
         </w:rPr>
-        <w:t xml:space="preserve">  const [submitted, </w:t>
-      </w:r>
-      <w:proofErr w:type="spellStart"/>
-      <w:r>
-        <w:rPr>
-          <w:rFonts w:ascii="Consolas" w:eastAsia="Consolas" w:hAnsi="Consolas" w:cs="Consolas"/>
-        </w:rPr>
-        <w:t>setSubmitted</w:t>
-      </w:r>
-      <w:proofErr w:type="spellEnd"/>
-      <w:r>
-        <w:rPr>
-          <w:rFonts w:ascii="Consolas" w:eastAsia="Consolas" w:hAnsi="Consolas" w:cs="Consolas"/>
-        </w:rPr>
-        <w:t xml:space="preserve">] = </w:t>
-      </w:r>
-      <w:proofErr w:type="spellStart"/>
-      <w:r>
-        <w:rPr>
-          <w:rFonts w:ascii="Consolas" w:eastAsia="Consolas" w:hAnsi="Consolas" w:cs="Consolas"/>
-        </w:rPr>
-        <w:t>useState</w:t>
-      </w:r>
-      <w:proofErr w:type="spellEnd"/>
-      <w:r>
-        <w:rPr>
-          <w:rFonts w:ascii="Consolas" w:eastAsia="Consolas" w:hAnsi="Consolas" w:cs="Consolas"/>
-        </w:rPr>
-        <w:t>("");</w:t>
+        <w:t xml:space="preserve">  const [submitted, setSubmitted] = useState("");</w:t>
       </w:r>
     </w:p>
     <w:p>
@@ -7550,21 +5858,7 @@
         <w:rPr>
           <w:rFonts w:ascii="Consolas" w:eastAsia="Consolas" w:hAnsi="Consolas" w:cs="Consolas"/>
         </w:rPr>
-        <w:t xml:space="preserve">  const </w:t>
-      </w:r>
-      <w:proofErr w:type="spellStart"/>
-      <w:r>
-        <w:rPr>
-          <w:rFonts w:ascii="Consolas" w:eastAsia="Consolas" w:hAnsi="Consolas" w:cs="Consolas"/>
-        </w:rPr>
-        <w:t>handleSubmit</w:t>
-      </w:r>
-      <w:proofErr w:type="spellEnd"/>
-      <w:r>
-        <w:rPr>
-          <w:rFonts w:ascii="Consolas" w:eastAsia="Consolas" w:hAnsi="Consolas" w:cs="Consolas"/>
-        </w:rPr>
-        <w:t xml:space="preserve"> = () =&gt; {</w:t>
+        <w:t xml:space="preserve">  const handleSubmit = () =&gt; {</w:t>
       </w:r>
     </w:p>
     <w:p>
@@ -7575,21 +5869,7 @@
         <w:rPr>
           <w:rFonts w:ascii="Consolas" w:eastAsia="Consolas" w:hAnsi="Consolas" w:cs="Consolas"/>
         </w:rPr>
-        <w:t xml:space="preserve">    if (</w:t>
-      </w:r>
-      <w:proofErr w:type="spellStart"/>
-      <w:r>
-        <w:rPr>
-          <w:rFonts w:ascii="Consolas" w:eastAsia="Consolas" w:hAnsi="Consolas" w:cs="Consolas"/>
-        </w:rPr>
-        <w:t>text.trim</w:t>
-      </w:r>
-      <w:proofErr w:type="spellEnd"/>
-      <w:r>
-        <w:rPr>
-          <w:rFonts w:ascii="Consolas" w:eastAsia="Consolas" w:hAnsi="Consolas" w:cs="Consolas"/>
-        </w:rPr>
-        <w:t>() === "") return;</w:t>
+        <w:t xml:space="preserve">    if (text.trim() === "") return;</w:t>
       </w:r>
     </w:p>
     <w:p>
@@ -7600,21 +5880,7 @@
         <w:rPr>
           <w:rFonts w:ascii="Consolas" w:eastAsia="Consolas" w:hAnsi="Consolas" w:cs="Consolas"/>
         </w:rPr>
-        <w:t xml:space="preserve">    </w:t>
-      </w:r>
-      <w:proofErr w:type="spellStart"/>
-      <w:r>
-        <w:rPr>
-          <w:rFonts w:ascii="Consolas" w:eastAsia="Consolas" w:hAnsi="Consolas" w:cs="Consolas"/>
-        </w:rPr>
-        <w:t>setSubmitted</w:t>
-      </w:r>
-      <w:proofErr w:type="spellEnd"/>
-      <w:r>
-        <w:rPr>
-          <w:rFonts w:ascii="Consolas" w:eastAsia="Consolas" w:hAnsi="Consolas" w:cs="Consolas"/>
-        </w:rPr>
-        <w:t>(text);</w:t>
+        <w:t xml:space="preserve">    setSubmitted(text);</w:t>
       </w:r>
     </w:p>
     <w:p>
@@ -7625,21 +5891,7 @@
         <w:rPr>
           <w:rFonts w:ascii="Consolas" w:eastAsia="Consolas" w:hAnsi="Consolas" w:cs="Consolas"/>
         </w:rPr>
-        <w:t xml:space="preserve">    </w:t>
-      </w:r>
-      <w:proofErr w:type="spellStart"/>
-      <w:r>
-        <w:rPr>
-          <w:rFonts w:ascii="Consolas" w:eastAsia="Consolas" w:hAnsi="Consolas" w:cs="Consolas"/>
-        </w:rPr>
-        <w:t>setText</w:t>
-      </w:r>
-      <w:proofErr w:type="spellEnd"/>
-      <w:r>
-        <w:rPr>
-          <w:rFonts w:ascii="Consolas" w:eastAsia="Consolas" w:hAnsi="Consolas" w:cs="Consolas"/>
-        </w:rPr>
-        <w:t>("");</w:t>
+        <w:t xml:space="preserve">    setText("");</w:t>
       </w:r>
     </w:p>
     <w:p>
@@ -7683,21 +5935,7 @@
         <w:rPr>
           <w:rFonts w:ascii="Consolas" w:eastAsia="Consolas" w:hAnsi="Consolas" w:cs="Consolas"/>
         </w:rPr>
-        <w:t xml:space="preserve">    &lt;div </w:t>
-      </w:r>
-      <w:proofErr w:type="spellStart"/>
-      <w:r>
-        <w:rPr>
-          <w:rFonts w:ascii="Consolas" w:eastAsia="Consolas" w:hAnsi="Consolas" w:cs="Consolas"/>
-        </w:rPr>
-        <w:t>className</w:t>
-      </w:r>
-      <w:proofErr w:type="spellEnd"/>
-      <w:r>
-        <w:rPr>
-          <w:rFonts w:ascii="Consolas" w:eastAsia="Consolas" w:hAnsi="Consolas" w:cs="Consolas"/>
-        </w:rPr>
-        <w:t>="App"&gt;</w:t>
+        <w:t xml:space="preserve">    &lt;div className="App"&gt;</w:t>
       </w:r>
     </w:p>
     <w:p>
@@ -7753,49 +5991,7 @@
         <w:rPr>
           <w:rFonts w:ascii="Consolas" w:eastAsia="Consolas" w:hAnsi="Consolas" w:cs="Consolas"/>
         </w:rPr>
-        <w:t xml:space="preserve">        </w:t>
-      </w:r>
-      <w:proofErr w:type="spellStart"/>
-      <w:r>
-        <w:rPr>
-          <w:rFonts w:ascii="Consolas" w:eastAsia="Consolas" w:hAnsi="Consolas" w:cs="Consolas"/>
-        </w:rPr>
-        <w:t>onChange</w:t>
-      </w:r>
-      <w:proofErr w:type="spellEnd"/>
-      <w:r>
-        <w:rPr>
-          <w:rFonts w:ascii="Consolas" w:eastAsia="Consolas" w:hAnsi="Consolas" w:cs="Consolas"/>
-        </w:rPr>
-        <w:t xml:space="preserve">={e =&gt; </w:t>
-      </w:r>
-      <w:proofErr w:type="spellStart"/>
-      <w:r>
-        <w:rPr>
-          <w:rFonts w:ascii="Consolas" w:eastAsia="Consolas" w:hAnsi="Consolas" w:cs="Consolas"/>
-        </w:rPr>
-        <w:t>setText</w:t>
-      </w:r>
-      <w:proofErr w:type="spellEnd"/>
-      <w:r>
-        <w:rPr>
-          <w:rFonts w:ascii="Consolas" w:eastAsia="Consolas" w:hAnsi="Consolas" w:cs="Consolas"/>
-        </w:rPr>
-        <w:t>(</w:t>
-      </w:r>
-      <w:proofErr w:type="spellStart"/>
-      <w:r>
-        <w:rPr>
-          <w:rFonts w:ascii="Consolas" w:eastAsia="Consolas" w:hAnsi="Consolas" w:cs="Consolas"/>
-        </w:rPr>
-        <w:t>e.target.value</w:t>
-      </w:r>
-      <w:proofErr w:type="spellEnd"/>
-      <w:r>
-        <w:rPr>
-          <w:rFonts w:ascii="Consolas" w:eastAsia="Consolas" w:hAnsi="Consolas" w:cs="Consolas"/>
-        </w:rPr>
-        <w:t>)}</w:t>
+        <w:t xml:space="preserve">        onChange={e =&gt; setText(e.target.value)}</w:t>
       </w:r>
     </w:p>
     <w:p>
@@ -7828,35 +6024,7 @@
         <w:rPr>
           <w:rFonts w:ascii="Consolas" w:eastAsia="Consolas" w:hAnsi="Consolas" w:cs="Consolas"/>
         </w:rPr>
-        <w:t xml:space="preserve">      &lt;button </w:t>
-      </w:r>
-      <w:proofErr w:type="spellStart"/>
-      <w:r>
-        <w:rPr>
-          <w:rFonts w:ascii="Consolas" w:eastAsia="Consolas" w:hAnsi="Consolas" w:cs="Consolas"/>
-        </w:rPr>
-        <w:t>onClick</w:t>
-      </w:r>
-      <w:proofErr w:type="spellEnd"/>
-      <w:r>
-        <w:rPr>
-          <w:rFonts w:ascii="Consolas" w:eastAsia="Consolas" w:hAnsi="Consolas" w:cs="Consolas"/>
-        </w:rPr>
-        <w:t>={</w:t>
-      </w:r>
-      <w:proofErr w:type="spellStart"/>
-      <w:r>
-        <w:rPr>
-          <w:rFonts w:ascii="Consolas" w:eastAsia="Consolas" w:hAnsi="Consolas" w:cs="Consolas"/>
-        </w:rPr>
-        <w:t>handleSubmit</w:t>
-      </w:r>
-      <w:proofErr w:type="spellEnd"/>
-      <w:r>
-        <w:rPr>
-          <w:rFonts w:ascii="Consolas" w:eastAsia="Consolas" w:hAnsi="Consolas" w:cs="Consolas"/>
-        </w:rPr>
-        <w:t>}&gt;Submit&lt;/button&gt;</w:t>
+        <w:t xml:space="preserve">      &lt;button onClick={handleSubmit}&gt;Submit&lt;/button&gt;</w:t>
       </w:r>
     </w:p>
     <w:p>
@@ -7981,50 +6149,6 @@
         </w:rPr>
         <w:t>Form handling</w:t>
       </w:r>
-    </w:p>
-    <w:p>
-      <w:pPr>
-        <w:spacing w:after="0"/>
-        <w:rPr>
-          <w:rFonts w:ascii="Consolas" w:eastAsia="Consolas" w:hAnsi="Consolas" w:cs="Consolas"/>
-        </w:rPr>
-      </w:pPr>
-    </w:p>
-    <w:p>
-      <w:pPr>
-        <w:spacing w:after="0"/>
-        <w:rPr>
-          <w:rFonts w:ascii="Consolas" w:eastAsia="Consolas" w:hAnsi="Consolas" w:cs="Consolas"/>
-        </w:rPr>
-      </w:pPr>
-    </w:p>
-    <w:p>
-      <w:pPr>
-        <w:spacing w:after="0"/>
-        <w:rPr>
-          <w:rFonts w:ascii="Consolas" w:eastAsia="Consolas" w:hAnsi="Consolas" w:cs="Consolas"/>
-        </w:rPr>
-      </w:pPr>
-    </w:p>
-    <w:p>
-      <w:pPr>
-        <w:spacing w:after="0"/>
-        <w:rPr>
-          <w:rFonts w:ascii="Consolas" w:eastAsia="Consolas" w:hAnsi="Consolas" w:cs="Consolas"/>
-          <w:b/>
-          <w:bCs/>
-        </w:rPr>
-      </w:pPr>
-    </w:p>
-    <w:p>
-      <w:pPr>
-        <w:spacing w:before="240" w:after="240"/>
-        <w:rPr>
-          <w:rFonts w:ascii="Consolas" w:eastAsia="Consolas" w:hAnsi="Consolas" w:cs="Consolas"/>
-          <w:b/>
-          <w:bCs/>
-        </w:rPr>
-      </w:pPr>
     </w:p>
     <w:p>
       <w:pPr>
@@ -8075,21 +6199,7 @@
         <w:rPr>
           <w:rFonts w:ascii="Consolas" w:eastAsia="Consolas" w:hAnsi="Consolas" w:cs="Consolas"/>
         </w:rPr>
-        <w:t xml:space="preserve">import { </w:t>
-      </w:r>
-      <w:proofErr w:type="spellStart"/>
-      <w:r>
-        <w:rPr>
-          <w:rFonts w:ascii="Consolas" w:eastAsia="Consolas" w:hAnsi="Consolas" w:cs="Consolas"/>
-        </w:rPr>
-        <w:t>useState</w:t>
-      </w:r>
-      <w:proofErr w:type="spellEnd"/>
-      <w:r>
-        <w:rPr>
-          <w:rFonts w:ascii="Consolas" w:eastAsia="Consolas" w:hAnsi="Consolas" w:cs="Consolas"/>
-        </w:rPr>
-        <w:t xml:space="preserve"> } from "react";</w:t>
+        <w:t>import { useState } from "react";</w:t>
       </w:r>
     </w:p>
     <w:p>
@@ -8122,49 +6232,7 @@
         <w:rPr>
           <w:rFonts w:ascii="Consolas" w:eastAsia="Consolas" w:hAnsi="Consolas" w:cs="Consolas"/>
         </w:rPr>
-        <w:t xml:space="preserve">  const [</w:t>
-      </w:r>
-      <w:proofErr w:type="spellStart"/>
-      <w:r>
-        <w:rPr>
-          <w:rFonts w:ascii="Consolas" w:eastAsia="Consolas" w:hAnsi="Consolas" w:cs="Consolas"/>
-        </w:rPr>
-        <w:t>isHello</w:t>
-      </w:r>
-      <w:proofErr w:type="spellEnd"/>
-      <w:r>
-        <w:rPr>
-          <w:rFonts w:ascii="Consolas" w:eastAsia="Consolas" w:hAnsi="Consolas" w:cs="Consolas"/>
-        </w:rPr>
-        <w:t xml:space="preserve">, </w:t>
-      </w:r>
-      <w:proofErr w:type="spellStart"/>
-      <w:r>
-        <w:rPr>
-          <w:rFonts w:ascii="Consolas" w:eastAsia="Consolas" w:hAnsi="Consolas" w:cs="Consolas"/>
-        </w:rPr>
-        <w:t>setIsHello</w:t>
-      </w:r>
-      <w:proofErr w:type="spellEnd"/>
-      <w:r>
-        <w:rPr>
-          <w:rFonts w:ascii="Consolas" w:eastAsia="Consolas" w:hAnsi="Consolas" w:cs="Consolas"/>
-        </w:rPr>
-        <w:t xml:space="preserve">] = </w:t>
-      </w:r>
-      <w:proofErr w:type="spellStart"/>
-      <w:r>
-        <w:rPr>
-          <w:rFonts w:ascii="Consolas" w:eastAsia="Consolas" w:hAnsi="Consolas" w:cs="Consolas"/>
-        </w:rPr>
-        <w:t>useState</w:t>
-      </w:r>
-      <w:proofErr w:type="spellEnd"/>
-      <w:r>
-        <w:rPr>
-          <w:rFonts w:ascii="Consolas" w:eastAsia="Consolas" w:hAnsi="Consolas" w:cs="Consolas"/>
-        </w:rPr>
-        <w:t>(true);</w:t>
+        <w:t xml:space="preserve">  const [isHello, setIsHello] = useState(true);</w:t>
       </w:r>
     </w:p>
     <w:p>
@@ -8197,110 +6265,40 @@
         <w:rPr>
           <w:rFonts w:ascii="Consolas" w:eastAsia="Consolas" w:hAnsi="Consolas" w:cs="Consolas"/>
         </w:rPr>
+        <w:t xml:space="preserve">    &lt;div&gt;</w:t>
+      </w:r>
+    </w:p>
+    <w:p>
+      <w:pPr>
+        <w:spacing w:before="240" w:after="240"/>
+      </w:pPr>
+      <w:r>
+        <w:rPr>
+          <w:rFonts w:ascii="Consolas" w:eastAsia="Consolas" w:hAnsi="Consolas" w:cs="Consolas"/>
+        </w:rPr>
+        <w:t xml:space="preserve">      &lt;h1&gt;{isHello ? "Hello" : "Goodbye"}&lt;/h1&gt;</w:t>
+      </w:r>
+    </w:p>
+    <w:p>
+      <w:pPr>
+        <w:spacing w:before="240" w:after="240"/>
+      </w:pPr>
+      <w:r>
+        <w:rPr>
+          <w:rFonts w:ascii="Consolas" w:eastAsia="Consolas" w:hAnsi="Consolas" w:cs="Consolas"/>
+        </w:rPr>
+        <w:t xml:space="preserve">      &lt;button onClick={() =&gt; setIsHello(prev =&gt; !prev)}&gt;Toggle&lt;/button&gt;</w:t>
+      </w:r>
+    </w:p>
+    <w:p>
+      <w:pPr>
+        <w:spacing w:before="240" w:after="240"/>
+      </w:pPr>
+      <w:r>
+        <w:rPr>
+          <w:rFonts w:ascii="Consolas" w:eastAsia="Consolas" w:hAnsi="Consolas" w:cs="Consolas"/>
+        </w:rPr>
         <w:lastRenderedPageBreak/>
-        <w:t xml:space="preserve">    &lt;div&gt;</w:t>
-      </w:r>
-    </w:p>
-    <w:p>
-      <w:pPr>
-        <w:spacing w:before="240" w:after="240"/>
-      </w:pPr>
-      <w:r>
-        <w:rPr>
-          <w:rFonts w:ascii="Consolas" w:eastAsia="Consolas" w:hAnsi="Consolas" w:cs="Consolas"/>
-        </w:rPr>
-        <w:t xml:space="preserve">      &lt;h1&gt;{</w:t>
-      </w:r>
-      <w:proofErr w:type="spellStart"/>
-      <w:r>
-        <w:rPr>
-          <w:rFonts w:ascii="Consolas" w:eastAsia="Consolas" w:hAnsi="Consolas" w:cs="Consolas"/>
-        </w:rPr>
-        <w:t>isHello</w:t>
-      </w:r>
-      <w:proofErr w:type="spellEnd"/>
-      <w:r>
-        <w:rPr>
-          <w:rFonts w:ascii="Consolas" w:eastAsia="Consolas" w:hAnsi="Consolas" w:cs="Consolas"/>
-        </w:rPr>
-        <w:t xml:space="preserve"> ? "Hello" : "Goodbye"}&lt;/h1&gt;</w:t>
-      </w:r>
-    </w:p>
-    <w:p>
-      <w:pPr>
-        <w:spacing w:before="240" w:after="240"/>
-      </w:pPr>
-      <w:r>
-        <w:rPr>
-          <w:rFonts w:ascii="Consolas" w:eastAsia="Consolas" w:hAnsi="Consolas" w:cs="Consolas"/>
-        </w:rPr>
-        <w:t xml:space="preserve">      &lt;button </w:t>
-      </w:r>
-      <w:proofErr w:type="spellStart"/>
-      <w:r>
-        <w:rPr>
-          <w:rFonts w:ascii="Consolas" w:eastAsia="Consolas" w:hAnsi="Consolas" w:cs="Consolas"/>
-        </w:rPr>
-        <w:t>onClick</w:t>
-      </w:r>
-      <w:proofErr w:type="spellEnd"/>
-      <w:r>
-        <w:rPr>
-          <w:rFonts w:ascii="Consolas" w:eastAsia="Consolas" w:hAnsi="Consolas" w:cs="Consolas"/>
-        </w:rPr>
-        <w:t xml:space="preserve">={() =&gt; </w:t>
-      </w:r>
-      <w:proofErr w:type="spellStart"/>
-      <w:r>
-        <w:rPr>
-          <w:rFonts w:ascii="Consolas" w:eastAsia="Consolas" w:hAnsi="Consolas" w:cs="Consolas"/>
-        </w:rPr>
-        <w:t>setIsHello</w:t>
-      </w:r>
-      <w:proofErr w:type="spellEnd"/>
-      <w:r>
-        <w:rPr>
-          <w:rFonts w:ascii="Consolas" w:eastAsia="Consolas" w:hAnsi="Consolas" w:cs="Consolas"/>
-        </w:rPr>
-        <w:t>(</w:t>
-      </w:r>
-      <w:proofErr w:type="spellStart"/>
-      <w:r>
-        <w:rPr>
-          <w:rFonts w:ascii="Consolas" w:eastAsia="Consolas" w:hAnsi="Consolas" w:cs="Consolas"/>
-        </w:rPr>
-        <w:t>prev</w:t>
-      </w:r>
-      <w:proofErr w:type="spellEnd"/>
-      <w:r>
-        <w:rPr>
-          <w:rFonts w:ascii="Consolas" w:eastAsia="Consolas" w:hAnsi="Consolas" w:cs="Consolas"/>
-        </w:rPr>
-        <w:t xml:space="preserve"> =&gt; !</w:t>
-      </w:r>
-      <w:proofErr w:type="spellStart"/>
-      <w:r>
-        <w:rPr>
-          <w:rFonts w:ascii="Consolas" w:eastAsia="Consolas" w:hAnsi="Consolas" w:cs="Consolas"/>
-        </w:rPr>
-        <w:t>prev</w:t>
-      </w:r>
-      <w:proofErr w:type="spellEnd"/>
-      <w:r>
-        <w:rPr>
-          <w:rFonts w:ascii="Consolas" w:eastAsia="Consolas" w:hAnsi="Consolas" w:cs="Consolas"/>
-        </w:rPr>
-        <w:t>)}&gt;Toggle&lt;/button&gt;</w:t>
-      </w:r>
-    </w:p>
-    <w:p>
-      <w:pPr>
-        <w:spacing w:before="240" w:after="240"/>
-      </w:pPr>
-      <w:r>
-        <w:rPr>
-          <w:rFonts w:ascii="Consolas" w:eastAsia="Consolas" w:hAnsi="Consolas" w:cs="Consolas"/>
-        </w:rPr>
         <w:t xml:space="preserve">    &lt;/div&gt;</w:t>
       </w:r>
     </w:p>
@@ -8393,9 +6391,13 @@
           <w:iCs/>
           <w:color w:val="0F4761" w:themeColor="accent1" w:themeShade="BF"/>
         </w:rPr>
-        <w:t xml:space="preserve">import { </w:t>
-      </w:r>
-      <w:proofErr w:type="spellStart"/>
+        <w:t>import { useState } from "react";</w:t>
+      </w:r>
+    </w:p>
+    <w:p>
+      <w:pPr>
+        <w:spacing w:before="240" w:after="240"/>
+      </w:pPr>
       <w:r>
         <w:rPr>
           <w:rFonts w:eastAsiaTheme="majorEastAsia" w:cstheme="majorBidi"/>
@@ -8405,9 +6407,13 @@
           <w:iCs/>
           <w:color w:val="0F4761" w:themeColor="accent1" w:themeShade="BF"/>
         </w:rPr>
-        <w:t>useState</w:t>
-      </w:r>
-      <w:proofErr w:type="spellEnd"/>
+        <w:t xml:space="preserve"> </w:t>
+      </w:r>
+    </w:p>
+    <w:p>
+      <w:pPr>
+        <w:spacing w:before="240" w:after="240"/>
+      </w:pPr>
       <w:r>
         <w:rPr>
           <w:rFonts w:eastAsiaTheme="majorEastAsia" w:cstheme="majorBidi"/>
@@ -8417,7 +6423,7 @@
           <w:iCs/>
           <w:color w:val="0F4761" w:themeColor="accent1" w:themeShade="BF"/>
         </w:rPr>
-        <w:t xml:space="preserve"> } from "react";</w:t>
+        <w:t>export default function App() {</w:t>
       </w:r>
     </w:p>
     <w:p>
@@ -8433,7 +6439,7 @@
           <w:iCs/>
           <w:color w:val="0F4761" w:themeColor="accent1" w:themeShade="BF"/>
         </w:rPr>
-        <w:t xml:space="preserve"> </w:t>
+        <w:t xml:space="preserve">  const [isChecked, setIsChecked] = useState(false);</w:t>
       </w:r>
     </w:p>
     <w:p>
@@ -8449,7 +6455,7 @@
           <w:iCs/>
           <w:color w:val="0F4761" w:themeColor="accent1" w:themeShade="BF"/>
         </w:rPr>
-        <w:t>export default function App() {</w:t>
+        <w:t xml:space="preserve"> </w:t>
       </w:r>
     </w:p>
     <w:p>
@@ -8465,9 +6471,13 @@
           <w:iCs/>
           <w:color w:val="0F4761" w:themeColor="accent1" w:themeShade="BF"/>
         </w:rPr>
-        <w:t xml:space="preserve">  const [</w:t>
-      </w:r>
-      <w:proofErr w:type="spellStart"/>
+        <w:t xml:space="preserve">  return (</w:t>
+      </w:r>
+    </w:p>
+    <w:p>
+      <w:pPr>
+        <w:spacing w:before="240" w:after="240"/>
+      </w:pPr>
       <w:r>
         <w:rPr>
           <w:rFonts w:eastAsiaTheme="majorEastAsia" w:cstheme="majorBidi"/>
@@ -8477,9 +6487,13 @@
           <w:iCs/>
           <w:color w:val="0F4761" w:themeColor="accent1" w:themeShade="BF"/>
         </w:rPr>
-        <w:t>isChecked</w:t>
-      </w:r>
-      <w:proofErr w:type="spellEnd"/>
+        <w:t xml:space="preserve">    &lt;div&gt;</w:t>
+      </w:r>
+    </w:p>
+    <w:p>
+      <w:pPr>
+        <w:spacing w:before="240" w:after="240"/>
+      </w:pPr>
       <w:r>
         <w:rPr>
           <w:rFonts w:eastAsiaTheme="majorEastAsia" w:cstheme="majorBidi"/>
@@ -8489,9 +6503,13 @@
           <w:iCs/>
           <w:color w:val="0F4761" w:themeColor="accent1" w:themeShade="BF"/>
         </w:rPr>
-        <w:t xml:space="preserve">, </w:t>
-      </w:r>
-      <w:proofErr w:type="spellStart"/>
+        <w:t xml:space="preserve">      &lt;label&gt;</w:t>
+      </w:r>
+    </w:p>
+    <w:p>
+      <w:pPr>
+        <w:spacing w:before="240" w:after="240"/>
+      </w:pPr>
       <w:r>
         <w:rPr>
           <w:rFonts w:eastAsiaTheme="majorEastAsia" w:cstheme="majorBidi"/>
@@ -8501,9 +6519,13 @@
           <w:iCs/>
           <w:color w:val="0F4761" w:themeColor="accent1" w:themeShade="BF"/>
         </w:rPr>
-        <w:t>setIsChecked</w:t>
-      </w:r>
-      <w:proofErr w:type="spellEnd"/>
+        <w:t xml:space="preserve">        &lt;input</w:t>
+      </w:r>
+    </w:p>
+    <w:p>
+      <w:pPr>
+        <w:spacing w:before="240" w:after="240"/>
+      </w:pPr>
       <w:r>
         <w:rPr>
           <w:rFonts w:eastAsiaTheme="majorEastAsia" w:cstheme="majorBidi"/>
@@ -8513,9 +6535,13 @@
           <w:iCs/>
           <w:color w:val="0F4761" w:themeColor="accent1" w:themeShade="BF"/>
         </w:rPr>
-        <w:t xml:space="preserve">] = </w:t>
-      </w:r>
-      <w:proofErr w:type="spellStart"/>
+        <w:t xml:space="preserve">          type="checkbox"</w:t>
+      </w:r>
+    </w:p>
+    <w:p>
+      <w:pPr>
+        <w:spacing w:before="240" w:after="240"/>
+      </w:pPr>
       <w:r>
         <w:rPr>
           <w:rFonts w:eastAsiaTheme="majorEastAsia" w:cstheme="majorBidi"/>
@@ -8525,9 +6551,13 @@
           <w:iCs/>
           <w:color w:val="0F4761" w:themeColor="accent1" w:themeShade="BF"/>
         </w:rPr>
-        <w:t>useState</w:t>
-      </w:r>
-      <w:proofErr w:type="spellEnd"/>
+        <w:t xml:space="preserve">          checked={isChecked}</w:t>
+      </w:r>
+    </w:p>
+    <w:p>
+      <w:pPr>
+        <w:spacing w:before="240" w:after="240"/>
+      </w:pPr>
       <w:r>
         <w:rPr>
           <w:rFonts w:eastAsiaTheme="majorEastAsia" w:cstheme="majorBidi"/>
@@ -8537,7 +6567,7 @@
           <w:iCs/>
           <w:color w:val="0F4761" w:themeColor="accent1" w:themeShade="BF"/>
         </w:rPr>
-        <w:t>(false);</w:t>
+        <w:t xml:space="preserve">          onChange={e =&gt; setIsChecked(e.target.checked)}</w:t>
       </w:r>
     </w:p>
     <w:p>
@@ -8553,7 +6583,7 @@
           <w:iCs/>
           <w:color w:val="0F4761" w:themeColor="accent1" w:themeShade="BF"/>
         </w:rPr>
-        <w:t xml:space="preserve"> </w:t>
+        <w:t xml:space="preserve">        /&gt;</w:t>
       </w:r>
     </w:p>
     <w:p>
@@ -8569,14 +6599,12 @@
           <w:iCs/>
           <w:color w:val="0F4761" w:themeColor="accent1" w:themeShade="BF"/>
         </w:rPr>
-        <w:t xml:space="preserve">  return (</w:t>
-      </w:r>
-    </w:p>
-    <w:p>
-      <w:pPr>
-        <w:spacing w:before="240" w:after="240"/>
-      </w:pPr>
-      <w:r>
+        <w:t xml:space="preserve">        Subscribe</w:t>
+      </w:r>
+    </w:p>
+    <w:p>
+      <w:pPr>
+        <w:spacing w:before="240" w:after="240"/>
         <w:rPr>
           <w:rFonts w:eastAsiaTheme="majorEastAsia" w:cstheme="majorBidi"/>
           <w:b/>
@@ -8585,8 +6613,7 @@
           <w:iCs/>
           <w:color w:val="0F4761" w:themeColor="accent1" w:themeShade="BF"/>
         </w:rPr>
-        <w:t xml:space="preserve">    &lt;div&gt;</w:t>
-      </w:r>
+      </w:pPr>
     </w:p>
     <w:p>
       <w:pPr>
@@ -8601,7 +6628,7 @@
           <w:iCs/>
           <w:color w:val="0F4761" w:themeColor="accent1" w:themeShade="BF"/>
         </w:rPr>
-        <w:t xml:space="preserve">      &lt;label&gt;</w:t>
+        <w:t xml:space="preserve">      &lt;/label&gt;</w:t>
       </w:r>
     </w:p>
     <w:p>
@@ -8617,253 +6644,8 @@
           <w:iCs/>
           <w:color w:val="0F4761" w:themeColor="accent1" w:themeShade="BF"/>
         </w:rPr>
-        <w:t xml:space="preserve">        &lt;input</w:t>
-      </w:r>
-    </w:p>
-    <w:p>
-      <w:pPr>
-        <w:spacing w:before="240" w:after="240"/>
-      </w:pPr>
-      <w:r>
-        <w:rPr>
-          <w:rFonts w:eastAsiaTheme="majorEastAsia" w:cstheme="majorBidi"/>
-          <w:b/>
-          <w:bCs/>
-          <w:i/>
-          <w:iCs/>
-          <w:color w:val="0F4761" w:themeColor="accent1" w:themeShade="BF"/>
-        </w:rPr>
-        <w:t xml:space="preserve">          type="checkbox"</w:t>
-      </w:r>
-    </w:p>
-    <w:p>
-      <w:pPr>
-        <w:spacing w:before="240" w:after="240"/>
-      </w:pPr>
-      <w:r>
-        <w:rPr>
-          <w:rFonts w:eastAsiaTheme="majorEastAsia" w:cstheme="majorBidi"/>
-          <w:b/>
-          <w:bCs/>
-          <w:i/>
-          <w:iCs/>
-          <w:color w:val="0F4761" w:themeColor="accent1" w:themeShade="BF"/>
-        </w:rPr>
-        <w:t xml:space="preserve">          checked={</w:t>
-      </w:r>
-      <w:proofErr w:type="spellStart"/>
-      <w:r>
-        <w:rPr>
-          <w:rFonts w:eastAsiaTheme="majorEastAsia" w:cstheme="majorBidi"/>
-          <w:b/>
-          <w:bCs/>
-          <w:i/>
-          <w:iCs/>
-          <w:color w:val="0F4761" w:themeColor="accent1" w:themeShade="BF"/>
-        </w:rPr>
-        <w:t>isChecked</w:t>
-      </w:r>
-      <w:proofErr w:type="spellEnd"/>
-      <w:r>
-        <w:rPr>
-          <w:rFonts w:eastAsiaTheme="majorEastAsia" w:cstheme="majorBidi"/>
-          <w:b/>
-          <w:bCs/>
-          <w:i/>
-          <w:iCs/>
-          <w:color w:val="0F4761" w:themeColor="accent1" w:themeShade="BF"/>
-        </w:rPr>
-        <w:t>}</w:t>
-      </w:r>
-    </w:p>
-    <w:p>
-      <w:pPr>
-        <w:spacing w:before="240" w:after="240"/>
-      </w:pPr>
-      <w:r>
-        <w:rPr>
-          <w:rFonts w:eastAsiaTheme="majorEastAsia" w:cstheme="majorBidi"/>
-          <w:b/>
-          <w:bCs/>
-          <w:i/>
-          <w:iCs/>
-          <w:color w:val="0F4761" w:themeColor="accent1" w:themeShade="BF"/>
-        </w:rPr>
-        <w:t xml:space="preserve">          </w:t>
-      </w:r>
-      <w:proofErr w:type="spellStart"/>
-      <w:r>
-        <w:rPr>
-          <w:rFonts w:eastAsiaTheme="majorEastAsia" w:cstheme="majorBidi"/>
-          <w:b/>
-          <w:bCs/>
-          <w:i/>
-          <w:iCs/>
-          <w:color w:val="0F4761" w:themeColor="accent1" w:themeShade="BF"/>
-        </w:rPr>
-        <w:t>onChange</w:t>
-      </w:r>
-      <w:proofErr w:type="spellEnd"/>
-      <w:r>
-        <w:rPr>
-          <w:rFonts w:eastAsiaTheme="majorEastAsia" w:cstheme="majorBidi"/>
-          <w:b/>
-          <w:bCs/>
-          <w:i/>
-          <w:iCs/>
-          <w:color w:val="0F4761" w:themeColor="accent1" w:themeShade="BF"/>
-        </w:rPr>
-        <w:t xml:space="preserve">={e =&gt; </w:t>
-      </w:r>
-      <w:proofErr w:type="spellStart"/>
-      <w:r>
-        <w:rPr>
-          <w:rFonts w:eastAsiaTheme="majorEastAsia" w:cstheme="majorBidi"/>
-          <w:b/>
-          <w:bCs/>
-          <w:i/>
-          <w:iCs/>
-          <w:color w:val="0F4761" w:themeColor="accent1" w:themeShade="BF"/>
-        </w:rPr>
-        <w:t>setIsChecked</w:t>
-      </w:r>
-      <w:proofErr w:type="spellEnd"/>
-      <w:r>
-        <w:rPr>
-          <w:rFonts w:eastAsiaTheme="majorEastAsia" w:cstheme="majorBidi"/>
-          <w:b/>
-          <w:bCs/>
-          <w:i/>
-          <w:iCs/>
-          <w:color w:val="0F4761" w:themeColor="accent1" w:themeShade="BF"/>
-        </w:rPr>
-        <w:t>(</w:t>
-      </w:r>
-      <w:proofErr w:type="spellStart"/>
-      <w:r>
-        <w:rPr>
-          <w:rFonts w:eastAsiaTheme="majorEastAsia" w:cstheme="majorBidi"/>
-          <w:b/>
-          <w:bCs/>
-          <w:i/>
-          <w:iCs/>
-          <w:color w:val="0F4761" w:themeColor="accent1" w:themeShade="BF"/>
-        </w:rPr>
-        <w:t>e.target.checked</w:t>
-      </w:r>
-      <w:proofErr w:type="spellEnd"/>
-      <w:r>
-        <w:rPr>
-          <w:rFonts w:eastAsiaTheme="majorEastAsia" w:cstheme="majorBidi"/>
-          <w:b/>
-          <w:bCs/>
-          <w:i/>
-          <w:iCs/>
-          <w:color w:val="0F4761" w:themeColor="accent1" w:themeShade="BF"/>
-        </w:rPr>
-        <w:t>)}</w:t>
-      </w:r>
-    </w:p>
-    <w:p>
-      <w:pPr>
-        <w:spacing w:before="240" w:after="240"/>
-      </w:pPr>
-      <w:r>
-        <w:rPr>
-          <w:rFonts w:eastAsiaTheme="majorEastAsia" w:cstheme="majorBidi"/>
-          <w:b/>
-          <w:bCs/>
-          <w:i/>
-          <w:iCs/>
-          <w:color w:val="0F4761" w:themeColor="accent1" w:themeShade="BF"/>
-        </w:rPr>
         <w:lastRenderedPageBreak/>
-        <w:t xml:space="preserve">        /&gt;</w:t>
-      </w:r>
-    </w:p>
-    <w:p>
-      <w:pPr>
-        <w:spacing w:before="240" w:after="240"/>
-      </w:pPr>
-      <w:r>
-        <w:rPr>
-          <w:rFonts w:eastAsiaTheme="majorEastAsia" w:cstheme="majorBidi"/>
-          <w:b/>
-          <w:bCs/>
-          <w:i/>
-          <w:iCs/>
-          <w:color w:val="0F4761" w:themeColor="accent1" w:themeShade="BF"/>
-        </w:rPr>
-        <w:t xml:space="preserve">        Subscribe</w:t>
-      </w:r>
-    </w:p>
-    <w:p>
-      <w:pPr>
-        <w:spacing w:before="240" w:after="240"/>
-        <w:rPr>
-          <w:rFonts w:eastAsiaTheme="majorEastAsia" w:cstheme="majorBidi"/>
-          <w:b/>
-          <w:bCs/>
-          <w:i/>
-          <w:iCs/>
-          <w:color w:val="0F4761" w:themeColor="accent1" w:themeShade="BF"/>
-        </w:rPr>
-      </w:pPr>
-    </w:p>
-    <w:p>
-      <w:pPr>
-        <w:spacing w:before="240" w:after="240"/>
-      </w:pPr>
-      <w:r>
-        <w:rPr>
-          <w:rFonts w:eastAsiaTheme="majorEastAsia" w:cstheme="majorBidi"/>
-          <w:b/>
-          <w:bCs/>
-          <w:i/>
-          <w:iCs/>
-          <w:color w:val="0F4761" w:themeColor="accent1" w:themeShade="BF"/>
-        </w:rPr>
-        <w:t xml:space="preserve">      &lt;/label&gt;</w:t>
-      </w:r>
-    </w:p>
-    <w:p>
-      <w:pPr>
-        <w:spacing w:before="240" w:after="240"/>
-      </w:pPr>
-      <w:r>
-        <w:rPr>
-          <w:rFonts w:eastAsiaTheme="majorEastAsia" w:cstheme="majorBidi"/>
-          <w:b/>
-          <w:bCs/>
-          <w:i/>
-          <w:iCs/>
-          <w:color w:val="0F4761" w:themeColor="accent1" w:themeShade="BF"/>
-        </w:rPr>
-        <w:t xml:space="preserve">      {</w:t>
-      </w:r>
-      <w:proofErr w:type="spellStart"/>
-      <w:r>
-        <w:rPr>
-          <w:rFonts w:eastAsiaTheme="majorEastAsia" w:cstheme="majorBidi"/>
-          <w:b/>
-          <w:bCs/>
-          <w:i/>
-          <w:iCs/>
-          <w:color w:val="0F4761" w:themeColor="accent1" w:themeShade="BF"/>
-        </w:rPr>
-        <w:t>isChecked</w:t>
-      </w:r>
-      <w:proofErr w:type="spellEnd"/>
-      <w:r>
-        <w:rPr>
-          <w:rFonts w:eastAsiaTheme="majorEastAsia" w:cstheme="majorBidi"/>
-          <w:b/>
-          <w:bCs/>
-          <w:i/>
-          <w:iCs/>
-          <w:color w:val="0F4761" w:themeColor="accent1" w:themeShade="BF"/>
-        </w:rPr>
-        <w:t xml:space="preserve"> &amp;&amp; &lt;p&gt;Subscribed!&lt;/p&gt;}</w:t>
+        <w:t xml:space="preserve">      {isChecked &amp;&amp; &lt;p&gt;Subscribed!&lt;/p&gt;}</w:t>
       </w:r>
     </w:p>
     <w:p>
@@ -8966,25 +6748,7 @@
           <w:b/>
           <w:bCs/>
         </w:rPr>
-        <w:t xml:space="preserve">import { </w:t>
-      </w:r>
-      <w:proofErr w:type="spellStart"/>
-      <w:r>
-        <w:rPr>
-          <w:rFonts w:ascii="Aptos" w:eastAsia="Aptos" w:hAnsi="Aptos" w:cs="Aptos"/>
-          <w:b/>
-          <w:bCs/>
-        </w:rPr>
-        <w:t>useState</w:t>
-      </w:r>
-      <w:proofErr w:type="spellEnd"/>
-      <w:r>
-        <w:rPr>
-          <w:rFonts w:ascii="Aptos" w:eastAsia="Aptos" w:hAnsi="Aptos" w:cs="Aptos"/>
-          <w:b/>
-          <w:bCs/>
-        </w:rPr>
-        <w:t xml:space="preserve"> } from "react";</w:t>
+        <w:t>import { useState } from "react";</w:t>
       </w:r>
     </w:p>
     <w:p>
@@ -9023,43 +6787,7 @@
           <w:b/>
           <w:bCs/>
         </w:rPr>
-        <w:t xml:space="preserve">  const [num, </w:t>
-      </w:r>
-      <w:proofErr w:type="spellStart"/>
-      <w:r>
-        <w:rPr>
-          <w:rFonts w:ascii="Aptos" w:eastAsia="Aptos" w:hAnsi="Aptos" w:cs="Aptos"/>
-          <w:b/>
-          <w:bCs/>
-        </w:rPr>
-        <w:t>setNum</w:t>
-      </w:r>
-      <w:proofErr w:type="spellEnd"/>
-      <w:r>
-        <w:rPr>
-          <w:rFonts w:ascii="Aptos" w:eastAsia="Aptos" w:hAnsi="Aptos" w:cs="Aptos"/>
-          <w:b/>
-          <w:bCs/>
-        </w:rPr>
-        <w:t xml:space="preserve">] = </w:t>
-      </w:r>
-      <w:proofErr w:type="spellStart"/>
-      <w:r>
-        <w:rPr>
-          <w:rFonts w:ascii="Aptos" w:eastAsia="Aptos" w:hAnsi="Aptos" w:cs="Aptos"/>
-          <w:b/>
-          <w:bCs/>
-        </w:rPr>
-        <w:t>useState</w:t>
-      </w:r>
-      <w:proofErr w:type="spellEnd"/>
-      <w:r>
-        <w:rPr>
-          <w:rFonts w:ascii="Aptos" w:eastAsia="Aptos" w:hAnsi="Aptos" w:cs="Aptos"/>
-          <w:b/>
-          <w:bCs/>
-        </w:rPr>
-        <w:t>("");</w:t>
+        <w:t xml:space="preserve">  const [num, setNum] = useState("");</w:t>
       </w:r>
     </w:p>
     <w:p>
@@ -9085,43 +6813,7 @@
           <w:b/>
           <w:bCs/>
         </w:rPr>
-        <w:t xml:space="preserve">  const </w:t>
-      </w:r>
-      <w:proofErr w:type="spellStart"/>
-      <w:r>
-        <w:rPr>
-          <w:rFonts w:ascii="Aptos" w:eastAsia="Aptos" w:hAnsi="Aptos" w:cs="Aptos"/>
-          <w:b/>
-          <w:bCs/>
-        </w:rPr>
-        <w:t>isEven</w:t>
-      </w:r>
-      <w:proofErr w:type="spellEnd"/>
-      <w:r>
-        <w:rPr>
-          <w:rFonts w:ascii="Aptos" w:eastAsia="Aptos" w:hAnsi="Aptos" w:cs="Aptos"/>
-          <w:b/>
-          <w:bCs/>
-        </w:rPr>
-        <w:t xml:space="preserve"> = num !== "" &amp;&amp; </w:t>
-      </w:r>
-      <w:proofErr w:type="spellStart"/>
-      <w:r>
-        <w:rPr>
-          <w:rFonts w:ascii="Aptos" w:eastAsia="Aptos" w:hAnsi="Aptos" w:cs="Aptos"/>
-          <w:b/>
-          <w:bCs/>
-        </w:rPr>
-        <w:t>parseInt</w:t>
-      </w:r>
-      <w:proofErr w:type="spellEnd"/>
-      <w:r>
-        <w:rPr>
-          <w:rFonts w:ascii="Aptos" w:eastAsia="Aptos" w:hAnsi="Aptos" w:cs="Aptos"/>
-          <w:b/>
-          <w:bCs/>
-        </w:rPr>
-        <w:t>(num, 10) % 2 === 0;</w:t>
+        <w:t xml:space="preserve">  const isEven = num !== "" &amp;&amp; parseInt(num, 10) % 2 === 0;</w:t>
       </w:r>
     </w:p>
     <w:p>
@@ -9212,131 +6904,59 @@
           <w:b/>
           <w:bCs/>
         </w:rPr>
+        <w:t xml:space="preserve">        onChange={e =&gt; setNum(e.target.value)}</w:t>
+      </w:r>
+    </w:p>
+    <w:p>
+      <w:pPr>
+        <w:spacing w:before="240" w:after="240"/>
+      </w:pPr>
+      <w:r>
+        <w:rPr>
+          <w:rFonts w:ascii="Aptos" w:eastAsia="Aptos" w:hAnsi="Aptos" w:cs="Aptos"/>
+          <w:b/>
+          <w:bCs/>
+        </w:rPr>
+        <w:t xml:space="preserve">        placeholder="Enter number"</w:t>
+      </w:r>
+    </w:p>
+    <w:p>
+      <w:pPr>
+        <w:spacing w:before="240" w:after="240"/>
+      </w:pPr>
+      <w:r>
+        <w:rPr>
+          <w:rFonts w:ascii="Aptos" w:eastAsia="Aptos" w:hAnsi="Aptos" w:cs="Aptos"/>
+          <w:b/>
+          <w:bCs/>
+        </w:rPr>
+        <w:t xml:space="preserve">      /&gt;</w:t>
+      </w:r>
+    </w:p>
+    <w:p>
+      <w:pPr>
+        <w:spacing w:before="240" w:after="240"/>
+      </w:pPr>
+      <w:r>
+        <w:rPr>
+          <w:rFonts w:ascii="Aptos" w:eastAsia="Aptos" w:hAnsi="Aptos" w:cs="Aptos"/>
+          <w:b/>
+          <w:bCs/>
+        </w:rPr>
+        <w:t xml:space="preserve">      {num !== "" &amp;&amp; &lt;p&gt;{isEven ? "Even" : "Odd"}&lt;/p&gt;}</w:t>
+      </w:r>
+    </w:p>
+    <w:p>
+      <w:pPr>
+        <w:spacing w:before="240" w:after="240"/>
+      </w:pPr>
+      <w:r>
+        <w:rPr>
+          <w:rFonts w:ascii="Aptos" w:eastAsia="Aptos" w:hAnsi="Aptos" w:cs="Aptos"/>
+          <w:b/>
+          <w:bCs/>
+        </w:rPr>
         <w:lastRenderedPageBreak/>
-        <w:t xml:space="preserve">        </w:t>
-      </w:r>
-      <w:proofErr w:type="spellStart"/>
-      <w:r>
-        <w:rPr>
-          <w:rFonts w:ascii="Aptos" w:eastAsia="Aptos" w:hAnsi="Aptos" w:cs="Aptos"/>
-          <w:b/>
-          <w:bCs/>
-        </w:rPr>
-        <w:t>onChange</w:t>
-      </w:r>
-      <w:proofErr w:type="spellEnd"/>
-      <w:r>
-        <w:rPr>
-          <w:rFonts w:ascii="Aptos" w:eastAsia="Aptos" w:hAnsi="Aptos" w:cs="Aptos"/>
-          <w:b/>
-          <w:bCs/>
-        </w:rPr>
-        <w:t xml:space="preserve">={e =&gt; </w:t>
-      </w:r>
-      <w:proofErr w:type="spellStart"/>
-      <w:r>
-        <w:rPr>
-          <w:rFonts w:ascii="Aptos" w:eastAsia="Aptos" w:hAnsi="Aptos" w:cs="Aptos"/>
-          <w:b/>
-          <w:bCs/>
-        </w:rPr>
-        <w:t>setNum</w:t>
-      </w:r>
-      <w:proofErr w:type="spellEnd"/>
-      <w:r>
-        <w:rPr>
-          <w:rFonts w:ascii="Aptos" w:eastAsia="Aptos" w:hAnsi="Aptos" w:cs="Aptos"/>
-          <w:b/>
-          <w:bCs/>
-        </w:rPr>
-        <w:t>(</w:t>
-      </w:r>
-      <w:proofErr w:type="spellStart"/>
-      <w:r>
-        <w:rPr>
-          <w:rFonts w:ascii="Aptos" w:eastAsia="Aptos" w:hAnsi="Aptos" w:cs="Aptos"/>
-          <w:b/>
-          <w:bCs/>
-        </w:rPr>
-        <w:t>e.target.value</w:t>
-      </w:r>
-      <w:proofErr w:type="spellEnd"/>
-      <w:r>
-        <w:rPr>
-          <w:rFonts w:ascii="Aptos" w:eastAsia="Aptos" w:hAnsi="Aptos" w:cs="Aptos"/>
-          <w:b/>
-          <w:bCs/>
-        </w:rPr>
-        <w:t>)}</w:t>
-      </w:r>
-    </w:p>
-    <w:p>
-      <w:pPr>
-        <w:spacing w:before="240" w:after="240"/>
-      </w:pPr>
-      <w:r>
-        <w:rPr>
-          <w:rFonts w:ascii="Aptos" w:eastAsia="Aptos" w:hAnsi="Aptos" w:cs="Aptos"/>
-          <w:b/>
-          <w:bCs/>
-        </w:rPr>
-        <w:t xml:space="preserve">        placeholder="Enter number"</w:t>
-      </w:r>
-    </w:p>
-    <w:p>
-      <w:pPr>
-        <w:spacing w:before="240" w:after="240"/>
-      </w:pPr>
-      <w:r>
-        <w:rPr>
-          <w:rFonts w:ascii="Aptos" w:eastAsia="Aptos" w:hAnsi="Aptos" w:cs="Aptos"/>
-          <w:b/>
-          <w:bCs/>
-        </w:rPr>
-        <w:t xml:space="preserve">      /&gt;</w:t>
-      </w:r>
-    </w:p>
-    <w:p>
-      <w:pPr>
-        <w:spacing w:before="240" w:after="240"/>
-      </w:pPr>
-      <w:r>
-        <w:rPr>
-          <w:rFonts w:ascii="Aptos" w:eastAsia="Aptos" w:hAnsi="Aptos" w:cs="Aptos"/>
-          <w:b/>
-          <w:bCs/>
-        </w:rPr>
-        <w:t xml:space="preserve">      {num !== "" &amp;&amp; &lt;p&gt;{</w:t>
-      </w:r>
-      <w:proofErr w:type="spellStart"/>
-      <w:r>
-        <w:rPr>
-          <w:rFonts w:ascii="Aptos" w:eastAsia="Aptos" w:hAnsi="Aptos" w:cs="Aptos"/>
-          <w:b/>
-          <w:bCs/>
-        </w:rPr>
-        <w:t>isEven</w:t>
-      </w:r>
-      <w:proofErr w:type="spellEnd"/>
-      <w:r>
-        <w:rPr>
-          <w:rFonts w:ascii="Aptos" w:eastAsia="Aptos" w:hAnsi="Aptos" w:cs="Aptos"/>
-          <w:b/>
-          <w:bCs/>
-        </w:rPr>
-        <w:t xml:space="preserve"> ? "Even" : "Odd"}&lt;/p&gt;}</w:t>
-      </w:r>
-    </w:p>
-    <w:p>
-      <w:pPr>
-        <w:spacing w:before="240" w:after="240"/>
-      </w:pPr>
-      <w:r>
-        <w:rPr>
-          <w:rFonts w:ascii="Aptos" w:eastAsia="Aptos" w:hAnsi="Aptos" w:cs="Aptos"/>
-          <w:b/>
-          <w:bCs/>
-        </w:rPr>
         <w:t xml:space="preserve">    &lt;/div&gt;</w:t>
       </w:r>
     </w:p>
@@ -9412,25 +7032,7 @@
           <w:b/>
           <w:bCs/>
         </w:rPr>
-        <w:t xml:space="preserve">import { </w:t>
-      </w:r>
-      <w:proofErr w:type="spellStart"/>
-      <w:r>
-        <w:rPr>
-          <w:rFonts w:ascii="Aptos" w:eastAsia="Aptos" w:hAnsi="Aptos" w:cs="Aptos"/>
-          <w:b/>
-          <w:bCs/>
-        </w:rPr>
-        <w:t>useState</w:t>
-      </w:r>
-      <w:proofErr w:type="spellEnd"/>
-      <w:r>
-        <w:rPr>
-          <w:rFonts w:ascii="Aptos" w:eastAsia="Aptos" w:hAnsi="Aptos" w:cs="Aptos"/>
-          <w:b/>
-          <w:bCs/>
-        </w:rPr>
-        <w:t xml:space="preserve"> } from "react";</w:t>
+        <w:t>import { useState } from "react";</w:t>
       </w:r>
     </w:p>
     <w:p>
@@ -9469,141 +7071,33 @@
           <w:b/>
           <w:bCs/>
         </w:rPr>
-        <w:t xml:space="preserve">  const [a, </w:t>
-      </w:r>
-      <w:proofErr w:type="spellStart"/>
-      <w:r>
-        <w:rPr>
-          <w:rFonts w:ascii="Aptos" w:eastAsia="Aptos" w:hAnsi="Aptos" w:cs="Aptos"/>
-          <w:b/>
-          <w:bCs/>
-        </w:rPr>
-        <w:t>setA</w:t>
-      </w:r>
-      <w:proofErr w:type="spellEnd"/>
-      <w:r>
-        <w:rPr>
-          <w:rFonts w:ascii="Aptos" w:eastAsia="Aptos" w:hAnsi="Aptos" w:cs="Aptos"/>
-          <w:b/>
-          <w:bCs/>
-        </w:rPr>
-        <w:t xml:space="preserve">] = </w:t>
-      </w:r>
-      <w:proofErr w:type="spellStart"/>
-      <w:r>
-        <w:rPr>
-          <w:rFonts w:ascii="Aptos" w:eastAsia="Aptos" w:hAnsi="Aptos" w:cs="Aptos"/>
-          <w:b/>
-          <w:bCs/>
-        </w:rPr>
-        <w:t>useState</w:t>
-      </w:r>
-      <w:proofErr w:type="spellEnd"/>
-      <w:r>
-        <w:rPr>
-          <w:rFonts w:ascii="Aptos" w:eastAsia="Aptos" w:hAnsi="Aptos" w:cs="Aptos"/>
-          <w:b/>
-          <w:bCs/>
-        </w:rPr>
-        <w:t>("");</w:t>
-      </w:r>
-    </w:p>
-    <w:p>
-      <w:pPr>
-        <w:spacing w:before="240" w:after="240"/>
-      </w:pPr>
-      <w:r>
-        <w:rPr>
-          <w:rFonts w:ascii="Aptos" w:eastAsia="Aptos" w:hAnsi="Aptos" w:cs="Aptos"/>
-          <w:b/>
-          <w:bCs/>
-        </w:rPr>
-        <w:t xml:space="preserve">  const [b, </w:t>
-      </w:r>
-      <w:proofErr w:type="spellStart"/>
-      <w:r>
-        <w:rPr>
-          <w:rFonts w:ascii="Aptos" w:eastAsia="Aptos" w:hAnsi="Aptos" w:cs="Aptos"/>
-          <w:b/>
-          <w:bCs/>
-        </w:rPr>
-        <w:t>setB</w:t>
-      </w:r>
-      <w:proofErr w:type="spellEnd"/>
-      <w:r>
-        <w:rPr>
-          <w:rFonts w:ascii="Aptos" w:eastAsia="Aptos" w:hAnsi="Aptos" w:cs="Aptos"/>
-          <w:b/>
-          <w:bCs/>
-        </w:rPr>
-        <w:t xml:space="preserve">] = </w:t>
-      </w:r>
-      <w:proofErr w:type="spellStart"/>
-      <w:r>
-        <w:rPr>
-          <w:rFonts w:ascii="Aptos" w:eastAsia="Aptos" w:hAnsi="Aptos" w:cs="Aptos"/>
-          <w:b/>
-          <w:bCs/>
-        </w:rPr>
-        <w:t>useState</w:t>
-      </w:r>
-      <w:proofErr w:type="spellEnd"/>
-      <w:r>
-        <w:rPr>
-          <w:rFonts w:ascii="Aptos" w:eastAsia="Aptos" w:hAnsi="Aptos" w:cs="Aptos"/>
-          <w:b/>
-          <w:bCs/>
-        </w:rPr>
-        <w:t>("");</w:t>
-      </w:r>
-    </w:p>
-    <w:p>
-      <w:pPr>
-        <w:spacing w:before="240" w:after="240"/>
-      </w:pPr>
-      <w:r>
-        <w:rPr>
-          <w:rFonts w:ascii="Aptos" w:eastAsia="Aptos" w:hAnsi="Aptos" w:cs="Aptos"/>
-          <w:b/>
-          <w:bCs/>
-        </w:rPr>
-        <w:t xml:space="preserve">  const [sum, </w:t>
-      </w:r>
-      <w:proofErr w:type="spellStart"/>
-      <w:r>
-        <w:rPr>
-          <w:rFonts w:ascii="Aptos" w:eastAsia="Aptos" w:hAnsi="Aptos" w:cs="Aptos"/>
-          <w:b/>
-          <w:bCs/>
-        </w:rPr>
-        <w:t>setSum</w:t>
-      </w:r>
-      <w:proofErr w:type="spellEnd"/>
-      <w:r>
-        <w:rPr>
-          <w:rFonts w:ascii="Aptos" w:eastAsia="Aptos" w:hAnsi="Aptos" w:cs="Aptos"/>
-          <w:b/>
-          <w:bCs/>
-        </w:rPr>
-        <w:t xml:space="preserve">] = </w:t>
-      </w:r>
-      <w:proofErr w:type="spellStart"/>
-      <w:r>
-        <w:rPr>
-          <w:rFonts w:ascii="Aptos" w:eastAsia="Aptos" w:hAnsi="Aptos" w:cs="Aptos"/>
-          <w:b/>
-          <w:bCs/>
-        </w:rPr>
-        <w:t>useState</w:t>
-      </w:r>
-      <w:proofErr w:type="spellEnd"/>
-      <w:r>
-        <w:rPr>
-          <w:rFonts w:ascii="Aptos" w:eastAsia="Aptos" w:hAnsi="Aptos" w:cs="Aptos"/>
-          <w:b/>
-          <w:bCs/>
-        </w:rPr>
-        <w:t>(null);</w:t>
+        <w:t xml:space="preserve">  const [a, setA] = useState("");</w:t>
+      </w:r>
+    </w:p>
+    <w:p>
+      <w:pPr>
+        <w:spacing w:before="240" w:after="240"/>
+      </w:pPr>
+      <w:r>
+        <w:rPr>
+          <w:rFonts w:ascii="Aptos" w:eastAsia="Aptos" w:hAnsi="Aptos" w:cs="Aptos"/>
+          <w:b/>
+          <w:bCs/>
+        </w:rPr>
+        <w:t xml:space="preserve">  const [b, setB] = useState("");</w:t>
+      </w:r>
+    </w:p>
+    <w:p>
+      <w:pPr>
+        <w:spacing w:before="240" w:after="240"/>
+      </w:pPr>
+      <w:r>
+        <w:rPr>
+          <w:rFonts w:ascii="Aptos" w:eastAsia="Aptos" w:hAnsi="Aptos" w:cs="Aptos"/>
+          <w:b/>
+          <w:bCs/>
+        </w:rPr>
+        <w:t xml:space="preserve">  const [sum, setSum] = useState(null);</w:t>
       </w:r>
     </w:p>
     <w:p>
@@ -9642,25 +7136,7 @@
           <w:b/>
           <w:bCs/>
         </w:rPr>
-        <w:t xml:space="preserve">    </w:t>
-      </w:r>
-      <w:proofErr w:type="spellStart"/>
-      <w:r>
-        <w:rPr>
-          <w:rFonts w:ascii="Aptos" w:eastAsia="Aptos" w:hAnsi="Aptos" w:cs="Aptos"/>
-          <w:b/>
-          <w:bCs/>
-        </w:rPr>
-        <w:t>setSum</w:t>
-      </w:r>
-      <w:proofErr w:type="spellEnd"/>
-      <w:r>
-        <w:rPr>
-          <w:rFonts w:ascii="Aptos" w:eastAsia="Aptos" w:hAnsi="Aptos" w:cs="Aptos"/>
-          <w:b/>
-          <w:bCs/>
-        </w:rPr>
-        <w:t>(Number(a) + Number(b));</w:t>
+        <w:t xml:space="preserve">    setSum(Number(a) + Number(b));</w:t>
       </w:r>
     </w:p>
     <w:p>
@@ -9725,7 +7201,85 @@
           <w:b/>
           <w:bCs/>
         </w:rPr>
+        <w:t xml:space="preserve">      &lt;input</w:t>
+      </w:r>
+    </w:p>
+    <w:p>
+      <w:pPr>
+        <w:spacing w:before="240" w:after="240"/>
+      </w:pPr>
+      <w:r>
+        <w:rPr>
+          <w:rFonts w:ascii="Aptos" w:eastAsia="Aptos" w:hAnsi="Aptos" w:cs="Aptos"/>
+          <w:b/>
+          <w:bCs/>
+        </w:rPr>
+        <w:t xml:space="preserve">        type="number"</w:t>
+      </w:r>
+    </w:p>
+    <w:p>
+      <w:pPr>
+        <w:spacing w:before="240" w:after="240"/>
+      </w:pPr>
+      <w:r>
+        <w:rPr>
+          <w:rFonts w:ascii="Aptos" w:eastAsia="Aptos" w:hAnsi="Aptos" w:cs="Aptos"/>
+          <w:b/>
+          <w:bCs/>
+        </w:rPr>
+        <w:t xml:space="preserve">        value={a}</w:t>
+      </w:r>
+    </w:p>
+    <w:p>
+      <w:pPr>
+        <w:spacing w:before="240" w:after="240"/>
+      </w:pPr>
+      <w:r>
+        <w:rPr>
+          <w:rFonts w:ascii="Aptos" w:eastAsia="Aptos" w:hAnsi="Aptos" w:cs="Aptos"/>
+          <w:b/>
+          <w:bCs/>
+        </w:rPr>
+        <w:t xml:space="preserve">        onChange={e =&gt; setA(e.target.value)}</w:t>
+      </w:r>
+    </w:p>
+    <w:p>
+      <w:pPr>
+        <w:spacing w:before="240" w:after="240"/>
+      </w:pPr>
+      <w:r>
+        <w:rPr>
+          <w:rFonts w:ascii="Aptos" w:eastAsia="Aptos" w:hAnsi="Aptos" w:cs="Aptos"/>
+          <w:b/>
+          <w:bCs/>
+        </w:rPr>
         <w:lastRenderedPageBreak/>
+        <w:t xml:space="preserve">        placeholder="First number"</w:t>
+      </w:r>
+    </w:p>
+    <w:p>
+      <w:pPr>
+        <w:spacing w:before="240" w:after="240"/>
+      </w:pPr>
+      <w:r>
+        <w:rPr>
+          <w:rFonts w:ascii="Aptos" w:eastAsia="Aptos" w:hAnsi="Aptos" w:cs="Aptos"/>
+          <w:b/>
+          <w:bCs/>
+        </w:rPr>
+        <w:t xml:space="preserve">      /&gt;</w:t>
+      </w:r>
+    </w:p>
+    <w:p>
+      <w:pPr>
+        <w:spacing w:before="240" w:after="240"/>
+      </w:pPr>
+      <w:r>
+        <w:rPr>
+          <w:rFonts w:ascii="Aptos" w:eastAsia="Aptos" w:hAnsi="Aptos" w:cs="Aptos"/>
+          <w:b/>
+          <w:bCs/>
+        </w:rPr>
         <w:t xml:space="preserve">      &lt;input</w:t>
       </w:r>
     </w:p>
@@ -9752,87 +7306,33 @@
           <w:b/>
           <w:bCs/>
         </w:rPr>
-        <w:t xml:space="preserve">        value={a}</w:t>
-      </w:r>
-    </w:p>
-    <w:p>
-      <w:pPr>
-        <w:spacing w:before="240" w:after="240"/>
-      </w:pPr>
-      <w:r>
-        <w:rPr>
-          <w:rFonts w:ascii="Aptos" w:eastAsia="Aptos" w:hAnsi="Aptos" w:cs="Aptos"/>
-          <w:b/>
-          <w:bCs/>
-        </w:rPr>
-        <w:t xml:space="preserve">        </w:t>
-      </w:r>
-      <w:proofErr w:type="spellStart"/>
-      <w:r>
-        <w:rPr>
-          <w:rFonts w:ascii="Aptos" w:eastAsia="Aptos" w:hAnsi="Aptos" w:cs="Aptos"/>
-          <w:b/>
-          <w:bCs/>
-        </w:rPr>
-        <w:t>onChange</w:t>
-      </w:r>
-      <w:proofErr w:type="spellEnd"/>
-      <w:r>
-        <w:rPr>
-          <w:rFonts w:ascii="Aptos" w:eastAsia="Aptos" w:hAnsi="Aptos" w:cs="Aptos"/>
-          <w:b/>
-          <w:bCs/>
-        </w:rPr>
-        <w:t xml:space="preserve">={e =&gt; </w:t>
-      </w:r>
-      <w:proofErr w:type="spellStart"/>
-      <w:r>
-        <w:rPr>
-          <w:rFonts w:ascii="Aptos" w:eastAsia="Aptos" w:hAnsi="Aptos" w:cs="Aptos"/>
-          <w:b/>
-          <w:bCs/>
-        </w:rPr>
-        <w:t>setA</w:t>
-      </w:r>
-      <w:proofErr w:type="spellEnd"/>
-      <w:r>
-        <w:rPr>
-          <w:rFonts w:ascii="Aptos" w:eastAsia="Aptos" w:hAnsi="Aptos" w:cs="Aptos"/>
-          <w:b/>
-          <w:bCs/>
-        </w:rPr>
-        <w:t>(</w:t>
-      </w:r>
-      <w:proofErr w:type="spellStart"/>
-      <w:r>
-        <w:rPr>
-          <w:rFonts w:ascii="Aptos" w:eastAsia="Aptos" w:hAnsi="Aptos" w:cs="Aptos"/>
-          <w:b/>
-          <w:bCs/>
-        </w:rPr>
-        <w:t>e.target.value</w:t>
-      </w:r>
-      <w:proofErr w:type="spellEnd"/>
-      <w:r>
-        <w:rPr>
-          <w:rFonts w:ascii="Aptos" w:eastAsia="Aptos" w:hAnsi="Aptos" w:cs="Aptos"/>
-          <w:b/>
-          <w:bCs/>
-        </w:rPr>
-        <w:t>)}</w:t>
-      </w:r>
-    </w:p>
-    <w:p>
-      <w:pPr>
-        <w:spacing w:before="240" w:after="240"/>
-      </w:pPr>
-      <w:r>
-        <w:rPr>
-          <w:rFonts w:ascii="Aptos" w:eastAsia="Aptos" w:hAnsi="Aptos" w:cs="Aptos"/>
-          <w:b/>
-          <w:bCs/>
-        </w:rPr>
-        <w:t xml:space="preserve">        placeholder="First number"</w:t>
+        <w:t xml:space="preserve">        value={b}</w:t>
+      </w:r>
+    </w:p>
+    <w:p>
+      <w:pPr>
+        <w:spacing w:before="240" w:after="240"/>
+      </w:pPr>
+      <w:r>
+        <w:rPr>
+          <w:rFonts w:ascii="Aptos" w:eastAsia="Aptos" w:hAnsi="Aptos" w:cs="Aptos"/>
+          <w:b/>
+          <w:bCs/>
+        </w:rPr>
+        <w:t xml:space="preserve">        onChange={e =&gt; setB(e.target.value)}</w:t>
+      </w:r>
+    </w:p>
+    <w:p>
+      <w:pPr>
+        <w:spacing w:before="240" w:after="240"/>
+      </w:pPr>
+      <w:r>
+        <w:rPr>
+          <w:rFonts w:ascii="Aptos" w:eastAsia="Aptos" w:hAnsi="Aptos" w:cs="Aptos"/>
+          <w:b/>
+          <w:bCs/>
+        </w:rPr>
+        <w:t xml:space="preserve">        placeholder="Second number"</w:t>
       </w:r>
     </w:p>
     <w:p>
@@ -9858,157 +7358,7 @@
           <w:b/>
           <w:bCs/>
         </w:rPr>
-        <w:t xml:space="preserve">      &lt;input</w:t>
-      </w:r>
-    </w:p>
-    <w:p>
-      <w:pPr>
-        <w:spacing w:before="240" w:after="240"/>
-      </w:pPr>
-      <w:r>
-        <w:rPr>
-          <w:rFonts w:ascii="Aptos" w:eastAsia="Aptos" w:hAnsi="Aptos" w:cs="Aptos"/>
-          <w:b/>
-          <w:bCs/>
-        </w:rPr>
-        <w:t xml:space="preserve">        type="number"</w:t>
-      </w:r>
-    </w:p>
-    <w:p>
-      <w:pPr>
-        <w:spacing w:before="240" w:after="240"/>
-      </w:pPr>
-      <w:r>
-        <w:rPr>
-          <w:rFonts w:ascii="Aptos" w:eastAsia="Aptos" w:hAnsi="Aptos" w:cs="Aptos"/>
-          <w:b/>
-          <w:bCs/>
-        </w:rPr>
-        <w:t xml:space="preserve">        value={b}</w:t>
-      </w:r>
-    </w:p>
-    <w:p>
-      <w:pPr>
-        <w:spacing w:before="240" w:after="240"/>
-      </w:pPr>
-      <w:r>
-        <w:rPr>
-          <w:rFonts w:ascii="Aptos" w:eastAsia="Aptos" w:hAnsi="Aptos" w:cs="Aptos"/>
-          <w:b/>
-          <w:bCs/>
-        </w:rPr>
-        <w:t xml:space="preserve">        </w:t>
-      </w:r>
-      <w:proofErr w:type="spellStart"/>
-      <w:r>
-        <w:rPr>
-          <w:rFonts w:ascii="Aptos" w:eastAsia="Aptos" w:hAnsi="Aptos" w:cs="Aptos"/>
-          <w:b/>
-          <w:bCs/>
-        </w:rPr>
-        <w:t>onChange</w:t>
-      </w:r>
-      <w:proofErr w:type="spellEnd"/>
-      <w:r>
-        <w:rPr>
-          <w:rFonts w:ascii="Aptos" w:eastAsia="Aptos" w:hAnsi="Aptos" w:cs="Aptos"/>
-          <w:b/>
-          <w:bCs/>
-        </w:rPr>
-        <w:t xml:space="preserve">={e =&gt; </w:t>
-      </w:r>
-      <w:proofErr w:type="spellStart"/>
-      <w:r>
-        <w:rPr>
-          <w:rFonts w:ascii="Aptos" w:eastAsia="Aptos" w:hAnsi="Aptos" w:cs="Aptos"/>
-          <w:b/>
-          <w:bCs/>
-        </w:rPr>
-        <w:t>setB</w:t>
-      </w:r>
-      <w:proofErr w:type="spellEnd"/>
-      <w:r>
-        <w:rPr>
-          <w:rFonts w:ascii="Aptos" w:eastAsia="Aptos" w:hAnsi="Aptos" w:cs="Aptos"/>
-          <w:b/>
-          <w:bCs/>
-        </w:rPr>
-        <w:t>(</w:t>
-      </w:r>
-      <w:proofErr w:type="spellStart"/>
-      <w:r>
-        <w:rPr>
-          <w:rFonts w:ascii="Aptos" w:eastAsia="Aptos" w:hAnsi="Aptos" w:cs="Aptos"/>
-          <w:b/>
-          <w:bCs/>
-        </w:rPr>
-        <w:t>e.target.value</w:t>
-      </w:r>
-      <w:proofErr w:type="spellEnd"/>
-      <w:r>
-        <w:rPr>
-          <w:rFonts w:ascii="Aptos" w:eastAsia="Aptos" w:hAnsi="Aptos" w:cs="Aptos"/>
-          <w:b/>
-          <w:bCs/>
-        </w:rPr>
-        <w:t>)}</w:t>
-      </w:r>
-    </w:p>
-    <w:p>
-      <w:pPr>
-        <w:spacing w:before="240" w:after="240"/>
-      </w:pPr>
-      <w:r>
-        <w:rPr>
-          <w:rFonts w:ascii="Aptos" w:eastAsia="Aptos" w:hAnsi="Aptos" w:cs="Aptos"/>
-          <w:b/>
-          <w:bCs/>
-        </w:rPr>
-        <w:t xml:space="preserve">        placeholder="Second number"</w:t>
-      </w:r>
-    </w:p>
-    <w:p>
-      <w:pPr>
-        <w:spacing w:before="240" w:after="240"/>
-      </w:pPr>
-      <w:r>
-        <w:rPr>
-          <w:rFonts w:ascii="Aptos" w:eastAsia="Aptos" w:hAnsi="Aptos" w:cs="Aptos"/>
-          <w:b/>
-          <w:bCs/>
-        </w:rPr>
-        <w:t xml:space="preserve">      /&gt;</w:t>
-      </w:r>
-    </w:p>
-    <w:p>
-      <w:pPr>
-        <w:spacing w:before="240" w:after="240"/>
-      </w:pPr>
-      <w:r>
-        <w:rPr>
-          <w:rFonts w:ascii="Aptos" w:eastAsia="Aptos" w:hAnsi="Aptos" w:cs="Aptos"/>
-          <w:b/>
-          <w:bCs/>
-        </w:rPr>
-        <w:t xml:space="preserve">      &lt;button </w:t>
-      </w:r>
-      <w:proofErr w:type="spellStart"/>
-      <w:r>
-        <w:rPr>
-          <w:rFonts w:ascii="Aptos" w:eastAsia="Aptos" w:hAnsi="Aptos" w:cs="Aptos"/>
-          <w:b/>
-          <w:bCs/>
-        </w:rPr>
-        <w:t>onClick</w:t>
-      </w:r>
-      <w:proofErr w:type="spellEnd"/>
-      <w:r>
-        <w:rPr>
-          <w:rFonts w:ascii="Aptos" w:eastAsia="Aptos" w:hAnsi="Aptos" w:cs="Aptos"/>
-          <w:b/>
-          <w:bCs/>
-        </w:rPr>
-        <w:t>={calculate}&gt;Sum&lt;/button&gt;</w:t>
+        <w:t xml:space="preserve">      &lt;button onClick={calculate}&gt;Sum&lt;/button&gt;</w:t>
       </w:r>
     </w:p>
     <w:p>
@@ -10062,32 +7412,6 @@
         </w:rPr>
         <w:t>}</w:t>
       </w:r>
-    </w:p>
-    <w:p>
-      <w:pPr>
-        <w:spacing w:before="240" w:after="240"/>
-        <w:rPr>
-          <w:rFonts w:ascii="Aptos" w:eastAsia="Aptos" w:hAnsi="Aptos" w:cs="Aptos"/>
-          <w:b/>
-          <w:bCs/>
-        </w:rPr>
-      </w:pPr>
-    </w:p>
-    <w:p>
-      <w:pPr>
-        <w:spacing w:before="240" w:after="240"/>
-        <w:rPr>
-          <w:rFonts w:ascii="Aptos" w:eastAsia="Aptos" w:hAnsi="Aptos" w:cs="Aptos"/>
-        </w:rPr>
-      </w:pPr>
-    </w:p>
-    <w:p>
-      <w:pPr>
-        <w:spacing w:before="240" w:after="240"/>
-        <w:rPr>
-          <w:rFonts w:ascii="Aptos" w:eastAsia="Aptos" w:hAnsi="Aptos" w:cs="Aptos"/>
-        </w:rPr>
-      </w:pPr>
     </w:p>
     <w:p>
       <w:pPr>

--- a/Interview Questions/React.js/React Interview Questions.docx
+++ b/Interview Questions/React.js/React Interview Questions.docx
@@ -143,7 +143,21 @@
         <w:rPr>
           <w:rFonts w:ascii="Aptos" w:eastAsia="Aptos" w:hAnsi="Aptos" w:cs="Aptos"/>
         </w:rPr>
-        <w:t xml:space="preserve"> expands an iterable into individual elements.</w:t>
+        <w:t xml:space="preserve"> expands an </w:t>
+      </w:r>
+      <w:proofErr w:type="spellStart"/>
+      <w:r>
+        <w:rPr>
+          <w:rFonts w:ascii="Aptos" w:eastAsia="Aptos" w:hAnsi="Aptos" w:cs="Aptos"/>
+        </w:rPr>
+        <w:t>iterable</w:t>
+      </w:r>
+      <w:proofErr w:type="spellEnd"/>
+      <w:r>
+        <w:rPr>
+          <w:rFonts w:ascii="Aptos" w:eastAsia="Aptos" w:hAnsi="Aptos" w:cs="Aptos"/>
+        </w:rPr>
+        <w:t xml:space="preserve"> into individual elements.</w:t>
       </w:r>
     </w:p>
     <w:p>
@@ -209,7 +223,21 @@
         <w:rPr>
           <w:rFonts w:ascii="Consolas" w:eastAsia="Consolas" w:hAnsi="Consolas" w:cs="Consolas"/>
         </w:rPr>
-        <w:t>const obj = { a: 1, b: 2, c: 3 };</w:t>
+        <w:t xml:space="preserve">const obj = </w:t>
+      </w:r>
+      <w:proofErr w:type="gramStart"/>
+      <w:r>
+        <w:rPr>
+          <w:rFonts w:ascii="Consolas" w:eastAsia="Consolas" w:hAnsi="Consolas" w:cs="Consolas"/>
+        </w:rPr>
+        <w:t>{ a</w:t>
+      </w:r>
+      <w:proofErr w:type="gramEnd"/>
+      <w:r>
+        <w:rPr>
+          <w:rFonts w:ascii="Consolas" w:eastAsia="Consolas" w:hAnsi="Consolas" w:cs="Consolas"/>
+        </w:rPr>
+        <w:t>: 1, b: 2, c: 3 };</w:t>
       </w:r>
       <w:r>
         <w:br/>
@@ -218,8 +246,58 @@
         <w:rPr>
           <w:rFonts w:ascii="Consolas" w:eastAsia="Consolas" w:hAnsi="Consolas" w:cs="Consolas"/>
         </w:rPr>
-        <w:t>const { a, ...rest } = obj; // rest = { b: 2, c: 3 }</w:t>
-      </w:r>
+        <w:t xml:space="preserve">const </w:t>
+      </w:r>
+      <w:proofErr w:type="gramStart"/>
+      <w:r>
+        <w:rPr>
+          <w:rFonts w:ascii="Consolas" w:eastAsia="Consolas" w:hAnsi="Consolas" w:cs="Consolas"/>
+        </w:rPr>
+        <w:t>{ a</w:t>
+      </w:r>
+      <w:proofErr w:type="gramEnd"/>
+      <w:r>
+        <w:rPr>
+          <w:rFonts w:ascii="Consolas" w:eastAsia="Consolas" w:hAnsi="Consolas" w:cs="Consolas"/>
+        </w:rPr>
+        <w:t>, ...</w:t>
+      </w:r>
+      <w:proofErr w:type="gramStart"/>
+      <w:r>
+        <w:rPr>
+          <w:rFonts w:ascii="Consolas" w:eastAsia="Consolas" w:hAnsi="Consolas" w:cs="Consolas"/>
+        </w:rPr>
+        <w:t>rest }</w:t>
+      </w:r>
+      <w:proofErr w:type="gramEnd"/>
+      <w:r>
+        <w:rPr>
+          <w:rFonts w:ascii="Consolas" w:eastAsia="Consolas" w:hAnsi="Consolas" w:cs="Consolas"/>
+        </w:rPr>
+        <w:t xml:space="preserve"> = obj; // rest = </w:t>
+      </w:r>
+      <w:proofErr w:type="gramStart"/>
+      <w:r>
+        <w:rPr>
+          <w:rFonts w:ascii="Consolas" w:eastAsia="Consolas" w:hAnsi="Consolas" w:cs="Consolas"/>
+        </w:rPr>
+        <w:t>{ b</w:t>
+      </w:r>
+      <w:proofErr w:type="gramEnd"/>
+      <w:r>
+        <w:rPr>
+          <w:rFonts w:ascii="Consolas" w:eastAsia="Consolas" w:hAnsi="Consolas" w:cs="Consolas"/>
+        </w:rPr>
+        <w:t xml:space="preserve">: 2, c: </w:t>
+      </w:r>
+      <w:proofErr w:type="gramStart"/>
+      <w:r>
+        <w:rPr>
+          <w:rFonts w:ascii="Consolas" w:eastAsia="Consolas" w:hAnsi="Consolas" w:cs="Consolas"/>
+        </w:rPr>
+        <w:t>3 }</w:t>
+      </w:r>
+      <w:proofErr w:type="gramEnd"/>
       <w:r>
         <w:br/>
       </w:r>
@@ -267,7 +345,35 @@
         <w:rPr>
           <w:rFonts w:ascii="Consolas" w:eastAsia="Consolas" w:hAnsi="Consolas" w:cs="Consolas"/>
         </w:rPr>
-        <w:t>&lt;MyComponent {...props} /&gt;</w:t>
+        <w:t>&lt;</w:t>
+      </w:r>
+      <w:proofErr w:type="spellStart"/>
+      <w:r>
+        <w:rPr>
+          <w:rFonts w:ascii="Consolas" w:eastAsia="Consolas" w:hAnsi="Consolas" w:cs="Consolas"/>
+        </w:rPr>
+        <w:t>MyComponent</w:t>
+      </w:r>
+      <w:proofErr w:type="spellEnd"/>
+      <w:r>
+        <w:rPr>
+          <w:rFonts w:ascii="Consolas" w:eastAsia="Consolas" w:hAnsi="Consolas" w:cs="Consolas"/>
+        </w:rPr>
+        <w:t xml:space="preserve"> {...</w:t>
+      </w:r>
+      <w:proofErr w:type="gramStart"/>
+      <w:r>
+        <w:rPr>
+          <w:rFonts w:ascii="Consolas" w:eastAsia="Consolas" w:hAnsi="Consolas" w:cs="Consolas"/>
+        </w:rPr>
+        <w:t>props} /</w:t>
+      </w:r>
+      <w:proofErr w:type="gramEnd"/>
+      <w:r>
+        <w:rPr>
+          <w:rFonts w:ascii="Consolas" w:eastAsia="Consolas" w:hAnsi="Consolas" w:cs="Consolas"/>
+        </w:rPr>
+        <w:t>&gt;</w:t>
       </w:r>
       <w:r>
         <w:br/>
@@ -391,7 +497,35 @@
         <w:rPr>
           <w:rFonts w:ascii="Consolas" w:eastAsia="Consolas" w:hAnsi="Consolas" w:cs="Consolas"/>
         </w:rPr>
-        <w:t>class MyComponent extends React.Component {</w:t>
+        <w:t xml:space="preserve">class </w:t>
+      </w:r>
+      <w:proofErr w:type="spellStart"/>
+      <w:r>
+        <w:rPr>
+          <w:rFonts w:ascii="Consolas" w:eastAsia="Consolas" w:hAnsi="Consolas" w:cs="Consolas"/>
+        </w:rPr>
+        <w:t>MyComponent</w:t>
+      </w:r>
+      <w:proofErr w:type="spellEnd"/>
+      <w:r>
+        <w:rPr>
+          <w:rFonts w:ascii="Consolas" w:eastAsia="Consolas" w:hAnsi="Consolas" w:cs="Consolas"/>
+        </w:rPr>
+        <w:t xml:space="preserve"> extends </w:t>
+      </w:r>
+      <w:proofErr w:type="spellStart"/>
+      <w:r>
+        <w:rPr>
+          <w:rFonts w:ascii="Consolas" w:eastAsia="Consolas" w:hAnsi="Consolas" w:cs="Consolas"/>
+        </w:rPr>
+        <w:t>React.Component</w:t>
+      </w:r>
+      <w:proofErr w:type="spellEnd"/>
+      <w:r>
+        <w:rPr>
+          <w:rFonts w:ascii="Consolas" w:eastAsia="Consolas" w:hAnsi="Consolas" w:cs="Consolas"/>
+        </w:rPr>
+        <w:t xml:space="preserve"> {</w:t>
       </w:r>
       <w:r>
         <w:br/>
@@ -400,7 +534,21 @@
         <w:rPr>
           <w:rFonts w:ascii="Consolas" w:eastAsia="Consolas" w:hAnsi="Consolas" w:cs="Consolas"/>
         </w:rPr>
-        <w:t xml:space="preserve">  handleClick = () =&gt; {</w:t>
+        <w:t xml:space="preserve">  </w:t>
+      </w:r>
+      <w:proofErr w:type="spellStart"/>
+      <w:r>
+        <w:rPr>
+          <w:rFonts w:ascii="Consolas" w:eastAsia="Consolas" w:hAnsi="Consolas" w:cs="Consolas"/>
+        </w:rPr>
+        <w:t>handleClick</w:t>
+      </w:r>
+      <w:proofErr w:type="spellEnd"/>
+      <w:r>
+        <w:rPr>
+          <w:rFonts w:ascii="Consolas" w:eastAsia="Consolas" w:hAnsi="Consolas" w:cs="Consolas"/>
+        </w:rPr>
+        <w:t xml:space="preserve"> = () =&gt; {</w:t>
       </w:r>
       <w:r>
         <w:br/>
@@ -441,13 +589,27 @@
         <w:rPr>
           <w:rFonts w:ascii="Aptos" w:eastAsia="Aptos" w:hAnsi="Aptos" w:cs="Aptos"/>
         </w:rPr>
-        <w:t xml:space="preserve">This avoids the need for </w:t>
-      </w:r>
-      <w:r>
-        <w:rPr>
-          <w:rFonts w:ascii="Consolas" w:eastAsia="Consolas" w:hAnsi="Consolas" w:cs="Consolas"/>
-        </w:rPr>
-        <w:t>.bind(this)</w:t>
+        <w:t xml:space="preserve">This avoids the need </w:t>
+      </w:r>
+      <w:proofErr w:type="gramStart"/>
+      <w:r>
+        <w:rPr>
+          <w:rFonts w:ascii="Aptos" w:eastAsia="Aptos" w:hAnsi="Aptos" w:cs="Aptos"/>
+        </w:rPr>
+        <w:t xml:space="preserve">for </w:t>
+      </w:r>
+      <w:r>
+        <w:rPr>
+          <w:rFonts w:ascii="Consolas" w:eastAsia="Consolas" w:hAnsi="Consolas" w:cs="Consolas"/>
+        </w:rPr>
+        <w:t>.bind</w:t>
+      </w:r>
+      <w:proofErr w:type="gramEnd"/>
+      <w:r>
+        <w:rPr>
+          <w:rFonts w:ascii="Consolas" w:eastAsia="Consolas" w:hAnsi="Consolas" w:cs="Consolas"/>
+        </w:rPr>
+        <w:t>(this)</w:t>
       </w:r>
       <w:r>
         <w:rPr>
@@ -512,30 +674,96 @@
         <w:rPr>
           <w:rFonts w:ascii="Aptos" w:eastAsia="Aptos" w:hAnsi="Aptos" w:cs="Aptos"/>
         </w:rPr>
-        <w:t>fetch('/api/user')</w:t>
-      </w:r>
-    </w:p>
-    <w:p>
-      <w:pPr>
-        <w:spacing w:before="240" w:after="240"/>
-      </w:pPr>
-      <w:r>
-        <w:rPr>
-          <w:rFonts w:ascii="Aptos" w:eastAsia="Aptos" w:hAnsi="Aptos" w:cs="Aptos"/>
-        </w:rPr>
-        <w:t xml:space="preserve">  .then(res =&gt; res.json())</w:t>
-      </w:r>
-    </w:p>
-    <w:p>
-      <w:pPr>
-        <w:spacing w:before="240" w:after="240"/>
-      </w:pPr>
-      <w:r>
-        <w:rPr>
-          <w:rFonts w:ascii="Aptos" w:eastAsia="Aptos" w:hAnsi="Aptos" w:cs="Aptos"/>
-        </w:rPr>
-        <w:t xml:space="preserve">  .then(data =&gt; console.log(data));</w:t>
-      </w:r>
+        <w:t>fetch('/</w:t>
+      </w:r>
+      <w:proofErr w:type="spellStart"/>
+      <w:r>
+        <w:rPr>
+          <w:rFonts w:ascii="Aptos" w:eastAsia="Aptos" w:hAnsi="Aptos" w:cs="Aptos"/>
+        </w:rPr>
+        <w:t>api</w:t>
+      </w:r>
+      <w:proofErr w:type="spellEnd"/>
+      <w:r>
+        <w:rPr>
+          <w:rFonts w:ascii="Aptos" w:eastAsia="Aptos" w:hAnsi="Aptos" w:cs="Aptos"/>
+        </w:rPr>
+        <w:t>/user')</w:t>
+      </w:r>
+    </w:p>
+    <w:p>
+      <w:pPr>
+        <w:spacing w:before="240" w:after="240"/>
+      </w:pPr>
+      <w:r>
+        <w:rPr>
+          <w:rFonts w:ascii="Aptos" w:eastAsia="Aptos" w:hAnsi="Aptos" w:cs="Aptos"/>
+        </w:rPr>
+        <w:t xml:space="preserve">  </w:t>
+      </w:r>
+      <w:proofErr w:type="gramStart"/>
+      <w:r>
+        <w:rPr>
+          <w:rFonts w:ascii="Aptos" w:eastAsia="Aptos" w:hAnsi="Aptos" w:cs="Aptos"/>
+        </w:rPr>
+        <w:t>.then</w:t>
+      </w:r>
+      <w:proofErr w:type="gramEnd"/>
+      <w:r>
+        <w:rPr>
+          <w:rFonts w:ascii="Aptos" w:eastAsia="Aptos" w:hAnsi="Aptos" w:cs="Aptos"/>
+        </w:rPr>
+        <w:t xml:space="preserve">(res =&gt; </w:t>
+      </w:r>
+      <w:proofErr w:type="spellStart"/>
+      <w:proofErr w:type="gramStart"/>
+      <w:r>
+        <w:rPr>
+          <w:rFonts w:ascii="Aptos" w:eastAsia="Aptos" w:hAnsi="Aptos" w:cs="Aptos"/>
+        </w:rPr>
+        <w:t>res.json</w:t>
+      </w:r>
+      <w:proofErr w:type="spellEnd"/>
+      <w:proofErr w:type="gramEnd"/>
+      <w:r>
+        <w:rPr>
+          <w:rFonts w:ascii="Aptos" w:eastAsia="Aptos" w:hAnsi="Aptos" w:cs="Aptos"/>
+        </w:rPr>
+        <w:t>())</w:t>
+      </w:r>
+    </w:p>
+    <w:p>
+      <w:pPr>
+        <w:spacing w:before="240" w:after="240"/>
+      </w:pPr>
+      <w:r>
+        <w:rPr>
+          <w:rFonts w:ascii="Aptos" w:eastAsia="Aptos" w:hAnsi="Aptos" w:cs="Aptos"/>
+        </w:rPr>
+        <w:t xml:space="preserve">  </w:t>
+      </w:r>
+      <w:proofErr w:type="gramStart"/>
+      <w:r>
+        <w:rPr>
+          <w:rFonts w:ascii="Aptos" w:eastAsia="Aptos" w:hAnsi="Aptos" w:cs="Aptos"/>
+        </w:rPr>
+        <w:t>.then</w:t>
+      </w:r>
+      <w:proofErr w:type="gramEnd"/>
+      <w:r>
+        <w:rPr>
+          <w:rFonts w:ascii="Aptos" w:eastAsia="Aptos" w:hAnsi="Aptos" w:cs="Aptos"/>
+        </w:rPr>
+        <w:t>(data =&gt; console.log(data)</w:t>
+      </w:r>
+      <w:proofErr w:type="gramStart"/>
+      <w:r>
+        <w:rPr>
+          <w:rFonts w:ascii="Aptos" w:eastAsia="Aptos" w:hAnsi="Aptos" w:cs="Aptos"/>
+        </w:rPr>
+        <w:t>);</w:t>
+      </w:r>
+      <w:proofErr w:type="gramEnd"/>
     </w:p>
     <w:p>
       <w:pPr>
@@ -556,7 +784,21 @@
         <w:rPr>
           <w:rFonts w:ascii="Consolas" w:eastAsia="Consolas" w:hAnsi="Consolas" w:cs="Consolas"/>
         </w:rPr>
-        <w:t>const fetchData = async () =&gt; {</w:t>
+        <w:t xml:space="preserve">const </w:t>
+      </w:r>
+      <w:proofErr w:type="spellStart"/>
+      <w:r>
+        <w:rPr>
+          <w:rFonts w:ascii="Consolas" w:eastAsia="Consolas" w:hAnsi="Consolas" w:cs="Consolas"/>
+        </w:rPr>
+        <w:t>fetchData</w:t>
+      </w:r>
+      <w:proofErr w:type="spellEnd"/>
+      <w:r>
+        <w:rPr>
+          <w:rFonts w:ascii="Consolas" w:eastAsia="Consolas" w:hAnsi="Consolas" w:cs="Consolas"/>
+        </w:rPr>
+        <w:t xml:space="preserve"> = async () =&gt; {</w:t>
       </w:r>
       <w:r>
         <w:br/>
@@ -574,7 +816,21 @@
         <w:rPr>
           <w:rFonts w:ascii="Consolas" w:eastAsia="Consolas" w:hAnsi="Consolas" w:cs="Consolas"/>
         </w:rPr>
-        <w:t xml:space="preserve">    const res = await fetch('/api/user');</w:t>
+        <w:t xml:space="preserve">    const res = await fetch('/</w:t>
+      </w:r>
+      <w:proofErr w:type="spellStart"/>
+      <w:r>
+        <w:rPr>
+          <w:rFonts w:ascii="Consolas" w:eastAsia="Consolas" w:hAnsi="Consolas" w:cs="Consolas"/>
+        </w:rPr>
+        <w:t>api</w:t>
+      </w:r>
+      <w:proofErr w:type="spellEnd"/>
+      <w:r>
+        <w:rPr>
+          <w:rFonts w:ascii="Consolas" w:eastAsia="Consolas" w:hAnsi="Consolas" w:cs="Consolas"/>
+        </w:rPr>
+        <w:t>/user');</w:t>
       </w:r>
       <w:r>
         <w:br/>
@@ -583,7 +839,23 @@
         <w:rPr>
           <w:rFonts w:ascii="Consolas" w:eastAsia="Consolas" w:hAnsi="Consolas" w:cs="Consolas"/>
         </w:rPr>
-        <w:t xml:space="preserve">    const data = await res.json();</w:t>
+        <w:t xml:space="preserve">    const data = await </w:t>
+      </w:r>
+      <w:proofErr w:type="spellStart"/>
+      <w:proofErr w:type="gramStart"/>
+      <w:r>
+        <w:rPr>
+          <w:rFonts w:ascii="Consolas" w:eastAsia="Consolas" w:hAnsi="Consolas" w:cs="Consolas"/>
+        </w:rPr>
+        <w:t>res.json</w:t>
+      </w:r>
+      <w:proofErr w:type="spellEnd"/>
+      <w:proofErr w:type="gramEnd"/>
+      <w:r>
+        <w:rPr>
+          <w:rFonts w:ascii="Consolas" w:eastAsia="Consolas" w:hAnsi="Consolas" w:cs="Consolas"/>
+        </w:rPr>
+        <w:t>();</w:t>
       </w:r>
       <w:r>
         <w:br/>
@@ -610,7 +882,23 @@
         <w:rPr>
           <w:rFonts w:ascii="Consolas" w:eastAsia="Consolas" w:hAnsi="Consolas" w:cs="Consolas"/>
         </w:rPr>
-        <w:t xml:space="preserve">    console.error(err);</w:t>
+        <w:t xml:space="preserve">    </w:t>
+      </w:r>
+      <w:proofErr w:type="spellStart"/>
+      <w:proofErr w:type="gramStart"/>
+      <w:r>
+        <w:rPr>
+          <w:rFonts w:ascii="Consolas" w:eastAsia="Consolas" w:hAnsi="Consolas" w:cs="Consolas"/>
+        </w:rPr>
+        <w:t>console.error</w:t>
+      </w:r>
+      <w:proofErr w:type="spellEnd"/>
+      <w:proofErr w:type="gramEnd"/>
+      <w:r>
+        <w:rPr>
+          <w:rFonts w:ascii="Consolas" w:eastAsia="Consolas" w:hAnsi="Consolas" w:cs="Consolas"/>
+        </w:rPr>
+        <w:t>(err);</w:t>
       </w:r>
       <w:r>
         <w:br/>
@@ -675,12 +963,14 @@
         </w:rPr>
         <w:t xml:space="preserve"> harder to run parallel async tasks unless using </w:t>
       </w:r>
+      <w:proofErr w:type="spellStart"/>
       <w:r>
         <w:rPr>
           <w:rFonts w:ascii="Consolas" w:eastAsia="Consolas" w:hAnsi="Consolas" w:cs="Consolas"/>
         </w:rPr>
         <w:t>Promise.all</w:t>
       </w:r>
+      <w:proofErr w:type="spellEnd"/>
       <w:r>
         <w:rPr>
           <w:rFonts w:ascii="Aptos" w:eastAsia="Aptos" w:hAnsi="Aptos" w:cs="Aptos"/>
@@ -729,25 +1019,53 @@
         <w:rPr>
           <w:rFonts w:ascii="Aptos" w:eastAsia="Aptos" w:hAnsi="Aptos" w:cs="Aptos"/>
         </w:rPr>
-        <w:t xml:space="preserve">"Can you walk me through how you'd use </w:t>
-      </w:r>
-      <w:r>
-        <w:rPr>
-          <w:rFonts w:ascii="Consolas" w:eastAsia="Consolas" w:hAnsi="Consolas" w:cs="Consolas"/>
-        </w:rPr>
-        <w:t>.map()</w:t>
-      </w:r>
-      <w:r>
-        <w:rPr>
-          <w:rFonts w:ascii="Aptos" w:eastAsia="Aptos" w:hAnsi="Aptos" w:cs="Aptos"/>
-        </w:rPr>
-        <w:t xml:space="preserve"> and </w:t>
-      </w:r>
-      <w:r>
-        <w:rPr>
-          <w:rFonts w:ascii="Consolas" w:eastAsia="Consolas" w:hAnsi="Consolas" w:cs="Consolas"/>
-        </w:rPr>
-        <w:t>.reduce()</w:t>
+        <w:t xml:space="preserve">"Can you walk me through how you'd </w:t>
+      </w:r>
+      <w:proofErr w:type="gramStart"/>
+      <w:r>
+        <w:rPr>
+          <w:rFonts w:ascii="Aptos" w:eastAsia="Aptos" w:hAnsi="Aptos" w:cs="Aptos"/>
+        </w:rPr>
+        <w:t xml:space="preserve">use </w:t>
+      </w:r>
+      <w:r>
+        <w:rPr>
+          <w:rFonts w:ascii="Consolas" w:eastAsia="Consolas" w:hAnsi="Consolas" w:cs="Consolas"/>
+        </w:rPr>
+        <w:t>.map</w:t>
+      </w:r>
+      <w:proofErr w:type="gramEnd"/>
+      <w:r>
+        <w:rPr>
+          <w:rFonts w:ascii="Consolas" w:eastAsia="Consolas" w:hAnsi="Consolas" w:cs="Consolas"/>
+        </w:rPr>
+        <w:t>()</w:t>
+      </w:r>
+      <w:r>
+        <w:rPr>
+          <w:rFonts w:ascii="Aptos" w:eastAsia="Aptos" w:hAnsi="Aptos" w:cs="Aptos"/>
+        </w:rPr>
+        <w:t xml:space="preserve"> </w:t>
+      </w:r>
+      <w:proofErr w:type="gramStart"/>
+      <w:r>
+        <w:rPr>
+          <w:rFonts w:ascii="Aptos" w:eastAsia="Aptos" w:hAnsi="Aptos" w:cs="Aptos"/>
+        </w:rPr>
+        <w:t xml:space="preserve">and </w:t>
+      </w:r>
+      <w:r>
+        <w:rPr>
+          <w:rFonts w:ascii="Consolas" w:eastAsia="Consolas" w:hAnsi="Consolas" w:cs="Consolas"/>
+        </w:rPr>
+        <w:t>.reduce</w:t>
+      </w:r>
+      <w:proofErr w:type="gramEnd"/>
+      <w:r>
+        <w:rPr>
+          <w:rFonts w:ascii="Consolas" w:eastAsia="Consolas" w:hAnsi="Consolas" w:cs="Consolas"/>
+        </w:rPr>
+        <w:t>()</w:t>
       </w:r>
       <w:r>
         <w:rPr>
@@ -816,7 +1134,21 @@
         <w:rPr>
           <w:rFonts w:ascii="Consolas" w:eastAsia="Consolas" w:hAnsi="Consolas" w:cs="Consolas"/>
         </w:rPr>
-        <w:t>const result = users.reduce((acc, user) =&gt; {</w:t>
+        <w:t xml:space="preserve">const result = </w:t>
+      </w:r>
+      <w:proofErr w:type="spellStart"/>
+      <w:r>
+        <w:rPr>
+          <w:rFonts w:ascii="Consolas" w:eastAsia="Consolas" w:hAnsi="Consolas" w:cs="Consolas"/>
+        </w:rPr>
+        <w:t>users.reduce</w:t>
+      </w:r>
+      <w:proofErr w:type="spellEnd"/>
+      <w:r>
+        <w:rPr>
+          <w:rFonts w:ascii="Consolas" w:eastAsia="Consolas" w:hAnsi="Consolas" w:cs="Consolas"/>
+        </w:rPr>
+        <w:t>((acc, user) =&gt; {</w:t>
       </w:r>
       <w:r>
         <w:br/>
@@ -825,7 +1157,35 @@
         <w:rPr>
           <w:rFonts w:ascii="Consolas" w:eastAsia="Consolas" w:hAnsi="Consolas" w:cs="Consolas"/>
         </w:rPr>
-        <w:t xml:space="preserve">  acc[user.role] = (acc[user.role] || 0) + 1;</w:t>
+        <w:t xml:space="preserve">  acc[</w:t>
+      </w:r>
+      <w:proofErr w:type="spellStart"/>
+      <w:r>
+        <w:rPr>
+          <w:rFonts w:ascii="Consolas" w:eastAsia="Consolas" w:hAnsi="Consolas" w:cs="Consolas"/>
+        </w:rPr>
+        <w:t>user.role</w:t>
+      </w:r>
+      <w:proofErr w:type="spellEnd"/>
+      <w:r>
+        <w:rPr>
+          <w:rFonts w:ascii="Consolas" w:eastAsia="Consolas" w:hAnsi="Consolas" w:cs="Consolas"/>
+        </w:rPr>
+        <w:t>] = (acc[</w:t>
+      </w:r>
+      <w:proofErr w:type="spellStart"/>
+      <w:r>
+        <w:rPr>
+          <w:rFonts w:ascii="Consolas" w:eastAsia="Consolas" w:hAnsi="Consolas" w:cs="Consolas"/>
+        </w:rPr>
+        <w:t>user.role</w:t>
+      </w:r>
+      <w:proofErr w:type="spellEnd"/>
+      <w:r>
+        <w:rPr>
+          <w:rFonts w:ascii="Consolas" w:eastAsia="Consolas" w:hAnsi="Consolas" w:cs="Consolas"/>
+        </w:rPr>
+        <w:t>] || 0) + 1;</w:t>
       </w:r>
       <w:r>
         <w:br/>
@@ -896,6 +1256,7 @@
         </w:rPr>
         <w:t xml:space="preserve">5. </w:t>
       </w:r>
+      <w:proofErr w:type="spellStart"/>
       <w:r>
         <w:rPr>
           <w:rFonts w:ascii="Consolas" w:eastAsia="Consolas" w:hAnsi="Consolas" w:cs="Consolas"/>
@@ -904,6 +1265,7 @@
         </w:rPr>
         <w:t>useEffect</w:t>
       </w:r>
+      <w:proofErr w:type="spellEnd"/>
       <w:r>
         <w:rPr>
           <w:rFonts w:ascii="Aptos" w:eastAsia="Aptos" w:hAnsi="Aptos" w:cs="Aptos"/>
@@ -931,12 +1293,14 @@
         </w:rPr>
         <w:t xml:space="preserve"> How does </w:t>
       </w:r>
+      <w:proofErr w:type="spellStart"/>
       <w:r>
         <w:rPr>
           <w:rFonts w:ascii="Consolas" w:eastAsia="Consolas" w:hAnsi="Consolas" w:cs="Consolas"/>
         </w:rPr>
         <w:t>useEffect</w:t>
       </w:r>
+      <w:proofErr w:type="spellEnd"/>
       <w:r>
         <w:rPr>
           <w:rFonts w:ascii="Aptos" w:eastAsia="Aptos" w:hAnsi="Aptos" w:cs="Aptos"/>
@@ -954,12 +1318,14 @@
         </w:rPr>
         <w:t xml:space="preserve">How does </w:t>
       </w:r>
+      <w:proofErr w:type="spellStart"/>
       <w:r>
         <w:rPr>
           <w:rFonts w:ascii="Consolas" w:eastAsia="Consolas" w:hAnsi="Consolas" w:cs="Consolas"/>
         </w:rPr>
         <w:t>useEffect</w:t>
       </w:r>
+      <w:proofErr w:type="spellEnd"/>
       <w:r>
         <w:rPr>
           <w:rFonts w:ascii="Aptos" w:eastAsia="Aptos" w:hAnsi="Aptos" w:cs="Aptos"/>
@@ -989,12 +1355,14 @@
         </w:rPr>
         <w:t xml:space="preserve"> </w:t>
       </w:r>
+      <w:proofErr w:type="spellStart"/>
       <w:r>
         <w:rPr>
           <w:rFonts w:ascii="Consolas" w:eastAsia="Consolas" w:hAnsi="Consolas" w:cs="Consolas"/>
         </w:rPr>
         <w:t>useEffect</w:t>
       </w:r>
+      <w:proofErr w:type="spellEnd"/>
       <w:r>
         <w:rPr>
           <w:rFonts w:ascii="Aptos" w:eastAsia="Aptos" w:hAnsi="Aptos" w:cs="Aptos"/>
@@ -1034,36 +1402,42 @@
         </w:rPr>
         <w:t xml:space="preserve">Equivalent to </w:t>
       </w:r>
+      <w:proofErr w:type="spellStart"/>
       <w:r>
         <w:rPr>
           <w:rFonts w:ascii="Consolas" w:eastAsia="Consolas" w:hAnsi="Consolas" w:cs="Consolas"/>
         </w:rPr>
         <w:t>componentDidMount</w:t>
       </w:r>
+      <w:proofErr w:type="spellEnd"/>
       <w:r>
         <w:rPr>
           <w:rFonts w:ascii="Aptos" w:eastAsia="Aptos" w:hAnsi="Aptos" w:cs="Aptos"/>
         </w:rPr>
         <w:t xml:space="preserve">, </w:t>
       </w:r>
+      <w:proofErr w:type="spellStart"/>
       <w:r>
         <w:rPr>
           <w:rFonts w:ascii="Consolas" w:eastAsia="Consolas" w:hAnsi="Consolas" w:cs="Consolas"/>
         </w:rPr>
         <w:t>componentDidUpdate</w:t>
       </w:r>
+      <w:proofErr w:type="spellEnd"/>
       <w:r>
         <w:rPr>
           <w:rFonts w:ascii="Aptos" w:eastAsia="Aptos" w:hAnsi="Aptos" w:cs="Aptos"/>
         </w:rPr>
         <w:t xml:space="preserve">, and </w:t>
       </w:r>
+      <w:proofErr w:type="spellStart"/>
       <w:r>
         <w:rPr>
           <w:rFonts w:ascii="Consolas" w:eastAsia="Consolas" w:hAnsi="Consolas" w:cs="Consolas"/>
         </w:rPr>
         <w:t>componentWillUnmount</w:t>
       </w:r>
+      <w:proofErr w:type="spellEnd"/>
       <w:r>
         <w:rPr>
           <w:rFonts w:ascii="Aptos" w:eastAsia="Aptos" w:hAnsi="Aptos" w:cs="Aptos"/>
@@ -1078,11 +1452,27 @@
           <w:rFonts w:ascii="Consolas" w:eastAsia="Consolas" w:hAnsi="Consolas" w:cs="Consolas"/>
         </w:rPr>
       </w:pPr>
-      <w:r>
-        <w:rPr>
-          <w:rFonts w:ascii="Consolas" w:eastAsia="Consolas" w:hAnsi="Consolas" w:cs="Consolas"/>
-        </w:rPr>
-        <w:t>useEffect(() =&gt; {</w:t>
+      <w:proofErr w:type="spellStart"/>
+      <w:proofErr w:type="gramStart"/>
+      <w:r>
+        <w:rPr>
+          <w:rFonts w:ascii="Consolas" w:eastAsia="Consolas" w:hAnsi="Consolas" w:cs="Consolas"/>
+        </w:rPr>
+        <w:t>useEffect</w:t>
+      </w:r>
+      <w:proofErr w:type="spellEnd"/>
+      <w:r>
+        <w:rPr>
+          <w:rFonts w:ascii="Consolas" w:eastAsia="Consolas" w:hAnsi="Consolas" w:cs="Consolas"/>
+        </w:rPr>
+        <w:t>(</w:t>
+      </w:r>
+      <w:proofErr w:type="gramEnd"/>
+      <w:r>
+        <w:rPr>
+          <w:rFonts w:ascii="Consolas" w:eastAsia="Consolas" w:hAnsi="Consolas" w:cs="Consolas"/>
+        </w:rPr>
+        <w:t>() =&gt; {</w:t>
       </w:r>
       <w:r>
         <w:br/>
@@ -1155,6 +1545,7 @@
         </w:rPr>
         <w:t xml:space="preserve">, </w:t>
       </w:r>
+      <w:proofErr w:type="spellStart"/>
       <w:r>
         <w:rPr>
           <w:rFonts w:ascii="Consolas" w:eastAsia="Consolas" w:hAnsi="Consolas" w:cs="Consolas"/>
@@ -1163,6 +1554,7 @@
         </w:rPr>
         <w:t>useMemo</w:t>
       </w:r>
+      <w:proofErr w:type="spellEnd"/>
       <w:r>
         <w:rPr>
           <w:rFonts w:ascii="Aptos" w:eastAsia="Aptos" w:hAnsi="Aptos" w:cs="Aptos"/>
@@ -1171,6 +1563,7 @@
         </w:rPr>
         <w:t xml:space="preserve">, </w:t>
       </w:r>
+      <w:proofErr w:type="spellStart"/>
       <w:r>
         <w:rPr>
           <w:rFonts w:ascii="Consolas" w:eastAsia="Consolas" w:hAnsi="Consolas" w:cs="Consolas"/>
@@ -1179,6 +1572,7 @@
         </w:rPr>
         <w:t>useCallback</w:t>
       </w:r>
+      <w:proofErr w:type="spellEnd"/>
     </w:p>
     <w:p>
       <w:pPr>
@@ -1228,17 +1622,33 @@
           <w:rFonts w:ascii="Aptos" w:eastAsia="Aptos" w:hAnsi="Aptos" w:cs="Aptos"/>
         </w:rPr>
       </w:pPr>
-      <w:r>
-        <w:rPr>
-          <w:rFonts w:ascii="Consolas" w:eastAsia="Consolas" w:hAnsi="Consolas" w:cs="Consolas"/>
-        </w:rPr>
-        <w:t>React.memo</w:t>
-      </w:r>
-      <w:r>
-        <w:rPr>
-          <w:rFonts w:ascii="Aptos" w:eastAsia="Aptos" w:hAnsi="Aptos" w:cs="Aptos"/>
-        </w:rPr>
-        <w:t>: prevents re-rendering of components unless props change.</w:t>
+      <w:proofErr w:type="spellStart"/>
+      <w:r>
+        <w:rPr>
+          <w:rFonts w:ascii="Consolas" w:eastAsia="Consolas" w:hAnsi="Consolas" w:cs="Consolas"/>
+        </w:rPr>
+        <w:t>React.</w:t>
+      </w:r>
+      <w:proofErr w:type="gramStart"/>
+      <w:r>
+        <w:rPr>
+          <w:rFonts w:ascii="Consolas" w:eastAsia="Consolas" w:hAnsi="Consolas" w:cs="Consolas"/>
+        </w:rPr>
+        <w:t>memo</w:t>
+      </w:r>
+      <w:proofErr w:type="spellEnd"/>
+      <w:r>
+        <w:rPr>
+          <w:rFonts w:ascii="Aptos" w:eastAsia="Aptos" w:hAnsi="Aptos" w:cs="Aptos"/>
+        </w:rPr>
+        <w:t>:</w:t>
+      </w:r>
+      <w:proofErr w:type="gramEnd"/>
+      <w:r>
+        <w:rPr>
+          <w:rFonts w:ascii="Aptos" w:eastAsia="Aptos" w:hAnsi="Aptos" w:cs="Aptos"/>
+        </w:rPr>
+        <w:t xml:space="preserve"> prevents re-rendering of components unless props change.</w:t>
       </w:r>
     </w:p>
     <w:p>
@@ -1253,6 +1663,7 @@
           <w:rFonts w:ascii="Aptos" w:eastAsia="Aptos" w:hAnsi="Aptos" w:cs="Aptos"/>
         </w:rPr>
       </w:pPr>
+      <w:proofErr w:type="spellStart"/>
       <w:r>
         <w:rPr>
           <w:rFonts w:ascii="Consolas" w:eastAsia="Consolas" w:hAnsi="Consolas" w:cs="Consolas"/>
@@ -1260,11 +1671,26 @@
         <w:lastRenderedPageBreak/>
         <w:t>useCallback</w:t>
       </w:r>
-      <w:r>
-        <w:rPr>
-          <w:rFonts w:ascii="Aptos" w:eastAsia="Aptos" w:hAnsi="Aptos" w:cs="Aptos"/>
-        </w:rPr>
-        <w:t>: memoizes function references.</w:t>
+      <w:proofErr w:type="spellEnd"/>
+      <w:r>
+        <w:rPr>
+          <w:rFonts w:ascii="Aptos" w:eastAsia="Aptos" w:hAnsi="Aptos" w:cs="Aptos"/>
+        </w:rPr>
+        <w:t xml:space="preserve">: </w:t>
+      </w:r>
+      <w:proofErr w:type="spellStart"/>
+      <w:r>
+        <w:rPr>
+          <w:rFonts w:ascii="Aptos" w:eastAsia="Aptos" w:hAnsi="Aptos" w:cs="Aptos"/>
+        </w:rPr>
+        <w:t>memoizes</w:t>
+      </w:r>
+      <w:proofErr w:type="spellEnd"/>
+      <w:r>
+        <w:rPr>
+          <w:rFonts w:ascii="Aptos" w:eastAsia="Aptos" w:hAnsi="Aptos" w:cs="Aptos"/>
+        </w:rPr>
+        <w:t xml:space="preserve"> function references.</w:t>
       </w:r>
     </w:p>
     <w:p>
@@ -1279,17 +1705,33 @@
           <w:rFonts w:ascii="Aptos" w:eastAsia="Aptos" w:hAnsi="Aptos" w:cs="Aptos"/>
         </w:rPr>
       </w:pPr>
+      <w:proofErr w:type="spellStart"/>
       <w:r>
         <w:rPr>
           <w:rFonts w:ascii="Consolas" w:eastAsia="Consolas" w:hAnsi="Consolas" w:cs="Consolas"/>
         </w:rPr>
         <w:t>useMemo</w:t>
       </w:r>
-      <w:r>
-        <w:rPr>
-          <w:rFonts w:ascii="Aptos" w:eastAsia="Aptos" w:hAnsi="Aptos" w:cs="Aptos"/>
-        </w:rPr>
-        <w:t>: memoizes expensive calculations.</w:t>
+      <w:proofErr w:type="spellEnd"/>
+      <w:r>
+        <w:rPr>
+          <w:rFonts w:ascii="Aptos" w:eastAsia="Aptos" w:hAnsi="Aptos" w:cs="Aptos"/>
+        </w:rPr>
+        <w:t xml:space="preserve">: </w:t>
+      </w:r>
+      <w:proofErr w:type="spellStart"/>
+      <w:r>
+        <w:rPr>
+          <w:rFonts w:ascii="Aptos" w:eastAsia="Aptos" w:hAnsi="Aptos" w:cs="Aptos"/>
+        </w:rPr>
+        <w:t>memoizes</w:t>
+      </w:r>
+      <w:proofErr w:type="spellEnd"/>
+      <w:r>
+        <w:rPr>
+          <w:rFonts w:ascii="Aptos" w:eastAsia="Aptos" w:hAnsi="Aptos" w:cs="Aptos"/>
+        </w:rPr>
+        <w:t xml:space="preserve"> expensive calculations.</w:t>
       </w:r>
     </w:p>
     <w:p>
@@ -1303,7 +1745,57 @@
         <w:rPr>
           <w:rFonts w:ascii="Consolas" w:eastAsia="Consolas" w:hAnsi="Consolas" w:cs="Consolas"/>
         </w:rPr>
-        <w:t>const memoizedValue = useMemo(() =&gt; computeExpensive(data), [data]);</w:t>
+        <w:t xml:space="preserve">const </w:t>
+      </w:r>
+      <w:proofErr w:type="spellStart"/>
+      <w:r>
+        <w:rPr>
+          <w:rFonts w:ascii="Consolas" w:eastAsia="Consolas" w:hAnsi="Consolas" w:cs="Consolas"/>
+        </w:rPr>
+        <w:t>memoizedValue</w:t>
+      </w:r>
+      <w:proofErr w:type="spellEnd"/>
+      <w:r>
+        <w:rPr>
+          <w:rFonts w:ascii="Consolas" w:eastAsia="Consolas" w:hAnsi="Consolas" w:cs="Consolas"/>
+        </w:rPr>
+        <w:t xml:space="preserve"> = </w:t>
+      </w:r>
+      <w:proofErr w:type="spellStart"/>
+      <w:proofErr w:type="gramStart"/>
+      <w:r>
+        <w:rPr>
+          <w:rFonts w:ascii="Consolas" w:eastAsia="Consolas" w:hAnsi="Consolas" w:cs="Consolas"/>
+        </w:rPr>
+        <w:t>useMemo</w:t>
+      </w:r>
+      <w:proofErr w:type="spellEnd"/>
+      <w:r>
+        <w:rPr>
+          <w:rFonts w:ascii="Consolas" w:eastAsia="Consolas" w:hAnsi="Consolas" w:cs="Consolas"/>
+        </w:rPr>
+        <w:t>(</w:t>
+      </w:r>
+      <w:proofErr w:type="gramEnd"/>
+      <w:r>
+        <w:rPr>
+          <w:rFonts w:ascii="Consolas" w:eastAsia="Consolas" w:hAnsi="Consolas" w:cs="Consolas"/>
+        </w:rPr>
+        <w:t xml:space="preserve">() =&gt; </w:t>
+      </w:r>
+      <w:proofErr w:type="spellStart"/>
+      <w:r>
+        <w:rPr>
+          <w:rFonts w:ascii="Consolas" w:eastAsia="Consolas" w:hAnsi="Consolas" w:cs="Consolas"/>
+        </w:rPr>
+        <w:t>computeExpensive</w:t>
+      </w:r>
+      <w:proofErr w:type="spellEnd"/>
+      <w:r>
+        <w:rPr>
+          <w:rFonts w:ascii="Consolas" w:eastAsia="Consolas" w:hAnsi="Consolas" w:cs="Consolas"/>
+        </w:rPr>
+        <w:t>(data), [data]);</w:t>
       </w:r>
       <w:r>
         <w:br/>
@@ -1312,7 +1804,65 @@
         <w:rPr>
           <w:rFonts w:ascii="Consolas" w:eastAsia="Consolas" w:hAnsi="Consolas" w:cs="Consolas"/>
         </w:rPr>
-        <w:t>const handleClick = useCallback(() =&gt; doSomething(), []);</w:t>
+        <w:t xml:space="preserve">const </w:t>
+      </w:r>
+      <w:proofErr w:type="spellStart"/>
+      <w:r>
+        <w:rPr>
+          <w:rFonts w:ascii="Consolas" w:eastAsia="Consolas" w:hAnsi="Consolas" w:cs="Consolas"/>
+        </w:rPr>
+        <w:t>handleClick</w:t>
+      </w:r>
+      <w:proofErr w:type="spellEnd"/>
+      <w:r>
+        <w:rPr>
+          <w:rFonts w:ascii="Consolas" w:eastAsia="Consolas" w:hAnsi="Consolas" w:cs="Consolas"/>
+        </w:rPr>
+        <w:t xml:space="preserve"> = </w:t>
+      </w:r>
+      <w:proofErr w:type="spellStart"/>
+      <w:proofErr w:type="gramStart"/>
+      <w:r>
+        <w:rPr>
+          <w:rFonts w:ascii="Consolas" w:eastAsia="Consolas" w:hAnsi="Consolas" w:cs="Consolas"/>
+        </w:rPr>
+        <w:t>useCallback</w:t>
+      </w:r>
+      <w:proofErr w:type="spellEnd"/>
+      <w:r>
+        <w:rPr>
+          <w:rFonts w:ascii="Consolas" w:eastAsia="Consolas" w:hAnsi="Consolas" w:cs="Consolas"/>
+        </w:rPr>
+        <w:t>(</w:t>
+      </w:r>
+      <w:proofErr w:type="gramEnd"/>
+      <w:r>
+        <w:rPr>
+          <w:rFonts w:ascii="Consolas" w:eastAsia="Consolas" w:hAnsi="Consolas" w:cs="Consolas"/>
+        </w:rPr>
+        <w:t xml:space="preserve">() =&gt; </w:t>
+      </w:r>
+      <w:proofErr w:type="spellStart"/>
+      <w:proofErr w:type="gramStart"/>
+      <w:r>
+        <w:rPr>
+          <w:rFonts w:ascii="Consolas" w:eastAsia="Consolas" w:hAnsi="Consolas" w:cs="Consolas"/>
+        </w:rPr>
+        <w:t>doSomething</w:t>
+      </w:r>
+      <w:proofErr w:type="spellEnd"/>
+      <w:r>
+        <w:rPr>
+          <w:rFonts w:ascii="Consolas" w:eastAsia="Consolas" w:hAnsi="Consolas" w:cs="Consolas"/>
+        </w:rPr>
+        <w:t>(</w:t>
+      </w:r>
+      <w:proofErr w:type="gramEnd"/>
+      <w:r>
+        <w:rPr>
+          <w:rFonts w:ascii="Consolas" w:eastAsia="Consolas" w:hAnsi="Consolas" w:cs="Consolas"/>
+        </w:rPr>
+        <w:t>), []);</w:t>
       </w:r>
       <w:r>
         <w:br/>
@@ -1397,12 +1947,14 @@
         </w:rPr>
         <w:t xml:space="preserve">If the form is large or nested, use </w:t>
       </w:r>
+      <w:proofErr w:type="spellStart"/>
       <w:r>
         <w:rPr>
           <w:rFonts w:ascii="Consolas" w:eastAsia="Consolas" w:hAnsi="Consolas" w:cs="Consolas"/>
         </w:rPr>
         <w:t>useReducer</w:t>
       </w:r>
+      <w:proofErr w:type="spellEnd"/>
       <w:r>
         <w:rPr>
           <w:rFonts w:ascii="Aptos" w:eastAsia="Aptos" w:hAnsi="Aptos" w:cs="Aptos"/>
@@ -1440,6 +1992,7 @@
         </w:rPr>
         <w:t xml:space="preserve">Otherwise, external state management like </w:t>
       </w:r>
+      <w:proofErr w:type="spellStart"/>
       <w:r>
         <w:rPr>
           <w:rFonts w:ascii="Aptos" w:eastAsia="Aptos" w:hAnsi="Aptos" w:cs="Aptos"/>
@@ -1448,6 +2001,7 @@
         </w:rPr>
         <w:t>Zustand</w:t>
       </w:r>
+      <w:proofErr w:type="spellEnd"/>
       <w:r>
         <w:rPr>
           <w:rFonts w:ascii="Aptos" w:eastAsia="Aptos" w:hAnsi="Aptos" w:cs="Aptos"/>
@@ -1503,7 +2057,23 @@
         <w:rPr>
           <w:rFonts w:ascii="Consolas" w:eastAsia="Consolas" w:hAnsi="Consolas" w:cs="Consolas"/>
         </w:rPr>
-        <w:t xml:space="preserve">  switch (action.type) {</w:t>
+        <w:t xml:space="preserve">  switch (</w:t>
+      </w:r>
+      <w:proofErr w:type="spellStart"/>
+      <w:proofErr w:type="gramStart"/>
+      <w:r>
+        <w:rPr>
+          <w:rFonts w:ascii="Consolas" w:eastAsia="Consolas" w:hAnsi="Consolas" w:cs="Consolas"/>
+        </w:rPr>
+        <w:t>action.type</w:t>
+      </w:r>
+      <w:proofErr w:type="spellEnd"/>
+      <w:proofErr w:type="gramEnd"/>
+      <w:r>
+        <w:rPr>
+          <w:rFonts w:ascii="Consolas" w:eastAsia="Consolas" w:hAnsi="Consolas" w:cs="Consolas"/>
+        </w:rPr>
+        <w:t>) {</w:t>
       </w:r>
       <w:r>
         <w:br/>
@@ -1521,17 +2091,63 @@
         <w:rPr>
           <w:rFonts w:ascii="Consolas" w:eastAsia="Consolas" w:hAnsi="Consolas" w:cs="Consolas"/>
         </w:rPr>
-        <w:t xml:space="preserve">      return { ...state, [action.field]: action.value };</w:t>
+        <w:t xml:space="preserve">      return </w:t>
+      </w:r>
+      <w:proofErr w:type="gramStart"/>
+      <w:r>
+        <w:rPr>
+          <w:rFonts w:ascii="Consolas" w:eastAsia="Consolas" w:hAnsi="Consolas" w:cs="Consolas"/>
+        </w:rPr>
+        <w:t>{ ...</w:t>
+      </w:r>
+      <w:proofErr w:type="gramEnd"/>
+      <w:r>
+        <w:rPr>
+          <w:rFonts w:ascii="Consolas" w:eastAsia="Consolas" w:hAnsi="Consolas" w:cs="Consolas"/>
+        </w:rPr>
+        <w:t>state, [</w:t>
+      </w:r>
+      <w:proofErr w:type="spellStart"/>
+      <w:proofErr w:type="gramStart"/>
+      <w:r>
+        <w:rPr>
+          <w:rFonts w:ascii="Consolas" w:eastAsia="Consolas" w:hAnsi="Consolas" w:cs="Consolas"/>
+        </w:rPr>
+        <w:t>action.field</w:t>
+      </w:r>
+      <w:proofErr w:type="spellEnd"/>
+      <w:proofErr w:type="gramEnd"/>
+      <w:r>
+        <w:rPr>
+          <w:rFonts w:ascii="Consolas" w:eastAsia="Consolas" w:hAnsi="Consolas" w:cs="Consolas"/>
+        </w:rPr>
+        <w:t xml:space="preserve">]: </w:t>
+      </w:r>
+      <w:proofErr w:type="spellStart"/>
+      <w:r>
+        <w:rPr>
+          <w:rFonts w:ascii="Consolas" w:eastAsia="Consolas" w:hAnsi="Consolas" w:cs="Consolas"/>
+        </w:rPr>
+        <w:t>action.value</w:t>
+      </w:r>
+      <w:proofErr w:type="spellEnd"/>
+      <w:r>
+        <w:rPr>
+          <w:rFonts w:ascii="Consolas" w:eastAsia="Consolas" w:hAnsi="Consolas" w:cs="Consolas"/>
+        </w:rPr>
+        <w:t xml:space="preserve"> };</w:t>
       </w:r>
       <w:r>
         <w:br/>
       </w:r>
+      <w:proofErr w:type="gramStart"/>
       <w:r>
         <w:rPr>
           <w:rFonts w:ascii="Consolas" w:eastAsia="Consolas" w:hAnsi="Consolas" w:cs="Consolas"/>
         </w:rPr>
         <w:t xml:space="preserve">  }</w:t>
       </w:r>
+      <w:proofErr w:type="gramEnd"/>
       <w:r>
         <w:br/>
       </w:r>
@@ -1677,12 +2293,14 @@
           <w:rFonts w:ascii="Consolas" w:eastAsia="Consolas" w:hAnsi="Consolas" w:cs="Consolas"/>
         </w:rPr>
       </w:pPr>
+      <w:proofErr w:type="spellStart"/>
       <w:r>
         <w:rPr>
           <w:rFonts w:ascii="Consolas" w:eastAsia="Consolas" w:hAnsi="Consolas" w:cs="Consolas"/>
         </w:rPr>
         <w:t>React.memo</w:t>
       </w:r>
+      <w:proofErr w:type="spellEnd"/>
     </w:p>
     <w:p>
       <w:pPr>
@@ -1696,12 +2314,14 @@
           <w:rFonts w:ascii="Consolas" w:eastAsia="Consolas" w:hAnsi="Consolas" w:cs="Consolas"/>
         </w:rPr>
       </w:pPr>
+      <w:proofErr w:type="spellStart"/>
       <w:r>
         <w:rPr>
           <w:rFonts w:ascii="Consolas" w:eastAsia="Consolas" w:hAnsi="Consolas" w:cs="Consolas"/>
         </w:rPr>
         <w:t>useCallback</w:t>
       </w:r>
+      <w:proofErr w:type="spellEnd"/>
     </w:p>
     <w:p>
       <w:pPr>
@@ -1739,7 +2359,25 @@
           <w:b/>
           <w:bCs/>
         </w:rPr>
-        <w:t>React DevTools Profiler</w:t>
+        <w:t xml:space="preserve">React </w:t>
+      </w:r>
+      <w:proofErr w:type="spellStart"/>
+      <w:r>
+        <w:rPr>
+          <w:rFonts w:ascii="Aptos" w:eastAsia="Aptos" w:hAnsi="Aptos" w:cs="Aptos"/>
+          <w:b/>
+          <w:bCs/>
+        </w:rPr>
+        <w:t>DevTools</w:t>
+      </w:r>
+      <w:proofErr w:type="spellEnd"/>
+      <w:r>
+        <w:rPr>
+          <w:rFonts w:ascii="Aptos" w:eastAsia="Aptos" w:hAnsi="Aptos" w:cs="Aptos"/>
+          <w:b/>
+          <w:bCs/>
+        </w:rPr>
+        <w:t xml:space="preserve"> Profiler</w:t>
       </w:r>
       <w:r>
         <w:rPr>
@@ -1775,6 +2413,7 @@
         </w:rPr>
         <w:t xml:space="preserve">9. </w:t>
       </w:r>
+      <w:proofErr w:type="spellStart"/>
       <w:r>
         <w:rPr>
           <w:rFonts w:ascii="Consolas" w:eastAsia="Consolas" w:hAnsi="Consolas" w:cs="Consolas"/>
@@ -1783,6 +2422,7 @@
         </w:rPr>
         <w:t>getStaticProps</w:t>
       </w:r>
+      <w:proofErr w:type="spellEnd"/>
       <w:r>
         <w:rPr>
           <w:rFonts w:ascii="Aptos" w:eastAsia="Aptos" w:hAnsi="Aptos" w:cs="Aptos"/>
@@ -1791,6 +2431,7 @@
         </w:rPr>
         <w:t xml:space="preserve"> vs </w:t>
       </w:r>
+      <w:proofErr w:type="spellStart"/>
       <w:r>
         <w:rPr>
           <w:rFonts w:ascii="Consolas" w:eastAsia="Consolas" w:hAnsi="Consolas" w:cs="Consolas"/>
@@ -1799,6 +2440,7 @@
         </w:rPr>
         <w:t>getServerSideProps</w:t>
       </w:r>
+      <w:proofErr w:type="spellEnd"/>
       <w:r>
         <w:rPr>
           <w:rFonts w:ascii="Aptos" w:eastAsia="Aptos" w:hAnsi="Aptos" w:cs="Aptos"/>
@@ -1807,6 +2449,7 @@
         </w:rPr>
         <w:t xml:space="preserve"> vs </w:t>
       </w:r>
+      <w:proofErr w:type="spellStart"/>
       <w:r>
         <w:rPr>
           <w:rFonts w:ascii="Consolas" w:eastAsia="Consolas" w:hAnsi="Consolas" w:cs="Consolas"/>
@@ -1815,6 +2458,7 @@
         </w:rPr>
         <w:t>getInitialProps</w:t>
       </w:r>
+      <w:proofErr w:type="spellEnd"/>
     </w:p>
     <w:tbl>
       <w:tblPr>
@@ -1902,12 +2546,14 @@
             <w:pPr>
               <w:spacing w:after="0"/>
             </w:pPr>
+            <w:proofErr w:type="spellStart"/>
             <w:r>
               <w:rPr>
                 <w:rFonts w:ascii="Consolas" w:eastAsia="Consolas" w:hAnsi="Consolas" w:cs="Consolas"/>
               </w:rPr>
               <w:t>getStaticProps</w:t>
             </w:r>
+            <w:proofErr w:type="spellEnd"/>
           </w:p>
         </w:tc>
         <w:tc>
@@ -1952,12 +2598,14 @@
             <w:pPr>
               <w:spacing w:after="0"/>
             </w:pPr>
+            <w:proofErr w:type="spellStart"/>
             <w:r>
               <w:rPr>
                 <w:rFonts w:ascii="Consolas" w:eastAsia="Consolas" w:hAnsi="Consolas" w:cs="Consolas"/>
               </w:rPr>
               <w:t>getServerSideProps</w:t>
             </w:r>
+            <w:proofErr w:type="spellEnd"/>
           </w:p>
         </w:tc>
         <w:tc>
@@ -2002,12 +2650,14 @@
             <w:pPr>
               <w:spacing w:after="0"/>
             </w:pPr>
+            <w:proofErr w:type="spellStart"/>
             <w:r>
               <w:rPr>
                 <w:rFonts w:ascii="Consolas" w:eastAsia="Consolas" w:hAnsi="Consolas" w:cs="Consolas"/>
               </w:rPr>
               <w:t>getInitialProps</w:t>
             </w:r>
+            <w:proofErr w:type="spellEnd"/>
           </w:p>
         </w:tc>
         <w:tc>
@@ -2050,12 +2700,14 @@
         </w:rPr>
         <w:t xml:space="preserve">Prefer </w:t>
       </w:r>
+      <w:proofErr w:type="spellStart"/>
       <w:r>
         <w:rPr>
           <w:rFonts w:ascii="Consolas" w:eastAsia="Consolas" w:hAnsi="Consolas" w:cs="Consolas"/>
         </w:rPr>
         <w:t>getStaticProps</w:t>
       </w:r>
+      <w:proofErr w:type="spellEnd"/>
       <w:r>
         <w:rPr>
           <w:rFonts w:ascii="Aptos" w:eastAsia="Aptos" w:hAnsi="Aptos" w:cs="Aptos"/>
@@ -2139,8 +2791,16 @@
         <w:rPr>
           <w:rFonts w:ascii="Consolas" w:eastAsia="Consolas" w:hAnsi="Consolas" w:cs="Consolas"/>
         </w:rPr>
-        <w:t>pages/blog/[slug].js</w:t>
-      </w:r>
+        <w:t>pages/blog/[slug].</w:t>
+      </w:r>
+      <w:proofErr w:type="spellStart"/>
+      <w:r>
+        <w:rPr>
+          <w:rFonts w:ascii="Consolas" w:eastAsia="Consolas" w:hAnsi="Consolas" w:cs="Consolas"/>
+        </w:rPr>
+        <w:t>js</w:t>
+      </w:r>
+      <w:proofErr w:type="spellEnd"/>
       <w:r>
         <w:rPr>
           <w:rFonts w:ascii="Aptos" w:eastAsia="Aptos" w:hAnsi="Aptos" w:cs="Aptos"/>
@@ -2159,7 +2819,29 @@
         <w:rPr>
           <w:rFonts w:ascii="Consolas" w:eastAsia="Consolas" w:hAnsi="Consolas" w:cs="Consolas"/>
         </w:rPr>
-        <w:t>export async function getStaticPaths() {</w:t>
+        <w:t xml:space="preserve">export async function </w:t>
+      </w:r>
+      <w:proofErr w:type="spellStart"/>
+      <w:proofErr w:type="gramStart"/>
+      <w:r>
+        <w:rPr>
+          <w:rFonts w:ascii="Consolas" w:eastAsia="Consolas" w:hAnsi="Consolas" w:cs="Consolas"/>
+        </w:rPr>
+        <w:t>getStaticPaths</w:t>
+      </w:r>
+      <w:proofErr w:type="spellEnd"/>
+      <w:r>
+        <w:rPr>
+          <w:rFonts w:ascii="Consolas" w:eastAsia="Consolas" w:hAnsi="Consolas" w:cs="Consolas"/>
+        </w:rPr>
+        <w:t>(</w:t>
+      </w:r>
+      <w:proofErr w:type="gramEnd"/>
+      <w:r>
+        <w:rPr>
+          <w:rFonts w:ascii="Consolas" w:eastAsia="Consolas" w:hAnsi="Consolas" w:cs="Consolas"/>
+        </w:rPr>
+        <w:t>) {</w:t>
       </w:r>
       <w:r>
         <w:br/>
@@ -2168,7 +2850,29 @@
         <w:rPr>
           <w:rFonts w:ascii="Consolas" w:eastAsia="Consolas" w:hAnsi="Consolas" w:cs="Consolas"/>
         </w:rPr>
-        <w:t xml:space="preserve">  const paths = posts.map(post =&gt; ({</w:t>
+        <w:t xml:space="preserve">  const paths = </w:t>
+      </w:r>
+      <w:proofErr w:type="spellStart"/>
+      <w:proofErr w:type="gramStart"/>
+      <w:r>
+        <w:rPr>
+          <w:rFonts w:ascii="Consolas" w:eastAsia="Consolas" w:hAnsi="Consolas" w:cs="Consolas"/>
+        </w:rPr>
+        <w:t>posts.map</w:t>
+      </w:r>
+      <w:proofErr w:type="spellEnd"/>
+      <w:r>
+        <w:rPr>
+          <w:rFonts w:ascii="Consolas" w:eastAsia="Consolas" w:hAnsi="Consolas" w:cs="Consolas"/>
+        </w:rPr>
+        <w:t>(</w:t>
+      </w:r>
+      <w:proofErr w:type="gramEnd"/>
+      <w:r>
+        <w:rPr>
+          <w:rFonts w:ascii="Consolas" w:eastAsia="Consolas" w:hAnsi="Consolas" w:cs="Consolas"/>
+        </w:rPr>
+        <w:t>post =&gt; ({</w:t>
       </w:r>
       <w:r>
         <w:br/>
@@ -2177,7 +2881,37 @@
         <w:rPr>
           <w:rFonts w:ascii="Consolas" w:eastAsia="Consolas" w:hAnsi="Consolas" w:cs="Consolas"/>
         </w:rPr>
-        <w:t xml:space="preserve">    params: { slug: post.slug },</w:t>
+        <w:t xml:space="preserve">    params: </w:t>
+      </w:r>
+      <w:proofErr w:type="gramStart"/>
+      <w:r>
+        <w:rPr>
+          <w:rFonts w:ascii="Consolas" w:eastAsia="Consolas" w:hAnsi="Consolas" w:cs="Consolas"/>
+        </w:rPr>
+        <w:t>{ slug</w:t>
+      </w:r>
+      <w:proofErr w:type="gramEnd"/>
+      <w:r>
+        <w:rPr>
+          <w:rFonts w:ascii="Consolas" w:eastAsia="Consolas" w:hAnsi="Consolas" w:cs="Consolas"/>
+        </w:rPr>
+        <w:t xml:space="preserve">: </w:t>
+      </w:r>
+      <w:proofErr w:type="spellStart"/>
+      <w:proofErr w:type="gramStart"/>
+      <w:r>
+        <w:rPr>
+          <w:rFonts w:ascii="Consolas" w:eastAsia="Consolas" w:hAnsi="Consolas" w:cs="Consolas"/>
+        </w:rPr>
+        <w:t>post.slug</w:t>
+      </w:r>
+      <w:proofErr w:type="spellEnd"/>
+      <w:proofErr w:type="gramEnd"/>
+      <w:r>
+        <w:rPr>
+          <w:rFonts w:ascii="Consolas" w:eastAsia="Consolas" w:hAnsi="Consolas" w:cs="Consolas"/>
+        </w:rPr>
+        <w:t xml:space="preserve"> },</w:t>
       </w:r>
       <w:r>
         <w:br/>
@@ -2195,7 +2929,21 @@
         <w:rPr>
           <w:rFonts w:ascii="Consolas" w:eastAsia="Consolas" w:hAnsi="Consolas" w:cs="Consolas"/>
         </w:rPr>
-        <w:t xml:space="preserve">  return { paths, fallback: false };</w:t>
+        <w:t xml:space="preserve">  return </w:t>
+      </w:r>
+      <w:proofErr w:type="gramStart"/>
+      <w:r>
+        <w:rPr>
+          <w:rFonts w:ascii="Consolas" w:eastAsia="Consolas" w:hAnsi="Consolas" w:cs="Consolas"/>
+        </w:rPr>
+        <w:t>{ paths</w:t>
+      </w:r>
+      <w:proofErr w:type="gramEnd"/>
+      <w:r>
+        <w:rPr>
+          <w:rFonts w:ascii="Consolas" w:eastAsia="Consolas" w:hAnsi="Consolas" w:cs="Consolas"/>
+        </w:rPr>
+        <w:t>, fallback: false };</w:t>
       </w:r>
       <w:r>
         <w:br/>
@@ -2216,7 +2964,29 @@
         <w:rPr>
           <w:rFonts w:ascii="Consolas" w:eastAsia="Consolas" w:hAnsi="Consolas" w:cs="Consolas"/>
         </w:rPr>
-        <w:t>export async function getStaticProps({ params }) {</w:t>
+        <w:t xml:space="preserve">export async function </w:t>
+      </w:r>
+      <w:proofErr w:type="spellStart"/>
+      <w:proofErr w:type="gramStart"/>
+      <w:r>
+        <w:rPr>
+          <w:rFonts w:ascii="Consolas" w:eastAsia="Consolas" w:hAnsi="Consolas" w:cs="Consolas"/>
+        </w:rPr>
+        <w:t>getStaticProps</w:t>
+      </w:r>
+      <w:proofErr w:type="spellEnd"/>
+      <w:r>
+        <w:rPr>
+          <w:rFonts w:ascii="Consolas" w:eastAsia="Consolas" w:hAnsi="Consolas" w:cs="Consolas"/>
+        </w:rPr>
+        <w:t>({ params</w:t>
+      </w:r>
+      <w:proofErr w:type="gramEnd"/>
+      <w:r>
+        <w:rPr>
+          <w:rFonts w:ascii="Consolas" w:eastAsia="Consolas" w:hAnsi="Consolas" w:cs="Consolas"/>
+        </w:rPr>
+        <w:t xml:space="preserve"> }) {</w:t>
       </w:r>
       <w:r>
         <w:br/>
@@ -2225,7 +2995,37 @@
         <w:rPr>
           <w:rFonts w:ascii="Consolas" w:eastAsia="Consolas" w:hAnsi="Consolas" w:cs="Consolas"/>
         </w:rPr>
-        <w:t xml:space="preserve">  const post = getPostBySlug(params.slug);</w:t>
+        <w:t xml:space="preserve">  const post = </w:t>
+      </w:r>
+      <w:proofErr w:type="spellStart"/>
+      <w:r>
+        <w:rPr>
+          <w:rFonts w:ascii="Consolas" w:eastAsia="Consolas" w:hAnsi="Consolas" w:cs="Consolas"/>
+        </w:rPr>
+        <w:t>getPostBySlug</w:t>
+      </w:r>
+      <w:proofErr w:type="spellEnd"/>
+      <w:r>
+        <w:rPr>
+          <w:rFonts w:ascii="Consolas" w:eastAsia="Consolas" w:hAnsi="Consolas" w:cs="Consolas"/>
+        </w:rPr>
+        <w:t>(</w:t>
+      </w:r>
+      <w:proofErr w:type="spellStart"/>
+      <w:proofErr w:type="gramStart"/>
+      <w:r>
+        <w:rPr>
+          <w:rFonts w:ascii="Consolas" w:eastAsia="Consolas" w:hAnsi="Consolas" w:cs="Consolas"/>
+        </w:rPr>
+        <w:t>params.slug</w:t>
+      </w:r>
+      <w:proofErr w:type="spellEnd"/>
+      <w:proofErr w:type="gramEnd"/>
+      <w:r>
+        <w:rPr>
+          <w:rFonts w:ascii="Consolas" w:eastAsia="Consolas" w:hAnsi="Consolas" w:cs="Consolas"/>
+        </w:rPr>
+        <w:t>);</w:t>
       </w:r>
       <w:r>
         <w:br/>
@@ -2234,7 +3034,35 @@
         <w:rPr>
           <w:rFonts w:ascii="Consolas" w:eastAsia="Consolas" w:hAnsi="Consolas" w:cs="Consolas"/>
         </w:rPr>
-        <w:t xml:space="preserve">  return { props: { post } };</w:t>
+        <w:t xml:space="preserve">  return </w:t>
+      </w:r>
+      <w:proofErr w:type="gramStart"/>
+      <w:r>
+        <w:rPr>
+          <w:rFonts w:ascii="Consolas" w:eastAsia="Consolas" w:hAnsi="Consolas" w:cs="Consolas"/>
+        </w:rPr>
+        <w:t>{ props</w:t>
+      </w:r>
+      <w:proofErr w:type="gramEnd"/>
+      <w:r>
+        <w:rPr>
+          <w:rFonts w:ascii="Consolas" w:eastAsia="Consolas" w:hAnsi="Consolas" w:cs="Consolas"/>
+        </w:rPr>
+        <w:t xml:space="preserve">: </w:t>
+      </w:r>
+      <w:proofErr w:type="gramStart"/>
+      <w:r>
+        <w:rPr>
+          <w:rFonts w:ascii="Consolas" w:eastAsia="Consolas" w:hAnsi="Consolas" w:cs="Consolas"/>
+        </w:rPr>
+        <w:t>{ post</w:t>
+      </w:r>
+      <w:proofErr w:type="gramEnd"/>
+      <w:r>
+        <w:rPr>
+          <w:rFonts w:ascii="Consolas" w:eastAsia="Consolas" w:hAnsi="Consolas" w:cs="Consolas"/>
+        </w:rPr>
+        <w:t xml:space="preserve"> } };</w:t>
       </w:r>
       <w:r>
         <w:br/>
@@ -2289,7 +3117,21 @@
         <w:rPr>
           <w:rFonts w:ascii="Consolas" w:eastAsia="Consolas" w:hAnsi="Consolas" w:cs="Consolas"/>
         </w:rPr>
-        <w:t xml:space="preserve">    [slug].js</w:t>
+        <w:t xml:space="preserve"> </w:t>
+      </w:r>
+      <w:proofErr w:type="gramStart"/>
+      <w:r>
+        <w:rPr>
+          <w:rFonts w:ascii="Consolas" w:eastAsia="Consolas" w:hAnsi="Consolas" w:cs="Consolas"/>
+        </w:rPr>
+        <w:t xml:space="preserve">   [</w:t>
+      </w:r>
+      <w:proofErr w:type="gramEnd"/>
+      <w:r>
+        <w:rPr>
+          <w:rFonts w:ascii="Consolas" w:eastAsia="Consolas" w:hAnsi="Consolas" w:cs="Consolas"/>
+        </w:rPr>
+        <w:t>slug].js</w:t>
       </w:r>
       <w:r>
         <w:br/>
@@ -2363,6 +3205,7 @@
         </w:rPr>
         <w:t xml:space="preserve">1. </w:t>
       </w:r>
+      <w:proofErr w:type="spellStart"/>
       <w:r>
         <w:rPr>
           <w:rFonts w:ascii="Consolas" w:eastAsia="Consolas" w:hAnsi="Consolas" w:cs="Consolas"/>
@@ -2371,6 +3214,7 @@
         </w:rPr>
         <w:t>useEffect</w:t>
       </w:r>
+      <w:proofErr w:type="spellEnd"/>
       <w:r>
         <w:rPr>
           <w:rFonts w:ascii="Aptos" w:eastAsia="Aptos" w:hAnsi="Aptos" w:cs="Aptos"/>
@@ -2387,11 +3231,27 @@
           <w:rFonts w:ascii="Consolas" w:eastAsia="Consolas" w:hAnsi="Consolas" w:cs="Consolas"/>
         </w:rPr>
       </w:pPr>
-      <w:r>
-        <w:rPr>
-          <w:rFonts w:ascii="Consolas" w:eastAsia="Consolas" w:hAnsi="Consolas" w:cs="Consolas"/>
-        </w:rPr>
-        <w:t>useEffect(() =&gt; {</w:t>
+      <w:proofErr w:type="spellStart"/>
+      <w:proofErr w:type="gramStart"/>
+      <w:r>
+        <w:rPr>
+          <w:rFonts w:ascii="Consolas" w:eastAsia="Consolas" w:hAnsi="Consolas" w:cs="Consolas"/>
+        </w:rPr>
+        <w:t>useEffect</w:t>
+      </w:r>
+      <w:proofErr w:type="spellEnd"/>
+      <w:r>
+        <w:rPr>
+          <w:rFonts w:ascii="Consolas" w:eastAsia="Consolas" w:hAnsi="Consolas" w:cs="Consolas"/>
+        </w:rPr>
+        <w:t>(</w:t>
+      </w:r>
+      <w:proofErr w:type="gramEnd"/>
+      <w:r>
+        <w:rPr>
+          <w:rFonts w:ascii="Consolas" w:eastAsia="Consolas" w:hAnsi="Consolas" w:cs="Consolas"/>
+        </w:rPr>
+        <w:t>() =&gt; {</w:t>
       </w:r>
       <w:r>
         <w:br/>
@@ -2400,7 +3260,21 @@
         <w:rPr>
           <w:rFonts w:ascii="Consolas" w:eastAsia="Consolas" w:hAnsi="Consolas" w:cs="Consolas"/>
         </w:rPr>
-        <w:t xml:space="preserve">  fetchData();</w:t>
+        <w:t xml:space="preserve">  </w:t>
+      </w:r>
+      <w:proofErr w:type="spellStart"/>
+      <w:r>
+        <w:rPr>
+          <w:rFonts w:ascii="Consolas" w:eastAsia="Consolas" w:hAnsi="Consolas" w:cs="Consolas"/>
+        </w:rPr>
+        <w:t>fetchData</w:t>
+      </w:r>
+      <w:proofErr w:type="spellEnd"/>
+      <w:r>
+        <w:rPr>
+          <w:rFonts w:ascii="Consolas" w:eastAsia="Consolas" w:hAnsi="Consolas" w:cs="Consolas"/>
+        </w:rPr>
+        <w:t>();</w:t>
       </w:r>
       <w:r>
         <w:br/>
@@ -2433,12 +3307,14 @@
         </w:rPr>
         <w:t xml:space="preserve"> What happens if </w:t>
       </w:r>
+      <w:proofErr w:type="spellStart"/>
       <w:r>
         <w:rPr>
           <w:rFonts w:ascii="Consolas" w:eastAsia="Consolas" w:hAnsi="Consolas" w:cs="Consolas"/>
         </w:rPr>
         <w:t>fetchData</w:t>
       </w:r>
+      <w:proofErr w:type="spellEnd"/>
       <w:r>
         <w:rPr>
           <w:rFonts w:ascii="Aptos" w:eastAsia="Aptos" w:hAnsi="Aptos" w:cs="Aptos"/>
@@ -2467,12 +3343,14 @@
         </w:rPr>
         <w:t xml:space="preserve"> If </w:t>
       </w:r>
+      <w:proofErr w:type="spellStart"/>
       <w:r>
         <w:rPr>
           <w:rFonts w:ascii="Consolas" w:eastAsia="Consolas" w:hAnsi="Consolas" w:cs="Consolas"/>
         </w:rPr>
         <w:t>fetchData</w:t>
       </w:r>
+      <w:proofErr w:type="spellEnd"/>
       <w:r>
         <w:rPr>
           <w:rFonts w:ascii="Aptos" w:eastAsia="Aptos" w:hAnsi="Aptos" w:cs="Aptos"/>
@@ -2514,14 +3392,30 @@
         <w:rPr>
           <w:rFonts w:ascii="Aptos" w:eastAsia="Aptos" w:hAnsi="Aptos" w:cs="Aptos"/>
         </w:rPr>
-        <w:t xml:space="preserve"> Add it to the dependencies, or define it with </w:t>
-      </w:r>
+        <w:t xml:space="preserve"> Add it to the </w:t>
+      </w:r>
+      <w:proofErr w:type="gramStart"/>
+      <w:r>
+        <w:rPr>
+          <w:rFonts w:ascii="Aptos" w:eastAsia="Aptos" w:hAnsi="Aptos" w:cs="Aptos"/>
+        </w:rPr>
+        <w:t>dependencies, or</w:t>
+      </w:r>
+      <w:proofErr w:type="gramEnd"/>
+      <w:r>
+        <w:rPr>
+          <w:rFonts w:ascii="Aptos" w:eastAsia="Aptos" w:hAnsi="Aptos" w:cs="Aptos"/>
+        </w:rPr>
+        <w:t xml:space="preserve"> define it with </w:t>
+      </w:r>
+      <w:proofErr w:type="spellStart"/>
       <w:r>
         <w:rPr>
           <w:rFonts w:ascii="Consolas" w:eastAsia="Consolas" w:hAnsi="Consolas" w:cs="Consolas"/>
         </w:rPr>
         <w:t>useCallback</w:t>
       </w:r>
+      <w:proofErr w:type="spellEnd"/>
       <w:r>
         <w:rPr>
           <w:rFonts w:ascii="Aptos" w:eastAsia="Aptos" w:hAnsi="Aptos" w:cs="Aptos"/>
@@ -2555,7 +3449,21 @@
         <w:rPr>
           <w:rFonts w:ascii="Consolas" w:eastAsia="Consolas" w:hAnsi="Consolas" w:cs="Consolas"/>
         </w:rPr>
-        <w:t>const [count, setCount] = useState(0);</w:t>
+        <w:t xml:space="preserve">const [count, </w:t>
+      </w:r>
+      <w:proofErr w:type="spellStart"/>
+      <w:r>
+        <w:rPr>
+          <w:rFonts w:ascii="Consolas" w:eastAsia="Consolas" w:hAnsi="Consolas" w:cs="Consolas"/>
+        </w:rPr>
+        <w:t>setCount</w:t>
+      </w:r>
+      <w:proofErr w:type="spellEnd"/>
+      <w:r>
+        <w:rPr>
+          <w:rFonts w:ascii="Consolas" w:eastAsia="Consolas" w:hAnsi="Consolas" w:cs="Consolas"/>
+        </w:rPr>
+        <w:t>] = useState(0);</w:t>
       </w:r>
       <w:r>
         <w:br/>
@@ -2563,11 +3471,27 @@
       <w:r>
         <w:br/>
       </w:r>
-      <w:r>
-        <w:rPr>
-          <w:rFonts w:ascii="Consolas" w:eastAsia="Consolas" w:hAnsi="Consolas" w:cs="Consolas"/>
-        </w:rPr>
-        <w:t>useEffect(() =&gt; {</w:t>
+      <w:proofErr w:type="spellStart"/>
+      <w:proofErr w:type="gramStart"/>
+      <w:r>
+        <w:rPr>
+          <w:rFonts w:ascii="Consolas" w:eastAsia="Consolas" w:hAnsi="Consolas" w:cs="Consolas"/>
+        </w:rPr>
+        <w:t>useEffect</w:t>
+      </w:r>
+      <w:proofErr w:type="spellEnd"/>
+      <w:r>
+        <w:rPr>
+          <w:rFonts w:ascii="Consolas" w:eastAsia="Consolas" w:hAnsi="Consolas" w:cs="Consolas"/>
+        </w:rPr>
+        <w:t>(</w:t>
+      </w:r>
+      <w:proofErr w:type="gramEnd"/>
+      <w:r>
+        <w:rPr>
+          <w:rFonts w:ascii="Consolas" w:eastAsia="Consolas" w:hAnsi="Consolas" w:cs="Consolas"/>
+        </w:rPr>
+        <w:t>() =&gt; {</w:t>
       </w:r>
       <w:r>
         <w:br/>
@@ -2576,7 +3500,21 @@
         <w:rPr>
           <w:rFonts w:ascii="Consolas" w:eastAsia="Consolas" w:hAnsi="Consolas" w:cs="Consolas"/>
         </w:rPr>
-        <w:t xml:space="preserve">  setCount(count + 1);</w:t>
+        <w:t xml:space="preserve">  </w:t>
+      </w:r>
+      <w:proofErr w:type="spellStart"/>
+      <w:r>
+        <w:rPr>
+          <w:rFonts w:ascii="Consolas" w:eastAsia="Consolas" w:hAnsi="Consolas" w:cs="Consolas"/>
+        </w:rPr>
+        <w:t>setCount</w:t>
+      </w:r>
+      <w:proofErr w:type="spellEnd"/>
+      <w:r>
+        <w:rPr>
+          <w:rFonts w:ascii="Consolas" w:eastAsia="Consolas" w:hAnsi="Consolas" w:cs="Consolas"/>
+        </w:rPr>
+        <w:t>(count + 1);</w:t>
       </w:r>
       <w:r>
         <w:br/>
@@ -2632,12 +3570,14 @@
         </w:rPr>
         <w:t xml:space="preserve"> Every call to </w:t>
       </w:r>
+      <w:proofErr w:type="spellStart"/>
       <w:r>
         <w:rPr>
           <w:rFonts w:ascii="Consolas" w:eastAsia="Consolas" w:hAnsi="Consolas" w:cs="Consolas"/>
         </w:rPr>
         <w:t>setCount</w:t>
       </w:r>
+      <w:proofErr w:type="spellEnd"/>
       <w:r>
         <w:rPr>
           <w:rFonts w:ascii="Aptos" w:eastAsia="Aptos" w:hAnsi="Aptos" w:cs="Aptos"/>
@@ -2656,12 +3596,14 @@
         </w:rPr>
         <w:t xml:space="preserve">, so </w:t>
       </w:r>
+      <w:proofErr w:type="spellStart"/>
       <w:r>
         <w:rPr>
           <w:rFonts w:ascii="Consolas" w:eastAsia="Consolas" w:hAnsi="Consolas" w:cs="Consolas"/>
         </w:rPr>
         <w:t>useEffect</w:t>
       </w:r>
+      <w:proofErr w:type="spellEnd"/>
       <w:r>
         <w:rPr>
           <w:rFonts w:ascii="Aptos" w:eastAsia="Aptos" w:hAnsi="Aptos" w:cs="Aptos"/>
@@ -2699,11 +3641,49 @@
           <w:rFonts w:ascii="Consolas" w:eastAsia="Consolas" w:hAnsi="Consolas" w:cs="Consolas"/>
         </w:rPr>
       </w:pPr>
-      <w:r>
-        <w:rPr>
-          <w:rFonts w:ascii="Consolas" w:eastAsia="Consolas" w:hAnsi="Consolas" w:cs="Consolas"/>
-        </w:rPr>
-        <w:t>setCount(prev =&gt; prev + 1);</w:t>
+      <w:proofErr w:type="spellStart"/>
+      <w:proofErr w:type="gramStart"/>
+      <w:r>
+        <w:rPr>
+          <w:rFonts w:ascii="Consolas" w:eastAsia="Consolas" w:hAnsi="Consolas" w:cs="Consolas"/>
+        </w:rPr>
+        <w:t>setCount</w:t>
+      </w:r>
+      <w:proofErr w:type="spellEnd"/>
+      <w:r>
+        <w:rPr>
+          <w:rFonts w:ascii="Consolas" w:eastAsia="Consolas" w:hAnsi="Consolas" w:cs="Consolas"/>
+        </w:rPr>
+        <w:t>(</w:t>
+      </w:r>
+      <w:proofErr w:type="spellStart"/>
+      <w:proofErr w:type="gramEnd"/>
+      <w:r>
+        <w:rPr>
+          <w:rFonts w:ascii="Consolas" w:eastAsia="Consolas" w:hAnsi="Consolas" w:cs="Consolas"/>
+        </w:rPr>
+        <w:t>prev</w:t>
+      </w:r>
+      <w:proofErr w:type="spellEnd"/>
+      <w:r>
+        <w:rPr>
+          <w:rFonts w:ascii="Consolas" w:eastAsia="Consolas" w:hAnsi="Consolas" w:cs="Consolas"/>
+        </w:rPr>
+        <w:t xml:space="preserve"> =&gt; </w:t>
+      </w:r>
+      <w:proofErr w:type="spellStart"/>
+      <w:r>
+        <w:rPr>
+          <w:rFonts w:ascii="Consolas" w:eastAsia="Consolas" w:hAnsi="Consolas" w:cs="Consolas"/>
+        </w:rPr>
+        <w:t>prev</w:t>
+      </w:r>
+      <w:proofErr w:type="spellEnd"/>
+      <w:r>
+        <w:rPr>
+          <w:rFonts w:ascii="Consolas" w:eastAsia="Consolas" w:hAnsi="Consolas" w:cs="Consolas"/>
+        </w:rPr>
+        <w:t xml:space="preserve"> + 1);</w:t>
       </w:r>
       <w:r>
         <w:br/>
@@ -2734,6 +3714,7 @@
         </w:rPr>
         <w:t xml:space="preserve">🔹 3. </w:t>
       </w:r>
+      <w:proofErr w:type="spellStart"/>
       <w:r>
         <w:rPr>
           <w:rFonts w:ascii="Consolas" w:eastAsia="Consolas" w:hAnsi="Consolas" w:cs="Consolas"/>
@@ -2742,6 +3723,7 @@
         </w:rPr>
         <w:t>useMemo</w:t>
       </w:r>
+      <w:proofErr w:type="spellEnd"/>
       <w:r>
         <w:rPr>
           <w:rFonts w:ascii="Aptos" w:eastAsia="Aptos" w:hAnsi="Aptos" w:cs="Aptos"/>
@@ -2762,7 +3744,51 @@
         <w:rPr>
           <w:rFonts w:ascii="Consolas" w:eastAsia="Consolas" w:hAnsi="Consolas" w:cs="Consolas"/>
         </w:rPr>
-        <w:t>const result = useMemo(() =&gt; expensiveComputation(), []);</w:t>
+        <w:t xml:space="preserve">const result = </w:t>
+      </w:r>
+      <w:proofErr w:type="spellStart"/>
+      <w:proofErr w:type="gramStart"/>
+      <w:r>
+        <w:rPr>
+          <w:rFonts w:ascii="Consolas" w:eastAsia="Consolas" w:hAnsi="Consolas" w:cs="Consolas"/>
+        </w:rPr>
+        <w:t>useMemo</w:t>
+      </w:r>
+      <w:proofErr w:type="spellEnd"/>
+      <w:r>
+        <w:rPr>
+          <w:rFonts w:ascii="Consolas" w:eastAsia="Consolas" w:hAnsi="Consolas" w:cs="Consolas"/>
+        </w:rPr>
+        <w:t>(</w:t>
+      </w:r>
+      <w:proofErr w:type="gramEnd"/>
+      <w:r>
+        <w:rPr>
+          <w:rFonts w:ascii="Consolas" w:eastAsia="Consolas" w:hAnsi="Consolas" w:cs="Consolas"/>
+        </w:rPr>
+        <w:t xml:space="preserve">() =&gt; </w:t>
+      </w:r>
+      <w:proofErr w:type="spellStart"/>
+      <w:proofErr w:type="gramStart"/>
+      <w:r>
+        <w:rPr>
+          <w:rFonts w:ascii="Consolas" w:eastAsia="Consolas" w:hAnsi="Consolas" w:cs="Consolas"/>
+        </w:rPr>
+        <w:t>expensiveComputation</w:t>
+      </w:r>
+      <w:proofErr w:type="spellEnd"/>
+      <w:r>
+        <w:rPr>
+          <w:rFonts w:ascii="Consolas" w:eastAsia="Consolas" w:hAnsi="Consolas" w:cs="Consolas"/>
+        </w:rPr>
+        <w:t>(</w:t>
+      </w:r>
+      <w:proofErr w:type="gramEnd"/>
+      <w:r>
+        <w:rPr>
+          <w:rFonts w:ascii="Consolas" w:eastAsia="Consolas" w:hAnsi="Consolas" w:cs="Consolas"/>
+        </w:rPr>
+        <w:t>), []);</w:t>
       </w:r>
       <w:r>
         <w:br/>
@@ -2808,11 +3834,27 @@
         </w:rPr>
         <w:t xml:space="preserve"> If </w:t>
       </w:r>
-      <w:r>
-        <w:rPr>
-          <w:rFonts w:ascii="Consolas" w:eastAsia="Consolas" w:hAnsi="Consolas" w:cs="Consolas"/>
-        </w:rPr>
-        <w:t>expensiveComputation()</w:t>
+      <w:proofErr w:type="spellStart"/>
+      <w:proofErr w:type="gramStart"/>
+      <w:r>
+        <w:rPr>
+          <w:rFonts w:ascii="Consolas" w:eastAsia="Consolas" w:hAnsi="Consolas" w:cs="Consolas"/>
+        </w:rPr>
+        <w:t>expensiveComputation</w:t>
+      </w:r>
+      <w:proofErr w:type="spellEnd"/>
+      <w:r>
+        <w:rPr>
+          <w:rFonts w:ascii="Consolas" w:eastAsia="Consolas" w:hAnsi="Consolas" w:cs="Consolas"/>
+        </w:rPr>
+        <w:t>(</w:t>
+      </w:r>
+      <w:proofErr w:type="gramEnd"/>
+      <w:r>
+        <w:rPr>
+          <w:rFonts w:ascii="Consolas" w:eastAsia="Consolas" w:hAnsi="Consolas" w:cs="Consolas"/>
+        </w:rPr>
+        <w:t>)</w:t>
       </w:r>
       <w:r>
         <w:rPr>
@@ -2820,17 +3862,33 @@
         </w:rPr>
         <w:t xml:space="preserve"> doesn't depend on props or state, </w:t>
       </w:r>
+      <w:proofErr w:type="spellStart"/>
       <w:r>
         <w:rPr>
           <w:rFonts w:ascii="Consolas" w:eastAsia="Consolas" w:hAnsi="Consolas" w:cs="Consolas"/>
         </w:rPr>
         <w:t>useMemo</w:t>
       </w:r>
-      <w:r>
-        <w:rPr>
-          <w:rFonts w:ascii="Aptos" w:eastAsia="Aptos" w:hAnsi="Aptos" w:cs="Aptos"/>
-        </w:rPr>
-        <w:t xml:space="preserve"> adds unnecessary complexity. Also, if the result isn’t used or it's cheap to recompute, memoization is a waste.</w:t>
+      <w:proofErr w:type="spellEnd"/>
+      <w:r>
+        <w:rPr>
+          <w:rFonts w:ascii="Aptos" w:eastAsia="Aptos" w:hAnsi="Aptos" w:cs="Aptos"/>
+        </w:rPr>
+        <w:t xml:space="preserve"> adds unnecessary complexity. Also, if the result isn’t used or it's cheap to recompute, </w:t>
+      </w:r>
+      <w:proofErr w:type="spellStart"/>
+      <w:r>
+        <w:rPr>
+          <w:rFonts w:ascii="Aptos" w:eastAsia="Aptos" w:hAnsi="Aptos" w:cs="Aptos"/>
+        </w:rPr>
+        <w:t>memoization</w:t>
+      </w:r>
+      <w:proofErr w:type="spellEnd"/>
+      <w:r>
+        <w:rPr>
+          <w:rFonts w:ascii="Aptos" w:eastAsia="Aptos" w:hAnsi="Aptos" w:cs="Aptos"/>
+        </w:rPr>
+        <w:t xml:space="preserve"> is a waste.</w:t>
       </w:r>
     </w:p>
     <w:p/>
@@ -2847,6 +3905,7 @@
         </w:rPr>
         <w:t xml:space="preserve">🔹 4. </w:t>
       </w:r>
+      <w:proofErr w:type="spellStart"/>
       <w:r>
         <w:rPr>
           <w:rFonts w:ascii="Consolas" w:eastAsia="Consolas" w:hAnsi="Consolas" w:cs="Consolas"/>
@@ -2855,6 +3914,7 @@
         </w:rPr>
         <w:t>React.memo</w:t>
       </w:r>
+      <w:proofErr w:type="spellEnd"/>
       <w:r>
         <w:rPr>
           <w:rFonts w:ascii="Aptos" w:eastAsia="Aptos" w:hAnsi="Aptos" w:cs="Aptos"/>
@@ -2875,7 +3935,21 @@
         <w:rPr>
           <w:rFonts w:ascii="Consolas" w:eastAsia="Consolas" w:hAnsi="Consolas" w:cs="Consolas"/>
         </w:rPr>
-        <w:t>const data = { name: 'John' };</w:t>
+        <w:t xml:space="preserve">const data = </w:t>
+      </w:r>
+      <w:proofErr w:type="gramStart"/>
+      <w:r>
+        <w:rPr>
+          <w:rFonts w:ascii="Consolas" w:eastAsia="Consolas" w:hAnsi="Consolas" w:cs="Consolas"/>
+        </w:rPr>
+        <w:t>{ name</w:t>
+      </w:r>
+      <w:proofErr w:type="gramEnd"/>
+      <w:r>
+        <w:rPr>
+          <w:rFonts w:ascii="Consolas" w:eastAsia="Consolas" w:hAnsi="Consolas" w:cs="Consolas"/>
+        </w:rPr>
+        <w:t>: 'John' };</w:t>
       </w:r>
       <w:r>
         <w:br/>
@@ -2956,12 +4030,14 @@
         </w:rPr>
         <w:t xml:space="preserve"> is created on every render. Shallow comparison in </w:t>
       </w:r>
+      <w:proofErr w:type="spellStart"/>
       <w:r>
         <w:rPr>
           <w:rFonts w:ascii="Consolas" w:eastAsia="Consolas" w:hAnsi="Consolas" w:cs="Consolas"/>
         </w:rPr>
         <w:t>React.memo</w:t>
       </w:r>
+      <w:proofErr w:type="spellEnd"/>
       <w:r>
         <w:rPr>
           <w:rFonts w:ascii="Aptos" w:eastAsia="Aptos" w:hAnsi="Aptos" w:cs="Aptos"/>
@@ -2996,7 +4072,21 @@
         <w:rPr>
           <w:rFonts w:ascii="Aptos" w:eastAsia="Aptos" w:hAnsi="Aptos" w:cs="Aptos"/>
         </w:rPr>
-        <w:t xml:space="preserve"> Memoize </w:t>
+        <w:t xml:space="preserve"> </w:t>
+      </w:r>
+      <w:proofErr w:type="spellStart"/>
+      <w:r>
+        <w:rPr>
+          <w:rFonts w:ascii="Aptos" w:eastAsia="Aptos" w:hAnsi="Aptos" w:cs="Aptos"/>
+        </w:rPr>
+        <w:t>Memoize</w:t>
+      </w:r>
+      <w:proofErr w:type="spellEnd"/>
+      <w:r>
+        <w:rPr>
+          <w:rFonts w:ascii="Aptos" w:eastAsia="Aptos" w:hAnsi="Aptos" w:cs="Aptos"/>
+        </w:rPr>
+        <w:t xml:space="preserve"> </w:t>
       </w:r>
       <w:r>
         <w:rPr>
@@ -3010,12 +4100,14 @@
         </w:rPr>
         <w:t xml:space="preserve"> with </w:t>
       </w:r>
+      <w:proofErr w:type="spellStart"/>
       <w:r>
         <w:rPr>
           <w:rFonts w:ascii="Consolas" w:eastAsia="Consolas" w:hAnsi="Consolas" w:cs="Consolas"/>
         </w:rPr>
         <w:t>useMemo</w:t>
       </w:r>
+      <w:proofErr w:type="spellEnd"/>
       <w:r>
         <w:rPr>
           <w:rFonts w:ascii="Aptos" w:eastAsia="Aptos" w:hAnsi="Aptos" w:cs="Aptos"/>
@@ -3034,7 +4126,57 @@
         <w:rPr>
           <w:rFonts w:ascii="Consolas" w:eastAsia="Consolas" w:hAnsi="Consolas" w:cs="Consolas"/>
         </w:rPr>
-        <w:t>const data = useMemo(() =&gt; ({ name: 'John' }), []);</w:t>
+        <w:t xml:space="preserve">const data = </w:t>
+      </w:r>
+      <w:proofErr w:type="spellStart"/>
+      <w:proofErr w:type="gramStart"/>
+      <w:r>
+        <w:rPr>
+          <w:rFonts w:ascii="Consolas" w:eastAsia="Consolas" w:hAnsi="Consolas" w:cs="Consolas"/>
+        </w:rPr>
+        <w:t>useMemo</w:t>
+      </w:r>
+      <w:proofErr w:type="spellEnd"/>
+      <w:r>
+        <w:rPr>
+          <w:rFonts w:ascii="Consolas" w:eastAsia="Consolas" w:hAnsi="Consolas" w:cs="Consolas"/>
+        </w:rPr>
+        <w:t>(</w:t>
+      </w:r>
+      <w:proofErr w:type="gramEnd"/>
+      <w:r>
+        <w:rPr>
+          <w:rFonts w:ascii="Consolas" w:eastAsia="Consolas" w:hAnsi="Consolas" w:cs="Consolas"/>
+        </w:rPr>
+        <w:t xml:space="preserve">() =&gt; </w:t>
+      </w:r>
+      <w:proofErr w:type="gramStart"/>
+      <w:r>
+        <w:rPr>
+          <w:rFonts w:ascii="Consolas" w:eastAsia="Consolas" w:hAnsi="Consolas" w:cs="Consolas"/>
+        </w:rPr>
+        <w:t>({ name</w:t>
+      </w:r>
+      <w:proofErr w:type="gramEnd"/>
+      <w:r>
+        <w:rPr>
+          <w:rFonts w:ascii="Consolas" w:eastAsia="Consolas" w:hAnsi="Consolas" w:cs="Consolas"/>
+        </w:rPr>
+        <w:t>: 'John</w:t>
+      </w:r>
+      <w:proofErr w:type="gramStart"/>
+      <w:r>
+        <w:rPr>
+          <w:rFonts w:ascii="Consolas" w:eastAsia="Consolas" w:hAnsi="Consolas" w:cs="Consolas"/>
+        </w:rPr>
+        <w:t>' }</w:t>
+      </w:r>
+      <w:proofErr w:type="gramEnd"/>
+      <w:r>
+        <w:rPr>
+          <w:rFonts w:ascii="Consolas" w:eastAsia="Consolas" w:hAnsi="Consolas" w:cs="Consolas"/>
+        </w:rPr>
+        <w:t>), []);</w:t>
       </w:r>
       <w:r>
         <w:br/>
@@ -3054,6 +4196,7 @@
         </w:rPr>
         <w:t xml:space="preserve">🔹 5. Next.js </w:t>
       </w:r>
+      <w:proofErr w:type="spellStart"/>
       <w:r>
         <w:rPr>
           <w:rFonts w:ascii="Consolas" w:eastAsia="Consolas" w:hAnsi="Consolas" w:cs="Consolas"/>
@@ -3062,6 +4205,7 @@
         </w:rPr>
         <w:t>getStaticProps</w:t>
       </w:r>
+      <w:proofErr w:type="spellEnd"/>
     </w:p>
     <w:p>
       <w:pPr>
@@ -3074,7 +4218,43 @@
         <w:rPr>
           <w:rFonts w:ascii="Consolas" w:eastAsia="Consolas" w:hAnsi="Consolas" w:cs="Consolas"/>
         </w:rPr>
-        <w:t>export async function getStaticProps() { ... }</w:t>
+        <w:t xml:space="preserve">export async function </w:t>
+      </w:r>
+      <w:proofErr w:type="spellStart"/>
+      <w:proofErr w:type="gramStart"/>
+      <w:r>
+        <w:rPr>
+          <w:rFonts w:ascii="Consolas" w:eastAsia="Consolas" w:hAnsi="Consolas" w:cs="Consolas"/>
+        </w:rPr>
+        <w:t>getStaticProps</w:t>
+      </w:r>
+      <w:proofErr w:type="spellEnd"/>
+      <w:r>
+        <w:rPr>
+          <w:rFonts w:ascii="Consolas" w:eastAsia="Consolas" w:hAnsi="Consolas" w:cs="Consolas"/>
+        </w:rPr>
+        <w:t>(</w:t>
+      </w:r>
+      <w:proofErr w:type="gramEnd"/>
+      <w:r>
+        <w:rPr>
+          <w:rFonts w:ascii="Consolas" w:eastAsia="Consolas" w:hAnsi="Consolas" w:cs="Consolas"/>
+        </w:rPr>
+        <w:t xml:space="preserve">) </w:t>
+      </w:r>
+      <w:proofErr w:type="gramStart"/>
+      <w:r>
+        <w:rPr>
+          <w:rFonts w:ascii="Consolas" w:eastAsia="Consolas" w:hAnsi="Consolas" w:cs="Consolas"/>
+        </w:rPr>
+        <w:t>{ ...</w:t>
+      </w:r>
+      <w:proofErr w:type="gramEnd"/>
+      <w:r>
+        <w:rPr>
+          <w:rFonts w:ascii="Consolas" w:eastAsia="Consolas" w:hAnsi="Consolas" w:cs="Consolas"/>
+        </w:rPr>
+        <w:t xml:space="preserve"> }</w:t>
       </w:r>
       <w:r>
         <w:br/>
@@ -3164,7 +4344,21 @@
         <w:rPr>
           <w:rFonts w:ascii="Consolas" w:eastAsia="Consolas" w:hAnsi="Consolas" w:cs="Consolas"/>
         </w:rPr>
-        <w:t xml:space="preserve">  props: { ... },</w:t>
+        <w:t xml:space="preserve">  props: </w:t>
+      </w:r>
+      <w:proofErr w:type="gramStart"/>
+      <w:r>
+        <w:rPr>
+          <w:rFonts w:ascii="Consolas" w:eastAsia="Consolas" w:hAnsi="Consolas" w:cs="Consolas"/>
+        </w:rPr>
+        <w:t>{ ...</w:t>
+      </w:r>
+      <w:proofErr w:type="gramEnd"/>
+      <w:r>
+        <w:rPr>
+          <w:rFonts w:ascii="Consolas" w:eastAsia="Consolas" w:hAnsi="Consolas" w:cs="Consolas"/>
+        </w:rPr>
+        <w:t xml:space="preserve"> },</w:t>
       </w:r>
       <w:r>
         <w:br/>
@@ -3202,6 +4396,7 @@
         </w:rPr>
         <w:t xml:space="preserve">🔹 6. </w:t>
       </w:r>
+      <w:proofErr w:type="spellStart"/>
       <w:r>
         <w:rPr>
           <w:rFonts w:ascii="Consolas" w:eastAsia="Consolas" w:hAnsi="Consolas" w:cs="Consolas"/>
@@ -3210,6 +4405,7 @@
         </w:rPr>
         <w:t>useCallback</w:t>
       </w:r>
+      <w:proofErr w:type="spellEnd"/>
       <w:r>
         <w:rPr>
           <w:rFonts w:ascii="Aptos" w:eastAsia="Aptos" w:hAnsi="Aptos" w:cs="Aptos"/>
@@ -3230,7 +4426,43 @@
         <w:rPr>
           <w:rFonts w:ascii="Consolas" w:eastAsia="Consolas" w:hAnsi="Consolas" w:cs="Consolas"/>
         </w:rPr>
-        <w:t>const handleClick = useCallback(() =&gt; {</w:t>
+        <w:t xml:space="preserve">const </w:t>
+      </w:r>
+      <w:proofErr w:type="spellStart"/>
+      <w:r>
+        <w:rPr>
+          <w:rFonts w:ascii="Consolas" w:eastAsia="Consolas" w:hAnsi="Consolas" w:cs="Consolas"/>
+        </w:rPr>
+        <w:t>handleClick</w:t>
+      </w:r>
+      <w:proofErr w:type="spellEnd"/>
+      <w:r>
+        <w:rPr>
+          <w:rFonts w:ascii="Consolas" w:eastAsia="Consolas" w:hAnsi="Consolas" w:cs="Consolas"/>
+        </w:rPr>
+        <w:t xml:space="preserve"> = </w:t>
+      </w:r>
+      <w:proofErr w:type="spellStart"/>
+      <w:proofErr w:type="gramStart"/>
+      <w:r>
+        <w:rPr>
+          <w:rFonts w:ascii="Consolas" w:eastAsia="Consolas" w:hAnsi="Consolas" w:cs="Consolas"/>
+        </w:rPr>
+        <w:t>useCallback</w:t>
+      </w:r>
+      <w:proofErr w:type="spellEnd"/>
+      <w:r>
+        <w:rPr>
+          <w:rFonts w:ascii="Consolas" w:eastAsia="Consolas" w:hAnsi="Consolas" w:cs="Consolas"/>
+        </w:rPr>
+        <w:t>(</w:t>
+      </w:r>
+      <w:proofErr w:type="gramEnd"/>
+      <w:r>
+        <w:rPr>
+          <w:rFonts w:ascii="Consolas" w:eastAsia="Consolas" w:hAnsi="Consolas" w:cs="Consolas"/>
+        </w:rPr>
+        <w:t>() =&gt; {</w:t>
       </w:r>
       <w:r>
         <w:br/>
@@ -3361,11 +4593,27 @@
           <w:rFonts w:ascii="Consolas" w:eastAsia="Consolas" w:hAnsi="Consolas" w:cs="Consolas"/>
         </w:rPr>
       </w:pPr>
-      <w:r>
-        <w:rPr>
-          <w:rFonts w:ascii="Consolas" w:eastAsia="Consolas" w:hAnsi="Consolas" w:cs="Consolas"/>
-        </w:rPr>
-        <w:t>useCallback(() =&gt; console.log(count), [count]);</w:t>
+      <w:proofErr w:type="spellStart"/>
+      <w:proofErr w:type="gramStart"/>
+      <w:r>
+        <w:rPr>
+          <w:rFonts w:ascii="Consolas" w:eastAsia="Consolas" w:hAnsi="Consolas" w:cs="Consolas"/>
+        </w:rPr>
+        <w:t>useCallback</w:t>
+      </w:r>
+      <w:proofErr w:type="spellEnd"/>
+      <w:r>
+        <w:rPr>
+          <w:rFonts w:ascii="Consolas" w:eastAsia="Consolas" w:hAnsi="Consolas" w:cs="Consolas"/>
+        </w:rPr>
+        <w:t>(</w:t>
+      </w:r>
+      <w:proofErr w:type="gramEnd"/>
+      <w:r>
+        <w:rPr>
+          <w:rFonts w:ascii="Consolas" w:eastAsia="Consolas" w:hAnsi="Consolas" w:cs="Consolas"/>
+        </w:rPr>
+        <w:t>() =&gt; console.log(count), [count]);</w:t>
       </w:r>
       <w:r>
         <w:br/>
@@ -3397,7 +4645,21 @@
         <w:rPr>
           <w:rFonts w:ascii="Consolas" w:eastAsia="Consolas" w:hAnsi="Consolas" w:cs="Consolas"/>
         </w:rPr>
-        <w:t>{isLoggedIn &amp;&amp; &lt;Dashboard /&gt;}</w:t>
+        <w:t>{</w:t>
+      </w:r>
+      <w:proofErr w:type="spellStart"/>
+      <w:r>
+        <w:rPr>
+          <w:rFonts w:ascii="Consolas" w:eastAsia="Consolas" w:hAnsi="Consolas" w:cs="Consolas"/>
+        </w:rPr>
+        <w:t>isLoggedIn</w:t>
+      </w:r>
+      <w:proofErr w:type="spellEnd"/>
+      <w:r>
+        <w:rPr>
+          <w:rFonts w:ascii="Consolas" w:eastAsia="Consolas" w:hAnsi="Consolas" w:cs="Consolas"/>
+        </w:rPr>
+        <w:t xml:space="preserve"> &amp;&amp; &lt;Dashboard /&gt;}</w:t>
       </w:r>
       <w:r>
         <w:br/>
@@ -3421,12 +4683,14 @@
         </w:rPr>
         <w:t xml:space="preserve"> What if </w:t>
       </w:r>
+      <w:proofErr w:type="spellStart"/>
       <w:r>
         <w:rPr>
           <w:rFonts w:ascii="Consolas" w:eastAsia="Consolas" w:hAnsi="Consolas" w:cs="Consolas"/>
         </w:rPr>
         <w:t>isLoggedIn</w:t>
       </w:r>
+      <w:proofErr w:type="spellEnd"/>
       <w:r>
         <w:rPr>
           <w:rFonts w:ascii="Aptos" w:eastAsia="Aptos" w:hAnsi="Aptos" w:cs="Aptos"/>
@@ -3479,6 +4743,7 @@
         </w:rPr>
         <w:t xml:space="preserve"> React treats </w:t>
       </w:r>
+      <w:proofErr w:type="gramStart"/>
       <w:r>
         <w:rPr>
           <w:rFonts w:ascii="Consolas" w:eastAsia="Consolas" w:hAnsi="Consolas" w:cs="Consolas"/>
@@ -3495,7 +4760,14 @@
         <w:rPr>
           <w:rFonts w:ascii="Consolas" w:eastAsia="Consolas" w:hAnsi="Consolas" w:cs="Consolas"/>
         </w:rPr>
-        <w:t>''</w:t>
+        <w:t>'</w:t>
+      </w:r>
+      <w:proofErr w:type="gramEnd"/>
+      <w:r>
+        <w:rPr>
+          <w:rFonts w:ascii="Consolas" w:eastAsia="Consolas" w:hAnsi="Consolas" w:cs="Consolas"/>
+        </w:rPr>
+        <w:t>'</w:t>
       </w:r>
       <w:r>
         <w:rPr>
@@ -3513,7 +4785,21 @@
         <w:rPr>
           <w:rFonts w:ascii="Aptos" w:eastAsia="Aptos" w:hAnsi="Aptos" w:cs="Aptos"/>
         </w:rPr>
-        <w:t xml:space="preserve"> as falsy — so it won’t render </w:t>
+        <w:t xml:space="preserve"> as </w:t>
+      </w:r>
+      <w:proofErr w:type="spellStart"/>
+      <w:r>
+        <w:rPr>
+          <w:rFonts w:ascii="Aptos" w:eastAsia="Aptos" w:hAnsi="Aptos" w:cs="Aptos"/>
+        </w:rPr>
+        <w:t>falsy</w:t>
+      </w:r>
+      <w:proofErr w:type="spellEnd"/>
+      <w:r>
+        <w:rPr>
+          <w:rFonts w:ascii="Aptos" w:eastAsia="Aptos" w:hAnsi="Aptos" w:cs="Aptos"/>
+        </w:rPr>
+        <w:t xml:space="preserve"> — so it won’t render </w:t>
       </w:r>
       <w:r>
         <w:rPr>
@@ -3574,7 +4860,21 @@
         <w:rPr>
           <w:rFonts w:ascii="Consolas" w:eastAsia="Consolas" w:hAnsi="Consolas" w:cs="Consolas"/>
         </w:rPr>
-        <w:t>{isLoggedIn === true &amp;&amp; &lt;Dashboard /&gt;}</w:t>
+        <w:t>{</w:t>
+      </w:r>
+      <w:proofErr w:type="spellStart"/>
+      <w:r>
+        <w:rPr>
+          <w:rFonts w:ascii="Consolas" w:eastAsia="Consolas" w:hAnsi="Consolas" w:cs="Consolas"/>
+        </w:rPr>
+        <w:t>isLoggedIn</w:t>
+      </w:r>
+      <w:proofErr w:type="spellEnd"/>
+      <w:r>
+        <w:rPr>
+          <w:rFonts w:ascii="Consolas" w:eastAsia="Consolas" w:hAnsi="Consolas" w:cs="Consolas"/>
+        </w:rPr>
+        <w:t xml:space="preserve"> === true &amp;&amp; &lt;Dashboard /&gt;}</w:t>
       </w:r>
       <w:r>
         <w:br/>
@@ -3614,7 +4914,57 @@
         <w:rPr>
           <w:rFonts w:ascii="Consolas" w:eastAsia="Consolas" w:hAnsi="Consolas" w:cs="Consolas"/>
         </w:rPr>
-        <w:t>&lt;MyComponent onClick={() =&gt; console.log("clicked")} /&gt;</w:t>
+        <w:t>&lt;</w:t>
+      </w:r>
+      <w:proofErr w:type="spellStart"/>
+      <w:r>
+        <w:rPr>
+          <w:rFonts w:ascii="Consolas" w:eastAsia="Consolas" w:hAnsi="Consolas" w:cs="Consolas"/>
+        </w:rPr>
+        <w:t>MyComponent</w:t>
+      </w:r>
+      <w:proofErr w:type="spellEnd"/>
+      <w:r>
+        <w:rPr>
+          <w:rFonts w:ascii="Consolas" w:eastAsia="Consolas" w:hAnsi="Consolas" w:cs="Consolas"/>
+        </w:rPr>
+        <w:t xml:space="preserve"> </w:t>
+      </w:r>
+      <w:proofErr w:type="spellStart"/>
+      <w:r>
+        <w:rPr>
+          <w:rFonts w:ascii="Consolas" w:eastAsia="Consolas" w:hAnsi="Consolas" w:cs="Consolas"/>
+        </w:rPr>
+        <w:t>onClick</w:t>
+      </w:r>
+      <w:proofErr w:type="spellEnd"/>
+      <w:proofErr w:type="gramStart"/>
+      <w:r>
+        <w:rPr>
+          <w:rFonts w:ascii="Consolas" w:eastAsia="Consolas" w:hAnsi="Consolas" w:cs="Consolas"/>
+        </w:rPr>
+        <w:t>={</w:t>
+      </w:r>
+      <w:proofErr w:type="gramEnd"/>
+      <w:r>
+        <w:rPr>
+          <w:rFonts w:ascii="Consolas" w:eastAsia="Consolas" w:hAnsi="Consolas" w:cs="Consolas"/>
+        </w:rPr>
+        <w:t>() =&gt; console.log("clicked</w:t>
+      </w:r>
+      <w:proofErr w:type="gramStart"/>
+      <w:r>
+        <w:rPr>
+          <w:rFonts w:ascii="Consolas" w:eastAsia="Consolas" w:hAnsi="Consolas" w:cs="Consolas"/>
+        </w:rPr>
+        <w:t>")}</w:t>
+      </w:r>
+      <w:proofErr w:type="gramEnd"/>
+      <w:r>
+        <w:rPr>
+          <w:rFonts w:ascii="Consolas" w:eastAsia="Consolas" w:hAnsi="Consolas" w:cs="Consolas"/>
+        </w:rPr>
+        <w:t xml:space="preserve"> /&gt;</w:t>
       </w:r>
       <w:r>
         <w:br/>
@@ -3638,12 +4988,14 @@
         </w:rPr>
         <w:t xml:space="preserve"> How to prevent re-renders if </w:t>
       </w:r>
+      <w:proofErr w:type="spellStart"/>
       <w:r>
         <w:rPr>
           <w:rFonts w:ascii="Consolas" w:eastAsia="Consolas" w:hAnsi="Consolas" w:cs="Consolas"/>
         </w:rPr>
         <w:t>onClick</w:t>
       </w:r>
+      <w:proofErr w:type="spellEnd"/>
       <w:r>
         <w:rPr>
           <w:rFonts w:ascii="Aptos" w:eastAsia="Aptos" w:hAnsi="Aptos" w:cs="Aptos"/>
@@ -3672,12 +5024,14 @@
         </w:rPr>
         <w:t xml:space="preserve"> Wrap the function in </w:t>
       </w:r>
+      <w:proofErr w:type="spellStart"/>
       <w:r>
         <w:rPr>
           <w:rFonts w:ascii="Consolas" w:eastAsia="Consolas" w:hAnsi="Consolas" w:cs="Consolas"/>
         </w:rPr>
         <w:t>useCallback</w:t>
       </w:r>
+      <w:proofErr w:type="spellEnd"/>
       <w:r>
         <w:rPr>
           <w:rFonts w:ascii="Aptos" w:eastAsia="Aptos" w:hAnsi="Aptos" w:cs="Aptos"/>
@@ -3696,7 +5050,43 @@
         <w:rPr>
           <w:rFonts w:ascii="Consolas" w:eastAsia="Consolas" w:hAnsi="Consolas" w:cs="Consolas"/>
         </w:rPr>
-        <w:t>const handleClick = useCallback(() =&gt; console.log("clicked"), []);</w:t>
+        <w:t xml:space="preserve">const </w:t>
+      </w:r>
+      <w:proofErr w:type="spellStart"/>
+      <w:r>
+        <w:rPr>
+          <w:rFonts w:ascii="Consolas" w:eastAsia="Consolas" w:hAnsi="Consolas" w:cs="Consolas"/>
+        </w:rPr>
+        <w:t>handleClick</w:t>
+      </w:r>
+      <w:proofErr w:type="spellEnd"/>
+      <w:r>
+        <w:rPr>
+          <w:rFonts w:ascii="Consolas" w:eastAsia="Consolas" w:hAnsi="Consolas" w:cs="Consolas"/>
+        </w:rPr>
+        <w:t xml:space="preserve"> = </w:t>
+      </w:r>
+      <w:proofErr w:type="spellStart"/>
+      <w:proofErr w:type="gramStart"/>
+      <w:r>
+        <w:rPr>
+          <w:rFonts w:ascii="Consolas" w:eastAsia="Consolas" w:hAnsi="Consolas" w:cs="Consolas"/>
+        </w:rPr>
+        <w:t>useCallback</w:t>
+      </w:r>
+      <w:proofErr w:type="spellEnd"/>
+      <w:r>
+        <w:rPr>
+          <w:rFonts w:ascii="Consolas" w:eastAsia="Consolas" w:hAnsi="Consolas" w:cs="Consolas"/>
+        </w:rPr>
+        <w:t>(</w:t>
+      </w:r>
+      <w:proofErr w:type="gramEnd"/>
+      <w:r>
+        <w:rPr>
+          <w:rFonts w:ascii="Consolas" w:eastAsia="Consolas" w:hAnsi="Consolas" w:cs="Consolas"/>
+        </w:rPr>
+        <w:t>() =&gt; console.log("clicked"), []);</w:t>
       </w:r>
       <w:r>
         <w:br/>
@@ -3705,7 +5095,49 @@
         <w:rPr>
           <w:rFonts w:ascii="Consolas" w:eastAsia="Consolas" w:hAnsi="Consolas" w:cs="Consolas"/>
         </w:rPr>
-        <w:t>&lt;MyComponent onClick={handleClick} /&gt;</w:t>
+        <w:t>&lt;</w:t>
+      </w:r>
+      <w:proofErr w:type="spellStart"/>
+      <w:r>
+        <w:rPr>
+          <w:rFonts w:ascii="Consolas" w:eastAsia="Consolas" w:hAnsi="Consolas" w:cs="Consolas"/>
+        </w:rPr>
+        <w:t>MyComponent</w:t>
+      </w:r>
+      <w:proofErr w:type="spellEnd"/>
+      <w:r>
+        <w:rPr>
+          <w:rFonts w:ascii="Consolas" w:eastAsia="Consolas" w:hAnsi="Consolas" w:cs="Consolas"/>
+        </w:rPr>
+        <w:t xml:space="preserve"> </w:t>
+      </w:r>
+      <w:proofErr w:type="spellStart"/>
+      <w:r>
+        <w:rPr>
+          <w:rFonts w:ascii="Consolas" w:eastAsia="Consolas" w:hAnsi="Consolas" w:cs="Consolas"/>
+        </w:rPr>
+        <w:t>onClick</w:t>
+      </w:r>
+      <w:proofErr w:type="spellEnd"/>
+      <w:r>
+        <w:rPr>
+          <w:rFonts w:ascii="Consolas" w:eastAsia="Consolas" w:hAnsi="Consolas" w:cs="Consolas"/>
+        </w:rPr>
+        <w:t>={</w:t>
+      </w:r>
+      <w:proofErr w:type="spellStart"/>
+      <w:r>
+        <w:rPr>
+          <w:rFonts w:ascii="Consolas" w:eastAsia="Consolas" w:hAnsi="Consolas" w:cs="Consolas"/>
+        </w:rPr>
+        <w:t>handleClick</w:t>
+      </w:r>
+      <w:proofErr w:type="spellEnd"/>
+      <w:r>
+        <w:rPr>
+          <w:rFonts w:ascii="Consolas" w:eastAsia="Consolas" w:hAnsi="Consolas" w:cs="Consolas"/>
+        </w:rPr>
+        <w:t>} /&gt;</w:t>
       </w:r>
       <w:r>
         <w:br/>
@@ -3721,12 +5153,14 @@
         </w:rPr>
         <w:t xml:space="preserve">Or use </w:t>
       </w:r>
+      <w:proofErr w:type="spellStart"/>
       <w:r>
         <w:rPr>
           <w:rFonts w:ascii="Consolas" w:eastAsia="Consolas" w:hAnsi="Consolas" w:cs="Consolas"/>
         </w:rPr>
         <w:t>React.memo</w:t>
       </w:r>
+      <w:proofErr w:type="spellEnd"/>
       <w:r>
         <w:rPr>
           <w:rFonts w:ascii="Aptos" w:eastAsia="Aptos" w:hAnsi="Aptos" w:cs="Aptos"/>
@@ -3760,7 +5194,65 @@
         <w:rPr>
           <w:rFonts w:ascii="Consolas" w:eastAsia="Consolas" w:hAnsi="Consolas" w:cs="Consolas"/>
         </w:rPr>
-        <w:t>&lt;button onClick={() =&gt; setCount(count + 1)}&gt;Click&lt;/button&gt;</w:t>
+        <w:t xml:space="preserve">&lt;button </w:t>
+      </w:r>
+      <w:proofErr w:type="spellStart"/>
+      <w:r>
+        <w:rPr>
+          <w:rFonts w:ascii="Consolas" w:eastAsia="Consolas" w:hAnsi="Consolas" w:cs="Consolas"/>
+        </w:rPr>
+        <w:t>onClick</w:t>
+      </w:r>
+      <w:proofErr w:type="spellEnd"/>
+      <w:proofErr w:type="gramStart"/>
+      <w:r>
+        <w:rPr>
+          <w:rFonts w:ascii="Consolas" w:eastAsia="Consolas" w:hAnsi="Consolas" w:cs="Consolas"/>
+        </w:rPr>
+        <w:t>={</w:t>
+      </w:r>
+      <w:proofErr w:type="gramEnd"/>
+      <w:r>
+        <w:rPr>
+          <w:rFonts w:ascii="Consolas" w:eastAsia="Consolas" w:hAnsi="Consolas" w:cs="Consolas"/>
+        </w:rPr>
+        <w:t xml:space="preserve">() =&gt; </w:t>
+      </w:r>
+      <w:proofErr w:type="spellStart"/>
+      <w:proofErr w:type="gramStart"/>
+      <w:r>
+        <w:rPr>
+          <w:rFonts w:ascii="Consolas" w:eastAsia="Consolas" w:hAnsi="Consolas" w:cs="Consolas"/>
+        </w:rPr>
+        <w:t>setCount</w:t>
+      </w:r>
+      <w:proofErr w:type="spellEnd"/>
+      <w:r>
+        <w:rPr>
+          <w:rFonts w:ascii="Consolas" w:eastAsia="Consolas" w:hAnsi="Consolas" w:cs="Consolas"/>
+        </w:rPr>
+        <w:t>(</w:t>
+      </w:r>
+      <w:proofErr w:type="gramEnd"/>
+      <w:r>
+        <w:rPr>
+          <w:rFonts w:ascii="Consolas" w:eastAsia="Consolas" w:hAnsi="Consolas" w:cs="Consolas"/>
+        </w:rPr>
+        <w:t xml:space="preserve">count + </w:t>
+      </w:r>
+      <w:proofErr w:type="gramStart"/>
+      <w:r>
+        <w:rPr>
+          <w:rFonts w:ascii="Consolas" w:eastAsia="Consolas" w:hAnsi="Consolas" w:cs="Consolas"/>
+        </w:rPr>
+        <w:t>1)}</w:t>
+      </w:r>
+      <w:proofErr w:type="gramEnd"/>
+      <w:r>
+        <w:rPr>
+          <w:rFonts w:ascii="Consolas" w:eastAsia="Consolas" w:hAnsi="Consolas" w:cs="Consolas"/>
+        </w:rPr>
+        <w:t>&gt;Click&lt;/button&gt;</w:t>
       </w:r>
       <w:r>
         <w:br/>
@@ -3850,11 +5342,49 @@
           <w:rFonts w:ascii="Consolas" w:eastAsia="Consolas" w:hAnsi="Consolas" w:cs="Consolas"/>
         </w:rPr>
       </w:pPr>
-      <w:r>
-        <w:rPr>
-          <w:rFonts w:ascii="Consolas" w:eastAsia="Consolas" w:hAnsi="Consolas" w:cs="Consolas"/>
-        </w:rPr>
-        <w:t>setCount(prev =&gt; prev + 1);</w:t>
+      <w:proofErr w:type="spellStart"/>
+      <w:proofErr w:type="gramStart"/>
+      <w:r>
+        <w:rPr>
+          <w:rFonts w:ascii="Consolas" w:eastAsia="Consolas" w:hAnsi="Consolas" w:cs="Consolas"/>
+        </w:rPr>
+        <w:t>setCount</w:t>
+      </w:r>
+      <w:proofErr w:type="spellEnd"/>
+      <w:r>
+        <w:rPr>
+          <w:rFonts w:ascii="Consolas" w:eastAsia="Consolas" w:hAnsi="Consolas" w:cs="Consolas"/>
+        </w:rPr>
+        <w:t>(</w:t>
+      </w:r>
+      <w:proofErr w:type="spellStart"/>
+      <w:proofErr w:type="gramEnd"/>
+      <w:r>
+        <w:rPr>
+          <w:rFonts w:ascii="Consolas" w:eastAsia="Consolas" w:hAnsi="Consolas" w:cs="Consolas"/>
+        </w:rPr>
+        <w:t>prev</w:t>
+      </w:r>
+      <w:proofErr w:type="spellEnd"/>
+      <w:r>
+        <w:rPr>
+          <w:rFonts w:ascii="Consolas" w:eastAsia="Consolas" w:hAnsi="Consolas" w:cs="Consolas"/>
+        </w:rPr>
+        <w:t xml:space="preserve"> =&gt; </w:t>
+      </w:r>
+      <w:proofErr w:type="spellStart"/>
+      <w:r>
+        <w:rPr>
+          <w:rFonts w:ascii="Consolas" w:eastAsia="Consolas" w:hAnsi="Consolas" w:cs="Consolas"/>
+        </w:rPr>
+        <w:t>prev</w:t>
+      </w:r>
+      <w:proofErr w:type="spellEnd"/>
+      <w:r>
+        <w:rPr>
+          <w:rFonts w:ascii="Consolas" w:eastAsia="Consolas" w:hAnsi="Consolas" w:cs="Consolas"/>
+        </w:rPr>
+        <w:t xml:space="preserve"> + 1);</w:t>
       </w:r>
       <w:r>
         <w:br/>
@@ -3886,7 +5416,57 @@
         <w:rPr>
           <w:rFonts w:ascii="Consolas" w:eastAsia="Consolas" w:hAnsi="Consolas" w:cs="Consolas"/>
         </w:rPr>
-        <w:t>const [items, setItems] = useState(() =&gt; computeInitialItems());</w:t>
+        <w:t xml:space="preserve">const [items, </w:t>
+      </w:r>
+      <w:proofErr w:type="spellStart"/>
+      <w:r>
+        <w:rPr>
+          <w:rFonts w:ascii="Consolas" w:eastAsia="Consolas" w:hAnsi="Consolas" w:cs="Consolas"/>
+        </w:rPr>
+        <w:t>setItems</w:t>
+      </w:r>
+      <w:proofErr w:type="spellEnd"/>
+      <w:r>
+        <w:rPr>
+          <w:rFonts w:ascii="Consolas" w:eastAsia="Consolas" w:hAnsi="Consolas" w:cs="Consolas"/>
+        </w:rPr>
+        <w:t xml:space="preserve">] = </w:t>
+      </w:r>
+      <w:proofErr w:type="gramStart"/>
+      <w:r>
+        <w:rPr>
+          <w:rFonts w:ascii="Consolas" w:eastAsia="Consolas" w:hAnsi="Consolas" w:cs="Consolas"/>
+        </w:rPr>
+        <w:t>useState(</w:t>
+      </w:r>
+      <w:proofErr w:type="gramEnd"/>
+      <w:r>
+        <w:rPr>
+          <w:rFonts w:ascii="Consolas" w:eastAsia="Consolas" w:hAnsi="Consolas" w:cs="Consolas"/>
+        </w:rPr>
+        <w:t xml:space="preserve">() =&gt; </w:t>
+      </w:r>
+      <w:proofErr w:type="spellStart"/>
+      <w:proofErr w:type="gramStart"/>
+      <w:r>
+        <w:rPr>
+          <w:rFonts w:ascii="Consolas" w:eastAsia="Consolas" w:hAnsi="Consolas" w:cs="Consolas"/>
+        </w:rPr>
+        <w:t>computeInitialItems</w:t>
+      </w:r>
+      <w:proofErr w:type="spellEnd"/>
+      <w:r>
+        <w:rPr>
+          <w:rFonts w:ascii="Consolas" w:eastAsia="Consolas" w:hAnsi="Consolas" w:cs="Consolas"/>
+        </w:rPr>
+        <w:t>(</w:t>
+      </w:r>
+      <w:proofErr w:type="gramEnd"/>
+      <w:r>
+        <w:rPr>
+          <w:rFonts w:ascii="Consolas" w:eastAsia="Consolas" w:hAnsi="Consolas" w:cs="Consolas"/>
+        </w:rPr>
+        <w:t>));</w:t>
       </w:r>
       <w:r>
         <w:br/>
@@ -3910,11 +5490,27 @@
         </w:rPr>
         <w:t xml:space="preserve"> Why is this better than calling </w:t>
       </w:r>
-      <w:r>
-        <w:rPr>
-          <w:rFonts w:ascii="Consolas" w:eastAsia="Consolas" w:hAnsi="Consolas" w:cs="Consolas"/>
-        </w:rPr>
-        <w:t>computeInitialItems()</w:t>
+      <w:proofErr w:type="spellStart"/>
+      <w:proofErr w:type="gramStart"/>
+      <w:r>
+        <w:rPr>
+          <w:rFonts w:ascii="Consolas" w:eastAsia="Consolas" w:hAnsi="Consolas" w:cs="Consolas"/>
+        </w:rPr>
+        <w:t>computeInitialItems</w:t>
+      </w:r>
+      <w:proofErr w:type="spellEnd"/>
+      <w:r>
+        <w:rPr>
+          <w:rFonts w:ascii="Consolas" w:eastAsia="Consolas" w:hAnsi="Consolas" w:cs="Consolas"/>
+        </w:rPr>
+        <w:t>(</w:t>
+      </w:r>
+      <w:proofErr w:type="gramEnd"/>
+      <w:r>
+        <w:rPr>
+          <w:rFonts w:ascii="Consolas" w:eastAsia="Consolas" w:hAnsi="Consolas" w:cs="Consolas"/>
+        </w:rPr>
+        <w:t>)</w:t>
       </w:r>
       <w:r>
         <w:rPr>
@@ -3994,33 +5590,107 @@
           <w:iCs/>
           <w:color w:val="0F4761" w:themeColor="accent1" w:themeShade="BF"/>
         </w:rPr>
-        <w:t>11. State &amp; useEffect: Execution Order</w:t>
-      </w:r>
-    </w:p>
-    <w:p>
-      <w:pPr>
-        <w:spacing w:before="240" w:after="240"/>
-        <w:rPr>
-          <w:rFonts w:ascii="Aptos" w:eastAsia="Aptos" w:hAnsi="Aptos" w:cs="Aptos"/>
-        </w:rPr>
-      </w:pPr>
-      <w:r>
-        <w:rPr>
-          <w:rFonts w:ascii="Aptos" w:eastAsia="Aptos" w:hAnsi="Aptos" w:cs="Aptos"/>
-        </w:rPr>
-        <w:t>function Demo() {</w:t>
-      </w:r>
-    </w:p>
-    <w:p>
-      <w:pPr>
-        <w:spacing w:before="240" w:after="240"/>
-      </w:pPr>
-      <w:r>
-        <w:rPr>
-          <w:rFonts w:ascii="Aptos" w:eastAsia="Aptos" w:hAnsi="Aptos" w:cs="Aptos"/>
-        </w:rPr>
-        <w:t xml:space="preserve">  const [count, setCount] = useState(0);</w:t>
-      </w:r>
+        <w:t xml:space="preserve">11. State &amp; </w:t>
+      </w:r>
+      <w:proofErr w:type="spellStart"/>
+      <w:r>
+        <w:rPr>
+          <w:rFonts w:eastAsiaTheme="majorEastAsia" w:cstheme="majorBidi"/>
+          <w:b/>
+          <w:bCs/>
+          <w:i/>
+          <w:iCs/>
+          <w:color w:val="0F4761" w:themeColor="accent1" w:themeShade="BF"/>
+        </w:rPr>
+        <w:t>useEffect</w:t>
+      </w:r>
+      <w:proofErr w:type="spellEnd"/>
+      <w:r>
+        <w:rPr>
+          <w:rFonts w:eastAsiaTheme="majorEastAsia" w:cstheme="majorBidi"/>
+          <w:b/>
+          <w:bCs/>
+          <w:i/>
+          <w:iCs/>
+          <w:color w:val="0F4761" w:themeColor="accent1" w:themeShade="BF"/>
+        </w:rPr>
+        <w:t>: Execution Order</w:t>
+      </w:r>
+    </w:p>
+    <w:p>
+      <w:pPr>
+        <w:spacing w:before="240" w:after="240"/>
+        <w:rPr>
+          <w:rFonts w:ascii="Aptos" w:eastAsia="Aptos" w:hAnsi="Aptos" w:cs="Aptos"/>
+        </w:rPr>
+      </w:pPr>
+      <w:r>
+        <w:rPr>
+          <w:rFonts w:ascii="Aptos" w:eastAsia="Aptos" w:hAnsi="Aptos" w:cs="Aptos"/>
+        </w:rPr>
+        <w:t xml:space="preserve">function </w:t>
+      </w:r>
+      <w:proofErr w:type="gramStart"/>
+      <w:r>
+        <w:rPr>
+          <w:rFonts w:ascii="Aptos" w:eastAsia="Aptos" w:hAnsi="Aptos" w:cs="Aptos"/>
+        </w:rPr>
+        <w:t>Demo(</w:t>
+      </w:r>
+      <w:proofErr w:type="gramEnd"/>
+      <w:r>
+        <w:rPr>
+          <w:rFonts w:ascii="Aptos" w:eastAsia="Aptos" w:hAnsi="Aptos" w:cs="Aptos"/>
+        </w:rPr>
+        <w:t>) {</w:t>
+      </w:r>
+    </w:p>
+    <w:p>
+      <w:pPr>
+        <w:spacing w:before="240" w:after="240"/>
+      </w:pPr>
+      <w:r>
+        <w:rPr>
+          <w:rFonts w:ascii="Aptos" w:eastAsia="Aptos" w:hAnsi="Aptos" w:cs="Aptos"/>
+        </w:rPr>
+        <w:t xml:space="preserve">  const [count, </w:t>
+      </w:r>
+      <w:proofErr w:type="spellStart"/>
+      <w:r>
+        <w:rPr>
+          <w:rFonts w:ascii="Aptos" w:eastAsia="Aptos" w:hAnsi="Aptos" w:cs="Aptos"/>
+        </w:rPr>
+        <w:t>setCount</w:t>
+      </w:r>
+      <w:proofErr w:type="spellEnd"/>
+      <w:r>
+        <w:rPr>
+          <w:rFonts w:ascii="Aptos" w:eastAsia="Aptos" w:hAnsi="Aptos" w:cs="Aptos"/>
+        </w:rPr>
+        <w:t xml:space="preserve">] = </w:t>
+      </w:r>
+      <w:proofErr w:type="gramStart"/>
+      <w:r>
+        <w:rPr>
+          <w:rFonts w:ascii="Aptos" w:eastAsia="Aptos" w:hAnsi="Aptos" w:cs="Aptos"/>
+        </w:rPr>
+        <w:t>useState(</w:t>
+      </w:r>
+      <w:proofErr w:type="gramEnd"/>
+      <w:r>
+        <w:rPr>
+          <w:rFonts w:ascii="Aptos" w:eastAsia="Aptos" w:hAnsi="Aptos" w:cs="Aptos"/>
+        </w:rPr>
+        <w:t>0</w:t>
+      </w:r>
+      <w:proofErr w:type="gramStart"/>
+      <w:r>
+        <w:rPr>
+          <w:rFonts w:ascii="Aptos" w:eastAsia="Aptos" w:hAnsi="Aptos" w:cs="Aptos"/>
+        </w:rPr>
+        <w:t>);</w:t>
+      </w:r>
+      <w:proofErr w:type="gramEnd"/>
     </w:p>
     <w:p>
       <w:pPr>
@@ -4041,30 +5711,82 @@
         <w:rPr>
           <w:rFonts w:ascii="Aptos" w:eastAsia="Aptos" w:hAnsi="Aptos" w:cs="Aptos"/>
         </w:rPr>
-        <w:t xml:space="preserve">  useEffect(() =&gt; {</w:t>
-      </w:r>
-    </w:p>
-    <w:p>
-      <w:pPr>
-        <w:spacing w:before="240" w:after="240"/>
-      </w:pPr>
-      <w:r>
-        <w:rPr>
-          <w:rFonts w:ascii="Aptos" w:eastAsia="Aptos" w:hAnsi="Aptos" w:cs="Aptos"/>
-        </w:rPr>
-        <w:t xml:space="preserve">    console.log("Effect ran:", count);</w:t>
-      </w:r>
-    </w:p>
-    <w:p>
-      <w:pPr>
-        <w:spacing w:before="240" w:after="240"/>
-      </w:pPr>
-      <w:r>
-        <w:rPr>
-          <w:rFonts w:ascii="Aptos" w:eastAsia="Aptos" w:hAnsi="Aptos" w:cs="Aptos"/>
-        </w:rPr>
-        <w:t xml:space="preserve">  }, [count]);</w:t>
-      </w:r>
+        <w:t xml:space="preserve">  </w:t>
+      </w:r>
+      <w:proofErr w:type="spellStart"/>
+      <w:proofErr w:type="gramStart"/>
+      <w:r>
+        <w:rPr>
+          <w:rFonts w:ascii="Aptos" w:eastAsia="Aptos" w:hAnsi="Aptos" w:cs="Aptos"/>
+        </w:rPr>
+        <w:t>useEffect</w:t>
+      </w:r>
+      <w:proofErr w:type="spellEnd"/>
+      <w:r>
+        <w:rPr>
+          <w:rFonts w:ascii="Aptos" w:eastAsia="Aptos" w:hAnsi="Aptos" w:cs="Aptos"/>
+        </w:rPr>
+        <w:t>(</w:t>
+      </w:r>
+      <w:proofErr w:type="gramEnd"/>
+      <w:r>
+        <w:rPr>
+          <w:rFonts w:ascii="Aptos" w:eastAsia="Aptos" w:hAnsi="Aptos" w:cs="Aptos"/>
+        </w:rPr>
+        <w:t>() =&gt; {</w:t>
+      </w:r>
+    </w:p>
+    <w:p>
+      <w:pPr>
+        <w:spacing w:before="240" w:after="240"/>
+      </w:pPr>
+      <w:r>
+        <w:rPr>
+          <w:rFonts w:ascii="Aptos" w:eastAsia="Aptos" w:hAnsi="Aptos" w:cs="Aptos"/>
+        </w:rPr>
+        <w:t xml:space="preserve">    </w:t>
+      </w:r>
+      <w:proofErr w:type="gramStart"/>
+      <w:r>
+        <w:rPr>
+          <w:rFonts w:ascii="Aptos" w:eastAsia="Aptos" w:hAnsi="Aptos" w:cs="Aptos"/>
+        </w:rPr>
+        <w:t>console.log(</w:t>
+      </w:r>
+      <w:proofErr w:type="gramEnd"/>
+      <w:r>
+        <w:rPr>
+          <w:rFonts w:ascii="Aptos" w:eastAsia="Aptos" w:hAnsi="Aptos" w:cs="Aptos"/>
+        </w:rPr>
+        <w:t>"Effect ran:", count</w:t>
+      </w:r>
+      <w:proofErr w:type="gramStart"/>
+      <w:r>
+        <w:rPr>
+          <w:rFonts w:ascii="Aptos" w:eastAsia="Aptos" w:hAnsi="Aptos" w:cs="Aptos"/>
+        </w:rPr>
+        <w:t>);</w:t>
+      </w:r>
+      <w:proofErr w:type="gramEnd"/>
+    </w:p>
+    <w:p>
+      <w:pPr>
+        <w:spacing w:before="240" w:after="240"/>
+      </w:pPr>
+      <w:r>
+        <w:rPr>
+          <w:rFonts w:ascii="Aptos" w:eastAsia="Aptos" w:hAnsi="Aptos" w:cs="Aptos"/>
+        </w:rPr>
+        <w:t xml:space="preserve">  }, [count]</w:t>
+      </w:r>
+      <w:proofErr w:type="gramStart"/>
+      <w:r>
+        <w:rPr>
+          <w:rFonts w:ascii="Aptos" w:eastAsia="Aptos" w:hAnsi="Aptos" w:cs="Aptos"/>
+        </w:rPr>
+        <w:t>);</w:t>
+      </w:r>
+      <w:proofErr w:type="gramEnd"/>
     </w:p>
     <w:p>
       <w:pPr>
@@ -4085,8 +5807,30 @@
         <w:rPr>
           <w:rFonts w:ascii="Aptos" w:eastAsia="Aptos" w:hAnsi="Aptos" w:cs="Aptos"/>
         </w:rPr>
-        <w:t xml:space="preserve">  console.log("Rendered:", count);</w:t>
-      </w:r>
+        <w:t xml:space="preserve">  </w:t>
+      </w:r>
+      <w:proofErr w:type="gramStart"/>
+      <w:r>
+        <w:rPr>
+          <w:rFonts w:ascii="Aptos" w:eastAsia="Aptos" w:hAnsi="Aptos" w:cs="Aptos"/>
+        </w:rPr>
+        <w:t>console.log(</w:t>
+      </w:r>
+      <w:proofErr w:type="gramEnd"/>
+      <w:r>
+        <w:rPr>
+          <w:rFonts w:ascii="Aptos" w:eastAsia="Aptos" w:hAnsi="Aptos" w:cs="Aptos"/>
+        </w:rPr>
+        <w:t>"Rendered:", count</w:t>
+      </w:r>
+      <w:proofErr w:type="gramStart"/>
+      <w:r>
+        <w:rPr>
+          <w:rFonts w:ascii="Aptos" w:eastAsia="Aptos" w:hAnsi="Aptos" w:cs="Aptos"/>
+        </w:rPr>
+        <w:t>);</w:t>
+      </w:r>
+      <w:proofErr w:type="gramEnd"/>
     </w:p>
     <w:p>
       <w:pPr>
@@ -4119,7 +5863,65 @@
           <w:rFonts w:ascii="Aptos" w:eastAsia="Aptos" w:hAnsi="Aptos" w:cs="Aptos"/>
         </w:rPr>
         <w:lastRenderedPageBreak/>
-        <w:t xml:space="preserve">    &lt;button onClick={() =&gt; setCount(count + 1)}&gt;Click&lt;/button&gt;</w:t>
+        <w:t xml:space="preserve">    &lt;button </w:t>
+      </w:r>
+      <w:proofErr w:type="spellStart"/>
+      <w:r>
+        <w:rPr>
+          <w:rFonts w:ascii="Aptos" w:eastAsia="Aptos" w:hAnsi="Aptos" w:cs="Aptos"/>
+        </w:rPr>
+        <w:t>onClick</w:t>
+      </w:r>
+      <w:proofErr w:type="spellEnd"/>
+      <w:proofErr w:type="gramStart"/>
+      <w:r>
+        <w:rPr>
+          <w:rFonts w:ascii="Aptos" w:eastAsia="Aptos" w:hAnsi="Aptos" w:cs="Aptos"/>
+        </w:rPr>
+        <w:t>={</w:t>
+      </w:r>
+      <w:proofErr w:type="gramEnd"/>
+      <w:r>
+        <w:rPr>
+          <w:rFonts w:ascii="Aptos" w:eastAsia="Aptos" w:hAnsi="Aptos" w:cs="Aptos"/>
+        </w:rPr>
+        <w:t xml:space="preserve">() =&gt; </w:t>
+      </w:r>
+      <w:proofErr w:type="spellStart"/>
+      <w:proofErr w:type="gramStart"/>
+      <w:r>
+        <w:rPr>
+          <w:rFonts w:ascii="Aptos" w:eastAsia="Aptos" w:hAnsi="Aptos" w:cs="Aptos"/>
+        </w:rPr>
+        <w:t>setCount</w:t>
+      </w:r>
+      <w:proofErr w:type="spellEnd"/>
+      <w:r>
+        <w:rPr>
+          <w:rFonts w:ascii="Aptos" w:eastAsia="Aptos" w:hAnsi="Aptos" w:cs="Aptos"/>
+        </w:rPr>
+        <w:t>(</w:t>
+      </w:r>
+      <w:proofErr w:type="gramEnd"/>
+      <w:r>
+        <w:rPr>
+          <w:rFonts w:ascii="Aptos" w:eastAsia="Aptos" w:hAnsi="Aptos" w:cs="Aptos"/>
+        </w:rPr>
+        <w:t xml:space="preserve">count + </w:t>
+      </w:r>
+      <w:proofErr w:type="gramStart"/>
+      <w:r>
+        <w:rPr>
+          <w:rFonts w:ascii="Aptos" w:eastAsia="Aptos" w:hAnsi="Aptos" w:cs="Aptos"/>
+        </w:rPr>
+        <w:t>1)}</w:t>
+      </w:r>
+      <w:proofErr w:type="gramEnd"/>
+      <w:r>
+        <w:rPr>
+          <w:rFonts w:ascii="Aptos" w:eastAsia="Aptos" w:hAnsi="Aptos" w:cs="Aptos"/>
+        </w:rPr>
+        <w:t>&gt;Click&lt;/button&gt;</w:t>
       </w:r>
     </w:p>
     <w:p>
@@ -4289,12 +6091,14 @@
         </w:rPr>
         <w:t xml:space="preserve"> the </w:t>
       </w:r>
+      <w:proofErr w:type="spellStart"/>
       <w:r>
         <w:rPr>
           <w:rFonts w:ascii="Consolas" w:eastAsia="Consolas" w:hAnsi="Consolas" w:cs="Consolas"/>
         </w:rPr>
         <w:t>useEffect</w:t>
       </w:r>
+      <w:proofErr w:type="spellEnd"/>
       <w:r>
         <w:rPr>
           <w:rFonts w:ascii="Aptos" w:eastAsia="Aptos" w:hAnsi="Aptos" w:cs="Aptos"/>
@@ -4334,30 +6138,88 @@
         <w:rPr>
           <w:rFonts w:ascii="Aptos" w:eastAsia="Aptos" w:hAnsi="Aptos" w:cs="Aptos"/>
         </w:rPr>
-        <w:t>const Child = React.memo(({ value }) =&gt; {</w:t>
-      </w:r>
-    </w:p>
-    <w:p>
-      <w:pPr>
-        <w:spacing w:before="240" w:after="240"/>
-      </w:pPr>
-      <w:r>
-        <w:rPr>
-          <w:rFonts w:ascii="Aptos" w:eastAsia="Aptos" w:hAnsi="Aptos" w:cs="Aptos"/>
-        </w:rPr>
-        <w:t xml:space="preserve">  console.log("Child render");</w:t>
-      </w:r>
-    </w:p>
-    <w:p>
-      <w:pPr>
-        <w:spacing w:before="240" w:after="240"/>
-      </w:pPr>
-      <w:r>
-        <w:rPr>
-          <w:rFonts w:ascii="Aptos" w:eastAsia="Aptos" w:hAnsi="Aptos" w:cs="Aptos"/>
-        </w:rPr>
-        <w:t xml:space="preserve">  return &lt;div&gt;{value}&lt;/div&gt;;</w:t>
-      </w:r>
+        <w:t xml:space="preserve">const Child = </w:t>
+      </w:r>
+      <w:proofErr w:type="spellStart"/>
+      <w:r>
+        <w:rPr>
+          <w:rFonts w:ascii="Aptos" w:eastAsia="Aptos" w:hAnsi="Aptos" w:cs="Aptos"/>
+        </w:rPr>
+        <w:t>React.memo</w:t>
+      </w:r>
+      <w:proofErr w:type="spellEnd"/>
+      <w:r>
+        <w:rPr>
+          <w:rFonts w:ascii="Aptos" w:eastAsia="Aptos" w:hAnsi="Aptos" w:cs="Aptos"/>
+        </w:rPr>
+        <w:t>(</w:t>
+      </w:r>
+      <w:proofErr w:type="gramStart"/>
+      <w:r>
+        <w:rPr>
+          <w:rFonts w:ascii="Aptos" w:eastAsia="Aptos" w:hAnsi="Aptos" w:cs="Aptos"/>
+        </w:rPr>
+        <w:t>({ value</w:t>
+      </w:r>
+      <w:proofErr w:type="gramEnd"/>
+      <w:r>
+        <w:rPr>
+          <w:rFonts w:ascii="Aptos" w:eastAsia="Aptos" w:hAnsi="Aptos" w:cs="Aptos"/>
+        </w:rPr>
+        <w:t xml:space="preserve"> }) =&gt; {</w:t>
+      </w:r>
+    </w:p>
+    <w:p>
+      <w:pPr>
+        <w:spacing w:before="240" w:after="240"/>
+      </w:pPr>
+      <w:r>
+        <w:rPr>
+          <w:rFonts w:ascii="Aptos" w:eastAsia="Aptos" w:hAnsi="Aptos" w:cs="Aptos"/>
+        </w:rPr>
+        <w:t xml:space="preserve">  </w:t>
+      </w:r>
+      <w:proofErr w:type="gramStart"/>
+      <w:r>
+        <w:rPr>
+          <w:rFonts w:ascii="Aptos" w:eastAsia="Aptos" w:hAnsi="Aptos" w:cs="Aptos"/>
+        </w:rPr>
+        <w:t>console.log(</w:t>
+      </w:r>
+      <w:proofErr w:type="gramEnd"/>
+      <w:r>
+        <w:rPr>
+          <w:rFonts w:ascii="Aptos" w:eastAsia="Aptos" w:hAnsi="Aptos" w:cs="Aptos"/>
+        </w:rPr>
+        <w:t>"Child render"</w:t>
+      </w:r>
+      <w:proofErr w:type="gramStart"/>
+      <w:r>
+        <w:rPr>
+          <w:rFonts w:ascii="Aptos" w:eastAsia="Aptos" w:hAnsi="Aptos" w:cs="Aptos"/>
+        </w:rPr>
+        <w:t>);</w:t>
+      </w:r>
+      <w:proofErr w:type="gramEnd"/>
+    </w:p>
+    <w:p>
+      <w:pPr>
+        <w:spacing w:before="240" w:after="240"/>
+      </w:pPr>
+      <w:r>
+        <w:rPr>
+          <w:rFonts w:ascii="Aptos" w:eastAsia="Aptos" w:hAnsi="Aptos" w:cs="Aptos"/>
+        </w:rPr>
+        <w:t xml:space="preserve">  return &lt;div&gt;{value}&lt;/div</w:t>
+      </w:r>
+      <w:proofErr w:type="gramStart"/>
+      <w:r>
+        <w:rPr>
+          <w:rFonts w:ascii="Aptos" w:eastAsia="Aptos" w:hAnsi="Aptos" w:cs="Aptos"/>
+        </w:rPr>
+        <w:t>&gt;;</w:t>
+      </w:r>
+      <w:proofErr w:type="gramEnd"/>
     </w:p>
     <w:p>
       <w:pPr>
@@ -4389,19 +6251,69 @@
         <w:rPr>
           <w:rFonts w:ascii="Aptos" w:eastAsia="Aptos" w:hAnsi="Aptos" w:cs="Aptos"/>
         </w:rPr>
-        <w:t>function Parent() {</w:t>
-      </w:r>
-    </w:p>
-    <w:p>
-      <w:pPr>
-        <w:spacing w:before="240" w:after="240"/>
-      </w:pPr>
-      <w:r>
-        <w:rPr>
-          <w:rFonts w:ascii="Aptos" w:eastAsia="Aptos" w:hAnsi="Aptos" w:cs="Aptos"/>
-        </w:rPr>
-        <w:t xml:space="preserve">  const [count, setCount] = useState(0);</w:t>
-      </w:r>
+        <w:t xml:space="preserve">function </w:t>
+      </w:r>
+      <w:proofErr w:type="gramStart"/>
+      <w:r>
+        <w:rPr>
+          <w:rFonts w:ascii="Aptos" w:eastAsia="Aptos" w:hAnsi="Aptos" w:cs="Aptos"/>
+        </w:rPr>
+        <w:t>Parent(</w:t>
+      </w:r>
+      <w:proofErr w:type="gramEnd"/>
+      <w:r>
+        <w:rPr>
+          <w:rFonts w:ascii="Aptos" w:eastAsia="Aptos" w:hAnsi="Aptos" w:cs="Aptos"/>
+        </w:rPr>
+        <w:t>) {</w:t>
+      </w:r>
+    </w:p>
+    <w:p>
+      <w:pPr>
+        <w:spacing w:before="240" w:after="240"/>
+      </w:pPr>
+      <w:r>
+        <w:rPr>
+          <w:rFonts w:ascii="Aptos" w:eastAsia="Aptos" w:hAnsi="Aptos" w:cs="Aptos"/>
+        </w:rPr>
+        <w:t xml:space="preserve">  const [count, </w:t>
+      </w:r>
+      <w:proofErr w:type="spellStart"/>
+      <w:r>
+        <w:rPr>
+          <w:rFonts w:ascii="Aptos" w:eastAsia="Aptos" w:hAnsi="Aptos" w:cs="Aptos"/>
+        </w:rPr>
+        <w:t>setCount</w:t>
+      </w:r>
+      <w:proofErr w:type="spellEnd"/>
+      <w:r>
+        <w:rPr>
+          <w:rFonts w:ascii="Aptos" w:eastAsia="Aptos" w:hAnsi="Aptos" w:cs="Aptos"/>
+        </w:rPr>
+        <w:t xml:space="preserve">] = </w:t>
+      </w:r>
+      <w:proofErr w:type="gramStart"/>
+      <w:r>
+        <w:rPr>
+          <w:rFonts w:ascii="Aptos" w:eastAsia="Aptos" w:hAnsi="Aptos" w:cs="Aptos"/>
+        </w:rPr>
+        <w:t>useState(</w:t>
+      </w:r>
+      <w:proofErr w:type="gramEnd"/>
+      <w:r>
+        <w:rPr>
+          <w:rFonts w:ascii="Aptos" w:eastAsia="Aptos" w:hAnsi="Aptos" w:cs="Aptos"/>
+        </w:rPr>
+        <w:t>0</w:t>
+      </w:r>
+      <w:proofErr w:type="gramStart"/>
+      <w:r>
+        <w:rPr>
+          <w:rFonts w:ascii="Aptos" w:eastAsia="Aptos" w:hAnsi="Aptos" w:cs="Aptos"/>
+        </w:rPr>
+        <w:t>);</w:t>
+      </w:r>
+      <w:proofErr w:type="gramEnd"/>
     </w:p>
     <w:p>
       <w:pPr>
@@ -4444,7 +6356,65 @@
         <w:rPr>
           <w:rFonts w:ascii="Aptos" w:eastAsia="Aptos" w:hAnsi="Aptos" w:cs="Aptos"/>
         </w:rPr>
-        <w:t xml:space="preserve">      &lt;button onClick={() =&gt; setCount(count + 1)}&gt;Increment&lt;/button&gt;</w:t>
+        <w:t xml:space="preserve">      &lt;button </w:t>
+      </w:r>
+      <w:proofErr w:type="spellStart"/>
+      <w:r>
+        <w:rPr>
+          <w:rFonts w:ascii="Aptos" w:eastAsia="Aptos" w:hAnsi="Aptos" w:cs="Aptos"/>
+        </w:rPr>
+        <w:t>onClick</w:t>
+      </w:r>
+      <w:proofErr w:type="spellEnd"/>
+      <w:proofErr w:type="gramStart"/>
+      <w:r>
+        <w:rPr>
+          <w:rFonts w:ascii="Aptos" w:eastAsia="Aptos" w:hAnsi="Aptos" w:cs="Aptos"/>
+        </w:rPr>
+        <w:t>={</w:t>
+      </w:r>
+      <w:proofErr w:type="gramEnd"/>
+      <w:r>
+        <w:rPr>
+          <w:rFonts w:ascii="Aptos" w:eastAsia="Aptos" w:hAnsi="Aptos" w:cs="Aptos"/>
+        </w:rPr>
+        <w:t xml:space="preserve">() =&gt; </w:t>
+      </w:r>
+      <w:proofErr w:type="spellStart"/>
+      <w:proofErr w:type="gramStart"/>
+      <w:r>
+        <w:rPr>
+          <w:rFonts w:ascii="Aptos" w:eastAsia="Aptos" w:hAnsi="Aptos" w:cs="Aptos"/>
+        </w:rPr>
+        <w:t>setCount</w:t>
+      </w:r>
+      <w:proofErr w:type="spellEnd"/>
+      <w:r>
+        <w:rPr>
+          <w:rFonts w:ascii="Aptos" w:eastAsia="Aptos" w:hAnsi="Aptos" w:cs="Aptos"/>
+        </w:rPr>
+        <w:t>(</w:t>
+      </w:r>
+      <w:proofErr w:type="gramEnd"/>
+      <w:r>
+        <w:rPr>
+          <w:rFonts w:ascii="Aptos" w:eastAsia="Aptos" w:hAnsi="Aptos" w:cs="Aptos"/>
+        </w:rPr>
+        <w:t xml:space="preserve">count + </w:t>
+      </w:r>
+      <w:proofErr w:type="gramStart"/>
+      <w:r>
+        <w:rPr>
+          <w:rFonts w:ascii="Aptos" w:eastAsia="Aptos" w:hAnsi="Aptos" w:cs="Aptos"/>
+        </w:rPr>
+        <w:t>1)}</w:t>
+      </w:r>
+      <w:proofErr w:type="gramEnd"/>
+      <w:r>
+        <w:rPr>
+          <w:rFonts w:ascii="Aptos" w:eastAsia="Aptos" w:hAnsi="Aptos" w:cs="Aptos"/>
+        </w:rPr>
+        <w:t>&gt;Increment&lt;/button&gt;</w:t>
       </w:r>
     </w:p>
     <w:p>
@@ -4561,12 +6531,14 @@
         </w:rPr>
         <w:t xml:space="preserve">No. </w:t>
       </w:r>
+      <w:proofErr w:type="spellStart"/>
       <w:r>
         <w:rPr>
           <w:rFonts w:ascii="Consolas" w:eastAsia="Consolas" w:hAnsi="Consolas" w:cs="Consolas"/>
         </w:rPr>
         <w:t>React.memo</w:t>
       </w:r>
+      <w:proofErr w:type="spellEnd"/>
       <w:r>
         <w:rPr>
           <w:rFonts w:ascii="Aptos" w:eastAsia="Aptos" w:hAnsi="Aptos" w:cs="Aptos"/>
@@ -4639,13 +6611,9 @@
           <w:iCs/>
           <w:color w:val="0F4761" w:themeColor="accent1" w:themeShade="BF"/>
         </w:rPr>
-        <w:t>function Counter() {</w:t>
-      </w:r>
-    </w:p>
-    <w:p>
-      <w:pPr>
-        <w:spacing w:before="240" w:after="240"/>
-      </w:pPr>
+        <w:t xml:space="preserve">function </w:t>
+      </w:r>
+      <w:proofErr w:type="gramStart"/>
       <w:r>
         <w:rPr>
           <w:rFonts w:eastAsiaTheme="majorEastAsia" w:cstheme="majorBidi"/>
@@ -4655,13 +6623,9 @@
           <w:iCs/>
           <w:color w:val="0F4761" w:themeColor="accent1" w:themeShade="BF"/>
         </w:rPr>
-        <w:t xml:space="preserve">  const [count, setCount] = useState(0);</w:t>
-      </w:r>
-    </w:p>
-    <w:p>
-      <w:pPr>
-        <w:spacing w:before="240" w:after="240"/>
-      </w:pPr>
+        <w:t>Counter(</w:t>
+      </w:r>
+      <w:proofErr w:type="gramEnd"/>
       <w:r>
         <w:rPr>
           <w:rFonts w:eastAsiaTheme="majorEastAsia" w:cstheme="majorBidi"/>
@@ -4671,7 +6635,7 @@
           <w:iCs/>
           <w:color w:val="0F4761" w:themeColor="accent1" w:themeShade="BF"/>
         </w:rPr>
-        <w:t xml:space="preserve"> </w:t>
+        <w:t>) {</w:t>
       </w:r>
     </w:p>
     <w:p>
@@ -4687,13 +6651,9 @@
           <w:iCs/>
           <w:color w:val="0F4761" w:themeColor="accent1" w:themeShade="BF"/>
         </w:rPr>
-        <w:t xml:space="preserve">  const handleClick = useCallback(() =&gt; {</w:t>
-      </w:r>
-    </w:p>
-    <w:p>
-      <w:pPr>
-        <w:spacing w:before="240" w:after="240"/>
-      </w:pPr>
+        <w:t xml:space="preserve">  const [count, </w:t>
+      </w:r>
+      <w:proofErr w:type="spellStart"/>
       <w:r>
         <w:rPr>
           <w:rFonts w:eastAsiaTheme="majorEastAsia" w:cstheme="majorBidi"/>
@@ -4703,13 +6663,9 @@
           <w:iCs/>
           <w:color w:val="0F4761" w:themeColor="accent1" w:themeShade="BF"/>
         </w:rPr>
-        <w:t xml:space="preserve">    setCount(count + 1);</w:t>
-      </w:r>
-    </w:p>
-    <w:p>
-      <w:pPr>
-        <w:spacing w:before="240" w:after="240"/>
-      </w:pPr>
+        <w:t>setCount</w:t>
+      </w:r>
+      <w:proofErr w:type="spellEnd"/>
       <w:r>
         <w:rPr>
           <w:rFonts w:eastAsiaTheme="majorEastAsia" w:cstheme="majorBidi"/>
@@ -4719,13 +6675,9 @@
           <w:iCs/>
           <w:color w:val="0F4761" w:themeColor="accent1" w:themeShade="BF"/>
         </w:rPr>
-        <w:t xml:space="preserve">  }, []);</w:t>
-      </w:r>
-    </w:p>
-    <w:p>
-      <w:pPr>
-        <w:spacing w:before="240" w:after="240"/>
-      </w:pPr>
+        <w:t xml:space="preserve">] = </w:t>
+      </w:r>
+      <w:proofErr w:type="gramStart"/>
       <w:r>
         <w:rPr>
           <w:rFonts w:eastAsiaTheme="majorEastAsia" w:cstheme="majorBidi"/>
@@ -4735,13 +6687,9 @@
           <w:iCs/>
           <w:color w:val="0F4761" w:themeColor="accent1" w:themeShade="BF"/>
         </w:rPr>
-        <w:t xml:space="preserve"> </w:t>
-      </w:r>
-    </w:p>
-    <w:p>
-      <w:pPr>
-        <w:spacing w:before="240" w:after="240"/>
-      </w:pPr>
+        <w:t>useState(</w:t>
+      </w:r>
+      <w:proofErr w:type="gramEnd"/>
       <w:r>
         <w:rPr>
           <w:rFonts w:eastAsiaTheme="majorEastAsia" w:cstheme="majorBidi"/>
@@ -4751,13 +6699,9 @@
           <w:iCs/>
           <w:color w:val="0F4761" w:themeColor="accent1" w:themeShade="BF"/>
         </w:rPr>
-        <w:t xml:space="preserve">  return &lt;button onClick={handleClick}&gt;Count: {count}&lt;/button&gt;;</w:t>
-      </w:r>
-    </w:p>
-    <w:p>
-      <w:pPr>
-        <w:spacing w:before="240" w:after="240"/>
-      </w:pPr>
+        <w:t>0</w:t>
+      </w:r>
+      <w:proofErr w:type="gramStart"/>
       <w:r>
         <w:rPr>
           <w:rFonts w:eastAsiaTheme="majorEastAsia" w:cstheme="majorBidi"/>
@@ -4767,6 +6711,291 @@
           <w:iCs/>
           <w:color w:val="0F4761" w:themeColor="accent1" w:themeShade="BF"/>
         </w:rPr>
+        <w:t>);</w:t>
+      </w:r>
+      <w:proofErr w:type="gramEnd"/>
+    </w:p>
+    <w:p>
+      <w:pPr>
+        <w:spacing w:before="240" w:after="240"/>
+      </w:pPr>
+      <w:r>
+        <w:rPr>
+          <w:rFonts w:eastAsiaTheme="majorEastAsia" w:cstheme="majorBidi"/>
+          <w:b/>
+          <w:bCs/>
+          <w:i/>
+          <w:iCs/>
+          <w:color w:val="0F4761" w:themeColor="accent1" w:themeShade="BF"/>
+        </w:rPr>
+        <w:t xml:space="preserve"> </w:t>
+      </w:r>
+    </w:p>
+    <w:p>
+      <w:pPr>
+        <w:spacing w:before="240" w:after="240"/>
+      </w:pPr>
+      <w:r>
+        <w:rPr>
+          <w:rFonts w:eastAsiaTheme="majorEastAsia" w:cstheme="majorBidi"/>
+          <w:b/>
+          <w:bCs/>
+          <w:i/>
+          <w:iCs/>
+          <w:color w:val="0F4761" w:themeColor="accent1" w:themeShade="BF"/>
+        </w:rPr>
+        <w:t xml:space="preserve">  const </w:t>
+      </w:r>
+      <w:proofErr w:type="spellStart"/>
+      <w:r>
+        <w:rPr>
+          <w:rFonts w:eastAsiaTheme="majorEastAsia" w:cstheme="majorBidi"/>
+          <w:b/>
+          <w:bCs/>
+          <w:i/>
+          <w:iCs/>
+          <w:color w:val="0F4761" w:themeColor="accent1" w:themeShade="BF"/>
+        </w:rPr>
+        <w:t>handleClick</w:t>
+      </w:r>
+      <w:proofErr w:type="spellEnd"/>
+      <w:r>
+        <w:rPr>
+          <w:rFonts w:eastAsiaTheme="majorEastAsia" w:cstheme="majorBidi"/>
+          <w:b/>
+          <w:bCs/>
+          <w:i/>
+          <w:iCs/>
+          <w:color w:val="0F4761" w:themeColor="accent1" w:themeShade="BF"/>
+        </w:rPr>
+        <w:t xml:space="preserve"> = </w:t>
+      </w:r>
+      <w:proofErr w:type="spellStart"/>
+      <w:proofErr w:type="gramStart"/>
+      <w:r>
+        <w:rPr>
+          <w:rFonts w:eastAsiaTheme="majorEastAsia" w:cstheme="majorBidi"/>
+          <w:b/>
+          <w:bCs/>
+          <w:i/>
+          <w:iCs/>
+          <w:color w:val="0F4761" w:themeColor="accent1" w:themeShade="BF"/>
+        </w:rPr>
+        <w:t>useCallback</w:t>
+      </w:r>
+      <w:proofErr w:type="spellEnd"/>
+      <w:r>
+        <w:rPr>
+          <w:rFonts w:eastAsiaTheme="majorEastAsia" w:cstheme="majorBidi"/>
+          <w:b/>
+          <w:bCs/>
+          <w:i/>
+          <w:iCs/>
+          <w:color w:val="0F4761" w:themeColor="accent1" w:themeShade="BF"/>
+        </w:rPr>
+        <w:t>(</w:t>
+      </w:r>
+      <w:proofErr w:type="gramEnd"/>
+      <w:r>
+        <w:rPr>
+          <w:rFonts w:eastAsiaTheme="majorEastAsia" w:cstheme="majorBidi"/>
+          <w:b/>
+          <w:bCs/>
+          <w:i/>
+          <w:iCs/>
+          <w:color w:val="0F4761" w:themeColor="accent1" w:themeShade="BF"/>
+        </w:rPr>
+        <w:t>() =&gt; {</w:t>
+      </w:r>
+    </w:p>
+    <w:p>
+      <w:pPr>
+        <w:spacing w:before="240" w:after="240"/>
+      </w:pPr>
+      <w:r>
+        <w:rPr>
+          <w:rFonts w:eastAsiaTheme="majorEastAsia" w:cstheme="majorBidi"/>
+          <w:b/>
+          <w:bCs/>
+          <w:i/>
+          <w:iCs/>
+          <w:color w:val="0F4761" w:themeColor="accent1" w:themeShade="BF"/>
+        </w:rPr>
+        <w:t xml:space="preserve">    </w:t>
+      </w:r>
+      <w:proofErr w:type="spellStart"/>
+      <w:proofErr w:type="gramStart"/>
+      <w:r>
+        <w:rPr>
+          <w:rFonts w:eastAsiaTheme="majorEastAsia" w:cstheme="majorBidi"/>
+          <w:b/>
+          <w:bCs/>
+          <w:i/>
+          <w:iCs/>
+          <w:color w:val="0F4761" w:themeColor="accent1" w:themeShade="BF"/>
+        </w:rPr>
+        <w:t>setCount</w:t>
+      </w:r>
+      <w:proofErr w:type="spellEnd"/>
+      <w:r>
+        <w:rPr>
+          <w:rFonts w:eastAsiaTheme="majorEastAsia" w:cstheme="majorBidi"/>
+          <w:b/>
+          <w:bCs/>
+          <w:i/>
+          <w:iCs/>
+          <w:color w:val="0F4761" w:themeColor="accent1" w:themeShade="BF"/>
+        </w:rPr>
+        <w:t>(</w:t>
+      </w:r>
+      <w:proofErr w:type="gramEnd"/>
+      <w:r>
+        <w:rPr>
+          <w:rFonts w:eastAsiaTheme="majorEastAsia" w:cstheme="majorBidi"/>
+          <w:b/>
+          <w:bCs/>
+          <w:i/>
+          <w:iCs/>
+          <w:color w:val="0F4761" w:themeColor="accent1" w:themeShade="BF"/>
+        </w:rPr>
+        <w:t>count + 1</w:t>
+      </w:r>
+      <w:proofErr w:type="gramStart"/>
+      <w:r>
+        <w:rPr>
+          <w:rFonts w:eastAsiaTheme="majorEastAsia" w:cstheme="majorBidi"/>
+          <w:b/>
+          <w:bCs/>
+          <w:i/>
+          <w:iCs/>
+          <w:color w:val="0F4761" w:themeColor="accent1" w:themeShade="BF"/>
+        </w:rPr>
+        <w:t>);</w:t>
+      </w:r>
+      <w:proofErr w:type="gramEnd"/>
+    </w:p>
+    <w:p>
+      <w:pPr>
+        <w:spacing w:before="240" w:after="240"/>
+      </w:pPr>
+      <w:r>
+        <w:rPr>
+          <w:rFonts w:eastAsiaTheme="majorEastAsia" w:cstheme="majorBidi"/>
+          <w:b/>
+          <w:bCs/>
+          <w:i/>
+          <w:iCs/>
+          <w:color w:val="0F4761" w:themeColor="accent1" w:themeShade="BF"/>
+        </w:rPr>
+        <w:t xml:space="preserve">  }, []);</w:t>
+      </w:r>
+    </w:p>
+    <w:p>
+      <w:pPr>
+        <w:spacing w:before="240" w:after="240"/>
+      </w:pPr>
+      <w:r>
+        <w:rPr>
+          <w:rFonts w:eastAsiaTheme="majorEastAsia" w:cstheme="majorBidi"/>
+          <w:b/>
+          <w:bCs/>
+          <w:i/>
+          <w:iCs/>
+          <w:color w:val="0F4761" w:themeColor="accent1" w:themeShade="BF"/>
+        </w:rPr>
+        <w:t xml:space="preserve"> </w:t>
+      </w:r>
+    </w:p>
+    <w:p>
+      <w:pPr>
+        <w:spacing w:before="240" w:after="240"/>
+      </w:pPr>
+      <w:r>
+        <w:rPr>
+          <w:rFonts w:eastAsiaTheme="majorEastAsia" w:cstheme="majorBidi"/>
+          <w:b/>
+          <w:bCs/>
+          <w:i/>
+          <w:iCs/>
+          <w:color w:val="0F4761" w:themeColor="accent1" w:themeShade="BF"/>
+        </w:rPr>
+        <w:t xml:space="preserve">  return &lt;button </w:t>
+      </w:r>
+      <w:proofErr w:type="spellStart"/>
+      <w:r>
+        <w:rPr>
+          <w:rFonts w:eastAsiaTheme="majorEastAsia" w:cstheme="majorBidi"/>
+          <w:b/>
+          <w:bCs/>
+          <w:i/>
+          <w:iCs/>
+          <w:color w:val="0F4761" w:themeColor="accent1" w:themeShade="BF"/>
+        </w:rPr>
+        <w:t>onClick</w:t>
+      </w:r>
+      <w:proofErr w:type="spellEnd"/>
+      <w:r>
+        <w:rPr>
+          <w:rFonts w:eastAsiaTheme="majorEastAsia" w:cstheme="majorBidi"/>
+          <w:b/>
+          <w:bCs/>
+          <w:i/>
+          <w:iCs/>
+          <w:color w:val="0F4761" w:themeColor="accent1" w:themeShade="BF"/>
+        </w:rPr>
+        <w:t>={</w:t>
+      </w:r>
+      <w:proofErr w:type="spellStart"/>
+      <w:r>
+        <w:rPr>
+          <w:rFonts w:eastAsiaTheme="majorEastAsia" w:cstheme="majorBidi"/>
+          <w:b/>
+          <w:bCs/>
+          <w:i/>
+          <w:iCs/>
+          <w:color w:val="0F4761" w:themeColor="accent1" w:themeShade="BF"/>
+        </w:rPr>
+        <w:t>handleClick</w:t>
+      </w:r>
+      <w:proofErr w:type="spellEnd"/>
+      <w:r>
+        <w:rPr>
+          <w:rFonts w:eastAsiaTheme="majorEastAsia" w:cstheme="majorBidi"/>
+          <w:b/>
+          <w:bCs/>
+          <w:i/>
+          <w:iCs/>
+          <w:color w:val="0F4761" w:themeColor="accent1" w:themeShade="BF"/>
+        </w:rPr>
+        <w:t>}&gt;Count: {count}&lt;/button</w:t>
+      </w:r>
+      <w:proofErr w:type="gramStart"/>
+      <w:r>
+        <w:rPr>
+          <w:rFonts w:eastAsiaTheme="majorEastAsia" w:cstheme="majorBidi"/>
+          <w:b/>
+          <w:bCs/>
+          <w:i/>
+          <w:iCs/>
+          <w:color w:val="0F4761" w:themeColor="accent1" w:themeShade="BF"/>
+        </w:rPr>
+        <w:t>&gt;;</w:t>
+      </w:r>
+      <w:proofErr w:type="gramEnd"/>
+    </w:p>
+    <w:p>
+      <w:pPr>
+        <w:spacing w:before="240" w:after="240"/>
+      </w:pPr>
+      <w:r>
+        <w:rPr>
+          <w:rFonts w:eastAsiaTheme="majorEastAsia" w:cstheme="majorBidi"/>
+          <w:b/>
+          <w:bCs/>
+          <w:i/>
+          <w:iCs/>
+          <w:color w:val="0F4761" w:themeColor="accent1" w:themeShade="BF"/>
+        </w:rPr>
         <w:t>}</w:t>
       </w:r>
     </w:p>
@@ -4794,11 +7023,27 @@
         </w:rPr>
         <w:t xml:space="preserve">Will </w:t>
       </w:r>
-      <w:r>
-        <w:rPr>
-          <w:rFonts w:ascii="Consolas" w:eastAsia="Consolas" w:hAnsi="Consolas" w:cs="Consolas"/>
-        </w:rPr>
-        <w:t>setCount(count + 1)</w:t>
+      <w:proofErr w:type="spellStart"/>
+      <w:proofErr w:type="gramStart"/>
+      <w:r>
+        <w:rPr>
+          <w:rFonts w:ascii="Consolas" w:eastAsia="Consolas" w:hAnsi="Consolas" w:cs="Consolas"/>
+        </w:rPr>
+        <w:t>setCount</w:t>
+      </w:r>
+      <w:proofErr w:type="spellEnd"/>
+      <w:r>
+        <w:rPr>
+          <w:rFonts w:ascii="Consolas" w:eastAsia="Consolas" w:hAnsi="Consolas" w:cs="Consolas"/>
+        </w:rPr>
+        <w:t>(</w:t>
+      </w:r>
+      <w:proofErr w:type="gramEnd"/>
+      <w:r>
+        <w:rPr>
+          <w:rFonts w:ascii="Consolas" w:eastAsia="Consolas" w:hAnsi="Consolas" w:cs="Consolas"/>
+        </w:rPr>
+        <w:t>count + 1)</w:t>
       </w:r>
       <w:r>
         <w:rPr>
@@ -4870,12 +7115,36 @@
         </w:rPr>
         <w:t xml:space="preserve">Fix: Use functional update: </w:t>
       </w:r>
-      <w:r>
-        <w:rPr>
-          <w:rFonts w:ascii="Consolas" w:eastAsia="Consolas" w:hAnsi="Consolas" w:cs="Consolas"/>
-        </w:rPr>
-        <w:t>setCount(c =&gt; c + 1);</w:t>
-      </w:r>
+      <w:proofErr w:type="spellStart"/>
+      <w:proofErr w:type="gramStart"/>
+      <w:r>
+        <w:rPr>
+          <w:rFonts w:ascii="Consolas" w:eastAsia="Consolas" w:hAnsi="Consolas" w:cs="Consolas"/>
+        </w:rPr>
+        <w:t>setCount</w:t>
+      </w:r>
+      <w:proofErr w:type="spellEnd"/>
+      <w:r>
+        <w:rPr>
+          <w:rFonts w:ascii="Consolas" w:eastAsia="Consolas" w:hAnsi="Consolas" w:cs="Consolas"/>
+        </w:rPr>
+        <w:t>(</w:t>
+      </w:r>
+      <w:proofErr w:type="gramEnd"/>
+      <w:r>
+        <w:rPr>
+          <w:rFonts w:ascii="Consolas" w:eastAsia="Consolas" w:hAnsi="Consolas" w:cs="Consolas"/>
+        </w:rPr>
+        <w:t>c =&gt; c + 1</w:t>
+      </w:r>
+      <w:proofErr w:type="gramStart"/>
+      <w:r>
+        <w:rPr>
+          <w:rFonts w:ascii="Consolas" w:eastAsia="Consolas" w:hAnsi="Consolas" w:cs="Consolas"/>
+        </w:rPr>
+        <w:t>);</w:t>
+      </w:r>
+      <w:proofErr w:type="gramEnd"/>
     </w:p>
     <w:p>
       <w:pPr>
@@ -4906,45 +7175,113 @@
           <w:rFonts w:ascii="Consolas" w:eastAsia="Consolas" w:hAnsi="Consolas" w:cs="Consolas"/>
         </w:rPr>
       </w:pPr>
-      <w:r>
-        <w:rPr>
-          <w:rFonts w:ascii="Consolas" w:eastAsia="Consolas" w:hAnsi="Consolas" w:cs="Consolas"/>
-        </w:rPr>
-        <w:t>useEffect(() =&gt; {</w:t>
-      </w:r>
-    </w:p>
-    <w:p>
-      <w:pPr>
-        <w:spacing w:before="240" w:after="240"/>
-      </w:pPr>
-      <w:r>
-        <w:rPr>
-          <w:rFonts w:ascii="Consolas" w:eastAsia="Consolas" w:hAnsi="Consolas" w:cs="Consolas"/>
-        </w:rPr>
-        <w:t xml:space="preserve">  const timer = setInterval(() =&gt; {</w:t>
-      </w:r>
-    </w:p>
-    <w:p>
-      <w:pPr>
-        <w:spacing w:before="240" w:after="240"/>
-      </w:pPr>
-      <w:r>
-        <w:rPr>
-          <w:rFonts w:ascii="Consolas" w:eastAsia="Consolas" w:hAnsi="Consolas" w:cs="Consolas"/>
-        </w:rPr>
-        <w:t xml:space="preserve">    console.log("Tick:", count);</w:t>
-      </w:r>
-    </w:p>
-    <w:p>
-      <w:pPr>
-        <w:spacing w:before="240" w:after="240"/>
-      </w:pPr>
-      <w:r>
-        <w:rPr>
-          <w:rFonts w:ascii="Consolas" w:eastAsia="Consolas" w:hAnsi="Consolas" w:cs="Consolas"/>
-        </w:rPr>
-        <w:t xml:space="preserve">  }, 1000);</w:t>
-      </w:r>
+      <w:proofErr w:type="spellStart"/>
+      <w:proofErr w:type="gramStart"/>
+      <w:r>
+        <w:rPr>
+          <w:rFonts w:ascii="Consolas" w:eastAsia="Consolas" w:hAnsi="Consolas" w:cs="Consolas"/>
+        </w:rPr>
+        <w:t>useEffect</w:t>
+      </w:r>
+      <w:proofErr w:type="spellEnd"/>
+      <w:r>
+        <w:rPr>
+          <w:rFonts w:ascii="Consolas" w:eastAsia="Consolas" w:hAnsi="Consolas" w:cs="Consolas"/>
+        </w:rPr>
+        <w:t>(</w:t>
+      </w:r>
+      <w:proofErr w:type="gramEnd"/>
+      <w:r>
+        <w:rPr>
+          <w:rFonts w:ascii="Consolas" w:eastAsia="Consolas" w:hAnsi="Consolas" w:cs="Consolas"/>
+        </w:rPr>
+        <w:t>() =&gt; {</w:t>
+      </w:r>
+    </w:p>
+    <w:p>
+      <w:pPr>
+        <w:spacing w:before="240" w:after="240"/>
+      </w:pPr>
+      <w:r>
+        <w:rPr>
+          <w:rFonts w:ascii="Consolas" w:eastAsia="Consolas" w:hAnsi="Consolas" w:cs="Consolas"/>
+        </w:rPr>
+        <w:t xml:space="preserve">  const timer = </w:t>
+      </w:r>
+      <w:proofErr w:type="spellStart"/>
+      <w:proofErr w:type="gramStart"/>
+      <w:r>
+        <w:rPr>
+          <w:rFonts w:ascii="Consolas" w:eastAsia="Consolas" w:hAnsi="Consolas" w:cs="Consolas"/>
+        </w:rPr>
+        <w:t>setInterval</w:t>
+      </w:r>
+      <w:proofErr w:type="spellEnd"/>
+      <w:r>
+        <w:rPr>
+          <w:rFonts w:ascii="Consolas" w:eastAsia="Consolas" w:hAnsi="Consolas" w:cs="Consolas"/>
+        </w:rPr>
+        <w:t>(</w:t>
+      </w:r>
+      <w:proofErr w:type="gramEnd"/>
+      <w:r>
+        <w:rPr>
+          <w:rFonts w:ascii="Consolas" w:eastAsia="Consolas" w:hAnsi="Consolas" w:cs="Consolas"/>
+        </w:rPr>
+        <w:t>() =&gt; {</w:t>
+      </w:r>
+    </w:p>
+    <w:p>
+      <w:pPr>
+        <w:spacing w:before="240" w:after="240"/>
+      </w:pPr>
+      <w:r>
+        <w:rPr>
+          <w:rFonts w:ascii="Consolas" w:eastAsia="Consolas" w:hAnsi="Consolas" w:cs="Consolas"/>
+        </w:rPr>
+        <w:t xml:space="preserve">    </w:t>
+      </w:r>
+      <w:proofErr w:type="gramStart"/>
+      <w:r>
+        <w:rPr>
+          <w:rFonts w:ascii="Consolas" w:eastAsia="Consolas" w:hAnsi="Consolas" w:cs="Consolas"/>
+        </w:rPr>
+        <w:t>console.log(</w:t>
+      </w:r>
+      <w:proofErr w:type="gramEnd"/>
+      <w:r>
+        <w:rPr>
+          <w:rFonts w:ascii="Consolas" w:eastAsia="Consolas" w:hAnsi="Consolas" w:cs="Consolas"/>
+        </w:rPr>
+        <w:t>"Tick:", count</w:t>
+      </w:r>
+      <w:proofErr w:type="gramStart"/>
+      <w:r>
+        <w:rPr>
+          <w:rFonts w:ascii="Consolas" w:eastAsia="Consolas" w:hAnsi="Consolas" w:cs="Consolas"/>
+        </w:rPr>
+        <w:t>);</w:t>
+      </w:r>
+      <w:proofErr w:type="gramEnd"/>
+    </w:p>
+    <w:p>
+      <w:pPr>
+        <w:spacing w:before="240" w:after="240"/>
+      </w:pPr>
+      <w:r>
+        <w:rPr>
+          <w:rFonts w:ascii="Consolas" w:eastAsia="Consolas" w:hAnsi="Consolas" w:cs="Consolas"/>
+        </w:rPr>
+        <w:t xml:space="preserve">  }, 1000</w:t>
+      </w:r>
+      <w:proofErr w:type="gramStart"/>
+      <w:r>
+        <w:rPr>
+          <w:rFonts w:ascii="Consolas" w:eastAsia="Consolas" w:hAnsi="Consolas" w:cs="Consolas"/>
+        </w:rPr>
+        <w:t>);</w:t>
+      </w:r>
+      <w:proofErr w:type="gramEnd"/>
     </w:p>
     <w:p>
       <w:pPr>
@@ -4965,8 +7302,30 @@
         <w:rPr>
           <w:rFonts w:ascii="Consolas" w:eastAsia="Consolas" w:hAnsi="Consolas" w:cs="Consolas"/>
         </w:rPr>
-        <w:t xml:space="preserve">  return () =&gt; clearInterval(timer);</w:t>
-      </w:r>
+        <w:t xml:space="preserve">  return () =&gt; </w:t>
+      </w:r>
+      <w:proofErr w:type="spellStart"/>
+      <w:r>
+        <w:rPr>
+          <w:rFonts w:ascii="Consolas" w:eastAsia="Consolas" w:hAnsi="Consolas" w:cs="Consolas"/>
+        </w:rPr>
+        <w:t>clearInterval</w:t>
+      </w:r>
+      <w:proofErr w:type="spellEnd"/>
+      <w:r>
+        <w:rPr>
+          <w:rFonts w:ascii="Consolas" w:eastAsia="Consolas" w:hAnsi="Consolas" w:cs="Consolas"/>
+        </w:rPr>
+        <w:t>(timer</w:t>
+      </w:r>
+      <w:proofErr w:type="gramStart"/>
+      <w:r>
+        <w:rPr>
+          <w:rFonts w:ascii="Consolas" w:eastAsia="Consolas" w:hAnsi="Consolas" w:cs="Consolas"/>
+        </w:rPr>
+        <w:t>);</w:t>
+      </w:r>
+      <w:proofErr w:type="gramEnd"/>
     </w:p>
     <w:p>
       <w:pPr>
@@ -5101,20 +7460,74 @@
           <w:b/>
           <w:bCs/>
         </w:rPr>
-        <w:t>function App() {</w:t>
-      </w:r>
-    </w:p>
-    <w:p>
-      <w:pPr>
-        <w:spacing w:before="240" w:after="240"/>
-      </w:pPr>
-      <w:r>
-        <w:rPr>
-          <w:rFonts w:ascii="Consolas" w:eastAsia="Consolas" w:hAnsi="Consolas" w:cs="Consolas"/>
-          <w:b/>
-          <w:bCs/>
-        </w:rPr>
-        <w:t xml:space="preserve">  const data = { name: "John" };</w:t>
+        <w:t xml:space="preserve">function </w:t>
+      </w:r>
+      <w:proofErr w:type="gramStart"/>
+      <w:r>
+        <w:rPr>
+          <w:rFonts w:ascii="Consolas" w:eastAsia="Consolas" w:hAnsi="Consolas" w:cs="Consolas"/>
+          <w:b/>
+          <w:bCs/>
+        </w:rPr>
+        <w:t>App(</w:t>
+      </w:r>
+      <w:proofErr w:type="gramEnd"/>
+      <w:r>
+        <w:rPr>
+          <w:rFonts w:ascii="Consolas" w:eastAsia="Consolas" w:hAnsi="Consolas" w:cs="Consolas"/>
+          <w:b/>
+          <w:bCs/>
+        </w:rPr>
+        <w:t>) {</w:t>
+      </w:r>
+    </w:p>
+    <w:p>
+      <w:pPr>
+        <w:spacing w:before="240" w:after="240"/>
+      </w:pPr>
+      <w:r>
+        <w:rPr>
+          <w:rFonts w:ascii="Consolas" w:eastAsia="Consolas" w:hAnsi="Consolas" w:cs="Consolas"/>
+          <w:b/>
+          <w:bCs/>
+        </w:rPr>
+        <w:t xml:space="preserve">  const data = </w:t>
+      </w:r>
+      <w:proofErr w:type="gramStart"/>
+      <w:r>
+        <w:rPr>
+          <w:rFonts w:ascii="Consolas" w:eastAsia="Consolas" w:hAnsi="Consolas" w:cs="Consolas"/>
+          <w:b/>
+          <w:bCs/>
+        </w:rPr>
+        <w:t>{ name</w:t>
+      </w:r>
+      <w:proofErr w:type="gramEnd"/>
+      <w:r>
+        <w:rPr>
+          <w:rFonts w:ascii="Consolas" w:eastAsia="Consolas" w:hAnsi="Consolas" w:cs="Consolas"/>
+          <w:b/>
+          <w:bCs/>
+        </w:rPr>
+        <w:t>: "John</w:t>
+      </w:r>
+      <w:proofErr w:type="gramStart"/>
+      <w:r>
+        <w:rPr>
+          <w:rFonts w:ascii="Consolas" w:eastAsia="Consolas" w:hAnsi="Consolas" w:cs="Consolas"/>
+          <w:b/>
+          <w:bCs/>
+        </w:rPr>
+        <w:t>" }</w:t>
+      </w:r>
+      <w:proofErr w:type="gramEnd"/>
+      <w:r>
+        <w:rPr>
+          <w:rFonts w:ascii="Consolas" w:eastAsia="Consolas" w:hAnsi="Consolas" w:cs="Consolas"/>
+          <w:b/>
+          <w:bCs/>
+        </w:rPr>
+        <w:t>;</w:t>
       </w:r>
     </w:p>
     <w:p>
@@ -5140,8 +7553,18 @@
           <w:b/>
           <w:bCs/>
         </w:rPr>
-        <w:t xml:space="preserve">  return &lt;Child data={data} /&gt;;</w:t>
-      </w:r>
+        <w:t xml:space="preserve">  return &lt;Child data={data} /</w:t>
+      </w:r>
+      <w:proofErr w:type="gramStart"/>
+      <w:r>
+        <w:rPr>
+          <w:rFonts w:ascii="Consolas" w:eastAsia="Consolas" w:hAnsi="Consolas" w:cs="Consolas"/>
+          <w:b/>
+          <w:bCs/>
+        </w:rPr>
+        <w:t>&gt;;</w:t>
+      </w:r>
+      <w:proofErr w:type="gramEnd"/>
     </w:p>
     <w:p>
       <w:pPr>
@@ -5245,7 +7668,21 @@
         <w:rPr>
           <w:rFonts w:ascii="Consolas" w:eastAsia="Consolas" w:hAnsi="Consolas" w:cs="Consolas"/>
         </w:rPr>
-        <w:t>To prevent this, use useMemo in parent:</w:t>
+        <w:t xml:space="preserve">To prevent this, use </w:t>
+      </w:r>
+      <w:proofErr w:type="spellStart"/>
+      <w:r>
+        <w:rPr>
+          <w:rFonts w:ascii="Consolas" w:eastAsia="Consolas" w:hAnsi="Consolas" w:cs="Consolas"/>
+        </w:rPr>
+        <w:t>useMemo</w:t>
+      </w:r>
+      <w:proofErr w:type="spellEnd"/>
+      <w:r>
+        <w:rPr>
+          <w:rFonts w:ascii="Consolas" w:eastAsia="Consolas" w:hAnsi="Consolas" w:cs="Consolas"/>
+        </w:rPr>
+        <w:t xml:space="preserve"> in parent:</w:t>
       </w:r>
     </w:p>
     <w:p>
@@ -5256,8 +7693,66 @@
         <w:rPr>
           <w:rFonts w:ascii="Consolas" w:eastAsia="Consolas" w:hAnsi="Consolas" w:cs="Consolas"/>
         </w:rPr>
-        <w:t>const data = useMemo(() =&gt; ({ name: "John" }), []);</w:t>
-      </w:r>
+        <w:t xml:space="preserve">const data = </w:t>
+      </w:r>
+      <w:proofErr w:type="spellStart"/>
+      <w:proofErr w:type="gramStart"/>
+      <w:r>
+        <w:rPr>
+          <w:rFonts w:ascii="Consolas" w:eastAsia="Consolas" w:hAnsi="Consolas" w:cs="Consolas"/>
+        </w:rPr>
+        <w:t>useMemo</w:t>
+      </w:r>
+      <w:proofErr w:type="spellEnd"/>
+      <w:r>
+        <w:rPr>
+          <w:rFonts w:ascii="Consolas" w:eastAsia="Consolas" w:hAnsi="Consolas" w:cs="Consolas"/>
+        </w:rPr>
+        <w:t>(</w:t>
+      </w:r>
+      <w:proofErr w:type="gramEnd"/>
+      <w:r>
+        <w:rPr>
+          <w:rFonts w:ascii="Consolas" w:eastAsia="Consolas" w:hAnsi="Consolas" w:cs="Consolas"/>
+        </w:rPr>
+        <w:t xml:space="preserve">() =&gt; </w:t>
+      </w:r>
+      <w:proofErr w:type="gramStart"/>
+      <w:r>
+        <w:rPr>
+          <w:rFonts w:ascii="Consolas" w:eastAsia="Consolas" w:hAnsi="Consolas" w:cs="Consolas"/>
+        </w:rPr>
+        <w:t>({ name</w:t>
+      </w:r>
+      <w:proofErr w:type="gramEnd"/>
+      <w:r>
+        <w:rPr>
+          <w:rFonts w:ascii="Consolas" w:eastAsia="Consolas" w:hAnsi="Consolas" w:cs="Consolas"/>
+        </w:rPr>
+        <w:t>: "John</w:t>
+      </w:r>
+      <w:proofErr w:type="gramStart"/>
+      <w:r>
+        <w:rPr>
+          <w:rFonts w:ascii="Consolas" w:eastAsia="Consolas" w:hAnsi="Consolas" w:cs="Consolas"/>
+        </w:rPr>
+        <w:t>" }</w:t>
+      </w:r>
+      <w:proofErr w:type="gramEnd"/>
+      <w:r>
+        <w:rPr>
+          <w:rFonts w:ascii="Consolas" w:eastAsia="Consolas" w:hAnsi="Consolas" w:cs="Consolas"/>
+        </w:rPr>
+        <w:t>), []</w:t>
+      </w:r>
+      <w:proofErr w:type="gramStart"/>
+      <w:r>
+        <w:rPr>
+          <w:rFonts w:ascii="Consolas" w:eastAsia="Consolas" w:hAnsi="Consolas" w:cs="Consolas"/>
+        </w:rPr>
+        <w:t>);</w:t>
+      </w:r>
+      <w:proofErr w:type="gramEnd"/>
     </w:p>
     <w:p>
       <w:pPr>
@@ -5367,8 +7862,16 @@
         <w:rPr>
           <w:rFonts w:ascii="Consolas" w:eastAsia="Consolas" w:hAnsi="Consolas" w:cs="Consolas"/>
         </w:rPr>
-        <w:t>import "./styles.css";</w:t>
-      </w:r>
+        <w:t>import "./styles.css</w:t>
+      </w:r>
+      <w:proofErr w:type="gramStart"/>
+      <w:r>
+        <w:rPr>
+          <w:rFonts w:ascii="Consolas" w:eastAsia="Consolas" w:hAnsi="Consolas" w:cs="Consolas"/>
+        </w:rPr>
+        <w:t>";</w:t>
+      </w:r>
+      <w:proofErr w:type="gramEnd"/>
     </w:p>
     <w:p>
       <w:pPr>
@@ -5378,8 +7881,30 @@
         <w:rPr>
           <w:rFonts w:ascii="Consolas" w:eastAsia="Consolas" w:hAnsi="Consolas" w:cs="Consolas"/>
         </w:rPr>
-        <w:t>import { useState } from "react";</w:t>
-      </w:r>
+        <w:t xml:space="preserve">import </w:t>
+      </w:r>
+      <w:proofErr w:type="gramStart"/>
+      <w:r>
+        <w:rPr>
+          <w:rFonts w:ascii="Consolas" w:eastAsia="Consolas" w:hAnsi="Consolas" w:cs="Consolas"/>
+        </w:rPr>
+        <w:t>{ useState</w:t>
+      </w:r>
+      <w:proofErr w:type="gramEnd"/>
+      <w:r>
+        <w:rPr>
+          <w:rFonts w:ascii="Consolas" w:eastAsia="Consolas" w:hAnsi="Consolas" w:cs="Consolas"/>
+        </w:rPr>
+        <w:t xml:space="preserve"> } from "react</w:t>
+      </w:r>
+      <w:proofErr w:type="gramStart"/>
+      <w:r>
+        <w:rPr>
+          <w:rFonts w:ascii="Consolas" w:eastAsia="Consolas" w:hAnsi="Consolas" w:cs="Consolas"/>
+        </w:rPr>
+        <w:t>";</w:t>
+      </w:r>
+      <w:proofErr w:type="gramEnd"/>
     </w:p>
     <w:p>
       <w:pPr>
@@ -5400,7 +7925,21 @@
         <w:rPr>
           <w:rFonts w:ascii="Consolas" w:eastAsia="Consolas" w:hAnsi="Consolas" w:cs="Consolas"/>
         </w:rPr>
-        <w:t>export default function App() {</w:t>
+        <w:t xml:space="preserve">export default function </w:t>
+      </w:r>
+      <w:proofErr w:type="gramStart"/>
+      <w:r>
+        <w:rPr>
+          <w:rFonts w:ascii="Consolas" w:eastAsia="Consolas" w:hAnsi="Consolas" w:cs="Consolas"/>
+        </w:rPr>
+        <w:t>App(</w:t>
+      </w:r>
+      <w:proofErr w:type="gramEnd"/>
+      <w:r>
+        <w:rPr>
+          <w:rFonts w:ascii="Consolas" w:eastAsia="Consolas" w:hAnsi="Consolas" w:cs="Consolas"/>
+        </w:rPr>
+        <w:t>) {</w:t>
       </w:r>
     </w:p>
     <w:p>
@@ -5411,8 +7950,44 @@
         <w:rPr>
           <w:rFonts w:ascii="Consolas" w:eastAsia="Consolas" w:hAnsi="Consolas" w:cs="Consolas"/>
         </w:rPr>
-        <w:t xml:space="preserve">  const [count, setCount] = useState(0);</w:t>
-      </w:r>
+        <w:t xml:space="preserve">  const [count, </w:t>
+      </w:r>
+      <w:proofErr w:type="spellStart"/>
+      <w:r>
+        <w:rPr>
+          <w:rFonts w:ascii="Consolas" w:eastAsia="Consolas" w:hAnsi="Consolas" w:cs="Consolas"/>
+        </w:rPr>
+        <w:t>setCount</w:t>
+      </w:r>
+      <w:proofErr w:type="spellEnd"/>
+      <w:r>
+        <w:rPr>
+          <w:rFonts w:ascii="Consolas" w:eastAsia="Consolas" w:hAnsi="Consolas" w:cs="Consolas"/>
+        </w:rPr>
+        <w:t xml:space="preserve">] = </w:t>
+      </w:r>
+      <w:proofErr w:type="gramStart"/>
+      <w:r>
+        <w:rPr>
+          <w:rFonts w:ascii="Consolas" w:eastAsia="Consolas" w:hAnsi="Consolas" w:cs="Consolas"/>
+        </w:rPr>
+        <w:t>useState(</w:t>
+      </w:r>
+      <w:proofErr w:type="gramEnd"/>
+      <w:r>
+        <w:rPr>
+          <w:rFonts w:ascii="Consolas" w:eastAsia="Consolas" w:hAnsi="Consolas" w:cs="Consolas"/>
+        </w:rPr>
+        <w:t>0</w:t>
+      </w:r>
+      <w:proofErr w:type="gramStart"/>
+      <w:r>
+        <w:rPr>
+          <w:rFonts w:ascii="Consolas" w:eastAsia="Consolas" w:hAnsi="Consolas" w:cs="Consolas"/>
+        </w:rPr>
+        <w:t>);</w:t>
+      </w:r>
+      <w:proofErr w:type="gramEnd"/>
     </w:p>
     <w:p>
       <w:pPr>
@@ -5433,7 +8008,21 @@
         <w:rPr>
           <w:rFonts w:ascii="Consolas" w:eastAsia="Consolas" w:hAnsi="Consolas" w:cs="Consolas"/>
         </w:rPr>
-        <w:t xml:space="preserve">  const handleClick = () =&gt; {</w:t>
+        <w:t xml:space="preserve">  const </w:t>
+      </w:r>
+      <w:proofErr w:type="spellStart"/>
+      <w:r>
+        <w:rPr>
+          <w:rFonts w:ascii="Consolas" w:eastAsia="Consolas" w:hAnsi="Consolas" w:cs="Consolas"/>
+        </w:rPr>
+        <w:t>handleClick</w:t>
+      </w:r>
+      <w:proofErr w:type="spellEnd"/>
+      <w:r>
+        <w:rPr>
+          <w:rFonts w:ascii="Consolas" w:eastAsia="Consolas" w:hAnsi="Consolas" w:cs="Consolas"/>
+        </w:rPr>
+        <w:t xml:space="preserve"> = () =&gt; {</w:t>
       </w:r>
     </w:p>
     <w:p>
@@ -5444,8 +8033,38 @@
         <w:rPr>
           <w:rFonts w:ascii="Consolas" w:eastAsia="Consolas" w:hAnsi="Consolas" w:cs="Consolas"/>
         </w:rPr>
-        <w:t xml:space="preserve">    setCount(count + 2);</w:t>
-      </w:r>
+        <w:t xml:space="preserve">    </w:t>
+      </w:r>
+      <w:proofErr w:type="spellStart"/>
+      <w:proofErr w:type="gramStart"/>
+      <w:r>
+        <w:rPr>
+          <w:rFonts w:ascii="Consolas" w:eastAsia="Consolas" w:hAnsi="Consolas" w:cs="Consolas"/>
+        </w:rPr>
+        <w:t>setCount</w:t>
+      </w:r>
+      <w:proofErr w:type="spellEnd"/>
+      <w:r>
+        <w:rPr>
+          <w:rFonts w:ascii="Consolas" w:eastAsia="Consolas" w:hAnsi="Consolas" w:cs="Consolas"/>
+        </w:rPr>
+        <w:t>(</w:t>
+      </w:r>
+      <w:proofErr w:type="gramEnd"/>
+      <w:r>
+        <w:rPr>
+          <w:rFonts w:ascii="Consolas" w:eastAsia="Consolas" w:hAnsi="Consolas" w:cs="Consolas"/>
+        </w:rPr>
+        <w:t>count + 2</w:t>
+      </w:r>
+      <w:proofErr w:type="gramStart"/>
+      <w:r>
+        <w:rPr>
+          <w:rFonts w:ascii="Consolas" w:eastAsia="Consolas" w:hAnsi="Consolas" w:cs="Consolas"/>
+        </w:rPr>
+        <w:t>);</w:t>
+      </w:r>
+      <w:proofErr w:type="gramEnd"/>
     </w:p>
     <w:p>
       <w:pPr>
@@ -5488,7 +8107,21 @@
         <w:rPr>
           <w:rFonts w:ascii="Consolas" w:eastAsia="Consolas" w:hAnsi="Consolas" w:cs="Consolas"/>
         </w:rPr>
-        <w:t xml:space="preserve">    &lt;div className="App"&gt;</w:t>
+        <w:t xml:space="preserve">    &lt;div </w:t>
+      </w:r>
+      <w:proofErr w:type="spellStart"/>
+      <w:r>
+        <w:rPr>
+          <w:rFonts w:ascii="Consolas" w:eastAsia="Consolas" w:hAnsi="Consolas" w:cs="Consolas"/>
+        </w:rPr>
+        <w:t>className</w:t>
+      </w:r>
+      <w:proofErr w:type="spellEnd"/>
+      <w:r>
+        <w:rPr>
+          <w:rFonts w:ascii="Consolas" w:eastAsia="Consolas" w:hAnsi="Consolas" w:cs="Consolas"/>
+        </w:rPr>
+        <w:t>="App"&gt;</w:t>
       </w:r>
     </w:p>
     <w:p>
@@ -5510,7 +8143,21 @@
         <w:rPr>
           <w:rFonts w:ascii="Consolas" w:eastAsia="Consolas" w:hAnsi="Consolas" w:cs="Consolas"/>
         </w:rPr>
-        <w:t xml:space="preserve">      &lt;p&gt;Count: {count}&lt;/p&gt;</w:t>
+        <w:t xml:space="preserve">      &lt;p&gt;</w:t>
+      </w:r>
+      <w:proofErr w:type="gramStart"/>
+      <w:r>
+        <w:rPr>
+          <w:rFonts w:ascii="Consolas" w:eastAsia="Consolas" w:hAnsi="Consolas" w:cs="Consolas"/>
+        </w:rPr>
+        <w:t>Count: {</w:t>
+      </w:r>
+      <w:proofErr w:type="gramEnd"/>
+      <w:r>
+        <w:rPr>
+          <w:rFonts w:ascii="Consolas" w:eastAsia="Consolas" w:hAnsi="Consolas" w:cs="Consolas"/>
+        </w:rPr>
+        <w:t>count}&lt;/p&gt;</w:t>
       </w:r>
     </w:p>
     <w:p>
@@ -5521,7 +8168,35 @@
         <w:rPr>
           <w:rFonts w:ascii="Consolas" w:eastAsia="Consolas" w:hAnsi="Consolas" w:cs="Consolas"/>
         </w:rPr>
-        <w:t xml:space="preserve">      &lt;button onClick={handleClick}&gt;Increase by 2&lt;/button&gt;</w:t>
+        <w:t xml:space="preserve">      &lt;button </w:t>
+      </w:r>
+      <w:proofErr w:type="spellStart"/>
+      <w:r>
+        <w:rPr>
+          <w:rFonts w:ascii="Consolas" w:eastAsia="Consolas" w:hAnsi="Consolas" w:cs="Consolas"/>
+        </w:rPr>
+        <w:t>onClick</w:t>
+      </w:r>
+      <w:proofErr w:type="spellEnd"/>
+      <w:r>
+        <w:rPr>
+          <w:rFonts w:ascii="Consolas" w:eastAsia="Consolas" w:hAnsi="Consolas" w:cs="Consolas"/>
+        </w:rPr>
+        <w:t>={</w:t>
+      </w:r>
+      <w:proofErr w:type="spellStart"/>
+      <w:r>
+        <w:rPr>
+          <w:rFonts w:ascii="Consolas" w:eastAsia="Consolas" w:hAnsi="Consolas" w:cs="Consolas"/>
+        </w:rPr>
+        <w:t>handleClick</w:t>
+      </w:r>
+      <w:proofErr w:type="spellEnd"/>
+      <w:r>
+        <w:rPr>
+          <w:rFonts w:ascii="Consolas" w:eastAsia="Consolas" w:hAnsi="Consolas" w:cs="Consolas"/>
+        </w:rPr>
+        <w:t>}&gt;Increase by 2&lt;/button&gt;</w:t>
       </w:r>
     </w:p>
     <w:p>
@@ -5569,7 +8244,25 @@
           <w:b/>
           <w:bCs/>
         </w:rPr>
-        <w:t>What This Tests:</w:t>
+        <w:t xml:space="preserve">What </w:t>
+      </w:r>
+      <w:proofErr w:type="gramStart"/>
+      <w:r>
+        <w:rPr>
+          <w:rFonts w:ascii="Consolas" w:eastAsia="Consolas" w:hAnsi="Consolas" w:cs="Consolas"/>
+          <w:b/>
+          <w:bCs/>
+        </w:rPr>
+        <w:t>This Tests</w:t>
+      </w:r>
+      <w:proofErr w:type="gramEnd"/>
+      <w:r>
+        <w:rPr>
+          <w:rFonts w:ascii="Consolas" w:eastAsia="Consolas" w:hAnsi="Consolas" w:cs="Consolas"/>
+          <w:b/>
+          <w:bCs/>
+        </w:rPr>
+        <w:t>:</w:t>
       </w:r>
     </w:p>
     <w:p>
@@ -5607,7 +8300,21 @@
         <w:rPr>
           <w:rFonts w:ascii="Consolas" w:eastAsia="Consolas" w:hAnsi="Consolas" w:cs="Consolas"/>
         </w:rPr>
-        <w:t>Event handling (onClick)</w:t>
+        <w:t>Event handling (</w:t>
+      </w:r>
+      <w:proofErr w:type="spellStart"/>
+      <w:r>
+        <w:rPr>
+          <w:rFonts w:ascii="Consolas" w:eastAsia="Consolas" w:hAnsi="Consolas" w:cs="Consolas"/>
+        </w:rPr>
+        <w:t>onClick</w:t>
+      </w:r>
+      <w:proofErr w:type="spellEnd"/>
+      <w:r>
+        <w:rPr>
+          <w:rFonts w:ascii="Consolas" w:eastAsia="Consolas" w:hAnsi="Consolas" w:cs="Consolas"/>
+        </w:rPr>
+        <w:t>)</w:t>
       </w:r>
     </w:p>
     <w:p>
@@ -5663,14 +8370,72 @@
           <w:bCs/>
         </w:rPr>
       </w:pPr>
-      <w:r>
-        <w:rPr>
-          <w:rFonts w:ascii="Consolas" w:eastAsia="Consolas" w:hAnsi="Consolas" w:cs="Consolas"/>
-          <w:b/>
-          <w:bCs/>
-        </w:rPr>
-        <w:t>setCount(prev =&gt; prev + 2);</w:t>
-      </w:r>
+      <w:proofErr w:type="spellStart"/>
+      <w:proofErr w:type="gramStart"/>
+      <w:r>
+        <w:rPr>
+          <w:rFonts w:ascii="Consolas" w:eastAsia="Consolas" w:hAnsi="Consolas" w:cs="Consolas"/>
+          <w:b/>
+          <w:bCs/>
+        </w:rPr>
+        <w:t>setCount</w:t>
+      </w:r>
+      <w:proofErr w:type="spellEnd"/>
+      <w:r>
+        <w:rPr>
+          <w:rFonts w:ascii="Consolas" w:eastAsia="Consolas" w:hAnsi="Consolas" w:cs="Consolas"/>
+          <w:b/>
+          <w:bCs/>
+        </w:rPr>
+        <w:t>(</w:t>
+      </w:r>
+      <w:proofErr w:type="spellStart"/>
+      <w:proofErr w:type="gramEnd"/>
+      <w:r>
+        <w:rPr>
+          <w:rFonts w:ascii="Consolas" w:eastAsia="Consolas" w:hAnsi="Consolas" w:cs="Consolas"/>
+          <w:b/>
+          <w:bCs/>
+        </w:rPr>
+        <w:t>prev</w:t>
+      </w:r>
+      <w:proofErr w:type="spellEnd"/>
+      <w:r>
+        <w:rPr>
+          <w:rFonts w:ascii="Consolas" w:eastAsia="Consolas" w:hAnsi="Consolas" w:cs="Consolas"/>
+          <w:b/>
+          <w:bCs/>
+        </w:rPr>
+        <w:t xml:space="preserve"> =&gt; </w:t>
+      </w:r>
+      <w:proofErr w:type="spellStart"/>
+      <w:r>
+        <w:rPr>
+          <w:rFonts w:ascii="Consolas" w:eastAsia="Consolas" w:hAnsi="Consolas" w:cs="Consolas"/>
+          <w:b/>
+          <w:bCs/>
+        </w:rPr>
+        <w:t>prev</w:t>
+      </w:r>
+      <w:proofErr w:type="spellEnd"/>
+      <w:r>
+        <w:rPr>
+          <w:rFonts w:ascii="Consolas" w:eastAsia="Consolas" w:hAnsi="Consolas" w:cs="Consolas"/>
+          <w:b/>
+          <w:bCs/>
+        </w:rPr>
+        <w:t xml:space="preserve"> + 2</w:t>
+      </w:r>
+      <w:proofErr w:type="gramStart"/>
+      <w:r>
+        <w:rPr>
+          <w:rFonts w:ascii="Consolas" w:eastAsia="Consolas" w:hAnsi="Consolas" w:cs="Consolas"/>
+          <w:b/>
+          <w:bCs/>
+        </w:rPr>
+        <w:t>);</w:t>
+      </w:r>
+      <w:proofErr w:type="gramEnd"/>
     </w:p>
     <w:p>
       <w:pPr>
@@ -5759,7 +8524,21 @@
         <w:rPr>
           <w:rFonts w:ascii="Consolas" w:eastAsia="Consolas" w:hAnsi="Consolas" w:cs="Consolas"/>
         </w:rPr>
-        <w:t>// On submit: show the text and clear input</w:t>
+        <w:t xml:space="preserve">// On </w:t>
+      </w:r>
+      <w:proofErr w:type="gramStart"/>
+      <w:r>
+        <w:rPr>
+          <w:rFonts w:ascii="Consolas" w:eastAsia="Consolas" w:hAnsi="Consolas" w:cs="Consolas"/>
+        </w:rPr>
+        <w:t>submit:</w:t>
+      </w:r>
+      <w:proofErr w:type="gramEnd"/>
+      <w:r>
+        <w:rPr>
+          <w:rFonts w:ascii="Consolas" w:eastAsia="Consolas" w:hAnsi="Consolas" w:cs="Consolas"/>
+        </w:rPr>
+        <w:t xml:space="preserve"> show the text and clear input</w:t>
       </w:r>
     </w:p>
     <w:p>
@@ -5781,8 +8560,16 @@
         <w:rPr>
           <w:rFonts w:ascii="Consolas" w:eastAsia="Consolas" w:hAnsi="Consolas" w:cs="Consolas"/>
         </w:rPr>
-        <w:t>import "./styles.css";</w:t>
-      </w:r>
+        <w:t>import "./styles.css</w:t>
+      </w:r>
+      <w:proofErr w:type="gramStart"/>
+      <w:r>
+        <w:rPr>
+          <w:rFonts w:ascii="Consolas" w:eastAsia="Consolas" w:hAnsi="Consolas" w:cs="Consolas"/>
+        </w:rPr>
+        <w:t>";</w:t>
+      </w:r>
+      <w:proofErr w:type="gramEnd"/>
     </w:p>
     <w:p>
       <w:pPr>
@@ -5792,8 +8579,30 @@
         <w:rPr>
           <w:rFonts w:ascii="Consolas" w:eastAsia="Consolas" w:hAnsi="Consolas" w:cs="Consolas"/>
         </w:rPr>
-        <w:t>import { useState } from "react";</w:t>
-      </w:r>
+        <w:t xml:space="preserve">import </w:t>
+      </w:r>
+      <w:proofErr w:type="gramStart"/>
+      <w:r>
+        <w:rPr>
+          <w:rFonts w:ascii="Consolas" w:eastAsia="Consolas" w:hAnsi="Consolas" w:cs="Consolas"/>
+        </w:rPr>
+        <w:t>{ useState</w:t>
+      </w:r>
+      <w:proofErr w:type="gramEnd"/>
+      <w:r>
+        <w:rPr>
+          <w:rFonts w:ascii="Consolas" w:eastAsia="Consolas" w:hAnsi="Consolas" w:cs="Consolas"/>
+        </w:rPr>
+        <w:t xml:space="preserve"> } from "react</w:t>
+      </w:r>
+      <w:proofErr w:type="gramStart"/>
+      <w:r>
+        <w:rPr>
+          <w:rFonts w:ascii="Consolas" w:eastAsia="Consolas" w:hAnsi="Consolas" w:cs="Consolas"/>
+        </w:rPr>
+        <w:t>";</w:t>
+      </w:r>
+      <w:proofErr w:type="gramEnd"/>
     </w:p>
     <w:p>
       <w:pPr>
@@ -5814,7 +8623,21 @@
         <w:rPr>
           <w:rFonts w:ascii="Consolas" w:eastAsia="Consolas" w:hAnsi="Consolas" w:cs="Consolas"/>
         </w:rPr>
-        <w:t>export default function App() {</w:t>
+        <w:t xml:space="preserve">export default function </w:t>
+      </w:r>
+      <w:proofErr w:type="gramStart"/>
+      <w:r>
+        <w:rPr>
+          <w:rFonts w:ascii="Consolas" w:eastAsia="Consolas" w:hAnsi="Consolas" w:cs="Consolas"/>
+        </w:rPr>
+        <w:t>App(</w:t>
+      </w:r>
+      <w:proofErr w:type="gramEnd"/>
+      <w:r>
+        <w:rPr>
+          <w:rFonts w:ascii="Consolas" w:eastAsia="Consolas" w:hAnsi="Consolas" w:cs="Consolas"/>
+        </w:rPr>
+        <w:t>) {</w:t>
       </w:r>
     </w:p>
     <w:p>
@@ -5825,8 +8648,44 @@
         <w:rPr>
           <w:rFonts w:ascii="Consolas" w:eastAsia="Consolas" w:hAnsi="Consolas" w:cs="Consolas"/>
         </w:rPr>
-        <w:t xml:space="preserve">  const [text, setText] = useState("");</w:t>
-      </w:r>
+        <w:t xml:space="preserve">  const [text, </w:t>
+      </w:r>
+      <w:proofErr w:type="spellStart"/>
+      <w:r>
+        <w:rPr>
+          <w:rFonts w:ascii="Consolas" w:eastAsia="Consolas" w:hAnsi="Consolas" w:cs="Consolas"/>
+        </w:rPr>
+        <w:t>setText</w:t>
+      </w:r>
+      <w:proofErr w:type="spellEnd"/>
+      <w:r>
+        <w:rPr>
+          <w:rFonts w:ascii="Consolas" w:eastAsia="Consolas" w:hAnsi="Consolas" w:cs="Consolas"/>
+        </w:rPr>
+        <w:t xml:space="preserve">] = </w:t>
+      </w:r>
+      <w:proofErr w:type="gramStart"/>
+      <w:r>
+        <w:rPr>
+          <w:rFonts w:ascii="Consolas" w:eastAsia="Consolas" w:hAnsi="Consolas" w:cs="Consolas"/>
+        </w:rPr>
+        <w:t>useState(</w:t>
+      </w:r>
+      <w:proofErr w:type="gramEnd"/>
+      <w:r>
+        <w:rPr>
+          <w:rFonts w:ascii="Consolas" w:eastAsia="Consolas" w:hAnsi="Consolas" w:cs="Consolas"/>
+        </w:rPr>
+        <w:t>""</w:t>
+      </w:r>
+      <w:proofErr w:type="gramStart"/>
+      <w:r>
+        <w:rPr>
+          <w:rFonts w:ascii="Consolas" w:eastAsia="Consolas" w:hAnsi="Consolas" w:cs="Consolas"/>
+        </w:rPr>
+        <w:t>);</w:t>
+      </w:r>
+      <w:proofErr w:type="gramEnd"/>
     </w:p>
     <w:p>
       <w:pPr>
@@ -5836,8 +8695,44 @@
         <w:rPr>
           <w:rFonts w:ascii="Consolas" w:eastAsia="Consolas" w:hAnsi="Consolas" w:cs="Consolas"/>
         </w:rPr>
-        <w:t xml:space="preserve">  const [submitted, setSubmitted] = useState("");</w:t>
-      </w:r>
+        <w:t xml:space="preserve">  const [submitted, </w:t>
+      </w:r>
+      <w:proofErr w:type="spellStart"/>
+      <w:r>
+        <w:rPr>
+          <w:rFonts w:ascii="Consolas" w:eastAsia="Consolas" w:hAnsi="Consolas" w:cs="Consolas"/>
+        </w:rPr>
+        <w:t>setSubmitted</w:t>
+      </w:r>
+      <w:proofErr w:type="spellEnd"/>
+      <w:r>
+        <w:rPr>
+          <w:rFonts w:ascii="Consolas" w:eastAsia="Consolas" w:hAnsi="Consolas" w:cs="Consolas"/>
+        </w:rPr>
+        <w:t xml:space="preserve">] = </w:t>
+      </w:r>
+      <w:proofErr w:type="gramStart"/>
+      <w:r>
+        <w:rPr>
+          <w:rFonts w:ascii="Consolas" w:eastAsia="Consolas" w:hAnsi="Consolas" w:cs="Consolas"/>
+        </w:rPr>
+        <w:t>useState(</w:t>
+      </w:r>
+      <w:proofErr w:type="gramEnd"/>
+      <w:r>
+        <w:rPr>
+          <w:rFonts w:ascii="Consolas" w:eastAsia="Consolas" w:hAnsi="Consolas" w:cs="Consolas"/>
+        </w:rPr>
+        <w:t>""</w:t>
+      </w:r>
+      <w:proofErr w:type="gramStart"/>
+      <w:r>
+        <w:rPr>
+          <w:rFonts w:ascii="Consolas" w:eastAsia="Consolas" w:hAnsi="Consolas" w:cs="Consolas"/>
+        </w:rPr>
+        <w:t>);</w:t>
+      </w:r>
+      <w:proofErr w:type="gramEnd"/>
     </w:p>
     <w:p>
       <w:pPr>
@@ -5858,7 +8753,21 @@
         <w:rPr>
           <w:rFonts w:ascii="Consolas" w:eastAsia="Consolas" w:hAnsi="Consolas" w:cs="Consolas"/>
         </w:rPr>
-        <w:t xml:space="preserve">  const handleSubmit = () =&gt; {</w:t>
+        <w:t xml:space="preserve">  const </w:t>
+      </w:r>
+      <w:proofErr w:type="spellStart"/>
+      <w:r>
+        <w:rPr>
+          <w:rFonts w:ascii="Consolas" w:eastAsia="Consolas" w:hAnsi="Consolas" w:cs="Consolas"/>
+        </w:rPr>
+        <w:t>handleSubmit</w:t>
+      </w:r>
+      <w:proofErr w:type="spellEnd"/>
+      <w:r>
+        <w:rPr>
+          <w:rFonts w:ascii="Consolas" w:eastAsia="Consolas" w:hAnsi="Consolas" w:cs="Consolas"/>
+        </w:rPr>
+        <w:t xml:space="preserve"> = () =&gt; {</w:t>
       </w:r>
     </w:p>
     <w:p>
@@ -5869,8 +8778,32 @@
         <w:rPr>
           <w:rFonts w:ascii="Consolas" w:eastAsia="Consolas" w:hAnsi="Consolas" w:cs="Consolas"/>
         </w:rPr>
-        <w:t xml:space="preserve">    if (text.trim() === "") return;</w:t>
-      </w:r>
+        <w:t xml:space="preserve">    if (</w:t>
+      </w:r>
+      <w:proofErr w:type="spellStart"/>
+      <w:proofErr w:type="gramStart"/>
+      <w:r>
+        <w:rPr>
+          <w:rFonts w:ascii="Consolas" w:eastAsia="Consolas" w:hAnsi="Consolas" w:cs="Consolas"/>
+        </w:rPr>
+        <w:t>text.trim</w:t>
+      </w:r>
+      <w:proofErr w:type="spellEnd"/>
+      <w:proofErr w:type="gramEnd"/>
+      <w:r>
+        <w:rPr>
+          <w:rFonts w:ascii="Consolas" w:eastAsia="Consolas" w:hAnsi="Consolas" w:cs="Consolas"/>
+        </w:rPr>
+        <w:t xml:space="preserve">() === "") </w:t>
+      </w:r>
+      <w:proofErr w:type="gramStart"/>
+      <w:r>
+        <w:rPr>
+          <w:rFonts w:ascii="Consolas" w:eastAsia="Consolas" w:hAnsi="Consolas" w:cs="Consolas"/>
+        </w:rPr>
+        <w:t>return;</w:t>
+      </w:r>
+      <w:proofErr w:type="gramEnd"/>
     </w:p>
     <w:p>
       <w:pPr>
@@ -5880,8 +8813,30 @@
         <w:rPr>
           <w:rFonts w:ascii="Consolas" w:eastAsia="Consolas" w:hAnsi="Consolas" w:cs="Consolas"/>
         </w:rPr>
-        <w:t xml:space="preserve">    setSubmitted(text);</w:t>
-      </w:r>
+        <w:t xml:space="preserve">    </w:t>
+      </w:r>
+      <w:proofErr w:type="spellStart"/>
+      <w:r>
+        <w:rPr>
+          <w:rFonts w:ascii="Consolas" w:eastAsia="Consolas" w:hAnsi="Consolas" w:cs="Consolas"/>
+        </w:rPr>
+        <w:t>setSubmitted</w:t>
+      </w:r>
+      <w:proofErr w:type="spellEnd"/>
+      <w:r>
+        <w:rPr>
+          <w:rFonts w:ascii="Consolas" w:eastAsia="Consolas" w:hAnsi="Consolas" w:cs="Consolas"/>
+        </w:rPr>
+        <w:t>(text</w:t>
+      </w:r>
+      <w:proofErr w:type="gramStart"/>
+      <w:r>
+        <w:rPr>
+          <w:rFonts w:ascii="Consolas" w:eastAsia="Consolas" w:hAnsi="Consolas" w:cs="Consolas"/>
+        </w:rPr>
+        <w:t>);</w:t>
+      </w:r>
+      <w:proofErr w:type="gramEnd"/>
     </w:p>
     <w:p>
       <w:pPr>
@@ -5891,8 +8846,38 @@
         <w:rPr>
           <w:rFonts w:ascii="Consolas" w:eastAsia="Consolas" w:hAnsi="Consolas" w:cs="Consolas"/>
         </w:rPr>
-        <w:t xml:space="preserve">    setText("");</w:t>
-      </w:r>
+        <w:t xml:space="preserve">    </w:t>
+      </w:r>
+      <w:proofErr w:type="spellStart"/>
+      <w:proofErr w:type="gramStart"/>
+      <w:r>
+        <w:rPr>
+          <w:rFonts w:ascii="Consolas" w:eastAsia="Consolas" w:hAnsi="Consolas" w:cs="Consolas"/>
+        </w:rPr>
+        <w:t>setText</w:t>
+      </w:r>
+      <w:proofErr w:type="spellEnd"/>
+      <w:r>
+        <w:rPr>
+          <w:rFonts w:ascii="Consolas" w:eastAsia="Consolas" w:hAnsi="Consolas" w:cs="Consolas"/>
+        </w:rPr>
+        <w:t>(</w:t>
+      </w:r>
+      <w:proofErr w:type="gramEnd"/>
+      <w:r>
+        <w:rPr>
+          <w:rFonts w:ascii="Consolas" w:eastAsia="Consolas" w:hAnsi="Consolas" w:cs="Consolas"/>
+        </w:rPr>
+        <w:t>""</w:t>
+      </w:r>
+      <w:proofErr w:type="gramStart"/>
+      <w:r>
+        <w:rPr>
+          <w:rFonts w:ascii="Consolas" w:eastAsia="Consolas" w:hAnsi="Consolas" w:cs="Consolas"/>
+        </w:rPr>
+        <w:t>);</w:t>
+      </w:r>
+      <w:proofErr w:type="gramEnd"/>
     </w:p>
     <w:p>
       <w:pPr>
@@ -5935,7 +8920,21 @@
         <w:rPr>
           <w:rFonts w:ascii="Consolas" w:eastAsia="Consolas" w:hAnsi="Consolas" w:cs="Consolas"/>
         </w:rPr>
-        <w:t xml:space="preserve">    &lt;div className="App"&gt;</w:t>
+        <w:t xml:space="preserve">    &lt;div </w:t>
+      </w:r>
+      <w:proofErr w:type="spellStart"/>
+      <w:r>
+        <w:rPr>
+          <w:rFonts w:ascii="Consolas" w:eastAsia="Consolas" w:hAnsi="Consolas" w:cs="Consolas"/>
+        </w:rPr>
+        <w:t>className</w:t>
+      </w:r>
+      <w:proofErr w:type="spellEnd"/>
+      <w:r>
+        <w:rPr>
+          <w:rFonts w:ascii="Consolas" w:eastAsia="Consolas" w:hAnsi="Consolas" w:cs="Consolas"/>
+        </w:rPr>
+        <w:t>="App"&gt;</w:t>
       </w:r>
     </w:p>
     <w:p>
@@ -5991,8 +8990,74 @@
         <w:rPr>
           <w:rFonts w:ascii="Consolas" w:eastAsia="Consolas" w:hAnsi="Consolas" w:cs="Consolas"/>
         </w:rPr>
-        <w:t xml:space="preserve">        onChange={e =&gt; setText(e.target.value)}</w:t>
-      </w:r>
+        <w:t xml:space="preserve">        </w:t>
+      </w:r>
+      <w:proofErr w:type="spellStart"/>
+      <w:r>
+        <w:rPr>
+          <w:rFonts w:ascii="Consolas" w:eastAsia="Consolas" w:hAnsi="Consolas" w:cs="Consolas"/>
+        </w:rPr>
+        <w:t>onChange</w:t>
+      </w:r>
+      <w:proofErr w:type="spellEnd"/>
+      <w:proofErr w:type="gramStart"/>
+      <w:r>
+        <w:rPr>
+          <w:rFonts w:ascii="Consolas" w:eastAsia="Consolas" w:hAnsi="Consolas" w:cs="Consolas"/>
+        </w:rPr>
+        <w:t>={</w:t>
+      </w:r>
+      <w:proofErr w:type="gramEnd"/>
+      <w:r>
+        <w:rPr>
+          <w:rFonts w:ascii="Consolas" w:eastAsia="Consolas" w:hAnsi="Consolas" w:cs="Consolas"/>
+        </w:rPr>
+        <w:t xml:space="preserve">e =&gt; </w:t>
+      </w:r>
+      <w:proofErr w:type="spellStart"/>
+      <w:r>
+        <w:rPr>
+          <w:rFonts w:ascii="Consolas" w:eastAsia="Consolas" w:hAnsi="Consolas" w:cs="Consolas"/>
+        </w:rPr>
+        <w:t>setText</w:t>
+      </w:r>
+      <w:proofErr w:type="spellEnd"/>
+      <w:r>
+        <w:rPr>
+          <w:rFonts w:ascii="Consolas" w:eastAsia="Consolas" w:hAnsi="Consolas" w:cs="Consolas"/>
+        </w:rPr>
+        <w:t>(</w:t>
+      </w:r>
+      <w:proofErr w:type="spellStart"/>
+      <w:proofErr w:type="gramStart"/>
+      <w:r>
+        <w:rPr>
+          <w:rFonts w:ascii="Consolas" w:eastAsia="Consolas" w:hAnsi="Consolas" w:cs="Consolas"/>
+        </w:rPr>
+        <w:t>e.target</w:t>
+      </w:r>
+      <w:proofErr w:type="gramEnd"/>
+      <w:r>
+        <w:rPr>
+          <w:rFonts w:ascii="Consolas" w:eastAsia="Consolas" w:hAnsi="Consolas" w:cs="Consolas"/>
+        </w:rPr>
+        <w:t>.</w:t>
+      </w:r>
+      <w:proofErr w:type="gramStart"/>
+      <w:r>
+        <w:rPr>
+          <w:rFonts w:ascii="Consolas" w:eastAsia="Consolas" w:hAnsi="Consolas" w:cs="Consolas"/>
+        </w:rPr>
+        <w:t>value</w:t>
+      </w:r>
+      <w:proofErr w:type="spellEnd"/>
+      <w:r>
+        <w:rPr>
+          <w:rFonts w:ascii="Consolas" w:eastAsia="Consolas" w:hAnsi="Consolas" w:cs="Consolas"/>
+        </w:rPr>
+        <w:t>)}</w:t>
+      </w:r>
+      <w:proofErr w:type="gramEnd"/>
     </w:p>
     <w:p>
       <w:pPr>
@@ -6024,7 +9089,35 @@
         <w:rPr>
           <w:rFonts w:ascii="Consolas" w:eastAsia="Consolas" w:hAnsi="Consolas" w:cs="Consolas"/>
         </w:rPr>
-        <w:t xml:space="preserve">      &lt;button onClick={handleSubmit}&gt;Submit&lt;/button&gt;</w:t>
+        <w:t xml:space="preserve">      &lt;button </w:t>
+      </w:r>
+      <w:proofErr w:type="spellStart"/>
+      <w:r>
+        <w:rPr>
+          <w:rFonts w:ascii="Consolas" w:eastAsia="Consolas" w:hAnsi="Consolas" w:cs="Consolas"/>
+        </w:rPr>
+        <w:t>onClick</w:t>
+      </w:r>
+      <w:proofErr w:type="spellEnd"/>
+      <w:r>
+        <w:rPr>
+          <w:rFonts w:ascii="Consolas" w:eastAsia="Consolas" w:hAnsi="Consolas" w:cs="Consolas"/>
+        </w:rPr>
+        <w:t>={</w:t>
+      </w:r>
+      <w:proofErr w:type="spellStart"/>
+      <w:r>
+        <w:rPr>
+          <w:rFonts w:ascii="Consolas" w:eastAsia="Consolas" w:hAnsi="Consolas" w:cs="Consolas"/>
+        </w:rPr>
+        <w:t>handleSubmit</w:t>
+      </w:r>
+      <w:proofErr w:type="spellEnd"/>
+      <w:r>
+        <w:rPr>
+          <w:rFonts w:ascii="Consolas" w:eastAsia="Consolas" w:hAnsi="Consolas" w:cs="Consolas"/>
+        </w:rPr>
+        <w:t>}&gt;Submit&lt;/button&gt;</w:t>
       </w:r>
     </w:p>
     <w:p>
@@ -6035,7 +9128,21 @@
         <w:rPr>
           <w:rFonts w:ascii="Consolas" w:eastAsia="Consolas" w:hAnsi="Consolas" w:cs="Consolas"/>
         </w:rPr>
-        <w:t xml:space="preserve">      {submitted &amp;&amp; &lt;p&gt;You submitted: {submitted}&lt;/p&gt;}</w:t>
+        <w:t xml:space="preserve">      {submitted &amp;&amp; &lt;p&gt;You </w:t>
+      </w:r>
+      <w:proofErr w:type="gramStart"/>
+      <w:r>
+        <w:rPr>
+          <w:rFonts w:ascii="Consolas" w:eastAsia="Consolas" w:hAnsi="Consolas" w:cs="Consolas"/>
+        </w:rPr>
+        <w:t>submitted: {</w:t>
+      </w:r>
+      <w:proofErr w:type="gramEnd"/>
+      <w:r>
+        <w:rPr>
+          <w:rFonts w:ascii="Consolas" w:eastAsia="Consolas" w:hAnsi="Consolas" w:cs="Consolas"/>
+        </w:rPr>
+        <w:t>submitted}&lt;/p&gt;}</w:t>
       </w:r>
     </w:p>
     <w:p>
@@ -6084,13 +9191,23 @@
         <w:pStyle w:val="Heading4"/>
         <w:spacing w:before="319" w:after="319"/>
       </w:pPr>
-      <w:r>
-        <w:rPr>
-          <w:rFonts w:ascii="Consolas" w:eastAsia="Consolas" w:hAnsi="Consolas" w:cs="Consolas"/>
-          <w:b/>
-          <w:bCs/>
-        </w:rPr>
-        <w:t>What It Tests:</w:t>
+      <w:proofErr w:type="gramStart"/>
+      <w:r>
+        <w:rPr>
+          <w:rFonts w:ascii="Consolas" w:eastAsia="Consolas" w:hAnsi="Consolas" w:cs="Consolas"/>
+          <w:b/>
+          <w:bCs/>
+        </w:rPr>
+        <w:t>What It</w:t>
+      </w:r>
+      <w:proofErr w:type="gramEnd"/>
+      <w:r>
+        <w:rPr>
+          <w:rFonts w:ascii="Consolas" w:eastAsia="Consolas" w:hAnsi="Consolas" w:cs="Consolas"/>
+          <w:b/>
+          <w:bCs/>
+        </w:rPr>
+        <w:t xml:space="preserve"> Tests:</w:t>
       </w:r>
     </w:p>
     <w:p>
@@ -6199,8 +9316,30 @@
         <w:rPr>
           <w:rFonts w:ascii="Consolas" w:eastAsia="Consolas" w:hAnsi="Consolas" w:cs="Consolas"/>
         </w:rPr>
-        <w:t>import { useState } from "react";</w:t>
-      </w:r>
+        <w:t xml:space="preserve">import </w:t>
+      </w:r>
+      <w:proofErr w:type="gramStart"/>
+      <w:r>
+        <w:rPr>
+          <w:rFonts w:ascii="Consolas" w:eastAsia="Consolas" w:hAnsi="Consolas" w:cs="Consolas"/>
+        </w:rPr>
+        <w:t>{ useState</w:t>
+      </w:r>
+      <w:proofErr w:type="gramEnd"/>
+      <w:r>
+        <w:rPr>
+          <w:rFonts w:ascii="Consolas" w:eastAsia="Consolas" w:hAnsi="Consolas" w:cs="Consolas"/>
+        </w:rPr>
+        <w:t xml:space="preserve"> } from "react</w:t>
+      </w:r>
+      <w:proofErr w:type="gramStart"/>
+      <w:r>
+        <w:rPr>
+          <w:rFonts w:ascii="Consolas" w:eastAsia="Consolas" w:hAnsi="Consolas" w:cs="Consolas"/>
+        </w:rPr>
+        <w:t>";</w:t>
+      </w:r>
+      <w:proofErr w:type="gramEnd"/>
     </w:p>
     <w:p>
       <w:pPr>
@@ -6221,19 +9360,69 @@
         <w:rPr>
           <w:rFonts w:ascii="Consolas" w:eastAsia="Consolas" w:hAnsi="Consolas" w:cs="Consolas"/>
         </w:rPr>
-        <w:t>export default function App() {</w:t>
-      </w:r>
-    </w:p>
-    <w:p>
-      <w:pPr>
-        <w:spacing w:before="240" w:after="240"/>
-      </w:pPr>
-      <w:r>
-        <w:rPr>
-          <w:rFonts w:ascii="Consolas" w:eastAsia="Consolas" w:hAnsi="Consolas" w:cs="Consolas"/>
-        </w:rPr>
-        <w:t xml:space="preserve">  const [isHello, setIsHello] = useState(true);</w:t>
-      </w:r>
+        <w:t xml:space="preserve">export default function </w:t>
+      </w:r>
+      <w:proofErr w:type="gramStart"/>
+      <w:r>
+        <w:rPr>
+          <w:rFonts w:ascii="Consolas" w:eastAsia="Consolas" w:hAnsi="Consolas" w:cs="Consolas"/>
+        </w:rPr>
+        <w:t>App(</w:t>
+      </w:r>
+      <w:proofErr w:type="gramEnd"/>
+      <w:r>
+        <w:rPr>
+          <w:rFonts w:ascii="Consolas" w:eastAsia="Consolas" w:hAnsi="Consolas" w:cs="Consolas"/>
+        </w:rPr>
+        <w:t>) {</w:t>
+      </w:r>
+    </w:p>
+    <w:p>
+      <w:pPr>
+        <w:spacing w:before="240" w:after="240"/>
+      </w:pPr>
+      <w:r>
+        <w:rPr>
+          <w:rFonts w:ascii="Consolas" w:eastAsia="Consolas" w:hAnsi="Consolas" w:cs="Consolas"/>
+        </w:rPr>
+        <w:t xml:space="preserve">  const [</w:t>
+      </w:r>
+      <w:proofErr w:type="spellStart"/>
+      <w:r>
+        <w:rPr>
+          <w:rFonts w:ascii="Consolas" w:eastAsia="Consolas" w:hAnsi="Consolas" w:cs="Consolas"/>
+        </w:rPr>
+        <w:t>isHello</w:t>
+      </w:r>
+      <w:proofErr w:type="spellEnd"/>
+      <w:r>
+        <w:rPr>
+          <w:rFonts w:ascii="Consolas" w:eastAsia="Consolas" w:hAnsi="Consolas" w:cs="Consolas"/>
+        </w:rPr>
+        <w:t xml:space="preserve">, </w:t>
+      </w:r>
+      <w:proofErr w:type="spellStart"/>
+      <w:r>
+        <w:rPr>
+          <w:rFonts w:ascii="Consolas" w:eastAsia="Consolas" w:hAnsi="Consolas" w:cs="Consolas"/>
+        </w:rPr>
+        <w:t>setIsHello</w:t>
+      </w:r>
+      <w:proofErr w:type="spellEnd"/>
+      <w:r>
+        <w:rPr>
+          <w:rFonts w:ascii="Consolas" w:eastAsia="Consolas" w:hAnsi="Consolas" w:cs="Consolas"/>
+        </w:rPr>
+        <w:t>] = useState(true</w:t>
+      </w:r>
+      <w:proofErr w:type="gramStart"/>
+      <w:r>
+        <w:rPr>
+          <w:rFonts w:ascii="Consolas" w:eastAsia="Consolas" w:hAnsi="Consolas" w:cs="Consolas"/>
+        </w:rPr>
+        <w:t>);</w:t>
+      </w:r>
+      <w:proofErr w:type="gramEnd"/>
     </w:p>
     <w:p>
       <w:pPr>
@@ -6276,18 +9465,148 @@
         <w:rPr>
           <w:rFonts w:ascii="Consolas" w:eastAsia="Consolas" w:hAnsi="Consolas" w:cs="Consolas"/>
         </w:rPr>
-        <w:t xml:space="preserve">      &lt;h1&gt;{isHello ? "Hello" : "Goodbye"}&lt;/h1&gt;</w:t>
-      </w:r>
-    </w:p>
-    <w:p>
-      <w:pPr>
-        <w:spacing w:before="240" w:after="240"/>
-      </w:pPr>
-      <w:r>
-        <w:rPr>
-          <w:rFonts w:ascii="Consolas" w:eastAsia="Consolas" w:hAnsi="Consolas" w:cs="Consolas"/>
-        </w:rPr>
-        <w:t xml:space="preserve">      &lt;button onClick={() =&gt; setIsHello(prev =&gt; !prev)}&gt;Toggle&lt;/button&gt;</w:t>
+        <w:t xml:space="preserve">      &lt;h1</w:t>
+      </w:r>
+      <w:proofErr w:type="gramStart"/>
+      <w:r>
+        <w:rPr>
+          <w:rFonts w:ascii="Consolas" w:eastAsia="Consolas" w:hAnsi="Consolas" w:cs="Consolas"/>
+        </w:rPr>
+        <w:t>&gt;{</w:t>
+      </w:r>
+      <w:proofErr w:type="spellStart"/>
+      <w:r>
+        <w:rPr>
+          <w:rFonts w:ascii="Consolas" w:eastAsia="Consolas" w:hAnsi="Consolas" w:cs="Consolas"/>
+        </w:rPr>
+        <w:t>isHello</w:t>
+      </w:r>
+      <w:proofErr w:type="spellEnd"/>
+      <w:r>
+        <w:rPr>
+          <w:rFonts w:ascii="Consolas" w:eastAsia="Consolas" w:hAnsi="Consolas" w:cs="Consolas"/>
+        </w:rPr>
+        <w:t xml:space="preserve"> ?</w:t>
+      </w:r>
+      <w:proofErr w:type="gramEnd"/>
+      <w:r>
+        <w:rPr>
+          <w:rFonts w:ascii="Consolas" w:eastAsia="Consolas" w:hAnsi="Consolas" w:cs="Consolas"/>
+        </w:rPr>
+        <w:t xml:space="preserve"> "Hello</w:t>
+      </w:r>
+      <w:proofErr w:type="gramStart"/>
+      <w:r>
+        <w:rPr>
+          <w:rFonts w:ascii="Consolas" w:eastAsia="Consolas" w:hAnsi="Consolas" w:cs="Consolas"/>
+        </w:rPr>
+        <w:t>" :</w:t>
+      </w:r>
+      <w:proofErr w:type="gramEnd"/>
+      <w:r>
+        <w:rPr>
+          <w:rFonts w:ascii="Consolas" w:eastAsia="Consolas" w:hAnsi="Consolas" w:cs="Consolas"/>
+        </w:rPr>
+        <w:t xml:space="preserve"> "Goodbye</w:t>
+      </w:r>
+      <w:proofErr w:type="gramStart"/>
+      <w:r>
+        <w:rPr>
+          <w:rFonts w:ascii="Consolas" w:eastAsia="Consolas" w:hAnsi="Consolas" w:cs="Consolas"/>
+        </w:rPr>
+        <w:t>"}&lt;</w:t>
+      </w:r>
+      <w:proofErr w:type="gramEnd"/>
+      <w:r>
+        <w:rPr>
+          <w:rFonts w:ascii="Consolas" w:eastAsia="Consolas" w:hAnsi="Consolas" w:cs="Consolas"/>
+        </w:rPr>
+        <w:t>/h1&gt;</w:t>
+      </w:r>
+    </w:p>
+    <w:p>
+      <w:pPr>
+        <w:spacing w:before="240" w:after="240"/>
+      </w:pPr>
+      <w:r>
+        <w:rPr>
+          <w:rFonts w:ascii="Consolas" w:eastAsia="Consolas" w:hAnsi="Consolas" w:cs="Consolas"/>
+        </w:rPr>
+        <w:t xml:space="preserve">      &lt;button </w:t>
+      </w:r>
+      <w:proofErr w:type="spellStart"/>
+      <w:r>
+        <w:rPr>
+          <w:rFonts w:ascii="Consolas" w:eastAsia="Consolas" w:hAnsi="Consolas" w:cs="Consolas"/>
+        </w:rPr>
+        <w:t>onClick</w:t>
+      </w:r>
+      <w:proofErr w:type="spellEnd"/>
+      <w:proofErr w:type="gramStart"/>
+      <w:r>
+        <w:rPr>
+          <w:rFonts w:ascii="Consolas" w:eastAsia="Consolas" w:hAnsi="Consolas" w:cs="Consolas"/>
+        </w:rPr>
+        <w:t>={</w:t>
+      </w:r>
+      <w:proofErr w:type="gramEnd"/>
+      <w:r>
+        <w:rPr>
+          <w:rFonts w:ascii="Consolas" w:eastAsia="Consolas" w:hAnsi="Consolas" w:cs="Consolas"/>
+        </w:rPr>
+        <w:t xml:space="preserve">() =&gt; </w:t>
+      </w:r>
+      <w:proofErr w:type="spellStart"/>
+      <w:proofErr w:type="gramStart"/>
+      <w:r>
+        <w:rPr>
+          <w:rFonts w:ascii="Consolas" w:eastAsia="Consolas" w:hAnsi="Consolas" w:cs="Consolas"/>
+        </w:rPr>
+        <w:t>setIsHello</w:t>
+      </w:r>
+      <w:proofErr w:type="spellEnd"/>
+      <w:r>
+        <w:rPr>
+          <w:rFonts w:ascii="Consolas" w:eastAsia="Consolas" w:hAnsi="Consolas" w:cs="Consolas"/>
+        </w:rPr>
+        <w:t>(</w:t>
+      </w:r>
+      <w:proofErr w:type="spellStart"/>
+      <w:proofErr w:type="gramEnd"/>
+      <w:r>
+        <w:rPr>
+          <w:rFonts w:ascii="Consolas" w:eastAsia="Consolas" w:hAnsi="Consolas" w:cs="Consolas"/>
+        </w:rPr>
+        <w:t>prev</w:t>
+      </w:r>
+      <w:proofErr w:type="spellEnd"/>
+      <w:r>
+        <w:rPr>
+          <w:rFonts w:ascii="Consolas" w:eastAsia="Consolas" w:hAnsi="Consolas" w:cs="Consolas"/>
+        </w:rPr>
+        <w:t xml:space="preserve"> =</w:t>
+      </w:r>
+      <w:proofErr w:type="gramStart"/>
+      <w:r>
+        <w:rPr>
+          <w:rFonts w:ascii="Consolas" w:eastAsia="Consolas" w:hAnsi="Consolas" w:cs="Consolas"/>
+        </w:rPr>
+        <w:t>&gt; !</w:t>
+      </w:r>
+      <w:proofErr w:type="spellStart"/>
+      <w:r>
+        <w:rPr>
+          <w:rFonts w:ascii="Consolas" w:eastAsia="Consolas" w:hAnsi="Consolas" w:cs="Consolas"/>
+        </w:rPr>
+        <w:t>prev</w:t>
+      </w:r>
+      <w:proofErr w:type="spellEnd"/>
+      <w:proofErr w:type="gramEnd"/>
+      <w:r>
+        <w:rPr>
+          <w:rFonts w:ascii="Consolas" w:eastAsia="Consolas" w:hAnsi="Consolas" w:cs="Consolas"/>
+        </w:rPr>
+        <w:t>)}&gt;Toggle&lt;/button&gt;</w:t>
       </w:r>
     </w:p>
     <w:p>
@@ -6391,13 +9710,9 @@
           <w:iCs/>
           <w:color w:val="0F4761" w:themeColor="accent1" w:themeShade="BF"/>
         </w:rPr>
-        <w:t>import { useState } from "react";</w:t>
-      </w:r>
-    </w:p>
-    <w:p>
-      <w:pPr>
-        <w:spacing w:before="240" w:after="240"/>
-      </w:pPr>
+        <w:t xml:space="preserve">import </w:t>
+      </w:r>
+      <w:proofErr w:type="gramStart"/>
       <w:r>
         <w:rPr>
           <w:rFonts w:eastAsiaTheme="majorEastAsia" w:cstheme="majorBidi"/>
@@ -6407,13 +9722,9 @@
           <w:iCs/>
           <w:color w:val="0F4761" w:themeColor="accent1" w:themeShade="BF"/>
         </w:rPr>
-        <w:t xml:space="preserve"> </w:t>
-      </w:r>
-    </w:p>
-    <w:p>
-      <w:pPr>
-        <w:spacing w:before="240" w:after="240"/>
-      </w:pPr>
+        <w:t>{ useState</w:t>
+      </w:r>
+      <w:proofErr w:type="gramEnd"/>
       <w:r>
         <w:rPr>
           <w:rFonts w:eastAsiaTheme="majorEastAsia" w:cstheme="majorBidi"/>
@@ -6423,13 +9734,9 @@
           <w:iCs/>
           <w:color w:val="0F4761" w:themeColor="accent1" w:themeShade="BF"/>
         </w:rPr>
-        <w:t>export default function App() {</w:t>
-      </w:r>
-    </w:p>
-    <w:p>
-      <w:pPr>
-        <w:spacing w:before="240" w:after="240"/>
-      </w:pPr>
+        <w:t xml:space="preserve"> } from "react</w:t>
+      </w:r>
+      <w:proofErr w:type="gramStart"/>
       <w:r>
         <w:rPr>
           <w:rFonts w:eastAsiaTheme="majorEastAsia" w:cstheme="majorBidi"/>
@@ -6439,8 +9746,9 @@
           <w:iCs/>
           <w:color w:val="0F4761" w:themeColor="accent1" w:themeShade="BF"/>
         </w:rPr>
-        <w:t xml:space="preserve">  const [isChecked, setIsChecked] = useState(false);</w:t>
-      </w:r>
+        <w:t>";</w:t>
+      </w:r>
+      <w:proofErr w:type="gramEnd"/>
     </w:p>
     <w:p>
       <w:pPr>
@@ -6471,13 +9779,9 @@
           <w:iCs/>
           <w:color w:val="0F4761" w:themeColor="accent1" w:themeShade="BF"/>
         </w:rPr>
-        <w:t xml:space="preserve">  return (</w:t>
-      </w:r>
-    </w:p>
-    <w:p>
-      <w:pPr>
-        <w:spacing w:before="240" w:after="240"/>
-      </w:pPr>
+        <w:t xml:space="preserve">export default function </w:t>
+      </w:r>
+      <w:proofErr w:type="gramStart"/>
       <w:r>
         <w:rPr>
           <w:rFonts w:eastAsiaTheme="majorEastAsia" w:cstheme="majorBidi"/>
@@ -6487,13 +9791,9 @@
           <w:iCs/>
           <w:color w:val="0F4761" w:themeColor="accent1" w:themeShade="BF"/>
         </w:rPr>
-        <w:t xml:space="preserve">    &lt;div&gt;</w:t>
-      </w:r>
-    </w:p>
-    <w:p>
-      <w:pPr>
-        <w:spacing w:before="240" w:after="240"/>
-      </w:pPr>
+        <w:t>App(</w:t>
+      </w:r>
+      <w:proofErr w:type="gramEnd"/>
       <w:r>
         <w:rPr>
           <w:rFonts w:eastAsiaTheme="majorEastAsia" w:cstheme="majorBidi"/>
@@ -6503,7 +9803,7 @@
           <w:iCs/>
           <w:color w:val="0F4761" w:themeColor="accent1" w:themeShade="BF"/>
         </w:rPr>
-        <w:t xml:space="preserve">      &lt;label&gt;</w:t>
+        <w:t>) {</w:t>
       </w:r>
     </w:p>
     <w:p>
@@ -6519,13 +9819,9 @@
           <w:iCs/>
           <w:color w:val="0F4761" w:themeColor="accent1" w:themeShade="BF"/>
         </w:rPr>
-        <w:t xml:space="preserve">        &lt;input</w:t>
-      </w:r>
-    </w:p>
-    <w:p>
-      <w:pPr>
-        <w:spacing w:before="240" w:after="240"/>
-      </w:pPr>
+        <w:t xml:space="preserve">  const [</w:t>
+      </w:r>
+      <w:proofErr w:type="spellStart"/>
       <w:r>
         <w:rPr>
           <w:rFonts w:eastAsiaTheme="majorEastAsia" w:cstheme="majorBidi"/>
@@ -6535,13 +9831,9 @@
           <w:iCs/>
           <w:color w:val="0F4761" w:themeColor="accent1" w:themeShade="BF"/>
         </w:rPr>
-        <w:t xml:space="preserve">          type="checkbox"</w:t>
-      </w:r>
-    </w:p>
-    <w:p>
-      <w:pPr>
-        <w:spacing w:before="240" w:after="240"/>
-      </w:pPr>
+        <w:t>isChecked</w:t>
+      </w:r>
+      <w:proofErr w:type="spellEnd"/>
       <w:r>
         <w:rPr>
           <w:rFonts w:eastAsiaTheme="majorEastAsia" w:cstheme="majorBidi"/>
@@ -6551,13 +9843,9 @@
           <w:iCs/>
           <w:color w:val="0F4761" w:themeColor="accent1" w:themeShade="BF"/>
         </w:rPr>
-        <w:t xml:space="preserve">          checked={isChecked}</w:t>
-      </w:r>
-    </w:p>
-    <w:p>
-      <w:pPr>
-        <w:spacing w:before="240" w:after="240"/>
-      </w:pPr>
+        <w:t xml:space="preserve">, </w:t>
+      </w:r>
+      <w:proofErr w:type="spellStart"/>
       <w:r>
         <w:rPr>
           <w:rFonts w:eastAsiaTheme="majorEastAsia" w:cstheme="majorBidi"/>
@@ -6567,13 +9855,9 @@
           <w:iCs/>
           <w:color w:val="0F4761" w:themeColor="accent1" w:themeShade="BF"/>
         </w:rPr>
-        <w:t xml:space="preserve">          onChange={e =&gt; setIsChecked(e.target.checked)}</w:t>
-      </w:r>
-    </w:p>
-    <w:p>
-      <w:pPr>
-        <w:spacing w:before="240" w:after="240"/>
-      </w:pPr>
+        <w:t>setIsChecked</w:t>
+      </w:r>
+      <w:proofErr w:type="spellEnd"/>
       <w:r>
         <w:rPr>
           <w:rFonts w:eastAsiaTheme="majorEastAsia" w:cstheme="majorBidi"/>
@@ -6583,13 +9867,9 @@
           <w:iCs/>
           <w:color w:val="0F4761" w:themeColor="accent1" w:themeShade="BF"/>
         </w:rPr>
-        <w:t xml:space="preserve">        /&gt;</w:t>
-      </w:r>
-    </w:p>
-    <w:p>
-      <w:pPr>
-        <w:spacing w:before="240" w:after="240"/>
-      </w:pPr>
+        <w:t>] = useState(false</w:t>
+      </w:r>
+      <w:proofErr w:type="gramStart"/>
       <w:r>
         <w:rPr>
           <w:rFonts w:eastAsiaTheme="majorEastAsia" w:cstheme="majorBidi"/>
@@ -6599,12 +9879,15 @@
           <w:iCs/>
           <w:color w:val="0F4761" w:themeColor="accent1" w:themeShade="BF"/>
         </w:rPr>
-        <w:t xml:space="preserve">        Subscribe</w:t>
-      </w:r>
-    </w:p>
-    <w:p>
-      <w:pPr>
-        <w:spacing w:before="240" w:after="240"/>
+        <w:t>);</w:t>
+      </w:r>
+      <w:proofErr w:type="gramEnd"/>
+    </w:p>
+    <w:p>
+      <w:pPr>
+        <w:spacing w:before="240" w:after="240"/>
+      </w:pPr>
+      <w:r>
         <w:rPr>
           <w:rFonts w:eastAsiaTheme="majorEastAsia" w:cstheme="majorBidi"/>
           <w:b/>
@@ -6613,7 +9896,8 @@
           <w:iCs/>
           <w:color w:val="0F4761" w:themeColor="accent1" w:themeShade="BF"/>
         </w:rPr>
-      </w:pPr>
+        <w:t xml:space="preserve"> </w:t>
+      </w:r>
     </w:p>
     <w:p>
       <w:pPr>
@@ -6628,7 +9912,7 @@
           <w:iCs/>
           <w:color w:val="0F4761" w:themeColor="accent1" w:themeShade="BF"/>
         </w:rPr>
-        <w:t xml:space="preserve">      &lt;/label&gt;</w:t>
+        <w:t xml:space="preserve">  return (</w:t>
       </w:r>
     </w:p>
     <w:p>
@@ -6644,8 +9928,348 @@
           <w:iCs/>
           <w:color w:val="0F4761" w:themeColor="accent1" w:themeShade="BF"/>
         </w:rPr>
+        <w:t xml:space="preserve">    &lt;div&gt;</w:t>
+      </w:r>
+    </w:p>
+    <w:p>
+      <w:pPr>
+        <w:spacing w:before="240" w:after="240"/>
+      </w:pPr>
+      <w:r>
+        <w:rPr>
+          <w:rFonts w:eastAsiaTheme="majorEastAsia" w:cstheme="majorBidi"/>
+          <w:b/>
+          <w:bCs/>
+          <w:i/>
+          <w:iCs/>
+          <w:color w:val="0F4761" w:themeColor="accent1" w:themeShade="BF"/>
+        </w:rPr>
+        <w:t xml:space="preserve">      &lt;label&gt;</w:t>
+      </w:r>
+    </w:p>
+    <w:p>
+      <w:pPr>
+        <w:spacing w:before="240" w:after="240"/>
+      </w:pPr>
+      <w:r>
+        <w:rPr>
+          <w:rFonts w:eastAsiaTheme="majorEastAsia" w:cstheme="majorBidi"/>
+          <w:b/>
+          <w:bCs/>
+          <w:i/>
+          <w:iCs/>
+          <w:color w:val="0F4761" w:themeColor="accent1" w:themeShade="BF"/>
+        </w:rPr>
+        <w:t xml:space="preserve">        &lt;input</w:t>
+      </w:r>
+    </w:p>
+    <w:p>
+      <w:pPr>
+        <w:spacing w:before="240" w:after="240"/>
+      </w:pPr>
+      <w:r>
+        <w:rPr>
+          <w:rFonts w:eastAsiaTheme="majorEastAsia" w:cstheme="majorBidi"/>
+          <w:b/>
+          <w:bCs/>
+          <w:i/>
+          <w:iCs/>
+          <w:color w:val="0F4761" w:themeColor="accent1" w:themeShade="BF"/>
+        </w:rPr>
+        <w:t xml:space="preserve">          type="checkbox"</w:t>
+      </w:r>
+    </w:p>
+    <w:p>
+      <w:pPr>
+        <w:spacing w:before="240" w:after="240"/>
+      </w:pPr>
+      <w:r>
+        <w:rPr>
+          <w:rFonts w:eastAsiaTheme="majorEastAsia" w:cstheme="majorBidi"/>
+          <w:b/>
+          <w:bCs/>
+          <w:i/>
+          <w:iCs/>
+          <w:color w:val="0F4761" w:themeColor="accent1" w:themeShade="BF"/>
+        </w:rPr>
+        <w:t xml:space="preserve">          checked={</w:t>
+      </w:r>
+      <w:proofErr w:type="spellStart"/>
+      <w:r>
+        <w:rPr>
+          <w:rFonts w:eastAsiaTheme="majorEastAsia" w:cstheme="majorBidi"/>
+          <w:b/>
+          <w:bCs/>
+          <w:i/>
+          <w:iCs/>
+          <w:color w:val="0F4761" w:themeColor="accent1" w:themeShade="BF"/>
+        </w:rPr>
+        <w:t>isChecked</w:t>
+      </w:r>
+      <w:proofErr w:type="spellEnd"/>
+      <w:r>
+        <w:rPr>
+          <w:rFonts w:eastAsiaTheme="majorEastAsia" w:cstheme="majorBidi"/>
+          <w:b/>
+          <w:bCs/>
+          <w:i/>
+          <w:iCs/>
+          <w:color w:val="0F4761" w:themeColor="accent1" w:themeShade="BF"/>
+        </w:rPr>
+        <w:t>}</w:t>
+      </w:r>
+    </w:p>
+    <w:p>
+      <w:pPr>
+        <w:spacing w:before="240" w:after="240"/>
+      </w:pPr>
+      <w:r>
+        <w:rPr>
+          <w:rFonts w:eastAsiaTheme="majorEastAsia" w:cstheme="majorBidi"/>
+          <w:b/>
+          <w:bCs/>
+          <w:i/>
+          <w:iCs/>
+          <w:color w:val="0F4761" w:themeColor="accent1" w:themeShade="BF"/>
+        </w:rPr>
+        <w:t xml:space="preserve">          </w:t>
+      </w:r>
+      <w:proofErr w:type="spellStart"/>
+      <w:r>
+        <w:rPr>
+          <w:rFonts w:eastAsiaTheme="majorEastAsia" w:cstheme="majorBidi"/>
+          <w:b/>
+          <w:bCs/>
+          <w:i/>
+          <w:iCs/>
+          <w:color w:val="0F4761" w:themeColor="accent1" w:themeShade="BF"/>
+        </w:rPr>
+        <w:t>onChange</w:t>
+      </w:r>
+      <w:proofErr w:type="spellEnd"/>
+      <w:proofErr w:type="gramStart"/>
+      <w:r>
+        <w:rPr>
+          <w:rFonts w:eastAsiaTheme="majorEastAsia" w:cstheme="majorBidi"/>
+          <w:b/>
+          <w:bCs/>
+          <w:i/>
+          <w:iCs/>
+          <w:color w:val="0F4761" w:themeColor="accent1" w:themeShade="BF"/>
+        </w:rPr>
+        <w:t>={</w:t>
+      </w:r>
+      <w:proofErr w:type="gramEnd"/>
+      <w:r>
+        <w:rPr>
+          <w:rFonts w:eastAsiaTheme="majorEastAsia" w:cstheme="majorBidi"/>
+          <w:b/>
+          <w:bCs/>
+          <w:i/>
+          <w:iCs/>
+          <w:color w:val="0F4761" w:themeColor="accent1" w:themeShade="BF"/>
+        </w:rPr>
+        <w:t xml:space="preserve">e =&gt; </w:t>
+      </w:r>
+      <w:proofErr w:type="spellStart"/>
+      <w:r>
+        <w:rPr>
+          <w:rFonts w:eastAsiaTheme="majorEastAsia" w:cstheme="majorBidi"/>
+          <w:b/>
+          <w:bCs/>
+          <w:i/>
+          <w:iCs/>
+          <w:color w:val="0F4761" w:themeColor="accent1" w:themeShade="BF"/>
+        </w:rPr>
+        <w:t>setIsChecked</w:t>
+      </w:r>
+      <w:proofErr w:type="spellEnd"/>
+      <w:r>
+        <w:rPr>
+          <w:rFonts w:eastAsiaTheme="majorEastAsia" w:cstheme="majorBidi"/>
+          <w:b/>
+          <w:bCs/>
+          <w:i/>
+          <w:iCs/>
+          <w:color w:val="0F4761" w:themeColor="accent1" w:themeShade="BF"/>
+        </w:rPr>
+        <w:t>(</w:t>
+      </w:r>
+      <w:proofErr w:type="spellStart"/>
+      <w:proofErr w:type="gramStart"/>
+      <w:r>
+        <w:rPr>
+          <w:rFonts w:eastAsiaTheme="majorEastAsia" w:cstheme="majorBidi"/>
+          <w:b/>
+          <w:bCs/>
+          <w:i/>
+          <w:iCs/>
+          <w:color w:val="0F4761" w:themeColor="accent1" w:themeShade="BF"/>
+        </w:rPr>
+        <w:t>e.target</w:t>
+      </w:r>
+      <w:proofErr w:type="gramEnd"/>
+      <w:r>
+        <w:rPr>
+          <w:rFonts w:eastAsiaTheme="majorEastAsia" w:cstheme="majorBidi"/>
+          <w:b/>
+          <w:bCs/>
+          <w:i/>
+          <w:iCs/>
+          <w:color w:val="0F4761" w:themeColor="accent1" w:themeShade="BF"/>
+        </w:rPr>
+        <w:t>.</w:t>
+      </w:r>
+      <w:proofErr w:type="gramStart"/>
+      <w:r>
+        <w:rPr>
+          <w:rFonts w:eastAsiaTheme="majorEastAsia" w:cstheme="majorBidi"/>
+          <w:b/>
+          <w:bCs/>
+          <w:i/>
+          <w:iCs/>
+          <w:color w:val="0F4761" w:themeColor="accent1" w:themeShade="BF"/>
+        </w:rPr>
+        <w:t>checked</w:t>
+      </w:r>
+      <w:proofErr w:type="spellEnd"/>
+      <w:r>
+        <w:rPr>
+          <w:rFonts w:eastAsiaTheme="majorEastAsia" w:cstheme="majorBidi"/>
+          <w:b/>
+          <w:bCs/>
+          <w:i/>
+          <w:iCs/>
+          <w:color w:val="0F4761" w:themeColor="accent1" w:themeShade="BF"/>
+        </w:rPr>
+        <w:t>)}</w:t>
+      </w:r>
+      <w:proofErr w:type="gramEnd"/>
+    </w:p>
+    <w:p>
+      <w:pPr>
+        <w:spacing w:before="240" w:after="240"/>
+      </w:pPr>
+      <w:r>
+        <w:rPr>
+          <w:rFonts w:eastAsiaTheme="majorEastAsia" w:cstheme="majorBidi"/>
+          <w:b/>
+          <w:bCs/>
+          <w:i/>
+          <w:iCs/>
+          <w:color w:val="0F4761" w:themeColor="accent1" w:themeShade="BF"/>
+        </w:rPr>
+        <w:t xml:space="preserve">        /&gt;</w:t>
+      </w:r>
+    </w:p>
+    <w:p>
+      <w:pPr>
+        <w:spacing w:before="240" w:after="240"/>
+      </w:pPr>
+      <w:r>
+        <w:rPr>
+          <w:rFonts w:eastAsiaTheme="majorEastAsia" w:cstheme="majorBidi"/>
+          <w:b/>
+          <w:bCs/>
+          <w:i/>
+          <w:iCs/>
+          <w:color w:val="0F4761" w:themeColor="accent1" w:themeShade="BF"/>
+        </w:rPr>
+        <w:t xml:space="preserve">        Subscribe</w:t>
+      </w:r>
+    </w:p>
+    <w:p>
+      <w:pPr>
+        <w:spacing w:before="240" w:after="240"/>
+        <w:rPr>
+          <w:rFonts w:eastAsiaTheme="majorEastAsia" w:cstheme="majorBidi"/>
+          <w:b/>
+          <w:bCs/>
+          <w:i/>
+          <w:iCs/>
+          <w:color w:val="0F4761" w:themeColor="accent1" w:themeShade="BF"/>
+        </w:rPr>
+      </w:pPr>
+    </w:p>
+    <w:p>
+      <w:pPr>
+        <w:spacing w:before="240" w:after="240"/>
+      </w:pPr>
+      <w:r>
+        <w:rPr>
+          <w:rFonts w:eastAsiaTheme="majorEastAsia" w:cstheme="majorBidi"/>
+          <w:b/>
+          <w:bCs/>
+          <w:i/>
+          <w:iCs/>
+          <w:color w:val="0F4761" w:themeColor="accent1" w:themeShade="BF"/>
+        </w:rPr>
+        <w:t xml:space="preserve">      &lt;/label&gt;</w:t>
+      </w:r>
+    </w:p>
+    <w:p>
+      <w:pPr>
+        <w:spacing w:before="240" w:after="240"/>
+      </w:pPr>
+      <w:r>
+        <w:rPr>
+          <w:rFonts w:eastAsiaTheme="majorEastAsia" w:cstheme="majorBidi"/>
+          <w:b/>
+          <w:bCs/>
+          <w:i/>
+          <w:iCs/>
+          <w:color w:val="0F4761" w:themeColor="accent1" w:themeShade="BF"/>
+        </w:rPr>
         <w:lastRenderedPageBreak/>
-        <w:t xml:space="preserve">      {isChecked &amp;&amp; &lt;p&gt;Subscribed!&lt;/p&gt;}</w:t>
+        <w:t xml:space="preserve">      {</w:t>
+      </w:r>
+      <w:proofErr w:type="spellStart"/>
+      <w:r>
+        <w:rPr>
+          <w:rFonts w:eastAsiaTheme="majorEastAsia" w:cstheme="majorBidi"/>
+          <w:b/>
+          <w:bCs/>
+          <w:i/>
+          <w:iCs/>
+          <w:color w:val="0F4761" w:themeColor="accent1" w:themeShade="BF"/>
+        </w:rPr>
+        <w:t>isChecked</w:t>
+      </w:r>
+      <w:proofErr w:type="spellEnd"/>
+      <w:r>
+        <w:rPr>
+          <w:rFonts w:eastAsiaTheme="majorEastAsia" w:cstheme="majorBidi"/>
+          <w:b/>
+          <w:bCs/>
+          <w:i/>
+          <w:iCs/>
+          <w:color w:val="0F4761" w:themeColor="accent1" w:themeShade="BF"/>
+        </w:rPr>
+        <w:t xml:space="preserve"> &amp;&amp; &lt;p&gt;</w:t>
+      </w:r>
+      <w:proofErr w:type="gramStart"/>
+      <w:r>
+        <w:rPr>
+          <w:rFonts w:eastAsiaTheme="majorEastAsia" w:cstheme="majorBidi"/>
+          <w:b/>
+          <w:bCs/>
+          <w:i/>
+          <w:iCs/>
+          <w:color w:val="0F4761" w:themeColor="accent1" w:themeShade="BF"/>
+        </w:rPr>
+        <w:t>Subscribed!&lt;</w:t>
+      </w:r>
+      <w:proofErr w:type="gramEnd"/>
+      <w:r>
+        <w:rPr>
+          <w:rFonts w:eastAsiaTheme="majorEastAsia" w:cstheme="majorBidi"/>
+          <w:b/>
+          <w:bCs/>
+          <w:i/>
+          <w:iCs/>
+          <w:color w:val="0F4761" w:themeColor="accent1" w:themeShade="BF"/>
+        </w:rPr>
+        <w:t>/p&gt;}</w:t>
       </w:r>
     </w:p>
     <w:p>
@@ -6748,8 +10372,36 @@
           <w:b/>
           <w:bCs/>
         </w:rPr>
-        <w:t>import { useState } from "react";</w:t>
-      </w:r>
+        <w:t xml:space="preserve">import </w:t>
+      </w:r>
+      <w:proofErr w:type="gramStart"/>
+      <w:r>
+        <w:rPr>
+          <w:rFonts w:ascii="Aptos" w:eastAsia="Aptos" w:hAnsi="Aptos" w:cs="Aptos"/>
+          <w:b/>
+          <w:bCs/>
+        </w:rPr>
+        <w:t>{ useState</w:t>
+      </w:r>
+      <w:proofErr w:type="gramEnd"/>
+      <w:r>
+        <w:rPr>
+          <w:rFonts w:ascii="Aptos" w:eastAsia="Aptos" w:hAnsi="Aptos" w:cs="Aptos"/>
+          <w:b/>
+          <w:bCs/>
+        </w:rPr>
+        <w:t xml:space="preserve"> } from "react</w:t>
+      </w:r>
+      <w:proofErr w:type="gramStart"/>
+      <w:r>
+        <w:rPr>
+          <w:rFonts w:ascii="Aptos" w:eastAsia="Aptos" w:hAnsi="Aptos" w:cs="Aptos"/>
+          <w:b/>
+          <w:bCs/>
+        </w:rPr>
+        <w:t>";</w:t>
+      </w:r>
+      <w:proofErr w:type="gramEnd"/>
     </w:p>
     <w:p>
       <w:pPr>
@@ -6774,21 +10426,85 @@
           <w:b/>
           <w:bCs/>
         </w:rPr>
-        <w:t>export default function App() {</w:t>
-      </w:r>
-    </w:p>
-    <w:p>
-      <w:pPr>
-        <w:spacing w:before="240" w:after="240"/>
-      </w:pPr>
-      <w:r>
-        <w:rPr>
-          <w:rFonts w:ascii="Aptos" w:eastAsia="Aptos" w:hAnsi="Aptos" w:cs="Aptos"/>
-          <w:b/>
-          <w:bCs/>
-        </w:rPr>
-        <w:t xml:space="preserve">  const [num, setNum] = useState("");</w:t>
-      </w:r>
+        <w:t xml:space="preserve">export default function </w:t>
+      </w:r>
+      <w:proofErr w:type="gramStart"/>
+      <w:r>
+        <w:rPr>
+          <w:rFonts w:ascii="Aptos" w:eastAsia="Aptos" w:hAnsi="Aptos" w:cs="Aptos"/>
+          <w:b/>
+          <w:bCs/>
+        </w:rPr>
+        <w:t>App(</w:t>
+      </w:r>
+      <w:proofErr w:type="gramEnd"/>
+      <w:r>
+        <w:rPr>
+          <w:rFonts w:ascii="Aptos" w:eastAsia="Aptos" w:hAnsi="Aptos" w:cs="Aptos"/>
+          <w:b/>
+          <w:bCs/>
+        </w:rPr>
+        <w:t>) {</w:t>
+      </w:r>
+    </w:p>
+    <w:p>
+      <w:pPr>
+        <w:spacing w:before="240" w:after="240"/>
+      </w:pPr>
+      <w:r>
+        <w:rPr>
+          <w:rFonts w:ascii="Aptos" w:eastAsia="Aptos" w:hAnsi="Aptos" w:cs="Aptos"/>
+          <w:b/>
+          <w:bCs/>
+        </w:rPr>
+        <w:t xml:space="preserve">  const [num, </w:t>
+      </w:r>
+      <w:proofErr w:type="spellStart"/>
+      <w:r>
+        <w:rPr>
+          <w:rFonts w:ascii="Aptos" w:eastAsia="Aptos" w:hAnsi="Aptos" w:cs="Aptos"/>
+          <w:b/>
+          <w:bCs/>
+        </w:rPr>
+        <w:t>setNum</w:t>
+      </w:r>
+      <w:proofErr w:type="spellEnd"/>
+      <w:r>
+        <w:rPr>
+          <w:rFonts w:ascii="Aptos" w:eastAsia="Aptos" w:hAnsi="Aptos" w:cs="Aptos"/>
+          <w:b/>
+          <w:bCs/>
+        </w:rPr>
+        <w:t xml:space="preserve">] = </w:t>
+      </w:r>
+      <w:proofErr w:type="gramStart"/>
+      <w:r>
+        <w:rPr>
+          <w:rFonts w:ascii="Aptos" w:eastAsia="Aptos" w:hAnsi="Aptos" w:cs="Aptos"/>
+          <w:b/>
+          <w:bCs/>
+        </w:rPr>
+        <w:t>useState(</w:t>
+      </w:r>
+      <w:proofErr w:type="gramEnd"/>
+      <w:r>
+        <w:rPr>
+          <w:rFonts w:ascii="Aptos" w:eastAsia="Aptos" w:hAnsi="Aptos" w:cs="Aptos"/>
+          <w:b/>
+          <w:bCs/>
+        </w:rPr>
+        <w:t>""</w:t>
+      </w:r>
+      <w:proofErr w:type="gramStart"/>
+      <w:r>
+        <w:rPr>
+          <w:rFonts w:ascii="Aptos" w:eastAsia="Aptos" w:hAnsi="Aptos" w:cs="Aptos"/>
+          <w:b/>
+          <w:bCs/>
+        </w:rPr>
+        <w:t>);</w:t>
+      </w:r>
+      <w:proofErr w:type="gramEnd"/>
     </w:p>
     <w:p>
       <w:pPr>
@@ -6813,8 +10529,100 @@
           <w:b/>
           <w:bCs/>
         </w:rPr>
-        <w:t xml:space="preserve">  const isEven = num !== "" &amp;&amp; parseInt(num, 10) % 2 === 0;</w:t>
-      </w:r>
+        <w:t xml:space="preserve">  const </w:t>
+      </w:r>
+      <w:proofErr w:type="spellStart"/>
+      <w:r>
+        <w:rPr>
+          <w:rFonts w:ascii="Aptos" w:eastAsia="Aptos" w:hAnsi="Aptos" w:cs="Aptos"/>
+          <w:b/>
+          <w:bCs/>
+        </w:rPr>
+        <w:t>isEven</w:t>
+      </w:r>
+      <w:proofErr w:type="spellEnd"/>
+      <w:r>
+        <w:rPr>
+          <w:rFonts w:ascii="Aptos" w:eastAsia="Aptos" w:hAnsi="Aptos" w:cs="Aptos"/>
+          <w:b/>
+          <w:bCs/>
+        </w:rPr>
+        <w:t xml:space="preserve"> = </w:t>
+      </w:r>
+      <w:proofErr w:type="gramStart"/>
+      <w:r>
+        <w:rPr>
+          <w:rFonts w:ascii="Aptos" w:eastAsia="Aptos" w:hAnsi="Aptos" w:cs="Aptos"/>
+          <w:b/>
+          <w:bCs/>
+        </w:rPr>
+        <w:t>num !</w:t>
+      </w:r>
+      <w:proofErr w:type="gramEnd"/>
+      <w:r>
+        <w:rPr>
+          <w:rFonts w:ascii="Aptos" w:eastAsia="Aptos" w:hAnsi="Aptos" w:cs="Aptos"/>
+          <w:b/>
+          <w:bCs/>
+        </w:rPr>
+        <w:t>=</w:t>
+      </w:r>
+      <w:proofErr w:type="gramStart"/>
+      <w:r>
+        <w:rPr>
+          <w:rFonts w:ascii="Aptos" w:eastAsia="Aptos" w:hAnsi="Aptos" w:cs="Aptos"/>
+          <w:b/>
+          <w:bCs/>
+        </w:rPr>
+        <w:t>= ""</w:t>
+      </w:r>
+      <w:proofErr w:type="gramEnd"/>
+      <w:r>
+        <w:rPr>
+          <w:rFonts w:ascii="Aptos" w:eastAsia="Aptos" w:hAnsi="Aptos" w:cs="Aptos"/>
+          <w:b/>
+          <w:bCs/>
+        </w:rPr>
+        <w:t xml:space="preserve"> &amp;&amp; </w:t>
+      </w:r>
+      <w:proofErr w:type="spellStart"/>
+      <w:proofErr w:type="gramStart"/>
+      <w:r>
+        <w:rPr>
+          <w:rFonts w:ascii="Aptos" w:eastAsia="Aptos" w:hAnsi="Aptos" w:cs="Aptos"/>
+          <w:b/>
+          <w:bCs/>
+        </w:rPr>
+        <w:t>parseInt</w:t>
+      </w:r>
+      <w:proofErr w:type="spellEnd"/>
+      <w:r>
+        <w:rPr>
+          <w:rFonts w:ascii="Aptos" w:eastAsia="Aptos" w:hAnsi="Aptos" w:cs="Aptos"/>
+          <w:b/>
+          <w:bCs/>
+        </w:rPr>
+        <w:t>(</w:t>
+      </w:r>
+      <w:proofErr w:type="gramEnd"/>
+      <w:r>
+        <w:rPr>
+          <w:rFonts w:ascii="Aptos" w:eastAsia="Aptos" w:hAnsi="Aptos" w:cs="Aptos"/>
+          <w:b/>
+          <w:bCs/>
+        </w:rPr>
+        <w:t xml:space="preserve">num, 10) % 2 === </w:t>
+      </w:r>
+      <w:proofErr w:type="gramStart"/>
+      <w:r>
+        <w:rPr>
+          <w:rFonts w:ascii="Aptos" w:eastAsia="Aptos" w:hAnsi="Aptos" w:cs="Aptos"/>
+          <w:b/>
+          <w:bCs/>
+        </w:rPr>
+        <w:t>0;</w:t>
+      </w:r>
+      <w:proofErr w:type="gramEnd"/>
     </w:p>
     <w:p>
       <w:pPr>
@@ -6904,8 +10712,92 @@
           <w:b/>
           <w:bCs/>
         </w:rPr>
-        <w:t xml:space="preserve">        onChange={e =&gt; setNum(e.target.value)}</w:t>
-      </w:r>
+        <w:t xml:space="preserve">        </w:t>
+      </w:r>
+      <w:proofErr w:type="spellStart"/>
+      <w:r>
+        <w:rPr>
+          <w:rFonts w:ascii="Aptos" w:eastAsia="Aptos" w:hAnsi="Aptos" w:cs="Aptos"/>
+          <w:b/>
+          <w:bCs/>
+        </w:rPr>
+        <w:t>onChange</w:t>
+      </w:r>
+      <w:proofErr w:type="spellEnd"/>
+      <w:proofErr w:type="gramStart"/>
+      <w:r>
+        <w:rPr>
+          <w:rFonts w:ascii="Aptos" w:eastAsia="Aptos" w:hAnsi="Aptos" w:cs="Aptos"/>
+          <w:b/>
+          <w:bCs/>
+        </w:rPr>
+        <w:t>={</w:t>
+      </w:r>
+      <w:proofErr w:type="gramEnd"/>
+      <w:r>
+        <w:rPr>
+          <w:rFonts w:ascii="Aptos" w:eastAsia="Aptos" w:hAnsi="Aptos" w:cs="Aptos"/>
+          <w:b/>
+          <w:bCs/>
+        </w:rPr>
+        <w:t xml:space="preserve">e =&gt; </w:t>
+      </w:r>
+      <w:proofErr w:type="spellStart"/>
+      <w:r>
+        <w:rPr>
+          <w:rFonts w:ascii="Aptos" w:eastAsia="Aptos" w:hAnsi="Aptos" w:cs="Aptos"/>
+          <w:b/>
+          <w:bCs/>
+        </w:rPr>
+        <w:t>setNum</w:t>
+      </w:r>
+      <w:proofErr w:type="spellEnd"/>
+      <w:r>
+        <w:rPr>
+          <w:rFonts w:ascii="Aptos" w:eastAsia="Aptos" w:hAnsi="Aptos" w:cs="Aptos"/>
+          <w:b/>
+          <w:bCs/>
+        </w:rPr>
+        <w:t>(</w:t>
+      </w:r>
+      <w:proofErr w:type="spellStart"/>
+      <w:proofErr w:type="gramStart"/>
+      <w:r>
+        <w:rPr>
+          <w:rFonts w:ascii="Aptos" w:eastAsia="Aptos" w:hAnsi="Aptos" w:cs="Aptos"/>
+          <w:b/>
+          <w:bCs/>
+        </w:rPr>
+        <w:t>e.target</w:t>
+      </w:r>
+      <w:proofErr w:type="gramEnd"/>
+      <w:r>
+        <w:rPr>
+          <w:rFonts w:ascii="Aptos" w:eastAsia="Aptos" w:hAnsi="Aptos" w:cs="Aptos"/>
+          <w:b/>
+          <w:bCs/>
+        </w:rPr>
+        <w:t>.</w:t>
+      </w:r>
+      <w:proofErr w:type="gramStart"/>
+      <w:r>
+        <w:rPr>
+          <w:rFonts w:ascii="Aptos" w:eastAsia="Aptos" w:hAnsi="Aptos" w:cs="Aptos"/>
+          <w:b/>
+          <w:bCs/>
+        </w:rPr>
+        <w:t>value</w:t>
+      </w:r>
+      <w:proofErr w:type="spellEnd"/>
+      <w:r>
+        <w:rPr>
+          <w:rFonts w:ascii="Aptos" w:eastAsia="Aptos" w:hAnsi="Aptos" w:cs="Aptos"/>
+          <w:b/>
+          <w:bCs/>
+        </w:rPr>
+        <w:t>)}</w:t>
+      </w:r>
+      <w:proofErr w:type="gramEnd"/>
     </w:p>
     <w:p>
       <w:pPr>
@@ -6943,7 +10835,115 @@
           <w:b/>
           <w:bCs/>
         </w:rPr>
-        <w:t xml:space="preserve">      {num !== "" &amp;&amp; &lt;p&gt;{isEven ? "Even" : "Odd"}&lt;/p&gt;}</w:t>
+        <w:t xml:space="preserve">      {</w:t>
+      </w:r>
+      <w:proofErr w:type="gramStart"/>
+      <w:r>
+        <w:rPr>
+          <w:rFonts w:ascii="Aptos" w:eastAsia="Aptos" w:hAnsi="Aptos" w:cs="Aptos"/>
+          <w:b/>
+          <w:bCs/>
+        </w:rPr>
+        <w:t>num !</w:t>
+      </w:r>
+      <w:proofErr w:type="gramEnd"/>
+      <w:r>
+        <w:rPr>
+          <w:rFonts w:ascii="Aptos" w:eastAsia="Aptos" w:hAnsi="Aptos" w:cs="Aptos"/>
+          <w:b/>
+          <w:bCs/>
+        </w:rPr>
+        <w:t>=</w:t>
+      </w:r>
+      <w:proofErr w:type="gramStart"/>
+      <w:r>
+        <w:rPr>
+          <w:rFonts w:ascii="Aptos" w:eastAsia="Aptos" w:hAnsi="Aptos" w:cs="Aptos"/>
+          <w:b/>
+          <w:bCs/>
+        </w:rPr>
+        <w:t>= ""</w:t>
+      </w:r>
+      <w:proofErr w:type="gramEnd"/>
+      <w:r>
+        <w:rPr>
+          <w:rFonts w:ascii="Aptos" w:eastAsia="Aptos" w:hAnsi="Aptos" w:cs="Aptos"/>
+          <w:b/>
+          <w:bCs/>
+        </w:rPr>
+        <w:t xml:space="preserve"> &amp;&amp; &lt;p</w:t>
+      </w:r>
+      <w:proofErr w:type="gramStart"/>
+      <w:r>
+        <w:rPr>
+          <w:rFonts w:ascii="Aptos" w:eastAsia="Aptos" w:hAnsi="Aptos" w:cs="Aptos"/>
+          <w:b/>
+          <w:bCs/>
+        </w:rPr>
+        <w:t>&gt;{</w:t>
+      </w:r>
+      <w:proofErr w:type="spellStart"/>
+      <w:r>
+        <w:rPr>
+          <w:rFonts w:ascii="Aptos" w:eastAsia="Aptos" w:hAnsi="Aptos" w:cs="Aptos"/>
+          <w:b/>
+          <w:bCs/>
+        </w:rPr>
+        <w:t>isEven</w:t>
+      </w:r>
+      <w:proofErr w:type="spellEnd"/>
+      <w:r>
+        <w:rPr>
+          <w:rFonts w:ascii="Aptos" w:eastAsia="Aptos" w:hAnsi="Aptos" w:cs="Aptos"/>
+          <w:b/>
+          <w:bCs/>
+        </w:rPr>
+        <w:t xml:space="preserve"> ?</w:t>
+      </w:r>
+      <w:proofErr w:type="gramEnd"/>
+      <w:r>
+        <w:rPr>
+          <w:rFonts w:ascii="Aptos" w:eastAsia="Aptos" w:hAnsi="Aptos" w:cs="Aptos"/>
+          <w:b/>
+          <w:bCs/>
+        </w:rPr>
+        <w:t xml:space="preserve"> "Even</w:t>
+      </w:r>
+      <w:proofErr w:type="gramStart"/>
+      <w:r>
+        <w:rPr>
+          <w:rFonts w:ascii="Aptos" w:eastAsia="Aptos" w:hAnsi="Aptos" w:cs="Aptos"/>
+          <w:b/>
+          <w:bCs/>
+        </w:rPr>
+        <w:t>" :</w:t>
+      </w:r>
+      <w:proofErr w:type="gramEnd"/>
+      <w:r>
+        <w:rPr>
+          <w:rFonts w:ascii="Aptos" w:eastAsia="Aptos" w:hAnsi="Aptos" w:cs="Aptos"/>
+          <w:b/>
+          <w:bCs/>
+        </w:rPr>
+        <w:t xml:space="preserve"> "Odd</w:t>
+      </w:r>
+      <w:proofErr w:type="gramStart"/>
+      <w:r>
+        <w:rPr>
+          <w:rFonts w:ascii="Aptos" w:eastAsia="Aptos" w:hAnsi="Aptos" w:cs="Aptos"/>
+          <w:b/>
+          <w:bCs/>
+        </w:rPr>
+        <w:t>"}&lt;</w:t>
+      </w:r>
+      <w:proofErr w:type="gramEnd"/>
+      <w:r>
+        <w:rPr>
+          <w:rFonts w:ascii="Aptos" w:eastAsia="Aptos" w:hAnsi="Aptos" w:cs="Aptos"/>
+          <w:b/>
+          <w:bCs/>
+        </w:rPr>
+        <w:t>/p&gt;}</w:t>
       </w:r>
     </w:p>
     <w:p>
@@ -7032,8 +11032,36 @@
           <w:b/>
           <w:bCs/>
         </w:rPr>
-        <w:t>import { useState } from "react";</w:t>
-      </w:r>
+        <w:t xml:space="preserve">import </w:t>
+      </w:r>
+      <w:proofErr w:type="gramStart"/>
+      <w:r>
+        <w:rPr>
+          <w:rFonts w:ascii="Aptos" w:eastAsia="Aptos" w:hAnsi="Aptos" w:cs="Aptos"/>
+          <w:b/>
+          <w:bCs/>
+        </w:rPr>
+        <w:t>{ useState</w:t>
+      </w:r>
+      <w:proofErr w:type="gramEnd"/>
+      <w:r>
+        <w:rPr>
+          <w:rFonts w:ascii="Aptos" w:eastAsia="Aptos" w:hAnsi="Aptos" w:cs="Aptos"/>
+          <w:b/>
+          <w:bCs/>
+        </w:rPr>
+        <w:t xml:space="preserve"> } from "react</w:t>
+      </w:r>
+      <w:proofErr w:type="gramStart"/>
+      <w:r>
+        <w:rPr>
+          <w:rFonts w:ascii="Aptos" w:eastAsia="Aptos" w:hAnsi="Aptos" w:cs="Aptos"/>
+          <w:b/>
+          <w:bCs/>
+        </w:rPr>
+        <w:t>";</w:t>
+      </w:r>
+      <w:proofErr w:type="gramEnd"/>
     </w:p>
     <w:p>
       <w:pPr>
@@ -7058,47 +11086,185 @@
           <w:b/>
           <w:bCs/>
         </w:rPr>
-        <w:t>export default function App() {</w:t>
-      </w:r>
-    </w:p>
-    <w:p>
-      <w:pPr>
-        <w:spacing w:before="240" w:after="240"/>
-      </w:pPr>
-      <w:r>
-        <w:rPr>
-          <w:rFonts w:ascii="Aptos" w:eastAsia="Aptos" w:hAnsi="Aptos" w:cs="Aptos"/>
-          <w:b/>
-          <w:bCs/>
-        </w:rPr>
-        <w:t xml:space="preserve">  const [a, setA] = useState("");</w:t>
-      </w:r>
-    </w:p>
-    <w:p>
-      <w:pPr>
-        <w:spacing w:before="240" w:after="240"/>
-      </w:pPr>
-      <w:r>
-        <w:rPr>
-          <w:rFonts w:ascii="Aptos" w:eastAsia="Aptos" w:hAnsi="Aptos" w:cs="Aptos"/>
-          <w:b/>
-          <w:bCs/>
-        </w:rPr>
-        <w:t xml:space="preserve">  const [b, setB] = useState("");</w:t>
-      </w:r>
-    </w:p>
-    <w:p>
-      <w:pPr>
-        <w:spacing w:before="240" w:after="240"/>
-      </w:pPr>
-      <w:r>
-        <w:rPr>
-          <w:rFonts w:ascii="Aptos" w:eastAsia="Aptos" w:hAnsi="Aptos" w:cs="Aptos"/>
-          <w:b/>
-          <w:bCs/>
-        </w:rPr>
-        <w:t xml:space="preserve">  const [sum, setSum] = useState(null);</w:t>
-      </w:r>
+        <w:t xml:space="preserve">export default function </w:t>
+      </w:r>
+      <w:proofErr w:type="gramStart"/>
+      <w:r>
+        <w:rPr>
+          <w:rFonts w:ascii="Aptos" w:eastAsia="Aptos" w:hAnsi="Aptos" w:cs="Aptos"/>
+          <w:b/>
+          <w:bCs/>
+        </w:rPr>
+        <w:t>App(</w:t>
+      </w:r>
+      <w:proofErr w:type="gramEnd"/>
+      <w:r>
+        <w:rPr>
+          <w:rFonts w:ascii="Aptos" w:eastAsia="Aptos" w:hAnsi="Aptos" w:cs="Aptos"/>
+          <w:b/>
+          <w:bCs/>
+        </w:rPr>
+        <w:t>) {</w:t>
+      </w:r>
+    </w:p>
+    <w:p>
+      <w:pPr>
+        <w:spacing w:before="240" w:after="240"/>
+      </w:pPr>
+      <w:r>
+        <w:rPr>
+          <w:rFonts w:ascii="Aptos" w:eastAsia="Aptos" w:hAnsi="Aptos" w:cs="Aptos"/>
+          <w:b/>
+          <w:bCs/>
+        </w:rPr>
+        <w:t xml:space="preserve">  const [a, </w:t>
+      </w:r>
+      <w:proofErr w:type="spellStart"/>
+      <w:r>
+        <w:rPr>
+          <w:rFonts w:ascii="Aptos" w:eastAsia="Aptos" w:hAnsi="Aptos" w:cs="Aptos"/>
+          <w:b/>
+          <w:bCs/>
+        </w:rPr>
+        <w:t>setA</w:t>
+      </w:r>
+      <w:proofErr w:type="spellEnd"/>
+      <w:r>
+        <w:rPr>
+          <w:rFonts w:ascii="Aptos" w:eastAsia="Aptos" w:hAnsi="Aptos" w:cs="Aptos"/>
+          <w:b/>
+          <w:bCs/>
+        </w:rPr>
+        <w:t xml:space="preserve">] = </w:t>
+      </w:r>
+      <w:proofErr w:type="gramStart"/>
+      <w:r>
+        <w:rPr>
+          <w:rFonts w:ascii="Aptos" w:eastAsia="Aptos" w:hAnsi="Aptos" w:cs="Aptos"/>
+          <w:b/>
+          <w:bCs/>
+        </w:rPr>
+        <w:t>useState(</w:t>
+      </w:r>
+      <w:proofErr w:type="gramEnd"/>
+      <w:r>
+        <w:rPr>
+          <w:rFonts w:ascii="Aptos" w:eastAsia="Aptos" w:hAnsi="Aptos" w:cs="Aptos"/>
+          <w:b/>
+          <w:bCs/>
+        </w:rPr>
+        <w:t>""</w:t>
+      </w:r>
+      <w:proofErr w:type="gramStart"/>
+      <w:r>
+        <w:rPr>
+          <w:rFonts w:ascii="Aptos" w:eastAsia="Aptos" w:hAnsi="Aptos" w:cs="Aptos"/>
+          <w:b/>
+          <w:bCs/>
+        </w:rPr>
+        <w:t>);</w:t>
+      </w:r>
+      <w:proofErr w:type="gramEnd"/>
+    </w:p>
+    <w:p>
+      <w:pPr>
+        <w:spacing w:before="240" w:after="240"/>
+      </w:pPr>
+      <w:r>
+        <w:rPr>
+          <w:rFonts w:ascii="Aptos" w:eastAsia="Aptos" w:hAnsi="Aptos" w:cs="Aptos"/>
+          <w:b/>
+          <w:bCs/>
+        </w:rPr>
+        <w:t xml:space="preserve">  const [b, </w:t>
+      </w:r>
+      <w:proofErr w:type="spellStart"/>
+      <w:r>
+        <w:rPr>
+          <w:rFonts w:ascii="Aptos" w:eastAsia="Aptos" w:hAnsi="Aptos" w:cs="Aptos"/>
+          <w:b/>
+          <w:bCs/>
+        </w:rPr>
+        <w:t>setB</w:t>
+      </w:r>
+      <w:proofErr w:type="spellEnd"/>
+      <w:r>
+        <w:rPr>
+          <w:rFonts w:ascii="Aptos" w:eastAsia="Aptos" w:hAnsi="Aptos" w:cs="Aptos"/>
+          <w:b/>
+          <w:bCs/>
+        </w:rPr>
+        <w:t xml:space="preserve">] = </w:t>
+      </w:r>
+      <w:proofErr w:type="gramStart"/>
+      <w:r>
+        <w:rPr>
+          <w:rFonts w:ascii="Aptos" w:eastAsia="Aptos" w:hAnsi="Aptos" w:cs="Aptos"/>
+          <w:b/>
+          <w:bCs/>
+        </w:rPr>
+        <w:t>useState(</w:t>
+      </w:r>
+      <w:proofErr w:type="gramEnd"/>
+      <w:r>
+        <w:rPr>
+          <w:rFonts w:ascii="Aptos" w:eastAsia="Aptos" w:hAnsi="Aptos" w:cs="Aptos"/>
+          <w:b/>
+          <w:bCs/>
+        </w:rPr>
+        <w:t>""</w:t>
+      </w:r>
+      <w:proofErr w:type="gramStart"/>
+      <w:r>
+        <w:rPr>
+          <w:rFonts w:ascii="Aptos" w:eastAsia="Aptos" w:hAnsi="Aptos" w:cs="Aptos"/>
+          <w:b/>
+          <w:bCs/>
+        </w:rPr>
+        <w:t>);</w:t>
+      </w:r>
+      <w:proofErr w:type="gramEnd"/>
+    </w:p>
+    <w:p>
+      <w:pPr>
+        <w:spacing w:before="240" w:after="240"/>
+      </w:pPr>
+      <w:r>
+        <w:rPr>
+          <w:rFonts w:ascii="Aptos" w:eastAsia="Aptos" w:hAnsi="Aptos" w:cs="Aptos"/>
+          <w:b/>
+          <w:bCs/>
+        </w:rPr>
+        <w:t xml:space="preserve">  const [sum, </w:t>
+      </w:r>
+      <w:proofErr w:type="spellStart"/>
+      <w:r>
+        <w:rPr>
+          <w:rFonts w:ascii="Aptos" w:eastAsia="Aptos" w:hAnsi="Aptos" w:cs="Aptos"/>
+          <w:b/>
+          <w:bCs/>
+        </w:rPr>
+        <w:t>setSum</w:t>
+      </w:r>
+      <w:proofErr w:type="spellEnd"/>
+      <w:r>
+        <w:rPr>
+          <w:rFonts w:ascii="Aptos" w:eastAsia="Aptos" w:hAnsi="Aptos" w:cs="Aptos"/>
+          <w:b/>
+          <w:bCs/>
+        </w:rPr>
+        <w:t>] = useState(null</w:t>
+      </w:r>
+      <w:proofErr w:type="gramStart"/>
+      <w:r>
+        <w:rPr>
+          <w:rFonts w:ascii="Aptos" w:eastAsia="Aptos" w:hAnsi="Aptos" w:cs="Aptos"/>
+          <w:b/>
+          <w:bCs/>
+        </w:rPr>
+        <w:t>);</w:t>
+      </w:r>
+      <w:proofErr w:type="gramEnd"/>
     </w:p>
     <w:p>
       <w:pPr>
@@ -7136,8 +11302,46 @@
           <w:b/>
           <w:bCs/>
         </w:rPr>
-        <w:t xml:space="preserve">    setSum(Number(a) + Number(b));</w:t>
-      </w:r>
+        <w:t xml:space="preserve">    </w:t>
+      </w:r>
+      <w:proofErr w:type="spellStart"/>
+      <w:proofErr w:type="gramStart"/>
+      <w:r>
+        <w:rPr>
+          <w:rFonts w:ascii="Aptos" w:eastAsia="Aptos" w:hAnsi="Aptos" w:cs="Aptos"/>
+          <w:b/>
+          <w:bCs/>
+        </w:rPr>
+        <w:t>setSum</w:t>
+      </w:r>
+      <w:proofErr w:type="spellEnd"/>
+      <w:r>
+        <w:rPr>
+          <w:rFonts w:ascii="Aptos" w:eastAsia="Aptos" w:hAnsi="Aptos" w:cs="Aptos"/>
+          <w:b/>
+          <w:bCs/>
+        </w:rPr>
+        <w:t>(</w:t>
+      </w:r>
+      <w:proofErr w:type="gramEnd"/>
+      <w:r>
+        <w:rPr>
+          <w:rFonts w:ascii="Aptos" w:eastAsia="Aptos" w:hAnsi="Aptos" w:cs="Aptos"/>
+          <w:b/>
+          <w:bCs/>
+        </w:rPr>
+        <w:t>Number(a) + Number(b)</w:t>
+      </w:r>
+      <w:proofErr w:type="gramStart"/>
+      <w:r>
+        <w:rPr>
+          <w:rFonts w:ascii="Aptos" w:eastAsia="Aptos" w:hAnsi="Aptos" w:cs="Aptos"/>
+          <w:b/>
+          <w:bCs/>
+        </w:rPr>
+        <w:t>);</w:t>
+      </w:r>
+      <w:proofErr w:type="gramEnd"/>
     </w:p>
     <w:p>
       <w:pPr>
@@ -7240,8 +11444,92 @@
           <w:b/>
           <w:bCs/>
         </w:rPr>
-        <w:t xml:space="preserve">        onChange={e =&gt; setA(e.target.value)}</w:t>
-      </w:r>
+        <w:t xml:space="preserve">        </w:t>
+      </w:r>
+      <w:proofErr w:type="spellStart"/>
+      <w:r>
+        <w:rPr>
+          <w:rFonts w:ascii="Aptos" w:eastAsia="Aptos" w:hAnsi="Aptos" w:cs="Aptos"/>
+          <w:b/>
+          <w:bCs/>
+        </w:rPr>
+        <w:t>onChange</w:t>
+      </w:r>
+      <w:proofErr w:type="spellEnd"/>
+      <w:proofErr w:type="gramStart"/>
+      <w:r>
+        <w:rPr>
+          <w:rFonts w:ascii="Aptos" w:eastAsia="Aptos" w:hAnsi="Aptos" w:cs="Aptos"/>
+          <w:b/>
+          <w:bCs/>
+        </w:rPr>
+        <w:t>={</w:t>
+      </w:r>
+      <w:proofErr w:type="gramEnd"/>
+      <w:r>
+        <w:rPr>
+          <w:rFonts w:ascii="Aptos" w:eastAsia="Aptos" w:hAnsi="Aptos" w:cs="Aptos"/>
+          <w:b/>
+          <w:bCs/>
+        </w:rPr>
+        <w:t xml:space="preserve">e =&gt; </w:t>
+      </w:r>
+      <w:proofErr w:type="spellStart"/>
+      <w:r>
+        <w:rPr>
+          <w:rFonts w:ascii="Aptos" w:eastAsia="Aptos" w:hAnsi="Aptos" w:cs="Aptos"/>
+          <w:b/>
+          <w:bCs/>
+        </w:rPr>
+        <w:t>setA</w:t>
+      </w:r>
+      <w:proofErr w:type="spellEnd"/>
+      <w:r>
+        <w:rPr>
+          <w:rFonts w:ascii="Aptos" w:eastAsia="Aptos" w:hAnsi="Aptos" w:cs="Aptos"/>
+          <w:b/>
+          <w:bCs/>
+        </w:rPr>
+        <w:t>(</w:t>
+      </w:r>
+      <w:proofErr w:type="spellStart"/>
+      <w:proofErr w:type="gramStart"/>
+      <w:r>
+        <w:rPr>
+          <w:rFonts w:ascii="Aptos" w:eastAsia="Aptos" w:hAnsi="Aptos" w:cs="Aptos"/>
+          <w:b/>
+          <w:bCs/>
+        </w:rPr>
+        <w:t>e.target</w:t>
+      </w:r>
+      <w:proofErr w:type="gramEnd"/>
+      <w:r>
+        <w:rPr>
+          <w:rFonts w:ascii="Aptos" w:eastAsia="Aptos" w:hAnsi="Aptos" w:cs="Aptos"/>
+          <w:b/>
+          <w:bCs/>
+        </w:rPr>
+        <w:t>.</w:t>
+      </w:r>
+      <w:proofErr w:type="gramStart"/>
+      <w:r>
+        <w:rPr>
+          <w:rFonts w:ascii="Aptos" w:eastAsia="Aptos" w:hAnsi="Aptos" w:cs="Aptos"/>
+          <w:b/>
+          <w:bCs/>
+        </w:rPr>
+        <w:t>value</w:t>
+      </w:r>
+      <w:proofErr w:type="spellEnd"/>
+      <w:r>
+        <w:rPr>
+          <w:rFonts w:ascii="Aptos" w:eastAsia="Aptos" w:hAnsi="Aptos" w:cs="Aptos"/>
+          <w:b/>
+          <w:bCs/>
+        </w:rPr>
+        <w:t>)}</w:t>
+      </w:r>
+      <w:proofErr w:type="gramEnd"/>
     </w:p>
     <w:p>
       <w:pPr>
@@ -7319,8 +11607,92 @@
           <w:b/>
           <w:bCs/>
         </w:rPr>
-        <w:t xml:space="preserve">        onChange={e =&gt; setB(e.target.value)}</w:t>
-      </w:r>
+        <w:t xml:space="preserve">        </w:t>
+      </w:r>
+      <w:proofErr w:type="spellStart"/>
+      <w:r>
+        <w:rPr>
+          <w:rFonts w:ascii="Aptos" w:eastAsia="Aptos" w:hAnsi="Aptos" w:cs="Aptos"/>
+          <w:b/>
+          <w:bCs/>
+        </w:rPr>
+        <w:t>onChange</w:t>
+      </w:r>
+      <w:proofErr w:type="spellEnd"/>
+      <w:proofErr w:type="gramStart"/>
+      <w:r>
+        <w:rPr>
+          <w:rFonts w:ascii="Aptos" w:eastAsia="Aptos" w:hAnsi="Aptos" w:cs="Aptos"/>
+          <w:b/>
+          <w:bCs/>
+        </w:rPr>
+        <w:t>={</w:t>
+      </w:r>
+      <w:proofErr w:type="gramEnd"/>
+      <w:r>
+        <w:rPr>
+          <w:rFonts w:ascii="Aptos" w:eastAsia="Aptos" w:hAnsi="Aptos" w:cs="Aptos"/>
+          <w:b/>
+          <w:bCs/>
+        </w:rPr>
+        <w:t xml:space="preserve">e =&gt; </w:t>
+      </w:r>
+      <w:proofErr w:type="spellStart"/>
+      <w:r>
+        <w:rPr>
+          <w:rFonts w:ascii="Aptos" w:eastAsia="Aptos" w:hAnsi="Aptos" w:cs="Aptos"/>
+          <w:b/>
+          <w:bCs/>
+        </w:rPr>
+        <w:t>setB</w:t>
+      </w:r>
+      <w:proofErr w:type="spellEnd"/>
+      <w:r>
+        <w:rPr>
+          <w:rFonts w:ascii="Aptos" w:eastAsia="Aptos" w:hAnsi="Aptos" w:cs="Aptos"/>
+          <w:b/>
+          <w:bCs/>
+        </w:rPr>
+        <w:t>(</w:t>
+      </w:r>
+      <w:proofErr w:type="spellStart"/>
+      <w:proofErr w:type="gramStart"/>
+      <w:r>
+        <w:rPr>
+          <w:rFonts w:ascii="Aptos" w:eastAsia="Aptos" w:hAnsi="Aptos" w:cs="Aptos"/>
+          <w:b/>
+          <w:bCs/>
+        </w:rPr>
+        <w:t>e.target</w:t>
+      </w:r>
+      <w:proofErr w:type="gramEnd"/>
+      <w:r>
+        <w:rPr>
+          <w:rFonts w:ascii="Aptos" w:eastAsia="Aptos" w:hAnsi="Aptos" w:cs="Aptos"/>
+          <w:b/>
+          <w:bCs/>
+        </w:rPr>
+        <w:t>.</w:t>
+      </w:r>
+      <w:proofErr w:type="gramStart"/>
+      <w:r>
+        <w:rPr>
+          <w:rFonts w:ascii="Aptos" w:eastAsia="Aptos" w:hAnsi="Aptos" w:cs="Aptos"/>
+          <w:b/>
+          <w:bCs/>
+        </w:rPr>
+        <w:t>value</w:t>
+      </w:r>
+      <w:proofErr w:type="spellEnd"/>
+      <w:r>
+        <w:rPr>
+          <w:rFonts w:ascii="Aptos" w:eastAsia="Aptos" w:hAnsi="Aptos" w:cs="Aptos"/>
+          <w:b/>
+          <w:bCs/>
+        </w:rPr>
+        <w:t>)}</w:t>
+      </w:r>
+      <w:proofErr w:type="gramEnd"/>
     </w:p>
     <w:p>
       <w:pPr>
@@ -7358,20 +11730,74 @@
           <w:b/>
           <w:bCs/>
         </w:rPr>
-        <w:t xml:space="preserve">      &lt;button onClick={calculate}&gt;Sum&lt;/button&gt;</w:t>
-      </w:r>
-    </w:p>
-    <w:p>
-      <w:pPr>
-        <w:spacing w:before="240" w:after="240"/>
-      </w:pPr>
-      <w:r>
-        <w:rPr>
-          <w:rFonts w:ascii="Aptos" w:eastAsia="Aptos" w:hAnsi="Aptos" w:cs="Aptos"/>
-          <w:b/>
-          <w:bCs/>
-        </w:rPr>
-        <w:t xml:space="preserve">      {sum !== null &amp;&amp; &lt;p&gt;Result: {sum}&lt;/p&gt;}</w:t>
+        <w:t xml:space="preserve">      &lt;button </w:t>
+      </w:r>
+      <w:proofErr w:type="spellStart"/>
+      <w:r>
+        <w:rPr>
+          <w:rFonts w:ascii="Aptos" w:eastAsia="Aptos" w:hAnsi="Aptos" w:cs="Aptos"/>
+          <w:b/>
+          <w:bCs/>
+        </w:rPr>
+        <w:t>onClick</w:t>
+      </w:r>
+      <w:proofErr w:type="spellEnd"/>
+      <w:r>
+        <w:rPr>
+          <w:rFonts w:ascii="Aptos" w:eastAsia="Aptos" w:hAnsi="Aptos" w:cs="Aptos"/>
+          <w:b/>
+          <w:bCs/>
+        </w:rPr>
+        <w:t>={calculate}&gt;Sum&lt;/button&gt;</w:t>
+      </w:r>
+    </w:p>
+    <w:p>
+      <w:pPr>
+        <w:spacing w:before="240" w:after="240"/>
+      </w:pPr>
+      <w:r>
+        <w:rPr>
+          <w:rFonts w:ascii="Aptos" w:eastAsia="Aptos" w:hAnsi="Aptos" w:cs="Aptos"/>
+          <w:b/>
+          <w:bCs/>
+        </w:rPr>
+        <w:t xml:space="preserve">      {</w:t>
+      </w:r>
+      <w:proofErr w:type="gramStart"/>
+      <w:r>
+        <w:rPr>
+          <w:rFonts w:ascii="Aptos" w:eastAsia="Aptos" w:hAnsi="Aptos" w:cs="Aptos"/>
+          <w:b/>
+          <w:bCs/>
+        </w:rPr>
+        <w:t>sum !</w:t>
+      </w:r>
+      <w:proofErr w:type="gramEnd"/>
+      <w:r>
+        <w:rPr>
+          <w:rFonts w:ascii="Aptos" w:eastAsia="Aptos" w:hAnsi="Aptos" w:cs="Aptos"/>
+          <w:b/>
+          <w:bCs/>
+        </w:rPr>
+        <w:t>== null &amp;&amp; &lt;p&gt;</w:t>
+      </w:r>
+      <w:proofErr w:type="gramStart"/>
+      <w:r>
+        <w:rPr>
+          <w:rFonts w:ascii="Aptos" w:eastAsia="Aptos" w:hAnsi="Aptos" w:cs="Aptos"/>
+          <w:b/>
+          <w:bCs/>
+        </w:rPr>
+        <w:t>Result: {</w:t>
+      </w:r>
+      <w:proofErr w:type="gramEnd"/>
+      <w:r>
+        <w:rPr>
+          <w:rFonts w:ascii="Aptos" w:eastAsia="Aptos" w:hAnsi="Aptos" w:cs="Aptos"/>
+          <w:b/>
+          <w:bCs/>
+        </w:rPr>
+        <w:t>sum}&lt;/p&gt;}</w:t>
       </w:r>
     </w:p>
     <w:p>
